--- a/Zeng Yaoxin.docx
+++ b/Zeng Yaoxin.docx
@@ -1184,6 +1184,7 @@
             <w:insideH w:val="none" w:color="auto" w:sz="0" w:space="0"/>
             <w:insideV w:val="none" w:color="auto" w:sz="0" w:space="0"/>
           </w:tblBorders>
+          <w:shd w:val="clear" w:color="auto" w:fill="auto"/>
           <w:tblCellMar>
             <w:top w:w="0" w:type="dxa"/>
             <w:left w:w="108" w:type="dxa"/>
@@ -1331,168 +1332,6 @@
                 <w:lang w:val="en-US" w:eastAsia="zh-CN" w:bidi="ar"/>
               </w:rPr>
               <w:t>Описание</w:t>
-            </w:r>
-          </w:p>
-        </w:tc>
-      </w:tr>
-      <w:tr>
-        <w:tblPrEx>
-          <w:tblBorders>
-            <w:top w:val="none" w:color="auto" w:sz="0" w:space="0"/>
-            <w:left w:val="none" w:color="auto" w:sz="0" w:space="0"/>
-            <w:bottom w:val="none" w:color="auto" w:sz="0" w:space="0"/>
-            <w:right w:val="none" w:color="auto" w:sz="0" w:space="0"/>
-            <w:insideH w:val="none" w:color="auto" w:sz="0" w:space="0"/>
-            <w:insideV w:val="none" w:color="auto" w:sz="0" w:space="0"/>
-          </w:tblBorders>
-          <w:tblCellMar>
-            <w:top w:w="0" w:type="dxa"/>
-            <w:left w:w="108" w:type="dxa"/>
-            <w:bottom w:w="0" w:type="dxa"/>
-            <w:right w:w="108" w:type="dxa"/>
-          </w:tblCellMar>
-        </w:tblPrEx>
-        <w:trPr>
-          <w:trHeight w:val="310" w:hRule="atLeast"/>
-        </w:trPr>
-        <w:tc>
-          <w:tcPr>
-            <w:tcW w:w="1666" w:type="pct"/>
-            <w:tcBorders>
-              <w:top w:val="single" w:color="000000" w:sz="4" w:space="0"/>
-              <w:left w:val="single" w:color="000000" w:sz="4" w:space="0"/>
-              <w:bottom w:val="single" w:color="000000" w:sz="4" w:space="0"/>
-              <w:right w:val="single" w:color="000000" w:sz="4" w:space="0"/>
-            </w:tcBorders>
-            <w:shd w:val="clear" w:color="auto" w:fill="auto"/>
-            <w:noWrap/>
-            <w:vAlign w:val="center"/>
-          </w:tcPr>
-          <w:p>
-            <w:pPr>
-              <w:keepNext w:val="0"/>
-              <w:keepLines w:val="0"/>
-              <w:widowControl/>
-              <w:suppressLineNumbers w:val="0"/>
-              <w:jc w:val="left"/>
-              <w:textAlignment w:val="center"/>
-              <w:rPr>
-                <w:rFonts w:hint="default" w:ascii="Times New Roman" w:hAnsi="Times New Roman" w:eastAsia="宋体" w:cs="Times New Roman"/>
-                <w:i w:val="0"/>
-                <w:iCs w:val="0"/>
-                <w:color w:val="000000"/>
-                <w:sz w:val="24"/>
-                <w:szCs w:val="24"/>
-                <w:u w:val="none"/>
-              </w:rPr>
-            </w:pPr>
-            <w:r>
-              <w:rPr>
-                <w:rFonts w:hint="default" w:ascii="Times New Roman" w:hAnsi="Times New Roman" w:eastAsia="宋体" w:cs="Times New Roman"/>
-                <w:i w:val="0"/>
-                <w:iCs w:val="0"/>
-                <w:color w:val="000000"/>
-                <w:kern w:val="0"/>
-                <w:sz w:val="24"/>
-                <w:szCs w:val="24"/>
-                <w:u w:val="none"/>
-                <w:lang w:val="en-US" w:eastAsia="zh-CN" w:bidi="ar"/>
-              </w:rPr>
-              <w:t>Ключевой прямой</w:t>
-            </w:r>
-          </w:p>
-        </w:tc>
-        <w:tc>
-          <w:tcPr>
-            <w:tcW w:w="1666" w:type="pct"/>
-            <w:tcBorders>
-              <w:top w:val="single" w:color="000000" w:sz="4" w:space="0"/>
-              <w:left w:val="single" w:color="000000" w:sz="4" w:space="0"/>
-              <w:bottom w:val="single" w:color="000000" w:sz="4" w:space="0"/>
-              <w:right w:val="single" w:color="000000" w:sz="4" w:space="0"/>
-            </w:tcBorders>
-            <w:shd w:val="clear" w:color="auto" w:fill="auto"/>
-            <w:noWrap/>
-            <w:vAlign w:val="center"/>
-          </w:tcPr>
-          <w:p>
-            <w:pPr>
-              <w:keepNext w:val="0"/>
-              <w:keepLines w:val="0"/>
-              <w:widowControl/>
-              <w:suppressLineNumbers w:val="0"/>
-              <w:jc w:val="left"/>
-              <w:textAlignment w:val="center"/>
-              <w:rPr>
-                <w:rFonts w:hint="default" w:ascii="Times New Roman" w:hAnsi="Times New Roman" w:eastAsia="宋体" w:cs="Times New Roman"/>
-                <w:i w:val="0"/>
-                <w:iCs w:val="0"/>
-                <w:color w:val="000000"/>
-                <w:sz w:val="24"/>
-                <w:szCs w:val="24"/>
-                <w:u w:val="none"/>
-              </w:rPr>
-            </w:pPr>
-            <w:r>
-              <w:rPr>
-                <w:rFonts w:hint="default" w:ascii="Times New Roman" w:hAnsi="Times New Roman" w:eastAsia="宋体" w:cs="Times New Roman"/>
-                <w:i w:val="0"/>
-                <w:iCs w:val="0"/>
-                <w:color w:val="000000"/>
-                <w:kern w:val="0"/>
-                <w:sz w:val="24"/>
-                <w:szCs w:val="24"/>
-                <w:u w:val="none"/>
-                <w:lang w:val="en-US" w:eastAsia="zh-CN" w:bidi="ar"/>
-              </w:rPr>
-              <w:t>Активности (huodongxing.com)</w:t>
-            </w:r>
-          </w:p>
-        </w:tc>
-        <w:tc>
-          <w:tcPr>
-            <w:tcW w:w="1667" w:type="pct"/>
-            <w:tcBorders>
-              <w:top w:val="single" w:color="000000" w:sz="4" w:space="0"/>
-              <w:left w:val="single" w:color="000000" w:sz="4" w:space="0"/>
-              <w:bottom w:val="single" w:color="000000" w:sz="4" w:space="0"/>
-              <w:right w:val="single" w:color="000000" w:sz="4" w:space="0"/>
-            </w:tcBorders>
-            <w:shd w:val="clear" w:color="auto" w:fill="auto"/>
-            <w:noWrap/>
-            <w:vAlign w:val="center"/>
-          </w:tcPr>
-          <w:p>
-            <w:pPr>
-              <w:keepNext w:val="0"/>
-              <w:keepLines w:val="0"/>
-              <w:widowControl/>
-              <w:suppressLineNumbers w:val="0"/>
-              <w:jc w:val="left"/>
-              <w:textAlignment w:val="center"/>
-              <w:rPr>
-                <w:rFonts w:hint="default" w:ascii="Times New Roman" w:hAnsi="Times New Roman" w:eastAsia="宋体" w:cs="Times New Roman"/>
-                <w:i w:val="0"/>
-                <w:iCs w:val="0"/>
-                <w:color w:val="000000"/>
-                <w:sz w:val="24"/>
-                <w:szCs w:val="24"/>
-                <w:u w:val="none"/>
-              </w:rPr>
-            </w:pPr>
-            <w:r>
-              <w:rPr>
-                <w:rFonts w:hint="default" w:ascii="Times New Roman" w:hAnsi="Times New Roman" w:eastAsia="宋体" w:cs="Times New Roman"/>
-                <w:i w:val="0"/>
-                <w:iCs w:val="0"/>
-                <w:color w:val="000000"/>
-                <w:kern w:val="0"/>
-                <w:sz w:val="24"/>
-                <w:szCs w:val="24"/>
-                <w:u w:val="none"/>
-                <w:lang w:val="en-US" w:eastAsia="zh-CN" w:bidi="ar"/>
-              </w:rPr>
-              <w:t>Крупнейшая в Китае платформа для регистрации на мероприятия</w:t>
             </w:r>
           </w:p>
         </w:tc>
@@ -1561,7 +1400,7 @@
                 <w:u w:val="none"/>
                 <w:lang w:val="en-US" w:eastAsia="zh-CN" w:bidi="ar"/>
               </w:rPr>
-              <w:t>Прямой</w:t>
+              <w:t>Ключевой прямой</w:t>
             </w:r>
           </w:p>
         </w:tc>
@@ -1608,22 +1447,7 @@
                 <w:u w:val="none"/>
                 <w:lang w:val="en-US" w:eastAsia="zh-CN" w:bidi="ar"/>
               </w:rPr>
-              <w:t>Hdb.com (</w:t>
-            </w:r>
-            <w:r>
-              <w:rPr>
-                <w:rStyle w:val="6"/>
-                <w:lang w:val="en-US" w:eastAsia="zh-CN" w:bidi="ar"/>
-              </w:rPr>
-              <w:t>互动吧</w:t>
-            </w:r>
-            <w:r>
-              <w:rPr>
-                <w:rStyle w:val="7"/>
-                <w:rFonts w:eastAsia="宋体"/>
-                <w:lang w:val="en-US" w:eastAsia="zh-CN" w:bidi="ar"/>
-              </w:rPr>
-              <w:t>)</w:t>
+              <w:t>Активности (huodongxing.com)</w:t>
             </w:r>
           </w:p>
         </w:tc>
@@ -1670,7 +1494,7 @@
                 <w:u w:val="none"/>
                 <w:lang w:val="en-US" w:eastAsia="zh-CN" w:bidi="ar"/>
               </w:rPr>
-              <w:t>Лёгкий инструмент публикации и регистрации</w:t>
+              <w:t>Крупнейшая в Китае платформа для регистрации на мероприятия</w:t>
             </w:r>
           </w:p>
         </w:tc>
@@ -1739,6 +1563,183 @@
                 <w:u w:val="none"/>
                 <w:lang w:val="en-US" w:eastAsia="zh-CN" w:bidi="ar"/>
               </w:rPr>
+              <w:t>Прямой</w:t>
+            </w:r>
+          </w:p>
+        </w:tc>
+        <w:tc>
+          <w:tcPr>
+            <w:tcW w:w="1666" w:type="pct"/>
+            <w:tcBorders>
+              <w:top w:val="single" w:color="000000" w:sz="4" w:space="0"/>
+              <w:left w:val="single" w:color="000000" w:sz="4" w:space="0"/>
+              <w:bottom w:val="single" w:color="000000" w:sz="4" w:space="0"/>
+              <w:right w:val="single" w:color="000000" w:sz="4" w:space="0"/>
+            </w:tcBorders>
+            <w:shd w:val="clear" w:color="auto" w:fill="auto"/>
+            <w:noWrap/>
+            <w:vAlign w:val="center"/>
+          </w:tcPr>
+          <w:p>
+            <w:pPr>
+              <w:keepNext w:val="0"/>
+              <w:keepLines w:val="0"/>
+              <w:widowControl/>
+              <w:suppressLineNumbers w:val="0"/>
+              <w:jc w:val="left"/>
+              <w:textAlignment w:val="center"/>
+              <w:rPr>
+                <w:rFonts w:hint="default" w:ascii="Times New Roman" w:hAnsi="Times New Roman" w:eastAsia="宋体" w:cs="Times New Roman"/>
+                <w:i w:val="0"/>
+                <w:iCs w:val="0"/>
+                <w:color w:val="000000"/>
+                <w:sz w:val="24"/>
+                <w:szCs w:val="24"/>
+                <w:u w:val="none"/>
+              </w:rPr>
+            </w:pPr>
+            <w:r>
+              <w:rPr>
+                <w:rFonts w:hint="default" w:ascii="Times New Roman" w:hAnsi="Times New Roman" w:eastAsia="宋体" w:cs="Times New Roman"/>
+                <w:i w:val="0"/>
+                <w:iCs w:val="0"/>
+                <w:color w:val="000000"/>
+                <w:kern w:val="0"/>
+                <w:sz w:val="24"/>
+                <w:szCs w:val="24"/>
+                <w:u w:val="none"/>
+                <w:lang w:val="en-US" w:eastAsia="zh-CN" w:bidi="ar"/>
+              </w:rPr>
+              <w:t>Hdb.com (</w:t>
+            </w:r>
+            <w:r>
+              <w:rPr>
+                <w:rStyle w:val="6"/>
+                <w:lang w:val="en-US" w:eastAsia="zh-CN" w:bidi="ar"/>
+              </w:rPr>
+              <w:t>互动吧</w:t>
+            </w:r>
+            <w:r>
+              <w:rPr>
+                <w:rStyle w:val="7"/>
+                <w:rFonts w:eastAsia="宋体"/>
+                <w:lang w:val="en-US" w:eastAsia="zh-CN" w:bidi="ar"/>
+              </w:rPr>
+              <w:t>)</w:t>
+            </w:r>
+          </w:p>
+        </w:tc>
+        <w:tc>
+          <w:tcPr>
+            <w:tcW w:w="1667" w:type="pct"/>
+            <w:tcBorders>
+              <w:top w:val="single" w:color="000000" w:sz="4" w:space="0"/>
+              <w:left w:val="single" w:color="000000" w:sz="4" w:space="0"/>
+              <w:bottom w:val="single" w:color="000000" w:sz="4" w:space="0"/>
+              <w:right w:val="single" w:color="000000" w:sz="4" w:space="0"/>
+            </w:tcBorders>
+            <w:shd w:val="clear" w:color="auto" w:fill="auto"/>
+            <w:noWrap/>
+            <w:vAlign w:val="center"/>
+          </w:tcPr>
+          <w:p>
+            <w:pPr>
+              <w:keepNext w:val="0"/>
+              <w:keepLines w:val="0"/>
+              <w:widowControl/>
+              <w:suppressLineNumbers w:val="0"/>
+              <w:jc w:val="left"/>
+              <w:textAlignment w:val="center"/>
+              <w:rPr>
+                <w:rFonts w:hint="default" w:ascii="Times New Roman" w:hAnsi="Times New Roman" w:eastAsia="宋体" w:cs="Times New Roman"/>
+                <w:i w:val="0"/>
+                <w:iCs w:val="0"/>
+                <w:color w:val="000000"/>
+                <w:sz w:val="24"/>
+                <w:szCs w:val="24"/>
+                <w:u w:val="none"/>
+              </w:rPr>
+            </w:pPr>
+            <w:r>
+              <w:rPr>
+                <w:rFonts w:hint="default" w:ascii="Times New Roman" w:hAnsi="Times New Roman" w:eastAsia="宋体" w:cs="Times New Roman"/>
+                <w:i w:val="0"/>
+                <w:iCs w:val="0"/>
+                <w:color w:val="000000"/>
+                <w:kern w:val="0"/>
+                <w:sz w:val="24"/>
+                <w:szCs w:val="24"/>
+                <w:u w:val="none"/>
+                <w:lang w:val="en-US" w:eastAsia="zh-CN" w:bidi="ar"/>
+              </w:rPr>
+              <w:t>Лёгкий инструмент публикации и регистрации</w:t>
+            </w:r>
+          </w:p>
+        </w:tc>
+      </w:tr>
+      <w:tr>
+        <w:tblPrEx>
+          <w:tblBorders>
+            <w:top w:val="none" w:color="auto" w:sz="0" w:space="0"/>
+            <w:left w:val="none" w:color="auto" w:sz="0" w:space="0"/>
+            <w:bottom w:val="none" w:color="auto" w:sz="0" w:space="0"/>
+            <w:right w:val="none" w:color="auto" w:sz="0" w:space="0"/>
+            <w:insideH w:val="none" w:color="auto" w:sz="0" w:space="0"/>
+            <w:insideV w:val="none" w:color="auto" w:sz="0" w:space="0"/>
+          </w:tblBorders>
+          <w:tblCellMar>
+            <w:top w:w="0" w:type="dxa"/>
+            <w:left w:w="108" w:type="dxa"/>
+            <w:bottom w:w="0" w:type="dxa"/>
+            <w:right w:w="108" w:type="dxa"/>
+          </w:tblCellMar>
+        </w:tblPrEx>
+        <w:trPr>
+          <w:trHeight w:val="310" w:hRule="atLeast"/>
+        </w:trPr>
+        <w:tc>
+          <w:tcPr>
+            <w:tcW w:w="1666" w:type="pct"/>
+            <w:tcBorders>
+              <w:top w:val="single" w:color="000000" w:sz="4" w:space="0"/>
+              <w:left w:val="single" w:color="000000" w:sz="4" w:space="0"/>
+              <w:bottom w:val="single" w:color="000000" w:sz="4" w:space="0"/>
+              <w:right w:val="single" w:color="000000" w:sz="4" w:space="0"/>
+            </w:tcBorders>
+            <w:shd w:val="clear" w:color="auto" w:fill="auto"/>
+            <w:noWrap/>
+            <w:vAlign w:val="center"/>
+          </w:tcPr>
+          <w:p>
+            <w:pPr>
+              <w:keepNext w:val="0"/>
+              <w:keepLines w:val="0"/>
+              <w:widowControl/>
+              <w:suppressLineNumbers w:val="0"/>
+              <w:jc w:val="left"/>
+              <w:textAlignment w:val="center"/>
+              <w:rPr>
+                <w:rFonts w:hint="default" w:ascii="Times New Roman" w:hAnsi="Times New Roman" w:eastAsia="宋体" w:cs="Times New Roman"/>
+                <w:i w:val="0"/>
+                <w:iCs w:val="0"/>
+                <w:color w:val="000000"/>
+                <w:sz w:val="24"/>
+                <w:szCs w:val="24"/>
+                <w:u w:val="none"/>
+              </w:rPr>
+            </w:pPr>
+            <w:r>
+              <w:rPr>
+                <w:rFonts w:hint="default" w:ascii="Times New Roman" w:hAnsi="Times New Roman" w:eastAsia="宋体" w:cs="Times New Roman"/>
+                <w:i w:val="0"/>
+                <w:iCs w:val="0"/>
+                <w:color w:val="000000"/>
+                <w:kern w:val="0"/>
+                <w:sz w:val="24"/>
+                <w:szCs w:val="24"/>
+                <w:u w:val="none"/>
+                <w:lang w:val="en-US" w:eastAsia="zh-CN" w:bidi="ar"/>
+              </w:rPr>
               <w:t>Глобальный</w:t>
             </w:r>
           </w:p>
@@ -2011,6 +2012,7 @@
             <w:insideH w:val="none" w:color="auto" w:sz="0" w:space="0"/>
             <w:insideV w:val="none" w:color="auto" w:sz="0" w:space="0"/>
           </w:tblBorders>
+          <w:shd w:val="clear" w:color="auto" w:fill="auto"/>
           <w:tblCellMar>
             <w:top w:w="0" w:type="dxa"/>
             <w:left w:w="108" w:type="dxa"/>
@@ -2173,6 +2175,7 @@
             <w:insideH w:val="none" w:color="auto" w:sz="0" w:space="0"/>
             <w:insideV w:val="none" w:color="auto" w:sz="0" w:space="0"/>
           </w:tblBorders>
+          <w:shd w:val="clear" w:color="auto" w:fill="auto"/>
           <w:tblCellMar>
             <w:top w:w="0" w:type="dxa"/>
             <w:left w:w="108" w:type="dxa"/>
@@ -3544,6 +3547,65 @@
                     <a:xfrm>
                       <a:off x="0" y="0"/>
                       <a:ext cx="5268595" cy="2714625"/>
+                    </a:xfrm>
+                    <a:prstGeom prst="rect">
+                      <a:avLst/>
+                    </a:prstGeom>
+                  </pic:spPr>
+                </pic:pic>
+              </a:graphicData>
+            </a:graphic>
+          </wp:inline>
+        </w:drawing>
+      </w:r>
+    </w:p>
+    <w:p>
+      <w:pPr>
+        <w:numPr>
+          <w:ilvl w:val="0"/>
+          <w:numId w:val="0"/>
+        </w:numPr>
+        <w:ind w:leftChars="0"/>
+        <w:jc w:val="both"/>
+        <w:rPr>
+          <w:rFonts w:hint="eastAsia" w:ascii="Times New Roman" w:hAnsi="Times New Roman" w:eastAsia="宋体" w:cs="Times New Roman"/>
+          <w:rtl w:val="0"/>
+          <w:lang w:eastAsia="zh-CN"/>
+        </w:rPr>
+      </w:pPr>
+      <w:r>
+        <w:rPr>
+          <w:rFonts w:hint="eastAsia" w:ascii="Times New Roman" w:hAnsi="Times New Roman" w:eastAsia="宋体" w:cs="Times New Roman"/>
+          <w:rtl w:val="0"/>
+          <w:lang w:eastAsia="zh-CN"/>
+        </w:rPr>
+        <w:drawing>
+          <wp:inline distT="0" distB="0" distL="114300" distR="114300">
+            <wp:extent cx="5270500" cy="4725670"/>
+            <wp:effectExtent l="0" t="0" r="0" b="11430"/>
+            <wp:docPr id="4" name="图片 4" descr="krugovye_vse"/>
+            <wp:cNvGraphicFramePr>
+              <a:graphicFrameLocks xmlns:a="http://schemas.openxmlformats.org/drawingml/2006/main" noChangeAspect="1"/>
+            </wp:cNvGraphicFramePr>
+            <a:graphic xmlns:a="http://schemas.openxmlformats.org/drawingml/2006/main">
+              <a:graphicData uri="http://schemas.openxmlformats.org/drawingml/2006/picture">
+                <pic:pic xmlns:pic="http://schemas.openxmlformats.org/drawingml/2006/picture">
+                  <pic:nvPicPr>
+                    <pic:cNvPr id="4" name="图片 4" descr="krugovye_vse"/>
+                    <pic:cNvPicPr>
+                      <a:picLocks noChangeAspect="1"/>
+                    </pic:cNvPicPr>
+                  </pic:nvPicPr>
+                  <pic:blipFill>
+                    <a:blip r:embed="rId7"/>
+                    <a:stretch>
+                      <a:fillRect/>
+                    </a:stretch>
+                  </pic:blipFill>
+                  <pic:spPr>
+                    <a:xfrm>
+                      <a:off x="0" y="0"/>
+                      <a:ext cx="5270500" cy="4725670"/>
                     </a:xfrm>
                     <a:prstGeom prst="rect">
                       <a:avLst/>
@@ -3785,6 +3847,223 @@
             <w:insideH w:val="none" w:color="auto" w:sz="0" w:space="0"/>
             <w:insideV w:val="none" w:color="auto" w:sz="0" w:space="0"/>
           </w:tblBorders>
+          <w:tblCellMar>
+            <w:top w:w="0" w:type="dxa"/>
+            <w:left w:w="108" w:type="dxa"/>
+            <w:bottom w:w="0" w:type="dxa"/>
+            <w:right w:w="108" w:type="dxa"/>
+          </w:tblCellMar>
+        </w:tblPrEx>
+        <w:trPr>
+          <w:trHeight w:val="310" w:hRule="atLeast"/>
+        </w:trPr>
+        <w:tc>
+          <w:tcPr>
+            <w:tcW w:w="708" w:type="pct"/>
+            <w:tcBorders>
+              <w:top w:val="single" w:color="000000" w:sz="4" w:space="0"/>
+              <w:left w:val="single" w:color="000000" w:sz="4" w:space="0"/>
+              <w:bottom w:val="single" w:color="000000" w:sz="4" w:space="0"/>
+              <w:right w:val="single" w:color="000000" w:sz="4" w:space="0"/>
+            </w:tcBorders>
+            <w:shd w:val="clear" w:color="auto" w:fill="auto"/>
+            <w:noWrap/>
+            <w:vAlign w:val="bottom"/>
+          </w:tcPr>
+          <w:p>
+            <w:pPr>
+              <w:keepNext w:val="0"/>
+              <w:keepLines w:val="0"/>
+              <w:widowControl/>
+              <w:suppressLineNumbers w:val="0"/>
+              <w:spacing w:line="240" w:lineRule="auto"/>
+              <w:ind w:left="0" w:leftChars="0" w:right="0" w:rightChars="0" w:firstLine="0" w:firstLineChars="0"/>
+              <w:jc w:val="left"/>
+              <w:textAlignment w:val="bottom"/>
+              <w:rPr>
+                <w:rFonts w:hint="default" w:ascii="Times New Roman" w:hAnsi="Times New Roman" w:eastAsia="宋体" w:cs="Times New Roman"/>
+                <w:i w:val="0"/>
+                <w:iCs w:val="0"/>
+                <w:color w:val="000000"/>
+                <w:sz w:val="24"/>
+                <w:szCs w:val="24"/>
+                <w:u w:val="none"/>
+              </w:rPr>
+            </w:pPr>
+            <w:r>
+              <w:rPr>
+                <w:rFonts w:hint="default" w:ascii="Times New Roman" w:hAnsi="Times New Roman" w:eastAsia="宋体" w:cs="Times New Roman"/>
+                <w:i w:val="0"/>
+                <w:iCs w:val="0"/>
+                <w:color w:val="000000"/>
+                <w:kern w:val="0"/>
+                <w:sz w:val="24"/>
+                <w:szCs w:val="24"/>
+                <w:u w:val="none"/>
+                <w:lang w:val="en-US" w:eastAsia="zh-CN" w:bidi="ar"/>
+              </w:rPr>
+              <w:t>Пользователи</w:t>
+            </w:r>
+          </w:p>
+        </w:tc>
+        <w:tc>
+          <w:tcPr>
+            <w:tcW w:w="1446" w:type="pct"/>
+            <w:tcBorders>
+              <w:top w:val="single" w:color="000000" w:sz="4" w:space="0"/>
+              <w:left w:val="single" w:color="000000" w:sz="4" w:space="0"/>
+              <w:bottom w:val="single" w:color="000000" w:sz="4" w:space="0"/>
+              <w:right w:val="single" w:color="000000" w:sz="4" w:space="0"/>
+            </w:tcBorders>
+            <w:shd w:val="clear" w:color="auto" w:fill="auto"/>
+            <w:noWrap/>
+            <w:vAlign w:val="bottom"/>
+          </w:tcPr>
+          <w:p>
+            <w:pPr>
+              <w:keepNext w:val="0"/>
+              <w:keepLines w:val="0"/>
+              <w:widowControl/>
+              <w:suppressLineNumbers w:val="0"/>
+              <w:spacing w:line="240" w:lineRule="auto"/>
+              <w:ind w:left="0" w:leftChars="0" w:right="0" w:rightChars="0" w:firstLine="0" w:firstLineChars="0"/>
+              <w:jc w:val="left"/>
+              <w:textAlignment w:val="bottom"/>
+              <w:rPr>
+                <w:rFonts w:hint="default" w:ascii="Times New Roman" w:hAnsi="Times New Roman" w:eastAsia="宋体" w:cs="Times New Roman"/>
+                <w:i w:val="0"/>
+                <w:iCs w:val="0"/>
+                <w:color w:val="000000"/>
+                <w:sz w:val="24"/>
+                <w:szCs w:val="24"/>
+                <w:u w:val="none"/>
+              </w:rPr>
+            </w:pPr>
+            <w:r>
+              <w:rPr>
+                <w:rFonts w:hint="default" w:ascii="Times New Roman" w:hAnsi="Times New Roman" w:eastAsia="宋体" w:cs="Times New Roman"/>
+                <w:i w:val="0"/>
+                <w:iCs w:val="0"/>
+                <w:color w:val="000000"/>
+                <w:kern w:val="0"/>
+                <w:sz w:val="24"/>
+                <w:szCs w:val="24"/>
+                <w:u w:val="none"/>
+                <w:lang w:val="en-US" w:eastAsia="zh-CN" w:bidi="ar"/>
+              </w:rPr>
+              <w:t>Студент (участник)</w:t>
+            </w:r>
+          </w:p>
+        </w:tc>
+        <w:tc>
+          <w:tcPr>
+            <w:tcW w:w="1479" w:type="pct"/>
+            <w:tcBorders>
+              <w:top w:val="single" w:color="000000" w:sz="4" w:space="0"/>
+              <w:left w:val="single" w:color="000000" w:sz="4" w:space="0"/>
+              <w:bottom w:val="single" w:color="000000" w:sz="4" w:space="0"/>
+              <w:right w:val="single" w:color="000000" w:sz="4" w:space="0"/>
+            </w:tcBorders>
+            <w:shd w:val="clear" w:color="auto" w:fill="auto"/>
+            <w:noWrap/>
+            <w:vAlign w:val="bottom"/>
+          </w:tcPr>
+          <w:p>
+            <w:pPr>
+              <w:keepNext w:val="0"/>
+              <w:keepLines w:val="0"/>
+              <w:widowControl/>
+              <w:suppressLineNumbers w:val="0"/>
+              <w:spacing w:line="240" w:lineRule="auto"/>
+              <w:ind w:left="0" w:leftChars="0" w:right="0" w:rightChars="0" w:firstLine="0" w:firstLineChars="0"/>
+              <w:jc w:val="left"/>
+              <w:textAlignment w:val="bottom"/>
+              <w:rPr>
+                <w:rFonts w:hint="default" w:ascii="Times New Roman" w:hAnsi="Times New Roman" w:eastAsia="宋体" w:cs="Times New Roman"/>
+                <w:i w:val="0"/>
+                <w:iCs w:val="0"/>
+                <w:color w:val="000000"/>
+                <w:sz w:val="24"/>
+                <w:szCs w:val="24"/>
+                <w:u w:val="none"/>
+              </w:rPr>
+            </w:pPr>
+            <w:r>
+              <w:rPr>
+                <w:rFonts w:hint="default" w:ascii="Times New Roman" w:hAnsi="Times New Roman" w:eastAsia="宋体" w:cs="Times New Roman"/>
+                <w:i w:val="0"/>
+                <w:iCs w:val="0"/>
+                <w:color w:val="000000"/>
+                <w:kern w:val="0"/>
+                <w:sz w:val="24"/>
+                <w:szCs w:val="24"/>
+                <w:u w:val="none"/>
+                <w:lang w:val="en-US" w:eastAsia="zh-CN" w:bidi="ar"/>
+              </w:rPr>
+              <w:t>Организатор (руководитель клуба)</w:t>
+            </w:r>
+          </w:p>
+        </w:tc>
+        <w:tc>
+          <w:tcPr>
+            <w:tcW w:w="1366" w:type="pct"/>
+            <w:tcBorders>
+              <w:top w:val="single" w:color="000000" w:sz="4" w:space="0"/>
+              <w:left w:val="single" w:color="000000" w:sz="4" w:space="0"/>
+              <w:bottom w:val="single" w:color="000000" w:sz="4" w:space="0"/>
+              <w:right w:val="single" w:color="000000" w:sz="4" w:space="0"/>
+            </w:tcBorders>
+            <w:shd w:val="clear" w:color="auto" w:fill="auto"/>
+            <w:noWrap/>
+            <w:vAlign w:val="bottom"/>
+          </w:tcPr>
+          <w:p>
+            <w:pPr>
+              <w:keepNext w:val="0"/>
+              <w:keepLines w:val="0"/>
+              <w:widowControl/>
+              <w:suppressLineNumbers w:val="0"/>
+              <w:spacing w:line="240" w:lineRule="auto"/>
+              <w:ind w:left="0" w:leftChars="0" w:right="0" w:rightChars="0" w:firstLine="0" w:firstLineChars="0"/>
+              <w:jc w:val="left"/>
+              <w:textAlignment w:val="bottom"/>
+              <w:rPr>
+                <w:rFonts w:hint="default" w:ascii="Times New Roman" w:hAnsi="Times New Roman" w:eastAsia="宋体" w:cs="Times New Roman"/>
+                <w:i w:val="0"/>
+                <w:iCs w:val="0"/>
+                <w:color w:val="000000"/>
+                <w:sz w:val="24"/>
+                <w:szCs w:val="24"/>
+                <w:u w:val="none"/>
+              </w:rPr>
+            </w:pPr>
+            <w:r>
+              <w:rPr>
+                <w:rFonts w:hint="default" w:ascii="Times New Roman" w:hAnsi="Times New Roman" w:eastAsia="宋体" w:cs="Times New Roman"/>
+                <w:i w:val="0"/>
+                <w:iCs w:val="0"/>
+                <w:color w:val="000000"/>
+                <w:kern w:val="0"/>
+                <w:sz w:val="24"/>
+                <w:szCs w:val="24"/>
+                <w:u w:val="none"/>
+                <w:lang w:val="en-US" w:eastAsia="zh-CN" w:bidi="ar"/>
+              </w:rPr>
+              <w:t>Администратор университета</w:t>
+            </w:r>
+          </w:p>
+        </w:tc>
+      </w:tr>
+      <w:tr>
+        <w:tblPrEx>
+          <w:tblBorders>
+            <w:top w:val="none" w:color="auto" w:sz="0" w:space="0"/>
+            <w:left w:val="none" w:color="auto" w:sz="0" w:space="0"/>
+            <w:bottom w:val="none" w:color="auto" w:sz="0" w:space="0"/>
+            <w:right w:val="none" w:color="auto" w:sz="0" w:space="0"/>
+            <w:insideH w:val="none" w:color="auto" w:sz="0" w:space="0"/>
+            <w:insideV w:val="none" w:color="auto" w:sz="0" w:space="0"/>
+          </w:tblBorders>
           <w:shd w:val="clear" w:color="auto" w:fill="auto"/>
           <w:tblCellMar>
             <w:top w:w="0" w:type="dxa"/>
@@ -3841,7 +4120,7 @@
                 <w:u w:val="none"/>
                 <w:lang w:val="en-US" w:eastAsia="zh-CN" w:bidi="ar"/>
               </w:rPr>
-              <w:t>Пользователи</w:t>
+              <w:t>Социальные характеристики</w:t>
             </w:r>
           </w:p>
         </w:tc>
@@ -3890,7 +4169,7 @@
                 <w:u w:val="none"/>
                 <w:lang w:val="en-US" w:eastAsia="zh-CN" w:bidi="ar"/>
               </w:rPr>
-              <w:t>Студент (участник)</w:t>
+              <w:t>Мужчины и женщины, 18–23 года, студенты бакалавриата/магистратуры, русскоязычные, средний уровень владения компьютером</w:t>
             </w:r>
           </w:p>
         </w:tc>
@@ -3939,7 +4218,7 @@
                 <w:u w:val="none"/>
                 <w:lang w:val="en-US" w:eastAsia="zh-CN" w:bidi="ar"/>
               </w:rPr>
-              <w:t>Организатор (руководитель клуба)</w:t>
+              <w:t>Мужчины и женщины, 19–23 года, старшие курсы, активисты клубов, русскоязычные, уровень владения компьютером выше среднего</w:t>
             </w:r>
           </w:p>
         </w:tc>
@@ -3988,7 +4267,7 @@
                 <w:u w:val="none"/>
                 <w:lang w:val="en-US" w:eastAsia="zh-CN" w:bidi="ar"/>
               </w:rPr>
-              <w:t>Администратор университета</w:t>
+              <w:t>Мужчины и женщины, 30–50 лет, сотрудники вуза, русскоязычные, средний уровень владения компьютером</w:t>
             </w:r>
           </w:p>
         </w:tc>
@@ -4003,223 +4282,7 @@
             <w:insideH w:val="none" w:color="auto" w:sz="0" w:space="0"/>
             <w:insideV w:val="none" w:color="auto" w:sz="0" w:space="0"/>
           </w:tblBorders>
-          <w:tblCellMar>
-            <w:top w:w="0" w:type="dxa"/>
-            <w:left w:w="108" w:type="dxa"/>
-            <w:bottom w:w="0" w:type="dxa"/>
-            <w:right w:w="108" w:type="dxa"/>
-          </w:tblCellMar>
-        </w:tblPrEx>
-        <w:trPr>
-          <w:trHeight w:val="310" w:hRule="atLeast"/>
-        </w:trPr>
-        <w:tc>
-          <w:tcPr>
-            <w:tcW w:w="708" w:type="pct"/>
-            <w:tcBorders>
-              <w:top w:val="single" w:color="000000" w:sz="4" w:space="0"/>
-              <w:left w:val="single" w:color="000000" w:sz="4" w:space="0"/>
-              <w:bottom w:val="single" w:color="000000" w:sz="4" w:space="0"/>
-              <w:right w:val="single" w:color="000000" w:sz="4" w:space="0"/>
-            </w:tcBorders>
-            <w:shd w:val="clear" w:color="auto" w:fill="auto"/>
-            <w:noWrap/>
-            <w:vAlign w:val="bottom"/>
-          </w:tcPr>
-          <w:p>
-            <w:pPr>
-              <w:keepNext w:val="0"/>
-              <w:keepLines w:val="0"/>
-              <w:widowControl/>
-              <w:suppressLineNumbers w:val="0"/>
-              <w:spacing w:line="240" w:lineRule="auto"/>
-              <w:ind w:left="0" w:leftChars="0" w:right="0" w:rightChars="0" w:firstLine="0" w:firstLineChars="0"/>
-              <w:jc w:val="left"/>
-              <w:textAlignment w:val="bottom"/>
-              <w:rPr>
-                <w:rFonts w:hint="default" w:ascii="Times New Roman" w:hAnsi="Times New Roman" w:eastAsia="宋体" w:cs="Times New Roman"/>
-                <w:i w:val="0"/>
-                <w:iCs w:val="0"/>
-                <w:color w:val="000000"/>
-                <w:sz w:val="24"/>
-                <w:szCs w:val="24"/>
-                <w:u w:val="none"/>
-              </w:rPr>
-            </w:pPr>
-            <w:r>
-              <w:rPr>
-                <w:rFonts w:hint="default" w:ascii="Times New Roman" w:hAnsi="Times New Roman" w:eastAsia="宋体" w:cs="Times New Roman"/>
-                <w:i w:val="0"/>
-                <w:iCs w:val="0"/>
-                <w:color w:val="000000"/>
-                <w:kern w:val="0"/>
-                <w:sz w:val="24"/>
-                <w:szCs w:val="24"/>
-                <w:u w:val="none"/>
-                <w:lang w:val="en-US" w:eastAsia="zh-CN" w:bidi="ar"/>
-              </w:rPr>
-              <w:t>Социальные характеристики</w:t>
-            </w:r>
-          </w:p>
-        </w:tc>
-        <w:tc>
-          <w:tcPr>
-            <w:tcW w:w="1446" w:type="pct"/>
-            <w:tcBorders>
-              <w:top w:val="single" w:color="000000" w:sz="4" w:space="0"/>
-              <w:left w:val="single" w:color="000000" w:sz="4" w:space="0"/>
-              <w:bottom w:val="single" w:color="000000" w:sz="4" w:space="0"/>
-              <w:right w:val="single" w:color="000000" w:sz="4" w:space="0"/>
-            </w:tcBorders>
-            <w:shd w:val="clear" w:color="auto" w:fill="auto"/>
-            <w:noWrap/>
-            <w:vAlign w:val="bottom"/>
-          </w:tcPr>
-          <w:p>
-            <w:pPr>
-              <w:keepNext w:val="0"/>
-              <w:keepLines w:val="0"/>
-              <w:widowControl/>
-              <w:suppressLineNumbers w:val="0"/>
-              <w:spacing w:line="240" w:lineRule="auto"/>
-              <w:ind w:left="0" w:leftChars="0" w:right="0" w:rightChars="0" w:firstLine="0" w:firstLineChars="0"/>
-              <w:jc w:val="left"/>
-              <w:textAlignment w:val="bottom"/>
-              <w:rPr>
-                <w:rFonts w:hint="default" w:ascii="Times New Roman" w:hAnsi="Times New Roman" w:eastAsia="宋体" w:cs="Times New Roman"/>
-                <w:i w:val="0"/>
-                <w:iCs w:val="0"/>
-                <w:color w:val="000000"/>
-                <w:sz w:val="24"/>
-                <w:szCs w:val="24"/>
-                <w:u w:val="none"/>
-              </w:rPr>
-            </w:pPr>
-            <w:r>
-              <w:rPr>
-                <w:rFonts w:hint="default" w:ascii="Times New Roman" w:hAnsi="Times New Roman" w:eastAsia="宋体" w:cs="Times New Roman"/>
-                <w:i w:val="0"/>
-                <w:iCs w:val="0"/>
-                <w:color w:val="000000"/>
-                <w:kern w:val="0"/>
-                <w:sz w:val="24"/>
-                <w:szCs w:val="24"/>
-                <w:u w:val="none"/>
-                <w:lang w:val="en-US" w:eastAsia="zh-CN" w:bidi="ar"/>
-              </w:rPr>
-              <w:t>Мужчины и женщины, 18–23 года, студенты бакалавриата/магистратуры, русскоязычные, средний уровень владения компьютером</w:t>
-            </w:r>
-          </w:p>
-        </w:tc>
-        <w:tc>
-          <w:tcPr>
-            <w:tcW w:w="1479" w:type="pct"/>
-            <w:tcBorders>
-              <w:top w:val="single" w:color="000000" w:sz="4" w:space="0"/>
-              <w:left w:val="single" w:color="000000" w:sz="4" w:space="0"/>
-              <w:bottom w:val="single" w:color="000000" w:sz="4" w:space="0"/>
-              <w:right w:val="single" w:color="000000" w:sz="4" w:space="0"/>
-            </w:tcBorders>
-            <w:shd w:val="clear" w:color="auto" w:fill="auto"/>
-            <w:noWrap/>
-            <w:vAlign w:val="bottom"/>
-          </w:tcPr>
-          <w:p>
-            <w:pPr>
-              <w:keepNext w:val="0"/>
-              <w:keepLines w:val="0"/>
-              <w:widowControl/>
-              <w:suppressLineNumbers w:val="0"/>
-              <w:spacing w:line="240" w:lineRule="auto"/>
-              <w:ind w:left="0" w:leftChars="0" w:right="0" w:rightChars="0" w:firstLine="0" w:firstLineChars="0"/>
-              <w:jc w:val="left"/>
-              <w:textAlignment w:val="bottom"/>
-              <w:rPr>
-                <w:rFonts w:hint="default" w:ascii="Times New Roman" w:hAnsi="Times New Roman" w:eastAsia="宋体" w:cs="Times New Roman"/>
-                <w:i w:val="0"/>
-                <w:iCs w:val="0"/>
-                <w:color w:val="000000"/>
-                <w:sz w:val="24"/>
-                <w:szCs w:val="24"/>
-                <w:u w:val="none"/>
-              </w:rPr>
-            </w:pPr>
-            <w:r>
-              <w:rPr>
-                <w:rFonts w:hint="default" w:ascii="Times New Roman" w:hAnsi="Times New Roman" w:eastAsia="宋体" w:cs="Times New Roman"/>
-                <w:i w:val="0"/>
-                <w:iCs w:val="0"/>
-                <w:color w:val="000000"/>
-                <w:kern w:val="0"/>
-                <w:sz w:val="24"/>
-                <w:szCs w:val="24"/>
-                <w:u w:val="none"/>
-                <w:lang w:val="en-US" w:eastAsia="zh-CN" w:bidi="ar"/>
-              </w:rPr>
-              <w:t>Мужчины и женщины, 19–23 года, старшие курсы, активисты клубов, русскоязычные, уровень владения компьютером выше среднего</w:t>
-            </w:r>
-          </w:p>
-        </w:tc>
-        <w:tc>
-          <w:tcPr>
-            <w:tcW w:w="1366" w:type="pct"/>
-            <w:tcBorders>
-              <w:top w:val="single" w:color="000000" w:sz="4" w:space="0"/>
-              <w:left w:val="single" w:color="000000" w:sz="4" w:space="0"/>
-              <w:bottom w:val="single" w:color="000000" w:sz="4" w:space="0"/>
-              <w:right w:val="single" w:color="000000" w:sz="4" w:space="0"/>
-            </w:tcBorders>
-            <w:shd w:val="clear" w:color="auto" w:fill="auto"/>
-            <w:noWrap/>
-            <w:vAlign w:val="bottom"/>
-          </w:tcPr>
-          <w:p>
-            <w:pPr>
-              <w:keepNext w:val="0"/>
-              <w:keepLines w:val="0"/>
-              <w:widowControl/>
-              <w:suppressLineNumbers w:val="0"/>
-              <w:spacing w:line="240" w:lineRule="auto"/>
-              <w:ind w:left="0" w:leftChars="0" w:right="0" w:rightChars="0" w:firstLine="0" w:firstLineChars="0"/>
-              <w:jc w:val="left"/>
-              <w:textAlignment w:val="bottom"/>
-              <w:rPr>
-                <w:rFonts w:hint="default" w:ascii="Times New Roman" w:hAnsi="Times New Roman" w:eastAsia="宋体" w:cs="Times New Roman"/>
-                <w:i w:val="0"/>
-                <w:iCs w:val="0"/>
-                <w:color w:val="000000"/>
-                <w:sz w:val="24"/>
-                <w:szCs w:val="24"/>
-                <w:u w:val="none"/>
-              </w:rPr>
-            </w:pPr>
-            <w:r>
-              <w:rPr>
-                <w:rFonts w:hint="default" w:ascii="Times New Roman" w:hAnsi="Times New Roman" w:eastAsia="宋体" w:cs="Times New Roman"/>
-                <w:i w:val="0"/>
-                <w:iCs w:val="0"/>
-                <w:color w:val="000000"/>
-                <w:kern w:val="0"/>
-                <w:sz w:val="24"/>
-                <w:szCs w:val="24"/>
-                <w:u w:val="none"/>
-                <w:lang w:val="en-US" w:eastAsia="zh-CN" w:bidi="ar"/>
-              </w:rPr>
-              <w:t>Мужчины и женщины, 30–50 лет, сотрудники вуза, русскоязычные, средний уровень владения компьютером</w:t>
-            </w:r>
-          </w:p>
-        </w:tc>
-      </w:tr>
-      <w:tr>
-        <w:tblPrEx>
-          <w:tblBorders>
-            <w:top w:val="none" w:color="auto" w:sz="0" w:space="0"/>
-            <w:left w:val="none" w:color="auto" w:sz="0" w:space="0"/>
-            <w:bottom w:val="none" w:color="auto" w:sz="0" w:space="0"/>
-            <w:right w:val="none" w:color="auto" w:sz="0" w:space="0"/>
-            <w:insideH w:val="none" w:color="auto" w:sz="0" w:space="0"/>
-            <w:insideV w:val="none" w:color="auto" w:sz="0" w:space="0"/>
-          </w:tblBorders>
+          <w:shd w:val="clear" w:color="auto" w:fill="auto"/>
           <w:tblCellMar>
             <w:top w:w="0" w:type="dxa"/>
             <w:left w:w="108" w:type="dxa"/>
@@ -6154,7 +6217,6 @@
             <w:insideH w:val="none" w:color="auto" w:sz="0" w:space="0"/>
             <w:insideV w:val="none" w:color="auto" w:sz="0" w:space="0"/>
           </w:tblBorders>
-          <w:shd w:val="clear" w:color="auto" w:fill="auto"/>
           <w:tblCellMar>
             <w:top w:w="0" w:type="dxa"/>
             <w:left w:w="108" w:type="dxa"/>
@@ -6309,513 +6371,6 @@
                 <w:lang w:val="en-US" w:eastAsia="zh-CN" w:bidi="ar"/>
               </w:rPr>
               <w:t>Мобильное приложение должно быть читаемо при ярком солнечном свете; поддержка GPS-навигации к месту проведения</w:t>
-            </w:r>
-          </w:p>
-        </w:tc>
-      </w:tr>
-      <w:tr>
-        <w:tblPrEx>
-          <w:tblBorders>
-            <w:top w:val="none" w:color="auto" w:sz="0" w:space="0"/>
-            <w:left w:val="none" w:color="auto" w:sz="0" w:space="0"/>
-            <w:bottom w:val="none" w:color="auto" w:sz="0" w:space="0"/>
-            <w:right w:val="none" w:color="auto" w:sz="0" w:space="0"/>
-            <w:insideH w:val="none" w:color="auto" w:sz="0" w:space="0"/>
-            <w:insideV w:val="none" w:color="auto" w:sz="0" w:space="0"/>
-          </w:tblBorders>
-          <w:shd w:val="clear" w:color="auto" w:fill="auto"/>
-          <w:tblCellMar>
-            <w:top w:w="0" w:type="dxa"/>
-            <w:left w:w="108" w:type="dxa"/>
-            <w:bottom w:w="0" w:type="dxa"/>
-            <w:right w:w="108" w:type="dxa"/>
-          </w:tblCellMar>
-        </w:tblPrEx>
-        <w:trPr>
-          <w:trHeight w:val="310" w:hRule="atLeast"/>
-        </w:trPr>
-        <w:tc>
-          <w:tcPr>
-            <w:tcW w:w="667" w:type="pct"/>
-            <w:tcBorders>
-              <w:top w:val="single" w:color="000000" w:sz="4" w:space="0"/>
-              <w:left w:val="single" w:color="000000" w:sz="4" w:space="0"/>
-              <w:bottom w:val="single" w:color="000000" w:sz="4" w:space="0"/>
-              <w:right w:val="single" w:color="000000" w:sz="4" w:space="0"/>
-            </w:tcBorders>
-            <w:shd w:val="clear" w:color="auto" w:fill="auto"/>
-            <w:noWrap/>
-            <w:vAlign w:val="bottom"/>
-          </w:tcPr>
-          <w:p>
-            <w:pPr>
-              <w:keepNext w:val="0"/>
-              <w:keepLines w:val="0"/>
-              <w:widowControl/>
-              <w:suppressLineNumbers w:val="0"/>
-              <w:spacing w:line="240" w:lineRule="auto"/>
-              <w:ind w:left="0" w:leftChars="0" w:right="0" w:rightChars="0" w:firstLine="0" w:firstLineChars="0"/>
-              <w:jc w:val="left"/>
-              <w:textAlignment w:val="bottom"/>
-              <w:rPr>
-                <w:rFonts w:hint="default" w:ascii="Times New Roman" w:hAnsi="Times New Roman" w:eastAsia="宋体" w:cs="Times New Roman"/>
-                <w:i w:val="0"/>
-                <w:iCs w:val="0"/>
-                <w:color w:val="000000"/>
-                <w:sz w:val="24"/>
-                <w:szCs w:val="24"/>
-                <w:u w:val="none"/>
-              </w:rPr>
-            </w:pPr>
-            <w:r>
-              <w:rPr>
-                <w:rFonts w:hint="default" w:ascii="Times New Roman" w:hAnsi="Times New Roman" w:eastAsia="宋体" w:cs="Times New Roman"/>
-                <w:i w:val="0"/>
-                <w:iCs w:val="0"/>
-                <w:color w:val="000000"/>
-                <w:kern w:val="0"/>
-                <w:sz w:val="24"/>
-                <w:szCs w:val="24"/>
-                <w:u w:val="none"/>
-                <w:lang w:val="en-US" w:eastAsia="zh-CN" w:bidi="ar"/>
-              </w:rPr>
-              <w:t>Рабочее место</w:t>
-            </w:r>
-          </w:p>
-        </w:tc>
-        <w:tc>
-          <w:tcPr>
-            <w:tcW w:w="1647" w:type="pct"/>
-            <w:tcBorders>
-              <w:top w:val="single" w:color="000000" w:sz="4" w:space="0"/>
-              <w:left w:val="single" w:color="000000" w:sz="4" w:space="0"/>
-              <w:bottom w:val="single" w:color="000000" w:sz="4" w:space="0"/>
-              <w:right w:val="single" w:color="000000" w:sz="4" w:space="0"/>
-            </w:tcBorders>
-            <w:shd w:val="clear" w:color="auto" w:fill="auto"/>
-            <w:noWrap/>
-            <w:vAlign w:val="bottom"/>
-          </w:tcPr>
-          <w:p>
-            <w:pPr>
-              <w:keepNext w:val="0"/>
-              <w:keepLines w:val="0"/>
-              <w:widowControl/>
-              <w:suppressLineNumbers w:val="0"/>
-              <w:spacing w:line="240" w:lineRule="auto"/>
-              <w:ind w:left="0" w:leftChars="0" w:right="0" w:rightChars="0" w:firstLine="0" w:firstLineChars="0"/>
-              <w:jc w:val="left"/>
-              <w:textAlignment w:val="bottom"/>
-              <w:rPr>
-                <w:rFonts w:hint="default" w:ascii="Times New Roman" w:hAnsi="Times New Roman" w:eastAsia="宋体" w:cs="Times New Roman"/>
-                <w:i w:val="0"/>
-                <w:iCs w:val="0"/>
-                <w:color w:val="000000"/>
-                <w:sz w:val="24"/>
-                <w:szCs w:val="24"/>
-                <w:u w:val="none"/>
-              </w:rPr>
-            </w:pPr>
-            <w:r>
-              <w:rPr>
-                <w:rFonts w:hint="default" w:ascii="Times New Roman" w:hAnsi="Times New Roman" w:eastAsia="宋体" w:cs="Times New Roman"/>
-                <w:i w:val="0"/>
-                <w:iCs w:val="0"/>
-                <w:color w:val="000000"/>
-                <w:kern w:val="0"/>
-                <w:sz w:val="24"/>
-                <w:szCs w:val="24"/>
-                <w:u w:val="none"/>
-                <w:lang w:val="en-US" w:eastAsia="zh-CN" w:bidi="ar"/>
-              </w:rPr>
-              <w:t>Мобильное: в руке / в кармане; Web: стол в офисе/общежитии</w:t>
-            </w:r>
-          </w:p>
-        </w:tc>
-        <w:tc>
-          <w:tcPr>
-            <w:tcW w:w="2684" w:type="pct"/>
-            <w:tcBorders>
-              <w:top w:val="single" w:color="000000" w:sz="4" w:space="0"/>
-              <w:left w:val="single" w:color="000000" w:sz="4" w:space="0"/>
-              <w:bottom w:val="single" w:color="000000" w:sz="4" w:space="0"/>
-              <w:right w:val="single" w:color="000000" w:sz="4" w:space="0"/>
-            </w:tcBorders>
-            <w:shd w:val="clear" w:color="auto" w:fill="auto"/>
-            <w:noWrap/>
-            <w:vAlign w:val="bottom"/>
-          </w:tcPr>
-          <w:p>
-            <w:pPr>
-              <w:keepNext w:val="0"/>
-              <w:keepLines w:val="0"/>
-              <w:widowControl/>
-              <w:suppressLineNumbers w:val="0"/>
-              <w:spacing w:line="240" w:lineRule="auto"/>
-              <w:ind w:left="0" w:leftChars="0" w:right="0" w:rightChars="0" w:firstLine="0" w:firstLineChars="0"/>
-              <w:jc w:val="left"/>
-              <w:textAlignment w:val="bottom"/>
-              <w:rPr>
-                <w:rFonts w:hint="default" w:ascii="Times New Roman" w:hAnsi="Times New Roman" w:eastAsia="宋体" w:cs="Times New Roman"/>
-                <w:i w:val="0"/>
-                <w:iCs w:val="0"/>
-                <w:color w:val="000000"/>
-                <w:sz w:val="24"/>
-                <w:szCs w:val="24"/>
-                <w:u w:val="none"/>
-              </w:rPr>
-            </w:pPr>
-            <w:r>
-              <w:rPr>
-                <w:rFonts w:hint="default" w:ascii="Times New Roman" w:hAnsi="Times New Roman" w:eastAsia="宋体" w:cs="Times New Roman"/>
-                <w:i w:val="0"/>
-                <w:iCs w:val="0"/>
-                <w:color w:val="000000"/>
-                <w:kern w:val="0"/>
-                <w:sz w:val="24"/>
-                <w:szCs w:val="24"/>
-                <w:u w:val="none"/>
-                <w:lang w:val="en-US" w:eastAsia="zh-CN" w:bidi="ar"/>
-              </w:rPr>
-              <w:t>Мобильное: крупные кнопки в зоне большого пальца; Web: использование большого экрана для аналитики</w:t>
-            </w:r>
-          </w:p>
-        </w:tc>
-      </w:tr>
-      <w:tr>
-        <w:tblPrEx>
-          <w:tblBorders>
-            <w:top w:val="none" w:color="auto" w:sz="0" w:space="0"/>
-            <w:left w:val="none" w:color="auto" w:sz="0" w:space="0"/>
-            <w:bottom w:val="none" w:color="auto" w:sz="0" w:space="0"/>
-            <w:right w:val="none" w:color="auto" w:sz="0" w:space="0"/>
-            <w:insideH w:val="none" w:color="auto" w:sz="0" w:space="0"/>
-            <w:insideV w:val="none" w:color="auto" w:sz="0" w:space="0"/>
-          </w:tblBorders>
-          <w:shd w:val="clear" w:color="auto" w:fill="auto"/>
-          <w:tblCellMar>
-            <w:top w:w="0" w:type="dxa"/>
-            <w:left w:w="108" w:type="dxa"/>
-            <w:bottom w:w="0" w:type="dxa"/>
-            <w:right w:w="108" w:type="dxa"/>
-          </w:tblCellMar>
-        </w:tblPrEx>
-        <w:trPr>
-          <w:trHeight w:val="310" w:hRule="atLeast"/>
-        </w:trPr>
-        <w:tc>
-          <w:tcPr>
-            <w:tcW w:w="667" w:type="pct"/>
-            <w:tcBorders>
-              <w:top w:val="single" w:color="000000" w:sz="4" w:space="0"/>
-              <w:left w:val="single" w:color="000000" w:sz="4" w:space="0"/>
-              <w:bottom w:val="single" w:color="000000" w:sz="4" w:space="0"/>
-              <w:right w:val="single" w:color="000000" w:sz="4" w:space="0"/>
-            </w:tcBorders>
-            <w:shd w:val="clear" w:color="auto" w:fill="auto"/>
-            <w:noWrap/>
-            <w:vAlign w:val="bottom"/>
-          </w:tcPr>
-          <w:p>
-            <w:pPr>
-              <w:keepNext w:val="0"/>
-              <w:keepLines w:val="0"/>
-              <w:widowControl/>
-              <w:suppressLineNumbers w:val="0"/>
-              <w:spacing w:line="240" w:lineRule="auto"/>
-              <w:ind w:left="0" w:leftChars="0" w:right="0" w:rightChars="0" w:firstLine="0" w:firstLineChars="0"/>
-              <w:jc w:val="left"/>
-              <w:textAlignment w:val="bottom"/>
-              <w:rPr>
-                <w:rFonts w:hint="default" w:ascii="Times New Roman" w:hAnsi="Times New Roman" w:eastAsia="宋体" w:cs="Times New Roman"/>
-                <w:i w:val="0"/>
-                <w:iCs w:val="0"/>
-                <w:color w:val="000000"/>
-                <w:sz w:val="24"/>
-                <w:szCs w:val="24"/>
-                <w:u w:val="none"/>
-              </w:rPr>
-            </w:pPr>
-            <w:r>
-              <w:rPr>
-                <w:rFonts w:hint="default" w:ascii="Times New Roman" w:hAnsi="Times New Roman" w:eastAsia="宋体" w:cs="Times New Roman"/>
-                <w:i w:val="0"/>
-                <w:iCs w:val="0"/>
-                <w:color w:val="000000"/>
-                <w:kern w:val="0"/>
-                <w:sz w:val="24"/>
-                <w:szCs w:val="24"/>
-                <w:u w:val="none"/>
-                <w:lang w:val="en-US" w:eastAsia="zh-CN" w:bidi="ar"/>
-              </w:rPr>
-              <w:t>Освещённость</w:t>
-            </w:r>
-          </w:p>
-        </w:tc>
-        <w:tc>
-          <w:tcPr>
-            <w:tcW w:w="1647" w:type="pct"/>
-            <w:tcBorders>
-              <w:top w:val="single" w:color="000000" w:sz="4" w:space="0"/>
-              <w:left w:val="single" w:color="000000" w:sz="4" w:space="0"/>
-              <w:bottom w:val="single" w:color="000000" w:sz="4" w:space="0"/>
-              <w:right w:val="single" w:color="000000" w:sz="4" w:space="0"/>
-            </w:tcBorders>
-            <w:shd w:val="clear" w:color="auto" w:fill="auto"/>
-            <w:noWrap/>
-            <w:vAlign w:val="bottom"/>
-          </w:tcPr>
-          <w:p>
-            <w:pPr>
-              <w:keepNext w:val="0"/>
-              <w:keepLines w:val="0"/>
-              <w:widowControl/>
-              <w:suppressLineNumbers w:val="0"/>
-              <w:spacing w:line="240" w:lineRule="auto"/>
-              <w:ind w:left="0" w:leftChars="0" w:right="0" w:rightChars="0" w:firstLine="0" w:firstLineChars="0"/>
-              <w:jc w:val="left"/>
-              <w:textAlignment w:val="bottom"/>
-              <w:rPr>
-                <w:rFonts w:hint="default" w:ascii="Times New Roman" w:hAnsi="Times New Roman" w:eastAsia="宋体" w:cs="Times New Roman"/>
-                <w:i w:val="0"/>
-                <w:iCs w:val="0"/>
-                <w:color w:val="000000"/>
-                <w:sz w:val="24"/>
-                <w:szCs w:val="24"/>
-                <w:u w:val="none"/>
-              </w:rPr>
-            </w:pPr>
-            <w:r>
-              <w:rPr>
-                <w:rFonts w:hint="default" w:ascii="Times New Roman" w:hAnsi="Times New Roman" w:eastAsia="宋体" w:cs="Times New Roman"/>
-                <w:i w:val="0"/>
-                <w:iCs w:val="0"/>
-                <w:color w:val="000000"/>
-                <w:kern w:val="0"/>
-                <w:sz w:val="24"/>
-                <w:szCs w:val="24"/>
-                <w:u w:val="none"/>
-                <w:lang w:val="en-US" w:eastAsia="zh-CN" w:bidi="ar"/>
-              </w:rPr>
-              <w:t>В помещении — равномерная/неравномерная; на улице — яркая</w:t>
-            </w:r>
-          </w:p>
-        </w:tc>
-        <w:tc>
-          <w:tcPr>
-            <w:tcW w:w="2684" w:type="pct"/>
-            <w:tcBorders>
-              <w:top w:val="single" w:color="000000" w:sz="4" w:space="0"/>
-              <w:left w:val="single" w:color="000000" w:sz="4" w:space="0"/>
-              <w:bottom w:val="single" w:color="000000" w:sz="4" w:space="0"/>
-              <w:right w:val="single" w:color="000000" w:sz="4" w:space="0"/>
-            </w:tcBorders>
-            <w:shd w:val="clear" w:color="auto" w:fill="auto"/>
-            <w:noWrap/>
-            <w:vAlign w:val="bottom"/>
-          </w:tcPr>
-          <w:p>
-            <w:pPr>
-              <w:keepNext w:val="0"/>
-              <w:keepLines w:val="0"/>
-              <w:widowControl/>
-              <w:suppressLineNumbers w:val="0"/>
-              <w:spacing w:line="240" w:lineRule="auto"/>
-              <w:ind w:left="0" w:leftChars="0" w:right="0" w:rightChars="0" w:firstLine="0" w:firstLineChars="0"/>
-              <w:jc w:val="left"/>
-              <w:textAlignment w:val="bottom"/>
-              <w:rPr>
-                <w:rFonts w:hint="default" w:ascii="Times New Roman" w:hAnsi="Times New Roman" w:eastAsia="宋体" w:cs="Times New Roman"/>
-                <w:i w:val="0"/>
-                <w:iCs w:val="0"/>
-                <w:color w:val="000000"/>
-                <w:sz w:val="24"/>
-                <w:szCs w:val="24"/>
-                <w:u w:val="none"/>
-              </w:rPr>
-            </w:pPr>
-            <w:r>
-              <w:rPr>
-                <w:rFonts w:hint="default" w:ascii="Times New Roman" w:hAnsi="Times New Roman" w:eastAsia="宋体" w:cs="Times New Roman"/>
-                <w:i w:val="0"/>
-                <w:iCs w:val="0"/>
-                <w:color w:val="000000"/>
-                <w:kern w:val="0"/>
-                <w:sz w:val="24"/>
-                <w:szCs w:val="24"/>
-                <w:u w:val="none"/>
-                <w:lang w:val="en-US" w:eastAsia="zh-CN" w:bidi="ar"/>
-              </w:rPr>
-              <w:t>Высокая контрастность, поддержка тёмной темы, отказ от тонких шрифтов с засечками</w:t>
-            </w:r>
-          </w:p>
-        </w:tc>
-      </w:tr>
-      <w:tr>
-        <w:tblPrEx>
-          <w:tblBorders>
-            <w:top w:val="none" w:color="auto" w:sz="0" w:space="0"/>
-            <w:left w:val="none" w:color="auto" w:sz="0" w:space="0"/>
-            <w:bottom w:val="none" w:color="auto" w:sz="0" w:space="0"/>
-            <w:right w:val="none" w:color="auto" w:sz="0" w:space="0"/>
-            <w:insideH w:val="none" w:color="auto" w:sz="0" w:space="0"/>
-            <w:insideV w:val="none" w:color="auto" w:sz="0" w:space="0"/>
-          </w:tblBorders>
-          <w:shd w:val="clear" w:color="auto" w:fill="auto"/>
-          <w:tblCellMar>
-            <w:top w:w="0" w:type="dxa"/>
-            <w:left w:w="108" w:type="dxa"/>
-            <w:bottom w:w="0" w:type="dxa"/>
-            <w:right w:w="108" w:type="dxa"/>
-          </w:tblCellMar>
-        </w:tblPrEx>
-        <w:trPr>
-          <w:trHeight w:val="310" w:hRule="atLeast"/>
-        </w:trPr>
-        <w:tc>
-          <w:tcPr>
-            <w:tcW w:w="667" w:type="pct"/>
-            <w:tcBorders>
-              <w:top w:val="single" w:color="000000" w:sz="4" w:space="0"/>
-              <w:left w:val="single" w:color="000000" w:sz="4" w:space="0"/>
-              <w:bottom w:val="single" w:color="000000" w:sz="4" w:space="0"/>
-              <w:right w:val="single" w:color="000000" w:sz="4" w:space="0"/>
-            </w:tcBorders>
-            <w:shd w:val="clear" w:color="auto" w:fill="auto"/>
-            <w:noWrap/>
-            <w:vAlign w:val="bottom"/>
-          </w:tcPr>
-          <w:p>
-            <w:pPr>
-              <w:keepNext w:val="0"/>
-              <w:keepLines w:val="0"/>
-              <w:widowControl/>
-              <w:suppressLineNumbers w:val="0"/>
-              <w:spacing w:line="240" w:lineRule="auto"/>
-              <w:ind w:left="0" w:leftChars="0" w:right="0" w:rightChars="0" w:firstLine="0" w:firstLineChars="0"/>
-              <w:jc w:val="left"/>
-              <w:textAlignment w:val="bottom"/>
-              <w:rPr>
-                <w:rFonts w:hint="default" w:ascii="Times New Roman" w:hAnsi="Times New Roman" w:eastAsia="宋体" w:cs="Times New Roman"/>
-                <w:i w:val="0"/>
-                <w:iCs w:val="0"/>
-                <w:color w:val="000000"/>
-                <w:sz w:val="24"/>
-                <w:szCs w:val="24"/>
-                <w:u w:val="none"/>
-              </w:rPr>
-            </w:pPr>
-            <w:r>
-              <w:rPr>
-                <w:rFonts w:hint="default" w:ascii="Times New Roman" w:hAnsi="Times New Roman" w:eastAsia="宋体" w:cs="Times New Roman"/>
-                <w:i w:val="0"/>
-                <w:iCs w:val="0"/>
-                <w:color w:val="000000"/>
-                <w:kern w:val="0"/>
-                <w:sz w:val="24"/>
-                <w:szCs w:val="24"/>
-                <w:u w:val="none"/>
-                <w:lang w:val="en-US" w:eastAsia="zh-CN" w:bidi="ar"/>
-              </w:rPr>
-              <w:t>Аппаратное обеспечение</w:t>
-            </w:r>
-          </w:p>
-        </w:tc>
-        <w:tc>
-          <w:tcPr>
-            <w:tcW w:w="1647" w:type="pct"/>
-            <w:tcBorders>
-              <w:top w:val="single" w:color="000000" w:sz="4" w:space="0"/>
-              <w:left w:val="single" w:color="000000" w:sz="4" w:space="0"/>
-              <w:bottom w:val="single" w:color="000000" w:sz="4" w:space="0"/>
-              <w:right w:val="single" w:color="000000" w:sz="4" w:space="0"/>
-            </w:tcBorders>
-            <w:shd w:val="clear" w:color="auto" w:fill="auto"/>
-            <w:noWrap/>
-            <w:vAlign w:val="bottom"/>
-          </w:tcPr>
-          <w:p>
-            <w:pPr>
-              <w:keepNext w:val="0"/>
-              <w:keepLines w:val="0"/>
-              <w:widowControl/>
-              <w:suppressLineNumbers w:val="0"/>
-              <w:spacing w:line="240" w:lineRule="auto"/>
-              <w:ind w:left="0" w:leftChars="0" w:right="0" w:rightChars="0" w:firstLine="0" w:firstLineChars="0"/>
-              <w:jc w:val="left"/>
-              <w:textAlignment w:val="bottom"/>
-              <w:rPr>
-                <w:rFonts w:hint="default" w:ascii="Times New Roman" w:hAnsi="Times New Roman" w:eastAsia="宋体" w:cs="Times New Roman"/>
-                <w:i w:val="0"/>
-                <w:iCs w:val="0"/>
-                <w:color w:val="000000"/>
-                <w:sz w:val="24"/>
-                <w:szCs w:val="24"/>
-                <w:u w:val="none"/>
-              </w:rPr>
-            </w:pPr>
-            <w:r>
-              <w:rPr>
-                <w:rFonts w:hint="default" w:ascii="Times New Roman" w:hAnsi="Times New Roman" w:eastAsia="宋体" w:cs="Times New Roman"/>
-                <w:i w:val="0"/>
-                <w:iCs w:val="0"/>
-                <w:color w:val="000000"/>
-                <w:kern w:val="0"/>
-                <w:sz w:val="24"/>
-                <w:szCs w:val="24"/>
-                <w:u w:val="none"/>
-                <w:lang w:val="en-US" w:eastAsia="zh-CN" w:bidi="ar"/>
-              </w:rPr>
-              <w:t>Смартфоны разных размеров, ноутбуки</w:t>
-            </w:r>
-          </w:p>
-        </w:tc>
-        <w:tc>
-          <w:tcPr>
-            <w:tcW w:w="2684" w:type="pct"/>
-            <w:tcBorders>
-              <w:top w:val="single" w:color="000000" w:sz="4" w:space="0"/>
-              <w:left w:val="single" w:color="000000" w:sz="4" w:space="0"/>
-              <w:bottom w:val="single" w:color="000000" w:sz="4" w:space="0"/>
-              <w:right w:val="single" w:color="000000" w:sz="4" w:space="0"/>
-            </w:tcBorders>
-            <w:shd w:val="clear" w:color="auto" w:fill="auto"/>
-            <w:noWrap/>
-            <w:vAlign w:val="bottom"/>
-          </w:tcPr>
-          <w:p>
-            <w:pPr>
-              <w:keepNext w:val="0"/>
-              <w:keepLines w:val="0"/>
-              <w:widowControl/>
-              <w:suppressLineNumbers w:val="0"/>
-              <w:spacing w:line="240" w:lineRule="auto"/>
-              <w:ind w:left="0" w:leftChars="0" w:right="0" w:rightChars="0" w:firstLine="0" w:firstLineChars="0"/>
-              <w:jc w:val="left"/>
-              <w:textAlignment w:val="bottom"/>
-              <w:rPr>
-                <w:rFonts w:hint="default" w:ascii="Times New Roman" w:hAnsi="Times New Roman" w:eastAsia="宋体" w:cs="Times New Roman"/>
-                <w:i w:val="0"/>
-                <w:iCs w:val="0"/>
-                <w:color w:val="000000"/>
-                <w:sz w:val="24"/>
-                <w:szCs w:val="24"/>
-                <w:u w:val="none"/>
-              </w:rPr>
-            </w:pPr>
-            <w:r>
-              <w:rPr>
-                <w:rFonts w:hint="default" w:ascii="Times New Roman" w:hAnsi="Times New Roman" w:eastAsia="宋体" w:cs="Times New Roman"/>
-                <w:i w:val="0"/>
-                <w:iCs w:val="0"/>
-                <w:color w:val="000000"/>
-                <w:kern w:val="0"/>
-                <w:sz w:val="24"/>
-                <w:szCs w:val="24"/>
-                <w:u w:val="none"/>
-                <w:lang w:val="en-US" w:eastAsia="zh-CN" w:bidi="ar"/>
-              </w:rPr>
-              <w:t>Адаптивный дизайн мобильного приложения; QR-код должен генерироваться и работать офлайн</w:t>
             </w:r>
           </w:p>
         </w:tc>
@@ -6885,7 +6440,7 @@
                 <w:u w:val="none"/>
                 <w:lang w:val="en-US" w:eastAsia="zh-CN" w:bidi="ar"/>
               </w:rPr>
-              <w:t>Программное обеспечение</w:t>
+              <w:t>Рабочее место</w:t>
             </w:r>
           </w:p>
         </w:tc>
@@ -6934,7 +6489,7 @@
                 <w:u w:val="none"/>
                 <w:lang w:val="en-US" w:eastAsia="zh-CN" w:bidi="ar"/>
               </w:rPr>
-              <w:t>iOS / Android; Chrome / Safari / встроенный браузер WeChat</w:t>
+              <w:t>Мобильное: в руке / в кармане; Web: стол в офисе/общежитии</w:t>
             </w:r>
           </w:p>
         </w:tc>
@@ -6983,7 +6538,7 @@
                 <w:u w:val="none"/>
                 <w:lang w:val="en-US" w:eastAsia="zh-CN" w:bidi="ar"/>
               </w:rPr>
-              <w:t>Совместимость с основными браузерами; возможность работы как Mini-Program в WeChat</w:t>
+              <w:t>Мобильное: крупные кнопки в зоне большого пальца; Web: использование большого экрана для аналитики</w:t>
             </w:r>
           </w:p>
         </w:tc>
@@ -6998,7 +6553,6 @@
             <w:insideH w:val="none" w:color="auto" w:sz="0" w:space="0"/>
             <w:insideV w:val="none" w:color="auto" w:sz="0" w:space="0"/>
           </w:tblBorders>
-          <w:shd w:val="clear" w:color="auto" w:fill="auto"/>
           <w:tblCellMar>
             <w:top w:w="0" w:type="dxa"/>
             <w:left w:w="108" w:type="dxa"/>
@@ -7054,7 +6608,7 @@
                 <w:u w:val="none"/>
                 <w:lang w:val="en-US" w:eastAsia="zh-CN" w:bidi="ar"/>
               </w:rPr>
-              <w:t>Прерывания</w:t>
+              <w:t>Освещённость</w:t>
             </w:r>
           </w:p>
         </w:tc>
@@ -7103,7 +6657,7 @@
                 <w:u w:val="none"/>
                 <w:lang w:val="en-US" w:eastAsia="zh-CN" w:bidi="ar"/>
               </w:rPr>
-              <w:t>Перемены, разговоры, шум в столовой</w:t>
+              <w:t>В помещении — равномерная/неравномерная; на улице — яркая</w:t>
             </w:r>
           </w:p>
         </w:tc>
@@ -7152,7 +6706,7 @@
                 <w:u w:val="none"/>
                 <w:lang w:val="en-US" w:eastAsia="zh-CN" w:bidi="ar"/>
               </w:rPr>
-              <w:t>Критические действия (подтверждение регистрации) требуют явного подтверждения; настраиваемый режим «Не беспокоить»</w:t>
+              <w:t>Высокая контрастность, поддержка тёмной темы, отказ от тонких шрифтов с засечками</w:t>
             </w:r>
           </w:p>
         </w:tc>
@@ -7167,7 +6721,510 @@
             <w:insideH w:val="none" w:color="auto" w:sz="0" w:space="0"/>
             <w:insideV w:val="none" w:color="auto" w:sz="0" w:space="0"/>
           </w:tblBorders>
-          <w:shd w:val="clear" w:color="auto" w:fill="auto"/>
+          <w:tblCellMar>
+            <w:top w:w="0" w:type="dxa"/>
+            <w:left w:w="108" w:type="dxa"/>
+            <w:bottom w:w="0" w:type="dxa"/>
+            <w:right w:w="108" w:type="dxa"/>
+          </w:tblCellMar>
+        </w:tblPrEx>
+        <w:trPr>
+          <w:trHeight w:val="310" w:hRule="atLeast"/>
+        </w:trPr>
+        <w:tc>
+          <w:tcPr>
+            <w:tcW w:w="667" w:type="pct"/>
+            <w:tcBorders>
+              <w:top w:val="single" w:color="000000" w:sz="4" w:space="0"/>
+              <w:left w:val="single" w:color="000000" w:sz="4" w:space="0"/>
+              <w:bottom w:val="single" w:color="000000" w:sz="4" w:space="0"/>
+              <w:right w:val="single" w:color="000000" w:sz="4" w:space="0"/>
+            </w:tcBorders>
+            <w:shd w:val="clear" w:color="auto" w:fill="auto"/>
+            <w:noWrap/>
+            <w:vAlign w:val="bottom"/>
+          </w:tcPr>
+          <w:p>
+            <w:pPr>
+              <w:keepNext w:val="0"/>
+              <w:keepLines w:val="0"/>
+              <w:widowControl/>
+              <w:suppressLineNumbers w:val="0"/>
+              <w:spacing w:line="240" w:lineRule="auto"/>
+              <w:ind w:left="0" w:leftChars="0" w:right="0" w:rightChars="0" w:firstLine="0" w:firstLineChars="0"/>
+              <w:jc w:val="left"/>
+              <w:textAlignment w:val="bottom"/>
+              <w:rPr>
+                <w:rFonts w:hint="default" w:ascii="Times New Roman" w:hAnsi="Times New Roman" w:eastAsia="宋体" w:cs="Times New Roman"/>
+                <w:i w:val="0"/>
+                <w:iCs w:val="0"/>
+                <w:color w:val="000000"/>
+                <w:sz w:val="24"/>
+                <w:szCs w:val="24"/>
+                <w:u w:val="none"/>
+              </w:rPr>
+            </w:pPr>
+            <w:r>
+              <w:rPr>
+                <w:rFonts w:hint="default" w:ascii="Times New Roman" w:hAnsi="Times New Roman" w:eastAsia="宋体" w:cs="Times New Roman"/>
+                <w:i w:val="0"/>
+                <w:iCs w:val="0"/>
+                <w:color w:val="000000"/>
+                <w:kern w:val="0"/>
+                <w:sz w:val="24"/>
+                <w:szCs w:val="24"/>
+                <w:u w:val="none"/>
+                <w:lang w:val="en-US" w:eastAsia="zh-CN" w:bidi="ar"/>
+              </w:rPr>
+              <w:t>Аппаратное обеспечение</w:t>
+            </w:r>
+          </w:p>
+        </w:tc>
+        <w:tc>
+          <w:tcPr>
+            <w:tcW w:w="1647" w:type="pct"/>
+            <w:tcBorders>
+              <w:top w:val="single" w:color="000000" w:sz="4" w:space="0"/>
+              <w:left w:val="single" w:color="000000" w:sz="4" w:space="0"/>
+              <w:bottom w:val="single" w:color="000000" w:sz="4" w:space="0"/>
+              <w:right w:val="single" w:color="000000" w:sz="4" w:space="0"/>
+            </w:tcBorders>
+            <w:shd w:val="clear" w:color="auto" w:fill="auto"/>
+            <w:noWrap/>
+            <w:vAlign w:val="bottom"/>
+          </w:tcPr>
+          <w:p>
+            <w:pPr>
+              <w:keepNext w:val="0"/>
+              <w:keepLines w:val="0"/>
+              <w:widowControl/>
+              <w:suppressLineNumbers w:val="0"/>
+              <w:spacing w:line="240" w:lineRule="auto"/>
+              <w:ind w:left="0" w:leftChars="0" w:right="0" w:rightChars="0" w:firstLine="0" w:firstLineChars="0"/>
+              <w:jc w:val="left"/>
+              <w:textAlignment w:val="bottom"/>
+              <w:rPr>
+                <w:rFonts w:hint="default" w:ascii="Times New Roman" w:hAnsi="Times New Roman" w:eastAsia="宋体" w:cs="Times New Roman"/>
+                <w:i w:val="0"/>
+                <w:iCs w:val="0"/>
+                <w:color w:val="000000"/>
+                <w:sz w:val="24"/>
+                <w:szCs w:val="24"/>
+                <w:u w:val="none"/>
+              </w:rPr>
+            </w:pPr>
+            <w:r>
+              <w:rPr>
+                <w:rFonts w:hint="default" w:ascii="Times New Roman" w:hAnsi="Times New Roman" w:eastAsia="宋体" w:cs="Times New Roman"/>
+                <w:i w:val="0"/>
+                <w:iCs w:val="0"/>
+                <w:color w:val="000000"/>
+                <w:kern w:val="0"/>
+                <w:sz w:val="24"/>
+                <w:szCs w:val="24"/>
+                <w:u w:val="none"/>
+                <w:lang w:val="en-US" w:eastAsia="zh-CN" w:bidi="ar"/>
+              </w:rPr>
+              <w:t>Смартфоны разных размеров, ноутбуки</w:t>
+            </w:r>
+          </w:p>
+        </w:tc>
+        <w:tc>
+          <w:tcPr>
+            <w:tcW w:w="2684" w:type="pct"/>
+            <w:tcBorders>
+              <w:top w:val="single" w:color="000000" w:sz="4" w:space="0"/>
+              <w:left w:val="single" w:color="000000" w:sz="4" w:space="0"/>
+              <w:bottom w:val="single" w:color="000000" w:sz="4" w:space="0"/>
+              <w:right w:val="single" w:color="000000" w:sz="4" w:space="0"/>
+            </w:tcBorders>
+            <w:shd w:val="clear" w:color="auto" w:fill="auto"/>
+            <w:noWrap/>
+            <w:vAlign w:val="bottom"/>
+          </w:tcPr>
+          <w:p>
+            <w:pPr>
+              <w:keepNext w:val="0"/>
+              <w:keepLines w:val="0"/>
+              <w:widowControl/>
+              <w:suppressLineNumbers w:val="0"/>
+              <w:spacing w:line="240" w:lineRule="auto"/>
+              <w:ind w:left="0" w:leftChars="0" w:right="0" w:rightChars="0" w:firstLine="0" w:firstLineChars="0"/>
+              <w:jc w:val="left"/>
+              <w:textAlignment w:val="bottom"/>
+              <w:rPr>
+                <w:rFonts w:hint="default" w:ascii="Times New Roman" w:hAnsi="Times New Roman" w:eastAsia="宋体" w:cs="Times New Roman"/>
+                <w:i w:val="0"/>
+                <w:iCs w:val="0"/>
+                <w:color w:val="000000"/>
+                <w:sz w:val="24"/>
+                <w:szCs w:val="24"/>
+                <w:u w:val="none"/>
+              </w:rPr>
+            </w:pPr>
+            <w:r>
+              <w:rPr>
+                <w:rFonts w:hint="default" w:ascii="Times New Roman" w:hAnsi="Times New Roman" w:eastAsia="宋体" w:cs="Times New Roman"/>
+                <w:i w:val="0"/>
+                <w:iCs w:val="0"/>
+                <w:color w:val="000000"/>
+                <w:kern w:val="0"/>
+                <w:sz w:val="24"/>
+                <w:szCs w:val="24"/>
+                <w:u w:val="none"/>
+                <w:lang w:val="en-US" w:eastAsia="zh-CN" w:bidi="ar"/>
+              </w:rPr>
+              <w:t>Адаптивный дизайн мобильного приложения; QR-код должен генерироваться и работать офлайн</w:t>
+            </w:r>
+          </w:p>
+        </w:tc>
+      </w:tr>
+      <w:tr>
+        <w:tblPrEx>
+          <w:tblBorders>
+            <w:top w:val="none" w:color="auto" w:sz="0" w:space="0"/>
+            <w:left w:val="none" w:color="auto" w:sz="0" w:space="0"/>
+            <w:bottom w:val="none" w:color="auto" w:sz="0" w:space="0"/>
+            <w:right w:val="none" w:color="auto" w:sz="0" w:space="0"/>
+            <w:insideH w:val="none" w:color="auto" w:sz="0" w:space="0"/>
+            <w:insideV w:val="none" w:color="auto" w:sz="0" w:space="0"/>
+          </w:tblBorders>
+          <w:tblCellMar>
+            <w:top w:w="0" w:type="dxa"/>
+            <w:left w:w="108" w:type="dxa"/>
+            <w:bottom w:w="0" w:type="dxa"/>
+            <w:right w:w="108" w:type="dxa"/>
+          </w:tblCellMar>
+        </w:tblPrEx>
+        <w:trPr>
+          <w:trHeight w:val="310" w:hRule="atLeast"/>
+        </w:trPr>
+        <w:tc>
+          <w:tcPr>
+            <w:tcW w:w="667" w:type="pct"/>
+            <w:tcBorders>
+              <w:top w:val="single" w:color="000000" w:sz="4" w:space="0"/>
+              <w:left w:val="single" w:color="000000" w:sz="4" w:space="0"/>
+              <w:bottom w:val="single" w:color="000000" w:sz="4" w:space="0"/>
+              <w:right w:val="single" w:color="000000" w:sz="4" w:space="0"/>
+            </w:tcBorders>
+            <w:shd w:val="clear" w:color="auto" w:fill="auto"/>
+            <w:noWrap/>
+            <w:vAlign w:val="bottom"/>
+          </w:tcPr>
+          <w:p>
+            <w:pPr>
+              <w:keepNext w:val="0"/>
+              <w:keepLines w:val="0"/>
+              <w:widowControl/>
+              <w:suppressLineNumbers w:val="0"/>
+              <w:spacing w:line="240" w:lineRule="auto"/>
+              <w:ind w:left="0" w:leftChars="0" w:right="0" w:rightChars="0" w:firstLine="0" w:firstLineChars="0"/>
+              <w:jc w:val="left"/>
+              <w:textAlignment w:val="bottom"/>
+              <w:rPr>
+                <w:rFonts w:hint="default" w:ascii="Times New Roman" w:hAnsi="Times New Roman" w:eastAsia="宋体" w:cs="Times New Roman"/>
+                <w:i w:val="0"/>
+                <w:iCs w:val="0"/>
+                <w:color w:val="000000"/>
+                <w:sz w:val="24"/>
+                <w:szCs w:val="24"/>
+                <w:u w:val="none"/>
+              </w:rPr>
+            </w:pPr>
+            <w:r>
+              <w:rPr>
+                <w:rFonts w:hint="default" w:ascii="Times New Roman" w:hAnsi="Times New Roman" w:eastAsia="宋体" w:cs="Times New Roman"/>
+                <w:i w:val="0"/>
+                <w:iCs w:val="0"/>
+                <w:color w:val="000000"/>
+                <w:kern w:val="0"/>
+                <w:sz w:val="24"/>
+                <w:szCs w:val="24"/>
+                <w:u w:val="none"/>
+                <w:lang w:val="en-US" w:eastAsia="zh-CN" w:bidi="ar"/>
+              </w:rPr>
+              <w:t>Программное обеспечение</w:t>
+            </w:r>
+          </w:p>
+        </w:tc>
+        <w:tc>
+          <w:tcPr>
+            <w:tcW w:w="1647" w:type="pct"/>
+            <w:tcBorders>
+              <w:top w:val="single" w:color="000000" w:sz="4" w:space="0"/>
+              <w:left w:val="single" w:color="000000" w:sz="4" w:space="0"/>
+              <w:bottom w:val="single" w:color="000000" w:sz="4" w:space="0"/>
+              <w:right w:val="single" w:color="000000" w:sz="4" w:space="0"/>
+            </w:tcBorders>
+            <w:shd w:val="clear" w:color="auto" w:fill="auto"/>
+            <w:noWrap/>
+            <w:vAlign w:val="bottom"/>
+          </w:tcPr>
+          <w:p>
+            <w:pPr>
+              <w:keepNext w:val="0"/>
+              <w:keepLines w:val="0"/>
+              <w:widowControl/>
+              <w:suppressLineNumbers w:val="0"/>
+              <w:spacing w:line="240" w:lineRule="auto"/>
+              <w:ind w:left="0" w:leftChars="0" w:right="0" w:rightChars="0" w:firstLine="0" w:firstLineChars="0"/>
+              <w:jc w:val="left"/>
+              <w:textAlignment w:val="bottom"/>
+              <w:rPr>
+                <w:rFonts w:hint="default" w:ascii="Times New Roman" w:hAnsi="Times New Roman" w:eastAsia="宋体" w:cs="Times New Roman"/>
+                <w:i w:val="0"/>
+                <w:iCs w:val="0"/>
+                <w:color w:val="000000"/>
+                <w:sz w:val="24"/>
+                <w:szCs w:val="24"/>
+                <w:u w:val="none"/>
+              </w:rPr>
+            </w:pPr>
+            <w:r>
+              <w:rPr>
+                <w:rFonts w:hint="default" w:ascii="Times New Roman" w:hAnsi="Times New Roman" w:eastAsia="宋体" w:cs="Times New Roman"/>
+                <w:i w:val="0"/>
+                <w:iCs w:val="0"/>
+                <w:color w:val="000000"/>
+                <w:kern w:val="0"/>
+                <w:sz w:val="24"/>
+                <w:szCs w:val="24"/>
+                <w:u w:val="none"/>
+                <w:lang w:val="en-US" w:eastAsia="zh-CN" w:bidi="ar"/>
+              </w:rPr>
+              <w:t>iOS / Android; Chrome / Safari / встроенный браузер WeChat</w:t>
+            </w:r>
+          </w:p>
+        </w:tc>
+        <w:tc>
+          <w:tcPr>
+            <w:tcW w:w="2684" w:type="pct"/>
+            <w:tcBorders>
+              <w:top w:val="single" w:color="000000" w:sz="4" w:space="0"/>
+              <w:left w:val="single" w:color="000000" w:sz="4" w:space="0"/>
+              <w:bottom w:val="single" w:color="000000" w:sz="4" w:space="0"/>
+              <w:right w:val="single" w:color="000000" w:sz="4" w:space="0"/>
+            </w:tcBorders>
+            <w:shd w:val="clear" w:color="auto" w:fill="auto"/>
+            <w:noWrap/>
+            <w:vAlign w:val="bottom"/>
+          </w:tcPr>
+          <w:p>
+            <w:pPr>
+              <w:keepNext w:val="0"/>
+              <w:keepLines w:val="0"/>
+              <w:widowControl/>
+              <w:suppressLineNumbers w:val="0"/>
+              <w:spacing w:line="240" w:lineRule="auto"/>
+              <w:ind w:left="0" w:leftChars="0" w:right="0" w:rightChars="0" w:firstLine="0" w:firstLineChars="0"/>
+              <w:jc w:val="left"/>
+              <w:textAlignment w:val="bottom"/>
+              <w:rPr>
+                <w:rFonts w:hint="default" w:ascii="Times New Roman" w:hAnsi="Times New Roman" w:eastAsia="宋体" w:cs="Times New Roman"/>
+                <w:i w:val="0"/>
+                <w:iCs w:val="0"/>
+                <w:color w:val="000000"/>
+                <w:sz w:val="24"/>
+                <w:szCs w:val="24"/>
+                <w:u w:val="none"/>
+              </w:rPr>
+            </w:pPr>
+            <w:r>
+              <w:rPr>
+                <w:rFonts w:hint="default" w:ascii="Times New Roman" w:hAnsi="Times New Roman" w:eastAsia="宋体" w:cs="Times New Roman"/>
+                <w:i w:val="0"/>
+                <w:iCs w:val="0"/>
+                <w:color w:val="000000"/>
+                <w:kern w:val="0"/>
+                <w:sz w:val="24"/>
+                <w:szCs w:val="24"/>
+                <w:u w:val="none"/>
+                <w:lang w:val="en-US" w:eastAsia="zh-CN" w:bidi="ar"/>
+              </w:rPr>
+              <w:t>Совместимость с основными браузерами; возможность работы как Mini-Program в WeChat</w:t>
+            </w:r>
+          </w:p>
+        </w:tc>
+      </w:tr>
+      <w:tr>
+        <w:tblPrEx>
+          <w:tblBorders>
+            <w:top w:val="none" w:color="auto" w:sz="0" w:space="0"/>
+            <w:left w:val="none" w:color="auto" w:sz="0" w:space="0"/>
+            <w:bottom w:val="none" w:color="auto" w:sz="0" w:space="0"/>
+            <w:right w:val="none" w:color="auto" w:sz="0" w:space="0"/>
+            <w:insideH w:val="none" w:color="auto" w:sz="0" w:space="0"/>
+            <w:insideV w:val="none" w:color="auto" w:sz="0" w:space="0"/>
+          </w:tblBorders>
+          <w:tblCellMar>
+            <w:top w:w="0" w:type="dxa"/>
+            <w:left w:w="108" w:type="dxa"/>
+            <w:bottom w:w="0" w:type="dxa"/>
+            <w:right w:w="108" w:type="dxa"/>
+          </w:tblCellMar>
+        </w:tblPrEx>
+        <w:trPr>
+          <w:trHeight w:val="310" w:hRule="atLeast"/>
+        </w:trPr>
+        <w:tc>
+          <w:tcPr>
+            <w:tcW w:w="667" w:type="pct"/>
+            <w:tcBorders>
+              <w:top w:val="single" w:color="000000" w:sz="4" w:space="0"/>
+              <w:left w:val="single" w:color="000000" w:sz="4" w:space="0"/>
+              <w:bottom w:val="single" w:color="000000" w:sz="4" w:space="0"/>
+              <w:right w:val="single" w:color="000000" w:sz="4" w:space="0"/>
+            </w:tcBorders>
+            <w:shd w:val="clear" w:color="auto" w:fill="auto"/>
+            <w:noWrap/>
+            <w:vAlign w:val="bottom"/>
+          </w:tcPr>
+          <w:p>
+            <w:pPr>
+              <w:keepNext w:val="0"/>
+              <w:keepLines w:val="0"/>
+              <w:widowControl/>
+              <w:suppressLineNumbers w:val="0"/>
+              <w:spacing w:line="240" w:lineRule="auto"/>
+              <w:ind w:left="0" w:leftChars="0" w:right="0" w:rightChars="0" w:firstLine="0" w:firstLineChars="0"/>
+              <w:jc w:val="left"/>
+              <w:textAlignment w:val="bottom"/>
+              <w:rPr>
+                <w:rFonts w:hint="default" w:ascii="Times New Roman" w:hAnsi="Times New Roman" w:eastAsia="宋体" w:cs="Times New Roman"/>
+                <w:i w:val="0"/>
+                <w:iCs w:val="0"/>
+                <w:color w:val="000000"/>
+                <w:sz w:val="24"/>
+                <w:szCs w:val="24"/>
+                <w:u w:val="none"/>
+              </w:rPr>
+            </w:pPr>
+            <w:r>
+              <w:rPr>
+                <w:rFonts w:hint="default" w:ascii="Times New Roman" w:hAnsi="Times New Roman" w:eastAsia="宋体" w:cs="Times New Roman"/>
+                <w:i w:val="0"/>
+                <w:iCs w:val="0"/>
+                <w:color w:val="000000"/>
+                <w:kern w:val="0"/>
+                <w:sz w:val="24"/>
+                <w:szCs w:val="24"/>
+                <w:u w:val="none"/>
+                <w:lang w:val="en-US" w:eastAsia="zh-CN" w:bidi="ar"/>
+              </w:rPr>
+              <w:t>Прерывания</w:t>
+            </w:r>
+          </w:p>
+        </w:tc>
+        <w:tc>
+          <w:tcPr>
+            <w:tcW w:w="1647" w:type="pct"/>
+            <w:tcBorders>
+              <w:top w:val="single" w:color="000000" w:sz="4" w:space="0"/>
+              <w:left w:val="single" w:color="000000" w:sz="4" w:space="0"/>
+              <w:bottom w:val="single" w:color="000000" w:sz="4" w:space="0"/>
+              <w:right w:val="single" w:color="000000" w:sz="4" w:space="0"/>
+            </w:tcBorders>
+            <w:shd w:val="clear" w:color="auto" w:fill="auto"/>
+            <w:noWrap/>
+            <w:vAlign w:val="bottom"/>
+          </w:tcPr>
+          <w:p>
+            <w:pPr>
+              <w:keepNext w:val="0"/>
+              <w:keepLines w:val="0"/>
+              <w:widowControl/>
+              <w:suppressLineNumbers w:val="0"/>
+              <w:spacing w:line="240" w:lineRule="auto"/>
+              <w:ind w:left="0" w:leftChars="0" w:right="0" w:rightChars="0" w:firstLine="0" w:firstLineChars="0"/>
+              <w:jc w:val="left"/>
+              <w:textAlignment w:val="bottom"/>
+              <w:rPr>
+                <w:rFonts w:hint="default" w:ascii="Times New Roman" w:hAnsi="Times New Roman" w:eastAsia="宋体" w:cs="Times New Roman"/>
+                <w:i w:val="0"/>
+                <w:iCs w:val="0"/>
+                <w:color w:val="000000"/>
+                <w:sz w:val="24"/>
+                <w:szCs w:val="24"/>
+                <w:u w:val="none"/>
+              </w:rPr>
+            </w:pPr>
+            <w:r>
+              <w:rPr>
+                <w:rFonts w:hint="default" w:ascii="Times New Roman" w:hAnsi="Times New Roman" w:eastAsia="宋体" w:cs="Times New Roman"/>
+                <w:i w:val="0"/>
+                <w:iCs w:val="0"/>
+                <w:color w:val="000000"/>
+                <w:kern w:val="0"/>
+                <w:sz w:val="24"/>
+                <w:szCs w:val="24"/>
+                <w:u w:val="none"/>
+                <w:lang w:val="en-US" w:eastAsia="zh-CN" w:bidi="ar"/>
+              </w:rPr>
+              <w:t>Перемены, разговоры, шум в столовой</w:t>
+            </w:r>
+          </w:p>
+        </w:tc>
+        <w:tc>
+          <w:tcPr>
+            <w:tcW w:w="2684" w:type="pct"/>
+            <w:tcBorders>
+              <w:top w:val="single" w:color="000000" w:sz="4" w:space="0"/>
+              <w:left w:val="single" w:color="000000" w:sz="4" w:space="0"/>
+              <w:bottom w:val="single" w:color="000000" w:sz="4" w:space="0"/>
+              <w:right w:val="single" w:color="000000" w:sz="4" w:space="0"/>
+            </w:tcBorders>
+            <w:shd w:val="clear" w:color="auto" w:fill="auto"/>
+            <w:noWrap/>
+            <w:vAlign w:val="bottom"/>
+          </w:tcPr>
+          <w:p>
+            <w:pPr>
+              <w:keepNext w:val="0"/>
+              <w:keepLines w:val="0"/>
+              <w:widowControl/>
+              <w:suppressLineNumbers w:val="0"/>
+              <w:spacing w:line="240" w:lineRule="auto"/>
+              <w:ind w:left="0" w:leftChars="0" w:right="0" w:rightChars="0" w:firstLine="0" w:firstLineChars="0"/>
+              <w:jc w:val="left"/>
+              <w:textAlignment w:val="bottom"/>
+              <w:rPr>
+                <w:rFonts w:hint="default" w:ascii="Times New Roman" w:hAnsi="Times New Roman" w:eastAsia="宋体" w:cs="Times New Roman"/>
+                <w:i w:val="0"/>
+                <w:iCs w:val="0"/>
+                <w:color w:val="000000"/>
+                <w:sz w:val="24"/>
+                <w:szCs w:val="24"/>
+                <w:u w:val="none"/>
+              </w:rPr>
+            </w:pPr>
+            <w:r>
+              <w:rPr>
+                <w:rFonts w:hint="default" w:ascii="Times New Roman" w:hAnsi="Times New Roman" w:eastAsia="宋体" w:cs="Times New Roman"/>
+                <w:i w:val="0"/>
+                <w:iCs w:val="0"/>
+                <w:color w:val="000000"/>
+                <w:kern w:val="0"/>
+                <w:sz w:val="24"/>
+                <w:szCs w:val="24"/>
+                <w:u w:val="none"/>
+                <w:lang w:val="en-US" w:eastAsia="zh-CN" w:bidi="ar"/>
+              </w:rPr>
+              <w:t>Критические действия (подтверждение регистрации) требуют явного подтверждения; настраиваемый режим «Не беспокоить»</w:t>
+            </w:r>
+          </w:p>
+        </w:tc>
+      </w:tr>
+      <w:tr>
+        <w:tblPrEx>
+          <w:tblBorders>
+            <w:top w:val="none" w:color="auto" w:sz="0" w:space="0"/>
+            <w:left w:val="none" w:color="auto" w:sz="0" w:space="0"/>
+            <w:bottom w:val="none" w:color="auto" w:sz="0" w:space="0"/>
+            <w:right w:val="none" w:color="auto" w:sz="0" w:space="0"/>
+            <w:insideH w:val="none" w:color="auto" w:sz="0" w:space="0"/>
+            <w:insideV w:val="none" w:color="auto" w:sz="0" w:space="0"/>
+          </w:tblBorders>
           <w:tblCellMar>
             <w:top w:w="0" w:type="dxa"/>
             <w:left w:w="108" w:type="dxa"/>
@@ -10425,6 +10482,7 @@
             <w:insideH w:val="none" w:color="auto" w:sz="0" w:space="0"/>
             <w:insideV w:val="none" w:color="auto" w:sz="0" w:space="0"/>
           </w:tblBorders>
+          <w:shd w:val="clear" w:color="auto" w:fill="auto"/>
           <w:tblCellMar>
             <w:top w:w="0" w:type="dxa"/>
             <w:left w:w="108" w:type="dxa"/>
@@ -10579,6 +10637,1308 @@
                 <w:lang w:val="en-US" w:eastAsia="zh-CN" w:bidi="ar"/>
               </w:rPr>
               <w:t>-</w:t>
+            </w:r>
+          </w:p>
+        </w:tc>
+        <w:tc>
+          <w:tcPr>
+            <w:tcW w:w="1114" w:type="pct"/>
+            <w:tcBorders>
+              <w:top w:val="single" w:color="000000" w:sz="4" w:space="0"/>
+              <w:left w:val="single" w:color="000000" w:sz="4" w:space="0"/>
+              <w:bottom w:val="single" w:color="000000" w:sz="4" w:space="0"/>
+              <w:right w:val="single" w:color="000000" w:sz="4" w:space="0"/>
+            </w:tcBorders>
+            <w:shd w:val="clear" w:color="auto" w:fill="auto"/>
+            <w:noWrap/>
+            <w:vAlign w:val="bottom"/>
+          </w:tcPr>
+          <w:p>
+            <w:pPr>
+              <w:keepNext w:val="0"/>
+              <w:keepLines w:val="0"/>
+              <w:widowControl/>
+              <w:suppressLineNumbers w:val="0"/>
+              <w:spacing w:line="240" w:lineRule="auto"/>
+              <w:ind w:left="0" w:leftChars="0" w:right="0" w:rightChars="0" w:firstLine="0" w:firstLineChars="0"/>
+              <w:jc w:val="left"/>
+              <w:textAlignment w:val="bottom"/>
+              <w:rPr>
+                <w:rFonts w:hint="default" w:ascii="Times New Roman" w:hAnsi="Times New Roman" w:eastAsia="宋体" w:cs="Times New Roman"/>
+                <w:i w:val="0"/>
+                <w:iCs w:val="0"/>
+                <w:color w:val="000000"/>
+                <w:sz w:val="24"/>
+                <w:szCs w:val="24"/>
+                <w:u w:val="none"/>
+              </w:rPr>
+            </w:pPr>
+            <w:r>
+              <w:rPr>
+                <w:rFonts w:hint="default" w:ascii="Times New Roman" w:hAnsi="Times New Roman" w:eastAsia="宋体" w:cs="Times New Roman"/>
+                <w:i w:val="0"/>
+                <w:iCs w:val="0"/>
+                <w:color w:val="000000"/>
+                <w:kern w:val="0"/>
+                <w:sz w:val="24"/>
+                <w:szCs w:val="24"/>
+                <w:u w:val="none"/>
+                <w:lang w:val="en-US" w:eastAsia="zh-CN" w:bidi="ar"/>
+              </w:rPr>
+              <w:t>-</w:t>
+            </w:r>
+          </w:p>
+        </w:tc>
+      </w:tr>
+      <w:tr>
+        <w:tblPrEx>
+          <w:tblBorders>
+            <w:top w:val="none" w:color="auto" w:sz="0" w:space="0"/>
+            <w:left w:val="none" w:color="auto" w:sz="0" w:space="0"/>
+            <w:bottom w:val="none" w:color="auto" w:sz="0" w:space="0"/>
+            <w:right w:val="none" w:color="auto" w:sz="0" w:space="0"/>
+            <w:insideH w:val="none" w:color="auto" w:sz="0" w:space="0"/>
+            <w:insideV w:val="none" w:color="auto" w:sz="0" w:space="0"/>
+          </w:tblBorders>
+          <w:tblCellMar>
+            <w:top w:w="0" w:type="dxa"/>
+            <w:left w:w="108" w:type="dxa"/>
+            <w:bottom w:w="0" w:type="dxa"/>
+            <w:right w:w="108" w:type="dxa"/>
+          </w:tblCellMar>
+        </w:tblPrEx>
+        <w:trPr>
+          <w:trHeight w:val="1103" w:hRule="atLeast"/>
+        </w:trPr>
+        <w:tc>
+          <w:tcPr>
+            <w:tcW w:w="1361" w:type="pct"/>
+            <w:tcBorders>
+              <w:top w:val="single" w:color="000000" w:sz="4" w:space="0"/>
+              <w:left w:val="single" w:color="000000" w:sz="4" w:space="0"/>
+              <w:bottom w:val="single" w:color="000000" w:sz="4" w:space="0"/>
+              <w:right w:val="single" w:color="000000" w:sz="4" w:space="0"/>
+            </w:tcBorders>
+            <w:shd w:val="clear" w:color="auto" w:fill="auto"/>
+            <w:noWrap/>
+            <w:vAlign w:val="bottom"/>
+          </w:tcPr>
+          <w:p>
+            <w:pPr>
+              <w:keepNext w:val="0"/>
+              <w:keepLines w:val="0"/>
+              <w:widowControl/>
+              <w:suppressLineNumbers w:val="0"/>
+              <w:spacing w:line="240" w:lineRule="auto"/>
+              <w:ind w:left="0" w:leftChars="0" w:right="0" w:rightChars="0" w:firstLine="0" w:firstLineChars="0"/>
+              <w:jc w:val="left"/>
+              <w:textAlignment w:val="bottom"/>
+              <w:rPr>
+                <w:rFonts w:hint="default" w:ascii="Times New Roman" w:hAnsi="Times New Roman" w:eastAsia="宋体" w:cs="Times New Roman"/>
+                <w:i w:val="0"/>
+                <w:iCs w:val="0"/>
+                <w:color w:val="000000"/>
+                <w:sz w:val="24"/>
+                <w:szCs w:val="24"/>
+                <w:u w:val="none"/>
+              </w:rPr>
+            </w:pPr>
+            <w:r>
+              <w:rPr>
+                <w:rFonts w:hint="default" w:ascii="Times New Roman" w:hAnsi="Times New Roman" w:eastAsia="宋体" w:cs="Times New Roman"/>
+                <w:i w:val="0"/>
+                <w:iCs w:val="0"/>
+                <w:color w:val="000000"/>
+                <w:kern w:val="0"/>
+                <w:sz w:val="24"/>
+                <w:szCs w:val="24"/>
+                <w:u w:val="none"/>
+                <w:lang w:val="en-US" w:eastAsia="zh-CN" w:bidi="ar"/>
+              </w:rPr>
+              <w:t>Сканирование QR-кода (участник)</w:t>
+            </w:r>
+          </w:p>
+        </w:tc>
+        <w:tc>
+          <w:tcPr>
+            <w:tcW w:w="1361" w:type="pct"/>
+            <w:tcBorders>
+              <w:top w:val="single" w:color="000000" w:sz="4" w:space="0"/>
+              <w:left w:val="single" w:color="000000" w:sz="4" w:space="0"/>
+              <w:bottom w:val="single" w:color="000000" w:sz="4" w:space="0"/>
+              <w:right w:val="single" w:color="000000" w:sz="4" w:space="0"/>
+            </w:tcBorders>
+            <w:shd w:val="clear" w:color="auto" w:fill="auto"/>
+            <w:noWrap/>
+            <w:vAlign w:val="bottom"/>
+          </w:tcPr>
+          <w:p>
+            <w:pPr>
+              <w:keepNext w:val="0"/>
+              <w:keepLines w:val="0"/>
+              <w:widowControl/>
+              <w:suppressLineNumbers w:val="0"/>
+              <w:spacing w:line="240" w:lineRule="auto"/>
+              <w:ind w:left="0" w:leftChars="0" w:right="0" w:rightChars="0" w:firstLine="0" w:firstLineChars="0"/>
+              <w:jc w:val="left"/>
+              <w:textAlignment w:val="bottom"/>
+              <w:rPr>
+                <w:rFonts w:hint="default" w:ascii="Times New Roman" w:hAnsi="Times New Roman" w:eastAsia="宋体" w:cs="Times New Roman"/>
+                <w:i w:val="0"/>
+                <w:iCs w:val="0"/>
+                <w:color w:val="000000"/>
+                <w:sz w:val="24"/>
+                <w:szCs w:val="24"/>
+                <w:u w:val="none"/>
+              </w:rPr>
+            </w:pPr>
+            <w:r>
+              <w:rPr>
+                <w:rFonts w:hint="default" w:ascii="Times New Roman" w:hAnsi="Times New Roman" w:eastAsia="宋体" w:cs="Times New Roman"/>
+                <w:i w:val="0"/>
+                <w:iCs w:val="0"/>
+                <w:color w:val="000000"/>
+                <w:kern w:val="0"/>
+                <w:sz w:val="24"/>
+                <w:szCs w:val="24"/>
+                <w:u w:val="none"/>
+                <w:lang w:val="en-US" w:eastAsia="zh-CN" w:bidi="ar"/>
+              </w:rPr>
+              <w:t>+</w:t>
+            </w:r>
+          </w:p>
+        </w:tc>
+        <w:tc>
+          <w:tcPr>
+            <w:tcW w:w="1162" w:type="pct"/>
+            <w:tcBorders>
+              <w:top w:val="single" w:color="000000" w:sz="4" w:space="0"/>
+              <w:left w:val="single" w:color="000000" w:sz="4" w:space="0"/>
+              <w:bottom w:val="single" w:color="000000" w:sz="4" w:space="0"/>
+              <w:right w:val="single" w:color="000000" w:sz="4" w:space="0"/>
+            </w:tcBorders>
+            <w:shd w:val="clear" w:color="auto" w:fill="auto"/>
+            <w:noWrap/>
+            <w:vAlign w:val="bottom"/>
+          </w:tcPr>
+          <w:p>
+            <w:pPr>
+              <w:keepNext w:val="0"/>
+              <w:keepLines w:val="0"/>
+              <w:widowControl/>
+              <w:suppressLineNumbers w:val="0"/>
+              <w:spacing w:line="240" w:lineRule="auto"/>
+              <w:ind w:left="0" w:leftChars="0" w:right="0" w:rightChars="0" w:firstLine="0" w:firstLineChars="0"/>
+              <w:jc w:val="left"/>
+              <w:textAlignment w:val="bottom"/>
+              <w:rPr>
+                <w:rFonts w:hint="default" w:ascii="Times New Roman" w:hAnsi="Times New Roman" w:eastAsia="宋体" w:cs="Times New Roman"/>
+                <w:i w:val="0"/>
+                <w:iCs w:val="0"/>
+                <w:color w:val="000000"/>
+                <w:sz w:val="24"/>
+                <w:szCs w:val="24"/>
+                <w:u w:val="none"/>
+              </w:rPr>
+            </w:pPr>
+            <w:r>
+              <w:rPr>
+                <w:rFonts w:hint="default" w:ascii="Times New Roman" w:hAnsi="Times New Roman" w:eastAsia="宋体" w:cs="Times New Roman"/>
+                <w:i w:val="0"/>
+                <w:iCs w:val="0"/>
+                <w:color w:val="000000"/>
+                <w:kern w:val="0"/>
+                <w:sz w:val="24"/>
+                <w:szCs w:val="24"/>
+                <w:u w:val="none"/>
+                <w:lang w:val="en-US" w:eastAsia="zh-CN" w:bidi="ar"/>
+              </w:rPr>
+              <w:t>-</w:t>
+            </w:r>
+          </w:p>
+        </w:tc>
+        <w:tc>
+          <w:tcPr>
+            <w:tcW w:w="1114" w:type="pct"/>
+            <w:tcBorders>
+              <w:top w:val="single" w:color="000000" w:sz="4" w:space="0"/>
+              <w:left w:val="single" w:color="000000" w:sz="4" w:space="0"/>
+              <w:bottom w:val="single" w:color="000000" w:sz="4" w:space="0"/>
+              <w:right w:val="single" w:color="000000" w:sz="4" w:space="0"/>
+            </w:tcBorders>
+            <w:shd w:val="clear" w:color="auto" w:fill="auto"/>
+            <w:noWrap/>
+            <w:vAlign w:val="bottom"/>
+          </w:tcPr>
+          <w:p>
+            <w:pPr>
+              <w:keepNext w:val="0"/>
+              <w:keepLines w:val="0"/>
+              <w:widowControl/>
+              <w:suppressLineNumbers w:val="0"/>
+              <w:spacing w:line="240" w:lineRule="auto"/>
+              <w:ind w:left="0" w:leftChars="0" w:right="0" w:rightChars="0" w:firstLine="0" w:firstLineChars="0"/>
+              <w:jc w:val="left"/>
+              <w:textAlignment w:val="bottom"/>
+              <w:rPr>
+                <w:rFonts w:hint="default" w:ascii="Times New Roman" w:hAnsi="Times New Roman" w:eastAsia="宋体" w:cs="Times New Roman"/>
+                <w:i w:val="0"/>
+                <w:iCs w:val="0"/>
+                <w:color w:val="000000"/>
+                <w:sz w:val="24"/>
+                <w:szCs w:val="24"/>
+                <w:u w:val="none"/>
+              </w:rPr>
+            </w:pPr>
+            <w:r>
+              <w:rPr>
+                <w:rFonts w:hint="default" w:ascii="Times New Roman" w:hAnsi="Times New Roman" w:eastAsia="宋体" w:cs="Times New Roman"/>
+                <w:i w:val="0"/>
+                <w:iCs w:val="0"/>
+                <w:color w:val="000000"/>
+                <w:kern w:val="0"/>
+                <w:sz w:val="24"/>
+                <w:szCs w:val="24"/>
+                <w:u w:val="none"/>
+                <w:lang w:val="en-US" w:eastAsia="zh-CN" w:bidi="ar"/>
+              </w:rPr>
+              <w:t>-</w:t>
+            </w:r>
+          </w:p>
+        </w:tc>
+      </w:tr>
+      <w:tr>
+        <w:tblPrEx>
+          <w:tblBorders>
+            <w:top w:val="none" w:color="auto" w:sz="0" w:space="0"/>
+            <w:left w:val="none" w:color="auto" w:sz="0" w:space="0"/>
+            <w:bottom w:val="none" w:color="auto" w:sz="0" w:space="0"/>
+            <w:right w:val="none" w:color="auto" w:sz="0" w:space="0"/>
+            <w:insideH w:val="none" w:color="auto" w:sz="0" w:space="0"/>
+            <w:insideV w:val="none" w:color="auto" w:sz="0" w:space="0"/>
+          </w:tblBorders>
+          <w:tblCellMar>
+            <w:top w:w="0" w:type="dxa"/>
+            <w:left w:w="108" w:type="dxa"/>
+            <w:bottom w:w="0" w:type="dxa"/>
+            <w:right w:w="108" w:type="dxa"/>
+          </w:tblCellMar>
+        </w:tblPrEx>
+        <w:trPr>
+          <w:trHeight w:val="1103" w:hRule="atLeast"/>
+        </w:trPr>
+        <w:tc>
+          <w:tcPr>
+            <w:tcW w:w="1361" w:type="pct"/>
+            <w:tcBorders>
+              <w:top w:val="single" w:color="000000" w:sz="4" w:space="0"/>
+              <w:left w:val="single" w:color="000000" w:sz="4" w:space="0"/>
+              <w:bottom w:val="single" w:color="000000" w:sz="4" w:space="0"/>
+              <w:right w:val="single" w:color="000000" w:sz="4" w:space="0"/>
+            </w:tcBorders>
+            <w:shd w:val="clear" w:color="auto" w:fill="auto"/>
+            <w:noWrap/>
+            <w:vAlign w:val="bottom"/>
+          </w:tcPr>
+          <w:p>
+            <w:pPr>
+              <w:keepNext w:val="0"/>
+              <w:keepLines w:val="0"/>
+              <w:widowControl/>
+              <w:suppressLineNumbers w:val="0"/>
+              <w:spacing w:line="240" w:lineRule="auto"/>
+              <w:ind w:left="0" w:leftChars="0" w:right="0" w:rightChars="0" w:firstLine="0" w:firstLineChars="0"/>
+              <w:jc w:val="left"/>
+              <w:textAlignment w:val="bottom"/>
+              <w:rPr>
+                <w:rFonts w:hint="default" w:ascii="Times New Roman" w:hAnsi="Times New Roman" w:eastAsia="宋体" w:cs="Times New Roman"/>
+                <w:i w:val="0"/>
+                <w:iCs w:val="0"/>
+                <w:color w:val="000000"/>
+                <w:sz w:val="24"/>
+                <w:szCs w:val="24"/>
+                <w:u w:val="none"/>
+              </w:rPr>
+            </w:pPr>
+            <w:r>
+              <w:rPr>
+                <w:rFonts w:hint="default" w:ascii="Times New Roman" w:hAnsi="Times New Roman" w:eastAsia="宋体" w:cs="Times New Roman"/>
+                <w:i w:val="0"/>
+                <w:iCs w:val="0"/>
+                <w:color w:val="000000"/>
+                <w:kern w:val="0"/>
+                <w:sz w:val="24"/>
+                <w:szCs w:val="24"/>
+                <w:u w:val="none"/>
+                <w:lang w:val="en-US" w:eastAsia="zh-CN" w:bidi="ar"/>
+              </w:rPr>
+              <w:t>Оценка мероприятия</w:t>
+            </w:r>
+          </w:p>
+        </w:tc>
+        <w:tc>
+          <w:tcPr>
+            <w:tcW w:w="1361" w:type="pct"/>
+            <w:tcBorders>
+              <w:top w:val="single" w:color="000000" w:sz="4" w:space="0"/>
+              <w:left w:val="single" w:color="000000" w:sz="4" w:space="0"/>
+              <w:bottom w:val="single" w:color="000000" w:sz="4" w:space="0"/>
+              <w:right w:val="single" w:color="000000" w:sz="4" w:space="0"/>
+            </w:tcBorders>
+            <w:shd w:val="clear" w:color="auto" w:fill="auto"/>
+            <w:noWrap/>
+            <w:vAlign w:val="bottom"/>
+          </w:tcPr>
+          <w:p>
+            <w:pPr>
+              <w:keepNext w:val="0"/>
+              <w:keepLines w:val="0"/>
+              <w:widowControl/>
+              <w:suppressLineNumbers w:val="0"/>
+              <w:spacing w:line="240" w:lineRule="auto"/>
+              <w:ind w:left="0" w:leftChars="0" w:right="0" w:rightChars="0" w:firstLine="0" w:firstLineChars="0"/>
+              <w:jc w:val="left"/>
+              <w:textAlignment w:val="bottom"/>
+              <w:rPr>
+                <w:rFonts w:hint="default" w:ascii="Times New Roman" w:hAnsi="Times New Roman" w:eastAsia="宋体" w:cs="Times New Roman"/>
+                <w:i w:val="0"/>
+                <w:iCs w:val="0"/>
+                <w:color w:val="000000"/>
+                <w:sz w:val="24"/>
+                <w:szCs w:val="24"/>
+                <w:u w:val="none"/>
+              </w:rPr>
+            </w:pPr>
+            <w:r>
+              <w:rPr>
+                <w:rFonts w:hint="default" w:ascii="Times New Roman" w:hAnsi="Times New Roman" w:eastAsia="宋体" w:cs="Times New Roman"/>
+                <w:i w:val="0"/>
+                <w:iCs w:val="0"/>
+                <w:color w:val="000000"/>
+                <w:kern w:val="0"/>
+                <w:sz w:val="24"/>
+                <w:szCs w:val="24"/>
+                <w:u w:val="none"/>
+                <w:lang w:val="en-US" w:eastAsia="zh-CN" w:bidi="ar"/>
+              </w:rPr>
+              <w:t>+</w:t>
+            </w:r>
+          </w:p>
+        </w:tc>
+        <w:tc>
+          <w:tcPr>
+            <w:tcW w:w="1162" w:type="pct"/>
+            <w:tcBorders>
+              <w:top w:val="single" w:color="000000" w:sz="4" w:space="0"/>
+              <w:left w:val="single" w:color="000000" w:sz="4" w:space="0"/>
+              <w:bottom w:val="single" w:color="000000" w:sz="4" w:space="0"/>
+              <w:right w:val="single" w:color="000000" w:sz="4" w:space="0"/>
+            </w:tcBorders>
+            <w:shd w:val="clear" w:color="auto" w:fill="auto"/>
+            <w:noWrap/>
+            <w:vAlign w:val="bottom"/>
+          </w:tcPr>
+          <w:p>
+            <w:pPr>
+              <w:keepNext w:val="0"/>
+              <w:keepLines w:val="0"/>
+              <w:widowControl/>
+              <w:suppressLineNumbers w:val="0"/>
+              <w:spacing w:line="240" w:lineRule="auto"/>
+              <w:ind w:left="0" w:leftChars="0" w:right="0" w:rightChars="0" w:firstLine="0" w:firstLineChars="0"/>
+              <w:jc w:val="left"/>
+              <w:textAlignment w:val="bottom"/>
+              <w:rPr>
+                <w:rFonts w:hint="default" w:ascii="Times New Roman" w:hAnsi="Times New Roman" w:eastAsia="宋体" w:cs="Times New Roman"/>
+                <w:i w:val="0"/>
+                <w:iCs w:val="0"/>
+                <w:color w:val="000000"/>
+                <w:sz w:val="24"/>
+                <w:szCs w:val="24"/>
+                <w:u w:val="none"/>
+              </w:rPr>
+            </w:pPr>
+            <w:r>
+              <w:rPr>
+                <w:rFonts w:hint="default" w:ascii="Times New Roman" w:hAnsi="Times New Roman" w:eastAsia="宋体" w:cs="Times New Roman"/>
+                <w:i w:val="0"/>
+                <w:iCs w:val="0"/>
+                <w:color w:val="000000"/>
+                <w:kern w:val="0"/>
+                <w:sz w:val="24"/>
+                <w:szCs w:val="24"/>
+                <w:u w:val="none"/>
+                <w:lang w:val="en-US" w:eastAsia="zh-CN" w:bidi="ar"/>
+              </w:rPr>
+              <w:t>-</w:t>
+            </w:r>
+          </w:p>
+        </w:tc>
+        <w:tc>
+          <w:tcPr>
+            <w:tcW w:w="1114" w:type="pct"/>
+            <w:tcBorders>
+              <w:top w:val="single" w:color="000000" w:sz="4" w:space="0"/>
+              <w:left w:val="single" w:color="000000" w:sz="4" w:space="0"/>
+              <w:bottom w:val="single" w:color="000000" w:sz="4" w:space="0"/>
+              <w:right w:val="single" w:color="000000" w:sz="4" w:space="0"/>
+            </w:tcBorders>
+            <w:shd w:val="clear" w:color="auto" w:fill="auto"/>
+            <w:noWrap/>
+            <w:vAlign w:val="bottom"/>
+          </w:tcPr>
+          <w:p>
+            <w:pPr>
+              <w:keepNext w:val="0"/>
+              <w:keepLines w:val="0"/>
+              <w:widowControl/>
+              <w:suppressLineNumbers w:val="0"/>
+              <w:spacing w:line="240" w:lineRule="auto"/>
+              <w:ind w:left="0" w:leftChars="0" w:right="0" w:rightChars="0" w:firstLine="0" w:firstLineChars="0"/>
+              <w:jc w:val="left"/>
+              <w:textAlignment w:val="bottom"/>
+              <w:rPr>
+                <w:rFonts w:hint="default" w:ascii="Times New Roman" w:hAnsi="Times New Roman" w:eastAsia="宋体" w:cs="Times New Roman"/>
+                <w:i w:val="0"/>
+                <w:iCs w:val="0"/>
+                <w:color w:val="000000"/>
+                <w:sz w:val="24"/>
+                <w:szCs w:val="24"/>
+                <w:u w:val="none"/>
+              </w:rPr>
+            </w:pPr>
+            <w:r>
+              <w:rPr>
+                <w:rFonts w:hint="default" w:ascii="Times New Roman" w:hAnsi="Times New Roman" w:eastAsia="宋体" w:cs="Times New Roman"/>
+                <w:i w:val="0"/>
+                <w:iCs w:val="0"/>
+                <w:color w:val="000000"/>
+                <w:kern w:val="0"/>
+                <w:sz w:val="24"/>
+                <w:szCs w:val="24"/>
+                <w:u w:val="none"/>
+                <w:lang w:val="en-US" w:eastAsia="zh-CN" w:bidi="ar"/>
+              </w:rPr>
+              <w:t>-</w:t>
+            </w:r>
+          </w:p>
+        </w:tc>
+      </w:tr>
+      <w:tr>
+        <w:tblPrEx>
+          <w:tblBorders>
+            <w:top w:val="none" w:color="auto" w:sz="0" w:space="0"/>
+            <w:left w:val="none" w:color="auto" w:sz="0" w:space="0"/>
+            <w:bottom w:val="none" w:color="auto" w:sz="0" w:space="0"/>
+            <w:right w:val="none" w:color="auto" w:sz="0" w:space="0"/>
+            <w:insideH w:val="none" w:color="auto" w:sz="0" w:space="0"/>
+            <w:insideV w:val="none" w:color="auto" w:sz="0" w:space="0"/>
+          </w:tblBorders>
+          <w:tblCellMar>
+            <w:top w:w="0" w:type="dxa"/>
+            <w:left w:w="108" w:type="dxa"/>
+            <w:bottom w:w="0" w:type="dxa"/>
+            <w:right w:w="108" w:type="dxa"/>
+          </w:tblCellMar>
+        </w:tblPrEx>
+        <w:trPr>
+          <w:trHeight w:val="1103" w:hRule="atLeast"/>
+        </w:trPr>
+        <w:tc>
+          <w:tcPr>
+            <w:tcW w:w="1361" w:type="pct"/>
+            <w:tcBorders>
+              <w:top w:val="single" w:color="000000" w:sz="4" w:space="0"/>
+              <w:left w:val="single" w:color="000000" w:sz="4" w:space="0"/>
+              <w:bottom w:val="single" w:color="000000" w:sz="4" w:space="0"/>
+              <w:right w:val="single" w:color="000000" w:sz="4" w:space="0"/>
+            </w:tcBorders>
+            <w:shd w:val="clear" w:color="auto" w:fill="auto"/>
+            <w:noWrap/>
+            <w:vAlign w:val="bottom"/>
+          </w:tcPr>
+          <w:p>
+            <w:pPr>
+              <w:keepNext w:val="0"/>
+              <w:keepLines w:val="0"/>
+              <w:widowControl/>
+              <w:suppressLineNumbers w:val="0"/>
+              <w:spacing w:line="240" w:lineRule="auto"/>
+              <w:ind w:left="0" w:leftChars="0" w:right="0" w:rightChars="0" w:firstLine="0" w:firstLineChars="0"/>
+              <w:jc w:val="left"/>
+              <w:textAlignment w:val="bottom"/>
+              <w:rPr>
+                <w:rFonts w:hint="default" w:ascii="Times New Roman" w:hAnsi="Times New Roman" w:eastAsia="宋体" w:cs="Times New Roman"/>
+                <w:i w:val="0"/>
+                <w:iCs w:val="0"/>
+                <w:color w:val="000000"/>
+                <w:sz w:val="24"/>
+                <w:szCs w:val="24"/>
+                <w:u w:val="none"/>
+              </w:rPr>
+            </w:pPr>
+            <w:r>
+              <w:rPr>
+                <w:rFonts w:hint="default" w:ascii="Times New Roman" w:hAnsi="Times New Roman" w:eastAsia="宋体" w:cs="Times New Roman"/>
+                <w:i w:val="0"/>
+                <w:iCs w:val="0"/>
+                <w:color w:val="000000"/>
+                <w:kern w:val="0"/>
+                <w:sz w:val="24"/>
+                <w:szCs w:val="24"/>
+                <w:u w:val="none"/>
+                <w:lang w:val="en-US" w:eastAsia="zh-CN" w:bidi="ar"/>
+              </w:rPr>
+              <w:t>Создание мероприятия</w:t>
+            </w:r>
+          </w:p>
+        </w:tc>
+        <w:tc>
+          <w:tcPr>
+            <w:tcW w:w="1361" w:type="pct"/>
+            <w:tcBorders>
+              <w:top w:val="single" w:color="000000" w:sz="4" w:space="0"/>
+              <w:left w:val="single" w:color="000000" w:sz="4" w:space="0"/>
+              <w:bottom w:val="single" w:color="000000" w:sz="4" w:space="0"/>
+              <w:right w:val="single" w:color="000000" w:sz="4" w:space="0"/>
+            </w:tcBorders>
+            <w:shd w:val="clear" w:color="auto" w:fill="auto"/>
+            <w:noWrap/>
+            <w:vAlign w:val="bottom"/>
+          </w:tcPr>
+          <w:p>
+            <w:pPr>
+              <w:keepNext w:val="0"/>
+              <w:keepLines w:val="0"/>
+              <w:widowControl/>
+              <w:suppressLineNumbers w:val="0"/>
+              <w:spacing w:line="240" w:lineRule="auto"/>
+              <w:ind w:left="0" w:leftChars="0" w:right="0" w:rightChars="0" w:firstLine="0" w:firstLineChars="0"/>
+              <w:jc w:val="left"/>
+              <w:textAlignment w:val="bottom"/>
+              <w:rPr>
+                <w:rFonts w:hint="default" w:ascii="Times New Roman" w:hAnsi="Times New Roman" w:eastAsia="宋体" w:cs="Times New Roman"/>
+                <w:i w:val="0"/>
+                <w:iCs w:val="0"/>
+                <w:color w:val="000000"/>
+                <w:sz w:val="24"/>
+                <w:szCs w:val="24"/>
+                <w:u w:val="none"/>
+              </w:rPr>
+            </w:pPr>
+            <w:r>
+              <w:rPr>
+                <w:rFonts w:hint="default" w:ascii="Times New Roman" w:hAnsi="Times New Roman" w:eastAsia="宋体" w:cs="Times New Roman"/>
+                <w:i w:val="0"/>
+                <w:iCs w:val="0"/>
+                <w:color w:val="000000"/>
+                <w:kern w:val="0"/>
+                <w:sz w:val="24"/>
+                <w:szCs w:val="24"/>
+                <w:u w:val="none"/>
+                <w:lang w:val="en-US" w:eastAsia="zh-CN" w:bidi="ar"/>
+              </w:rPr>
+              <w:t>-</w:t>
+            </w:r>
+          </w:p>
+        </w:tc>
+        <w:tc>
+          <w:tcPr>
+            <w:tcW w:w="1162" w:type="pct"/>
+            <w:tcBorders>
+              <w:top w:val="single" w:color="000000" w:sz="4" w:space="0"/>
+              <w:left w:val="single" w:color="000000" w:sz="4" w:space="0"/>
+              <w:bottom w:val="single" w:color="000000" w:sz="4" w:space="0"/>
+              <w:right w:val="single" w:color="000000" w:sz="4" w:space="0"/>
+            </w:tcBorders>
+            <w:shd w:val="clear" w:color="auto" w:fill="auto"/>
+            <w:noWrap/>
+            <w:vAlign w:val="bottom"/>
+          </w:tcPr>
+          <w:p>
+            <w:pPr>
+              <w:keepNext w:val="0"/>
+              <w:keepLines w:val="0"/>
+              <w:widowControl/>
+              <w:suppressLineNumbers w:val="0"/>
+              <w:spacing w:line="240" w:lineRule="auto"/>
+              <w:ind w:left="0" w:leftChars="0" w:right="0" w:rightChars="0" w:firstLine="0" w:firstLineChars="0"/>
+              <w:jc w:val="left"/>
+              <w:textAlignment w:val="bottom"/>
+              <w:rPr>
+                <w:rFonts w:hint="default" w:ascii="Times New Roman" w:hAnsi="Times New Roman" w:eastAsia="宋体" w:cs="Times New Roman"/>
+                <w:i w:val="0"/>
+                <w:iCs w:val="0"/>
+                <w:color w:val="000000"/>
+                <w:sz w:val="24"/>
+                <w:szCs w:val="24"/>
+                <w:u w:val="none"/>
+              </w:rPr>
+            </w:pPr>
+            <w:r>
+              <w:rPr>
+                <w:rFonts w:hint="default" w:ascii="Times New Roman" w:hAnsi="Times New Roman" w:eastAsia="宋体" w:cs="Times New Roman"/>
+                <w:i w:val="0"/>
+                <w:iCs w:val="0"/>
+                <w:color w:val="000000"/>
+                <w:kern w:val="0"/>
+                <w:sz w:val="24"/>
+                <w:szCs w:val="24"/>
+                <w:u w:val="none"/>
+                <w:lang w:val="en-US" w:eastAsia="zh-CN" w:bidi="ar"/>
+              </w:rPr>
+              <w:t>+</w:t>
+            </w:r>
+          </w:p>
+        </w:tc>
+        <w:tc>
+          <w:tcPr>
+            <w:tcW w:w="1114" w:type="pct"/>
+            <w:tcBorders>
+              <w:top w:val="single" w:color="000000" w:sz="4" w:space="0"/>
+              <w:left w:val="single" w:color="000000" w:sz="4" w:space="0"/>
+              <w:bottom w:val="single" w:color="000000" w:sz="4" w:space="0"/>
+              <w:right w:val="single" w:color="000000" w:sz="4" w:space="0"/>
+            </w:tcBorders>
+            <w:shd w:val="clear" w:color="auto" w:fill="auto"/>
+            <w:noWrap/>
+            <w:vAlign w:val="bottom"/>
+          </w:tcPr>
+          <w:p>
+            <w:pPr>
+              <w:keepNext w:val="0"/>
+              <w:keepLines w:val="0"/>
+              <w:widowControl/>
+              <w:suppressLineNumbers w:val="0"/>
+              <w:spacing w:line="240" w:lineRule="auto"/>
+              <w:ind w:left="0" w:leftChars="0" w:right="0" w:rightChars="0" w:firstLine="0" w:firstLineChars="0"/>
+              <w:jc w:val="left"/>
+              <w:textAlignment w:val="bottom"/>
+              <w:rPr>
+                <w:rFonts w:hint="default" w:ascii="Times New Roman" w:hAnsi="Times New Roman" w:eastAsia="宋体" w:cs="Times New Roman"/>
+                <w:i w:val="0"/>
+                <w:iCs w:val="0"/>
+                <w:color w:val="000000"/>
+                <w:sz w:val="24"/>
+                <w:szCs w:val="24"/>
+                <w:u w:val="none"/>
+              </w:rPr>
+            </w:pPr>
+            <w:r>
+              <w:rPr>
+                <w:rFonts w:hint="default" w:ascii="Times New Roman" w:hAnsi="Times New Roman" w:eastAsia="宋体" w:cs="Times New Roman"/>
+                <w:i w:val="0"/>
+                <w:iCs w:val="0"/>
+                <w:color w:val="000000"/>
+                <w:kern w:val="0"/>
+                <w:sz w:val="24"/>
+                <w:szCs w:val="24"/>
+                <w:u w:val="none"/>
+                <w:lang w:val="en-US" w:eastAsia="zh-CN" w:bidi="ar"/>
+              </w:rPr>
+              <w:t>-</w:t>
+            </w:r>
+          </w:p>
+        </w:tc>
+      </w:tr>
+      <w:tr>
+        <w:tblPrEx>
+          <w:tblBorders>
+            <w:top w:val="none" w:color="auto" w:sz="0" w:space="0"/>
+            <w:left w:val="none" w:color="auto" w:sz="0" w:space="0"/>
+            <w:bottom w:val="none" w:color="auto" w:sz="0" w:space="0"/>
+            <w:right w:val="none" w:color="auto" w:sz="0" w:space="0"/>
+            <w:insideH w:val="none" w:color="auto" w:sz="0" w:space="0"/>
+            <w:insideV w:val="none" w:color="auto" w:sz="0" w:space="0"/>
+          </w:tblBorders>
+          <w:tblCellMar>
+            <w:top w:w="0" w:type="dxa"/>
+            <w:left w:w="108" w:type="dxa"/>
+            <w:bottom w:w="0" w:type="dxa"/>
+            <w:right w:w="108" w:type="dxa"/>
+          </w:tblCellMar>
+        </w:tblPrEx>
+        <w:trPr>
+          <w:trHeight w:val="1103" w:hRule="atLeast"/>
+        </w:trPr>
+        <w:tc>
+          <w:tcPr>
+            <w:tcW w:w="1361" w:type="pct"/>
+            <w:tcBorders>
+              <w:top w:val="single" w:color="000000" w:sz="4" w:space="0"/>
+              <w:left w:val="single" w:color="000000" w:sz="4" w:space="0"/>
+              <w:bottom w:val="single" w:color="000000" w:sz="4" w:space="0"/>
+              <w:right w:val="single" w:color="000000" w:sz="4" w:space="0"/>
+            </w:tcBorders>
+            <w:shd w:val="clear" w:color="auto" w:fill="auto"/>
+            <w:noWrap/>
+            <w:vAlign w:val="bottom"/>
+          </w:tcPr>
+          <w:p>
+            <w:pPr>
+              <w:keepNext w:val="0"/>
+              <w:keepLines w:val="0"/>
+              <w:widowControl/>
+              <w:suppressLineNumbers w:val="0"/>
+              <w:spacing w:line="240" w:lineRule="auto"/>
+              <w:ind w:left="0" w:leftChars="0" w:right="0" w:rightChars="0" w:firstLine="0" w:firstLineChars="0"/>
+              <w:jc w:val="left"/>
+              <w:textAlignment w:val="bottom"/>
+              <w:rPr>
+                <w:rFonts w:hint="default" w:ascii="Times New Roman" w:hAnsi="Times New Roman" w:eastAsia="宋体" w:cs="Times New Roman"/>
+                <w:i w:val="0"/>
+                <w:iCs w:val="0"/>
+                <w:color w:val="000000"/>
+                <w:sz w:val="24"/>
+                <w:szCs w:val="24"/>
+                <w:u w:val="none"/>
+              </w:rPr>
+            </w:pPr>
+            <w:r>
+              <w:rPr>
+                <w:rFonts w:hint="default" w:ascii="Times New Roman" w:hAnsi="Times New Roman" w:eastAsia="宋体" w:cs="Times New Roman"/>
+                <w:i w:val="0"/>
+                <w:iCs w:val="0"/>
+                <w:color w:val="000000"/>
+                <w:kern w:val="0"/>
+                <w:sz w:val="24"/>
+                <w:szCs w:val="24"/>
+                <w:u w:val="none"/>
+                <w:lang w:val="en-US" w:eastAsia="zh-CN" w:bidi="ar"/>
+              </w:rPr>
+              <w:t>Редактирование / отмена мероприятия</w:t>
+            </w:r>
+          </w:p>
+        </w:tc>
+        <w:tc>
+          <w:tcPr>
+            <w:tcW w:w="1361" w:type="pct"/>
+            <w:tcBorders>
+              <w:top w:val="single" w:color="000000" w:sz="4" w:space="0"/>
+              <w:left w:val="single" w:color="000000" w:sz="4" w:space="0"/>
+              <w:bottom w:val="single" w:color="000000" w:sz="4" w:space="0"/>
+              <w:right w:val="single" w:color="000000" w:sz="4" w:space="0"/>
+            </w:tcBorders>
+            <w:shd w:val="clear" w:color="auto" w:fill="auto"/>
+            <w:noWrap/>
+            <w:vAlign w:val="bottom"/>
+          </w:tcPr>
+          <w:p>
+            <w:pPr>
+              <w:keepNext w:val="0"/>
+              <w:keepLines w:val="0"/>
+              <w:widowControl/>
+              <w:suppressLineNumbers w:val="0"/>
+              <w:spacing w:line="240" w:lineRule="auto"/>
+              <w:ind w:left="0" w:leftChars="0" w:right="0" w:rightChars="0" w:firstLine="0" w:firstLineChars="0"/>
+              <w:jc w:val="left"/>
+              <w:textAlignment w:val="bottom"/>
+              <w:rPr>
+                <w:rFonts w:hint="default" w:ascii="Times New Roman" w:hAnsi="Times New Roman" w:eastAsia="宋体" w:cs="Times New Roman"/>
+                <w:i w:val="0"/>
+                <w:iCs w:val="0"/>
+                <w:color w:val="000000"/>
+                <w:sz w:val="24"/>
+                <w:szCs w:val="24"/>
+                <w:u w:val="none"/>
+              </w:rPr>
+            </w:pPr>
+            <w:r>
+              <w:rPr>
+                <w:rFonts w:hint="default" w:ascii="Times New Roman" w:hAnsi="Times New Roman" w:eastAsia="宋体" w:cs="Times New Roman"/>
+                <w:i w:val="0"/>
+                <w:iCs w:val="0"/>
+                <w:color w:val="000000"/>
+                <w:kern w:val="0"/>
+                <w:sz w:val="24"/>
+                <w:szCs w:val="24"/>
+                <w:u w:val="none"/>
+                <w:lang w:val="en-US" w:eastAsia="zh-CN" w:bidi="ar"/>
+              </w:rPr>
+              <w:t>-</w:t>
+            </w:r>
+          </w:p>
+        </w:tc>
+        <w:tc>
+          <w:tcPr>
+            <w:tcW w:w="1162" w:type="pct"/>
+            <w:tcBorders>
+              <w:top w:val="single" w:color="000000" w:sz="4" w:space="0"/>
+              <w:left w:val="single" w:color="000000" w:sz="4" w:space="0"/>
+              <w:bottom w:val="single" w:color="000000" w:sz="4" w:space="0"/>
+              <w:right w:val="single" w:color="000000" w:sz="4" w:space="0"/>
+            </w:tcBorders>
+            <w:shd w:val="clear" w:color="auto" w:fill="auto"/>
+            <w:noWrap/>
+            <w:vAlign w:val="bottom"/>
+          </w:tcPr>
+          <w:p>
+            <w:pPr>
+              <w:keepNext w:val="0"/>
+              <w:keepLines w:val="0"/>
+              <w:widowControl/>
+              <w:suppressLineNumbers w:val="0"/>
+              <w:spacing w:line="240" w:lineRule="auto"/>
+              <w:ind w:left="0" w:leftChars="0" w:right="0" w:rightChars="0" w:firstLine="0" w:firstLineChars="0"/>
+              <w:jc w:val="left"/>
+              <w:textAlignment w:val="bottom"/>
+              <w:rPr>
+                <w:rFonts w:hint="default" w:ascii="Times New Roman" w:hAnsi="Times New Roman" w:eastAsia="宋体" w:cs="Times New Roman"/>
+                <w:i w:val="0"/>
+                <w:iCs w:val="0"/>
+                <w:color w:val="000000"/>
+                <w:sz w:val="24"/>
+                <w:szCs w:val="24"/>
+                <w:u w:val="none"/>
+              </w:rPr>
+            </w:pPr>
+            <w:r>
+              <w:rPr>
+                <w:rFonts w:hint="default" w:ascii="Times New Roman" w:hAnsi="Times New Roman" w:eastAsia="宋体" w:cs="Times New Roman"/>
+                <w:i w:val="0"/>
+                <w:iCs w:val="0"/>
+                <w:color w:val="000000"/>
+                <w:kern w:val="0"/>
+                <w:sz w:val="24"/>
+                <w:szCs w:val="24"/>
+                <w:u w:val="none"/>
+                <w:lang w:val="en-US" w:eastAsia="zh-CN" w:bidi="ar"/>
+              </w:rPr>
+              <w:t>+</w:t>
+            </w:r>
+          </w:p>
+        </w:tc>
+        <w:tc>
+          <w:tcPr>
+            <w:tcW w:w="1114" w:type="pct"/>
+            <w:tcBorders>
+              <w:top w:val="single" w:color="000000" w:sz="4" w:space="0"/>
+              <w:left w:val="single" w:color="000000" w:sz="4" w:space="0"/>
+              <w:bottom w:val="single" w:color="000000" w:sz="4" w:space="0"/>
+              <w:right w:val="single" w:color="000000" w:sz="4" w:space="0"/>
+            </w:tcBorders>
+            <w:shd w:val="clear" w:color="auto" w:fill="auto"/>
+            <w:noWrap/>
+            <w:vAlign w:val="bottom"/>
+          </w:tcPr>
+          <w:p>
+            <w:pPr>
+              <w:keepNext w:val="0"/>
+              <w:keepLines w:val="0"/>
+              <w:widowControl/>
+              <w:suppressLineNumbers w:val="0"/>
+              <w:spacing w:line="240" w:lineRule="auto"/>
+              <w:ind w:left="0" w:leftChars="0" w:right="0" w:rightChars="0" w:firstLine="0" w:firstLineChars="0"/>
+              <w:jc w:val="left"/>
+              <w:textAlignment w:val="bottom"/>
+              <w:rPr>
+                <w:rFonts w:hint="default" w:ascii="Times New Roman" w:hAnsi="Times New Roman" w:eastAsia="宋体" w:cs="Times New Roman"/>
+                <w:i w:val="0"/>
+                <w:iCs w:val="0"/>
+                <w:color w:val="000000"/>
+                <w:sz w:val="24"/>
+                <w:szCs w:val="24"/>
+                <w:u w:val="none"/>
+              </w:rPr>
+            </w:pPr>
+            <w:r>
+              <w:rPr>
+                <w:rFonts w:hint="default" w:ascii="Times New Roman" w:hAnsi="Times New Roman" w:eastAsia="宋体" w:cs="Times New Roman"/>
+                <w:i w:val="0"/>
+                <w:iCs w:val="0"/>
+                <w:color w:val="000000"/>
+                <w:kern w:val="0"/>
+                <w:sz w:val="24"/>
+                <w:szCs w:val="24"/>
+                <w:u w:val="none"/>
+                <w:lang w:val="en-US" w:eastAsia="zh-CN" w:bidi="ar"/>
+              </w:rPr>
+              <w:t>+</w:t>
+            </w:r>
+          </w:p>
+        </w:tc>
+      </w:tr>
+      <w:tr>
+        <w:tblPrEx>
+          <w:tblBorders>
+            <w:top w:val="none" w:color="auto" w:sz="0" w:space="0"/>
+            <w:left w:val="none" w:color="auto" w:sz="0" w:space="0"/>
+            <w:bottom w:val="none" w:color="auto" w:sz="0" w:space="0"/>
+            <w:right w:val="none" w:color="auto" w:sz="0" w:space="0"/>
+            <w:insideH w:val="none" w:color="auto" w:sz="0" w:space="0"/>
+            <w:insideV w:val="none" w:color="auto" w:sz="0" w:space="0"/>
+          </w:tblBorders>
+          <w:tblCellMar>
+            <w:top w:w="0" w:type="dxa"/>
+            <w:left w:w="108" w:type="dxa"/>
+            <w:bottom w:w="0" w:type="dxa"/>
+            <w:right w:w="108" w:type="dxa"/>
+          </w:tblCellMar>
+        </w:tblPrEx>
+        <w:trPr>
+          <w:trHeight w:val="1103" w:hRule="atLeast"/>
+        </w:trPr>
+        <w:tc>
+          <w:tcPr>
+            <w:tcW w:w="1361" w:type="pct"/>
+            <w:tcBorders>
+              <w:top w:val="single" w:color="000000" w:sz="4" w:space="0"/>
+              <w:left w:val="single" w:color="000000" w:sz="4" w:space="0"/>
+              <w:bottom w:val="single" w:color="000000" w:sz="4" w:space="0"/>
+              <w:right w:val="single" w:color="000000" w:sz="4" w:space="0"/>
+            </w:tcBorders>
+            <w:shd w:val="clear" w:color="auto" w:fill="auto"/>
+            <w:noWrap/>
+            <w:vAlign w:val="bottom"/>
+          </w:tcPr>
+          <w:p>
+            <w:pPr>
+              <w:keepNext w:val="0"/>
+              <w:keepLines w:val="0"/>
+              <w:widowControl/>
+              <w:suppressLineNumbers w:val="0"/>
+              <w:spacing w:line="240" w:lineRule="auto"/>
+              <w:ind w:left="0" w:leftChars="0" w:right="0" w:rightChars="0" w:firstLine="0" w:firstLineChars="0"/>
+              <w:jc w:val="left"/>
+              <w:textAlignment w:val="bottom"/>
+              <w:rPr>
+                <w:rFonts w:hint="default" w:ascii="Times New Roman" w:hAnsi="Times New Roman" w:eastAsia="宋体" w:cs="Times New Roman"/>
+                <w:i w:val="0"/>
+                <w:iCs w:val="0"/>
+                <w:color w:val="000000"/>
+                <w:sz w:val="24"/>
+                <w:szCs w:val="24"/>
+                <w:u w:val="none"/>
+              </w:rPr>
+            </w:pPr>
+            <w:r>
+              <w:rPr>
+                <w:rFonts w:hint="default" w:ascii="Times New Roman" w:hAnsi="Times New Roman" w:eastAsia="宋体" w:cs="Times New Roman"/>
+                <w:i w:val="0"/>
+                <w:iCs w:val="0"/>
+                <w:color w:val="000000"/>
+                <w:kern w:val="0"/>
+                <w:sz w:val="24"/>
+                <w:szCs w:val="24"/>
+                <w:u w:val="none"/>
+                <w:lang w:val="en-US" w:eastAsia="zh-CN" w:bidi="ar"/>
+              </w:rPr>
+              <w:t>Утверждение заявок</w:t>
+            </w:r>
+          </w:p>
+        </w:tc>
+        <w:tc>
+          <w:tcPr>
+            <w:tcW w:w="1361" w:type="pct"/>
+            <w:tcBorders>
+              <w:top w:val="single" w:color="000000" w:sz="4" w:space="0"/>
+              <w:left w:val="single" w:color="000000" w:sz="4" w:space="0"/>
+              <w:bottom w:val="single" w:color="000000" w:sz="4" w:space="0"/>
+              <w:right w:val="single" w:color="000000" w:sz="4" w:space="0"/>
+            </w:tcBorders>
+            <w:shd w:val="clear" w:color="auto" w:fill="auto"/>
+            <w:noWrap/>
+            <w:vAlign w:val="bottom"/>
+          </w:tcPr>
+          <w:p>
+            <w:pPr>
+              <w:keepNext w:val="0"/>
+              <w:keepLines w:val="0"/>
+              <w:widowControl/>
+              <w:suppressLineNumbers w:val="0"/>
+              <w:spacing w:line="240" w:lineRule="auto"/>
+              <w:ind w:left="0" w:leftChars="0" w:right="0" w:rightChars="0" w:firstLine="0" w:firstLineChars="0"/>
+              <w:jc w:val="left"/>
+              <w:textAlignment w:val="bottom"/>
+              <w:rPr>
+                <w:rFonts w:hint="default" w:ascii="Times New Roman" w:hAnsi="Times New Roman" w:eastAsia="宋体" w:cs="Times New Roman"/>
+                <w:i w:val="0"/>
+                <w:iCs w:val="0"/>
+                <w:color w:val="000000"/>
+                <w:sz w:val="24"/>
+                <w:szCs w:val="24"/>
+                <w:u w:val="none"/>
+              </w:rPr>
+            </w:pPr>
+            <w:r>
+              <w:rPr>
+                <w:rFonts w:hint="default" w:ascii="Times New Roman" w:hAnsi="Times New Roman" w:eastAsia="宋体" w:cs="Times New Roman"/>
+                <w:i w:val="0"/>
+                <w:iCs w:val="0"/>
+                <w:color w:val="000000"/>
+                <w:kern w:val="0"/>
+                <w:sz w:val="24"/>
+                <w:szCs w:val="24"/>
+                <w:u w:val="none"/>
+                <w:lang w:val="en-US" w:eastAsia="zh-CN" w:bidi="ar"/>
+              </w:rPr>
+              <w:t>-</w:t>
+            </w:r>
+          </w:p>
+        </w:tc>
+        <w:tc>
+          <w:tcPr>
+            <w:tcW w:w="1162" w:type="pct"/>
+            <w:tcBorders>
+              <w:top w:val="single" w:color="000000" w:sz="4" w:space="0"/>
+              <w:left w:val="single" w:color="000000" w:sz="4" w:space="0"/>
+              <w:bottom w:val="single" w:color="000000" w:sz="4" w:space="0"/>
+              <w:right w:val="single" w:color="000000" w:sz="4" w:space="0"/>
+            </w:tcBorders>
+            <w:shd w:val="clear" w:color="auto" w:fill="auto"/>
+            <w:noWrap/>
+            <w:vAlign w:val="bottom"/>
+          </w:tcPr>
+          <w:p>
+            <w:pPr>
+              <w:keepNext w:val="0"/>
+              <w:keepLines w:val="0"/>
+              <w:widowControl/>
+              <w:suppressLineNumbers w:val="0"/>
+              <w:spacing w:line="240" w:lineRule="auto"/>
+              <w:ind w:left="0" w:leftChars="0" w:right="0" w:rightChars="0" w:firstLine="0" w:firstLineChars="0"/>
+              <w:jc w:val="left"/>
+              <w:textAlignment w:val="bottom"/>
+              <w:rPr>
+                <w:rFonts w:hint="default" w:ascii="Times New Roman" w:hAnsi="Times New Roman" w:eastAsia="宋体" w:cs="Times New Roman"/>
+                <w:i w:val="0"/>
+                <w:iCs w:val="0"/>
+                <w:color w:val="000000"/>
+                <w:sz w:val="24"/>
+                <w:szCs w:val="24"/>
+                <w:u w:val="none"/>
+              </w:rPr>
+            </w:pPr>
+            <w:r>
+              <w:rPr>
+                <w:rFonts w:hint="default" w:ascii="Times New Roman" w:hAnsi="Times New Roman" w:eastAsia="宋体" w:cs="Times New Roman"/>
+                <w:i w:val="0"/>
+                <w:iCs w:val="0"/>
+                <w:color w:val="000000"/>
+                <w:kern w:val="0"/>
+                <w:sz w:val="24"/>
+                <w:szCs w:val="24"/>
+                <w:u w:val="none"/>
+                <w:lang w:val="en-US" w:eastAsia="zh-CN" w:bidi="ar"/>
+              </w:rPr>
+              <w:t>+</w:t>
+            </w:r>
+          </w:p>
+        </w:tc>
+        <w:tc>
+          <w:tcPr>
+            <w:tcW w:w="1114" w:type="pct"/>
+            <w:tcBorders>
+              <w:top w:val="single" w:color="000000" w:sz="4" w:space="0"/>
+              <w:left w:val="single" w:color="000000" w:sz="4" w:space="0"/>
+              <w:bottom w:val="single" w:color="000000" w:sz="4" w:space="0"/>
+              <w:right w:val="single" w:color="000000" w:sz="4" w:space="0"/>
+            </w:tcBorders>
+            <w:shd w:val="clear" w:color="auto" w:fill="auto"/>
+            <w:noWrap/>
+            <w:vAlign w:val="bottom"/>
+          </w:tcPr>
+          <w:p>
+            <w:pPr>
+              <w:keepNext w:val="0"/>
+              <w:keepLines w:val="0"/>
+              <w:widowControl/>
+              <w:suppressLineNumbers w:val="0"/>
+              <w:spacing w:line="240" w:lineRule="auto"/>
+              <w:ind w:left="0" w:leftChars="0" w:right="0" w:rightChars="0" w:firstLine="0" w:firstLineChars="0"/>
+              <w:jc w:val="left"/>
+              <w:textAlignment w:val="bottom"/>
+              <w:rPr>
+                <w:rFonts w:hint="default" w:ascii="Times New Roman" w:hAnsi="Times New Roman" w:eastAsia="宋体" w:cs="Times New Roman"/>
+                <w:i w:val="0"/>
+                <w:iCs w:val="0"/>
+                <w:color w:val="000000"/>
+                <w:sz w:val="24"/>
+                <w:szCs w:val="24"/>
+                <w:u w:val="none"/>
+              </w:rPr>
+            </w:pPr>
+            <w:r>
+              <w:rPr>
+                <w:rFonts w:hint="default" w:ascii="Times New Roman" w:hAnsi="Times New Roman" w:eastAsia="宋体" w:cs="Times New Roman"/>
+                <w:i w:val="0"/>
+                <w:iCs w:val="0"/>
+                <w:color w:val="000000"/>
+                <w:kern w:val="0"/>
+                <w:sz w:val="24"/>
+                <w:szCs w:val="24"/>
+                <w:u w:val="none"/>
+                <w:lang w:val="en-US" w:eastAsia="zh-CN" w:bidi="ar"/>
+              </w:rPr>
+              <w:t>-</w:t>
+            </w:r>
+          </w:p>
+        </w:tc>
+      </w:tr>
+      <w:tr>
+        <w:tblPrEx>
+          <w:tblBorders>
+            <w:top w:val="none" w:color="auto" w:sz="0" w:space="0"/>
+            <w:left w:val="none" w:color="auto" w:sz="0" w:space="0"/>
+            <w:bottom w:val="none" w:color="auto" w:sz="0" w:space="0"/>
+            <w:right w:val="none" w:color="auto" w:sz="0" w:space="0"/>
+            <w:insideH w:val="none" w:color="auto" w:sz="0" w:space="0"/>
+            <w:insideV w:val="none" w:color="auto" w:sz="0" w:space="0"/>
+          </w:tblBorders>
+          <w:tblCellMar>
+            <w:top w:w="0" w:type="dxa"/>
+            <w:left w:w="108" w:type="dxa"/>
+            <w:bottom w:w="0" w:type="dxa"/>
+            <w:right w:w="108" w:type="dxa"/>
+          </w:tblCellMar>
+        </w:tblPrEx>
+        <w:trPr>
+          <w:trHeight w:val="1103" w:hRule="atLeast"/>
+        </w:trPr>
+        <w:tc>
+          <w:tcPr>
+            <w:tcW w:w="1361" w:type="pct"/>
+            <w:tcBorders>
+              <w:top w:val="single" w:color="000000" w:sz="4" w:space="0"/>
+              <w:left w:val="single" w:color="000000" w:sz="4" w:space="0"/>
+              <w:bottom w:val="single" w:color="000000" w:sz="4" w:space="0"/>
+              <w:right w:val="single" w:color="000000" w:sz="4" w:space="0"/>
+            </w:tcBorders>
+            <w:shd w:val="clear" w:color="auto" w:fill="auto"/>
+            <w:noWrap/>
+            <w:vAlign w:val="bottom"/>
+          </w:tcPr>
+          <w:p>
+            <w:pPr>
+              <w:keepNext w:val="0"/>
+              <w:keepLines w:val="0"/>
+              <w:widowControl/>
+              <w:suppressLineNumbers w:val="0"/>
+              <w:spacing w:line="240" w:lineRule="auto"/>
+              <w:ind w:left="0" w:leftChars="0" w:right="0" w:rightChars="0" w:firstLine="0" w:firstLineChars="0"/>
+              <w:jc w:val="left"/>
+              <w:textAlignment w:val="bottom"/>
+              <w:rPr>
+                <w:rFonts w:hint="default" w:ascii="Times New Roman" w:hAnsi="Times New Roman" w:eastAsia="宋体" w:cs="Times New Roman"/>
+                <w:i w:val="0"/>
+                <w:iCs w:val="0"/>
+                <w:color w:val="000000"/>
+                <w:sz w:val="24"/>
+                <w:szCs w:val="24"/>
+                <w:u w:val="none"/>
+              </w:rPr>
+            </w:pPr>
+            <w:r>
+              <w:rPr>
+                <w:rFonts w:hint="default" w:ascii="Times New Roman" w:hAnsi="Times New Roman" w:eastAsia="宋体" w:cs="Times New Roman"/>
+                <w:i w:val="0"/>
+                <w:iCs w:val="0"/>
+                <w:color w:val="000000"/>
+                <w:kern w:val="0"/>
+                <w:sz w:val="24"/>
+                <w:szCs w:val="24"/>
+                <w:u w:val="none"/>
+                <w:lang w:val="en-US" w:eastAsia="zh-CN" w:bidi="ar"/>
+              </w:rPr>
+              <w:t>Генерация QR-кодов для регистрации</w:t>
+            </w:r>
+          </w:p>
+        </w:tc>
+        <w:tc>
+          <w:tcPr>
+            <w:tcW w:w="1361" w:type="pct"/>
+            <w:tcBorders>
+              <w:top w:val="single" w:color="000000" w:sz="4" w:space="0"/>
+              <w:left w:val="single" w:color="000000" w:sz="4" w:space="0"/>
+              <w:bottom w:val="single" w:color="000000" w:sz="4" w:space="0"/>
+              <w:right w:val="single" w:color="000000" w:sz="4" w:space="0"/>
+            </w:tcBorders>
+            <w:shd w:val="clear" w:color="auto" w:fill="auto"/>
+            <w:noWrap/>
+            <w:vAlign w:val="bottom"/>
+          </w:tcPr>
+          <w:p>
+            <w:pPr>
+              <w:keepNext w:val="0"/>
+              <w:keepLines w:val="0"/>
+              <w:widowControl/>
+              <w:suppressLineNumbers w:val="0"/>
+              <w:spacing w:line="240" w:lineRule="auto"/>
+              <w:ind w:left="0" w:leftChars="0" w:right="0" w:rightChars="0" w:firstLine="0" w:firstLineChars="0"/>
+              <w:jc w:val="left"/>
+              <w:textAlignment w:val="bottom"/>
+              <w:rPr>
+                <w:rFonts w:hint="default" w:ascii="Times New Roman" w:hAnsi="Times New Roman" w:eastAsia="宋体" w:cs="Times New Roman"/>
+                <w:i w:val="0"/>
+                <w:iCs w:val="0"/>
+                <w:color w:val="000000"/>
+                <w:sz w:val="24"/>
+                <w:szCs w:val="24"/>
+                <w:u w:val="none"/>
+              </w:rPr>
+            </w:pPr>
+            <w:r>
+              <w:rPr>
+                <w:rFonts w:hint="default" w:ascii="Times New Roman" w:hAnsi="Times New Roman" w:eastAsia="宋体" w:cs="Times New Roman"/>
+                <w:i w:val="0"/>
+                <w:iCs w:val="0"/>
+                <w:color w:val="000000"/>
+                <w:kern w:val="0"/>
+                <w:sz w:val="24"/>
+                <w:szCs w:val="24"/>
+                <w:u w:val="none"/>
+                <w:lang w:val="en-US" w:eastAsia="zh-CN" w:bidi="ar"/>
+              </w:rPr>
+              <w:t>-</w:t>
+            </w:r>
+          </w:p>
+        </w:tc>
+        <w:tc>
+          <w:tcPr>
+            <w:tcW w:w="1162" w:type="pct"/>
+            <w:tcBorders>
+              <w:top w:val="single" w:color="000000" w:sz="4" w:space="0"/>
+              <w:left w:val="single" w:color="000000" w:sz="4" w:space="0"/>
+              <w:bottom w:val="single" w:color="000000" w:sz="4" w:space="0"/>
+              <w:right w:val="single" w:color="000000" w:sz="4" w:space="0"/>
+            </w:tcBorders>
+            <w:shd w:val="clear" w:color="auto" w:fill="auto"/>
+            <w:noWrap/>
+            <w:vAlign w:val="bottom"/>
+          </w:tcPr>
+          <w:p>
+            <w:pPr>
+              <w:keepNext w:val="0"/>
+              <w:keepLines w:val="0"/>
+              <w:widowControl/>
+              <w:suppressLineNumbers w:val="0"/>
+              <w:spacing w:line="240" w:lineRule="auto"/>
+              <w:ind w:left="0" w:leftChars="0" w:right="0" w:rightChars="0" w:firstLine="0" w:firstLineChars="0"/>
+              <w:jc w:val="left"/>
+              <w:textAlignment w:val="bottom"/>
+              <w:rPr>
+                <w:rFonts w:hint="default" w:ascii="Times New Roman" w:hAnsi="Times New Roman" w:eastAsia="宋体" w:cs="Times New Roman"/>
+                <w:i w:val="0"/>
+                <w:iCs w:val="0"/>
+                <w:color w:val="000000"/>
+                <w:sz w:val="24"/>
+                <w:szCs w:val="24"/>
+                <w:u w:val="none"/>
+              </w:rPr>
+            </w:pPr>
+            <w:r>
+              <w:rPr>
+                <w:rFonts w:hint="default" w:ascii="Times New Roman" w:hAnsi="Times New Roman" w:eastAsia="宋体" w:cs="Times New Roman"/>
+                <w:i w:val="0"/>
+                <w:iCs w:val="0"/>
+                <w:color w:val="000000"/>
+                <w:kern w:val="0"/>
+                <w:sz w:val="24"/>
+                <w:szCs w:val="24"/>
+                <w:u w:val="none"/>
+                <w:lang w:val="en-US" w:eastAsia="zh-CN" w:bidi="ar"/>
+              </w:rPr>
+              <w:t>+</w:t>
             </w:r>
           </w:p>
         </w:tc>
@@ -10698,7 +12058,7 @@
                 <w:u w:val="none"/>
                 <w:lang w:val="en-US" w:eastAsia="zh-CN" w:bidi="ar"/>
               </w:rPr>
-              <w:t>Сканирование QR-кода (участник)</w:t>
+              <w:t>Сканирование QR-кодов на месте</w:t>
             </w:r>
           </w:p>
         </w:tc>
@@ -10747,13 +12107,62 @@
                 <w:u w:val="none"/>
                 <w:lang w:val="en-US" w:eastAsia="zh-CN" w:bidi="ar"/>
               </w:rPr>
+              <w:t>-</w:t>
+            </w:r>
+          </w:p>
+        </w:tc>
+        <w:tc>
+          <w:tcPr>
+            <w:tcW w:w="1162" w:type="pct"/>
+            <w:tcBorders>
+              <w:top w:val="single" w:color="000000" w:sz="4" w:space="0"/>
+              <w:left w:val="single" w:color="000000" w:sz="4" w:space="0"/>
+              <w:bottom w:val="single" w:color="000000" w:sz="4" w:space="0"/>
+              <w:right w:val="single" w:color="000000" w:sz="4" w:space="0"/>
+            </w:tcBorders>
+            <w:shd w:val="clear" w:color="auto" w:fill="auto"/>
+            <w:noWrap/>
+            <w:vAlign w:val="bottom"/>
+          </w:tcPr>
+          <w:p>
+            <w:pPr>
+              <w:keepNext w:val="0"/>
+              <w:keepLines w:val="0"/>
+              <w:widowControl/>
+              <w:suppressLineNumbers w:val="0"/>
+              <w:spacing w:line="240" w:lineRule="auto"/>
+              <w:ind w:left="0" w:leftChars="0" w:right="0" w:rightChars="0" w:firstLine="0" w:firstLineChars="0"/>
+              <w:jc w:val="left"/>
+              <w:textAlignment w:val="bottom"/>
+              <w:rPr>
+                <w:rFonts w:hint="default" w:ascii="Times New Roman" w:hAnsi="Times New Roman" w:eastAsia="宋体" w:cs="Times New Roman"/>
+                <w:i w:val="0"/>
+                <w:iCs w:val="0"/>
+                <w:color w:val="000000"/>
+                <w:sz w:val="24"/>
+                <w:szCs w:val="24"/>
+                <w:u w:val="none"/>
+              </w:rPr>
+            </w:pPr>
+            <w:r>
+              <w:rPr>
+                <w:rFonts w:hint="default" w:ascii="Times New Roman" w:hAnsi="Times New Roman" w:eastAsia="宋体" w:cs="Times New Roman"/>
+                <w:i w:val="0"/>
+                <w:iCs w:val="0"/>
+                <w:color w:val="000000"/>
+                <w:kern w:val="0"/>
+                <w:sz w:val="24"/>
+                <w:szCs w:val="24"/>
+                <w:u w:val="none"/>
+                <w:lang w:val="en-US" w:eastAsia="zh-CN" w:bidi="ar"/>
+              </w:rPr>
               <w:t>+</w:t>
             </w:r>
           </w:p>
         </w:tc>
         <w:tc>
           <w:tcPr>
-            <w:tcW w:w="1162" w:type="pct"/>
+            <w:tcW w:w="1114" w:type="pct"/>
             <w:tcBorders>
               <w:top w:val="single" w:color="000000" w:sz="4" w:space="0"/>
               <w:left w:val="single" w:color="000000" w:sz="4" w:space="0"/>
@@ -10797,706 +12206,6 @@
                 <w:lang w:val="en-US" w:eastAsia="zh-CN" w:bidi="ar"/>
               </w:rPr>
               <w:t>-</w:t>
-            </w:r>
-          </w:p>
-        </w:tc>
-        <w:tc>
-          <w:tcPr>
-            <w:tcW w:w="1114" w:type="pct"/>
-            <w:tcBorders>
-              <w:top w:val="single" w:color="000000" w:sz="4" w:space="0"/>
-              <w:left w:val="single" w:color="000000" w:sz="4" w:space="0"/>
-              <w:bottom w:val="single" w:color="000000" w:sz="4" w:space="0"/>
-              <w:right w:val="single" w:color="000000" w:sz="4" w:space="0"/>
-            </w:tcBorders>
-            <w:shd w:val="clear" w:color="auto" w:fill="auto"/>
-            <w:noWrap/>
-            <w:vAlign w:val="bottom"/>
-          </w:tcPr>
-          <w:p>
-            <w:pPr>
-              <w:keepNext w:val="0"/>
-              <w:keepLines w:val="0"/>
-              <w:widowControl/>
-              <w:suppressLineNumbers w:val="0"/>
-              <w:spacing w:line="240" w:lineRule="auto"/>
-              <w:ind w:left="0" w:leftChars="0" w:right="0" w:rightChars="0" w:firstLine="0" w:firstLineChars="0"/>
-              <w:jc w:val="left"/>
-              <w:textAlignment w:val="bottom"/>
-              <w:rPr>
-                <w:rFonts w:hint="default" w:ascii="Times New Roman" w:hAnsi="Times New Roman" w:eastAsia="宋体" w:cs="Times New Roman"/>
-                <w:i w:val="0"/>
-                <w:iCs w:val="0"/>
-                <w:color w:val="000000"/>
-                <w:sz w:val="24"/>
-                <w:szCs w:val="24"/>
-                <w:u w:val="none"/>
-              </w:rPr>
-            </w:pPr>
-            <w:r>
-              <w:rPr>
-                <w:rFonts w:hint="default" w:ascii="Times New Roman" w:hAnsi="Times New Roman" w:eastAsia="宋体" w:cs="Times New Roman"/>
-                <w:i w:val="0"/>
-                <w:iCs w:val="0"/>
-                <w:color w:val="000000"/>
-                <w:kern w:val="0"/>
-                <w:sz w:val="24"/>
-                <w:szCs w:val="24"/>
-                <w:u w:val="none"/>
-                <w:lang w:val="en-US" w:eastAsia="zh-CN" w:bidi="ar"/>
-              </w:rPr>
-              <w:t>-</w:t>
-            </w:r>
-          </w:p>
-        </w:tc>
-      </w:tr>
-      <w:tr>
-        <w:tblPrEx>
-          <w:tblBorders>
-            <w:top w:val="none" w:color="auto" w:sz="0" w:space="0"/>
-            <w:left w:val="none" w:color="auto" w:sz="0" w:space="0"/>
-            <w:bottom w:val="none" w:color="auto" w:sz="0" w:space="0"/>
-            <w:right w:val="none" w:color="auto" w:sz="0" w:space="0"/>
-            <w:insideH w:val="none" w:color="auto" w:sz="0" w:space="0"/>
-            <w:insideV w:val="none" w:color="auto" w:sz="0" w:space="0"/>
-          </w:tblBorders>
-          <w:tblCellMar>
-            <w:top w:w="0" w:type="dxa"/>
-            <w:left w:w="108" w:type="dxa"/>
-            <w:bottom w:w="0" w:type="dxa"/>
-            <w:right w:w="108" w:type="dxa"/>
-          </w:tblCellMar>
-        </w:tblPrEx>
-        <w:trPr>
-          <w:trHeight w:val="1103" w:hRule="atLeast"/>
-        </w:trPr>
-        <w:tc>
-          <w:tcPr>
-            <w:tcW w:w="1361" w:type="pct"/>
-            <w:tcBorders>
-              <w:top w:val="single" w:color="000000" w:sz="4" w:space="0"/>
-              <w:left w:val="single" w:color="000000" w:sz="4" w:space="0"/>
-              <w:bottom w:val="single" w:color="000000" w:sz="4" w:space="0"/>
-              <w:right w:val="single" w:color="000000" w:sz="4" w:space="0"/>
-            </w:tcBorders>
-            <w:shd w:val="clear" w:color="auto" w:fill="auto"/>
-            <w:noWrap/>
-            <w:vAlign w:val="bottom"/>
-          </w:tcPr>
-          <w:p>
-            <w:pPr>
-              <w:keepNext w:val="0"/>
-              <w:keepLines w:val="0"/>
-              <w:widowControl/>
-              <w:suppressLineNumbers w:val="0"/>
-              <w:spacing w:line="240" w:lineRule="auto"/>
-              <w:ind w:left="0" w:leftChars="0" w:right="0" w:rightChars="0" w:firstLine="0" w:firstLineChars="0"/>
-              <w:jc w:val="left"/>
-              <w:textAlignment w:val="bottom"/>
-              <w:rPr>
-                <w:rFonts w:hint="default" w:ascii="Times New Roman" w:hAnsi="Times New Roman" w:eastAsia="宋体" w:cs="Times New Roman"/>
-                <w:i w:val="0"/>
-                <w:iCs w:val="0"/>
-                <w:color w:val="000000"/>
-                <w:sz w:val="24"/>
-                <w:szCs w:val="24"/>
-                <w:u w:val="none"/>
-              </w:rPr>
-            </w:pPr>
-            <w:r>
-              <w:rPr>
-                <w:rFonts w:hint="default" w:ascii="Times New Roman" w:hAnsi="Times New Roman" w:eastAsia="宋体" w:cs="Times New Roman"/>
-                <w:i w:val="0"/>
-                <w:iCs w:val="0"/>
-                <w:color w:val="000000"/>
-                <w:kern w:val="0"/>
-                <w:sz w:val="24"/>
-                <w:szCs w:val="24"/>
-                <w:u w:val="none"/>
-                <w:lang w:val="en-US" w:eastAsia="zh-CN" w:bidi="ar"/>
-              </w:rPr>
-              <w:t>Оценка мероприятия</w:t>
-            </w:r>
-          </w:p>
-        </w:tc>
-        <w:tc>
-          <w:tcPr>
-            <w:tcW w:w="1361" w:type="pct"/>
-            <w:tcBorders>
-              <w:top w:val="single" w:color="000000" w:sz="4" w:space="0"/>
-              <w:left w:val="single" w:color="000000" w:sz="4" w:space="0"/>
-              <w:bottom w:val="single" w:color="000000" w:sz="4" w:space="0"/>
-              <w:right w:val="single" w:color="000000" w:sz="4" w:space="0"/>
-            </w:tcBorders>
-            <w:shd w:val="clear" w:color="auto" w:fill="auto"/>
-            <w:noWrap/>
-            <w:vAlign w:val="bottom"/>
-          </w:tcPr>
-          <w:p>
-            <w:pPr>
-              <w:keepNext w:val="0"/>
-              <w:keepLines w:val="0"/>
-              <w:widowControl/>
-              <w:suppressLineNumbers w:val="0"/>
-              <w:spacing w:line="240" w:lineRule="auto"/>
-              <w:ind w:left="0" w:leftChars="0" w:right="0" w:rightChars="0" w:firstLine="0" w:firstLineChars="0"/>
-              <w:jc w:val="left"/>
-              <w:textAlignment w:val="bottom"/>
-              <w:rPr>
-                <w:rFonts w:hint="default" w:ascii="Times New Roman" w:hAnsi="Times New Roman" w:eastAsia="宋体" w:cs="Times New Roman"/>
-                <w:i w:val="0"/>
-                <w:iCs w:val="0"/>
-                <w:color w:val="000000"/>
-                <w:sz w:val="24"/>
-                <w:szCs w:val="24"/>
-                <w:u w:val="none"/>
-              </w:rPr>
-            </w:pPr>
-            <w:r>
-              <w:rPr>
-                <w:rFonts w:hint="default" w:ascii="Times New Roman" w:hAnsi="Times New Roman" w:eastAsia="宋体" w:cs="Times New Roman"/>
-                <w:i w:val="0"/>
-                <w:iCs w:val="0"/>
-                <w:color w:val="000000"/>
-                <w:kern w:val="0"/>
-                <w:sz w:val="24"/>
-                <w:szCs w:val="24"/>
-                <w:u w:val="none"/>
-                <w:lang w:val="en-US" w:eastAsia="zh-CN" w:bidi="ar"/>
-              </w:rPr>
-              <w:t>+</w:t>
-            </w:r>
-          </w:p>
-        </w:tc>
-        <w:tc>
-          <w:tcPr>
-            <w:tcW w:w="1162" w:type="pct"/>
-            <w:tcBorders>
-              <w:top w:val="single" w:color="000000" w:sz="4" w:space="0"/>
-              <w:left w:val="single" w:color="000000" w:sz="4" w:space="0"/>
-              <w:bottom w:val="single" w:color="000000" w:sz="4" w:space="0"/>
-              <w:right w:val="single" w:color="000000" w:sz="4" w:space="0"/>
-            </w:tcBorders>
-            <w:shd w:val="clear" w:color="auto" w:fill="auto"/>
-            <w:noWrap/>
-            <w:vAlign w:val="bottom"/>
-          </w:tcPr>
-          <w:p>
-            <w:pPr>
-              <w:keepNext w:val="0"/>
-              <w:keepLines w:val="0"/>
-              <w:widowControl/>
-              <w:suppressLineNumbers w:val="0"/>
-              <w:spacing w:line="240" w:lineRule="auto"/>
-              <w:ind w:left="0" w:leftChars="0" w:right="0" w:rightChars="0" w:firstLine="0" w:firstLineChars="0"/>
-              <w:jc w:val="left"/>
-              <w:textAlignment w:val="bottom"/>
-              <w:rPr>
-                <w:rFonts w:hint="default" w:ascii="Times New Roman" w:hAnsi="Times New Roman" w:eastAsia="宋体" w:cs="Times New Roman"/>
-                <w:i w:val="0"/>
-                <w:iCs w:val="0"/>
-                <w:color w:val="000000"/>
-                <w:sz w:val="24"/>
-                <w:szCs w:val="24"/>
-                <w:u w:val="none"/>
-              </w:rPr>
-            </w:pPr>
-            <w:r>
-              <w:rPr>
-                <w:rFonts w:hint="default" w:ascii="Times New Roman" w:hAnsi="Times New Roman" w:eastAsia="宋体" w:cs="Times New Roman"/>
-                <w:i w:val="0"/>
-                <w:iCs w:val="0"/>
-                <w:color w:val="000000"/>
-                <w:kern w:val="0"/>
-                <w:sz w:val="24"/>
-                <w:szCs w:val="24"/>
-                <w:u w:val="none"/>
-                <w:lang w:val="en-US" w:eastAsia="zh-CN" w:bidi="ar"/>
-              </w:rPr>
-              <w:t>-</w:t>
-            </w:r>
-          </w:p>
-        </w:tc>
-        <w:tc>
-          <w:tcPr>
-            <w:tcW w:w="1114" w:type="pct"/>
-            <w:tcBorders>
-              <w:top w:val="single" w:color="000000" w:sz="4" w:space="0"/>
-              <w:left w:val="single" w:color="000000" w:sz="4" w:space="0"/>
-              <w:bottom w:val="single" w:color="000000" w:sz="4" w:space="0"/>
-              <w:right w:val="single" w:color="000000" w:sz="4" w:space="0"/>
-            </w:tcBorders>
-            <w:shd w:val="clear" w:color="auto" w:fill="auto"/>
-            <w:noWrap/>
-            <w:vAlign w:val="bottom"/>
-          </w:tcPr>
-          <w:p>
-            <w:pPr>
-              <w:keepNext w:val="0"/>
-              <w:keepLines w:val="0"/>
-              <w:widowControl/>
-              <w:suppressLineNumbers w:val="0"/>
-              <w:spacing w:line="240" w:lineRule="auto"/>
-              <w:ind w:left="0" w:leftChars="0" w:right="0" w:rightChars="0" w:firstLine="0" w:firstLineChars="0"/>
-              <w:jc w:val="left"/>
-              <w:textAlignment w:val="bottom"/>
-              <w:rPr>
-                <w:rFonts w:hint="default" w:ascii="Times New Roman" w:hAnsi="Times New Roman" w:eastAsia="宋体" w:cs="Times New Roman"/>
-                <w:i w:val="0"/>
-                <w:iCs w:val="0"/>
-                <w:color w:val="000000"/>
-                <w:sz w:val="24"/>
-                <w:szCs w:val="24"/>
-                <w:u w:val="none"/>
-              </w:rPr>
-            </w:pPr>
-            <w:r>
-              <w:rPr>
-                <w:rFonts w:hint="default" w:ascii="Times New Roman" w:hAnsi="Times New Roman" w:eastAsia="宋体" w:cs="Times New Roman"/>
-                <w:i w:val="0"/>
-                <w:iCs w:val="0"/>
-                <w:color w:val="000000"/>
-                <w:kern w:val="0"/>
-                <w:sz w:val="24"/>
-                <w:szCs w:val="24"/>
-                <w:u w:val="none"/>
-                <w:lang w:val="en-US" w:eastAsia="zh-CN" w:bidi="ar"/>
-              </w:rPr>
-              <w:t>-</w:t>
-            </w:r>
-          </w:p>
-        </w:tc>
-      </w:tr>
-      <w:tr>
-        <w:tblPrEx>
-          <w:tblBorders>
-            <w:top w:val="none" w:color="auto" w:sz="0" w:space="0"/>
-            <w:left w:val="none" w:color="auto" w:sz="0" w:space="0"/>
-            <w:bottom w:val="none" w:color="auto" w:sz="0" w:space="0"/>
-            <w:right w:val="none" w:color="auto" w:sz="0" w:space="0"/>
-            <w:insideH w:val="none" w:color="auto" w:sz="0" w:space="0"/>
-            <w:insideV w:val="none" w:color="auto" w:sz="0" w:space="0"/>
-          </w:tblBorders>
-          <w:tblCellMar>
-            <w:top w:w="0" w:type="dxa"/>
-            <w:left w:w="108" w:type="dxa"/>
-            <w:bottom w:w="0" w:type="dxa"/>
-            <w:right w:w="108" w:type="dxa"/>
-          </w:tblCellMar>
-        </w:tblPrEx>
-        <w:trPr>
-          <w:trHeight w:val="1103" w:hRule="atLeast"/>
-        </w:trPr>
-        <w:tc>
-          <w:tcPr>
-            <w:tcW w:w="1361" w:type="pct"/>
-            <w:tcBorders>
-              <w:top w:val="single" w:color="000000" w:sz="4" w:space="0"/>
-              <w:left w:val="single" w:color="000000" w:sz="4" w:space="0"/>
-              <w:bottom w:val="single" w:color="000000" w:sz="4" w:space="0"/>
-              <w:right w:val="single" w:color="000000" w:sz="4" w:space="0"/>
-            </w:tcBorders>
-            <w:shd w:val="clear" w:color="auto" w:fill="auto"/>
-            <w:noWrap/>
-            <w:vAlign w:val="bottom"/>
-          </w:tcPr>
-          <w:p>
-            <w:pPr>
-              <w:keepNext w:val="0"/>
-              <w:keepLines w:val="0"/>
-              <w:widowControl/>
-              <w:suppressLineNumbers w:val="0"/>
-              <w:spacing w:line="240" w:lineRule="auto"/>
-              <w:ind w:left="0" w:leftChars="0" w:right="0" w:rightChars="0" w:firstLine="0" w:firstLineChars="0"/>
-              <w:jc w:val="left"/>
-              <w:textAlignment w:val="bottom"/>
-              <w:rPr>
-                <w:rFonts w:hint="default" w:ascii="Times New Roman" w:hAnsi="Times New Roman" w:eastAsia="宋体" w:cs="Times New Roman"/>
-                <w:i w:val="0"/>
-                <w:iCs w:val="0"/>
-                <w:color w:val="000000"/>
-                <w:sz w:val="24"/>
-                <w:szCs w:val="24"/>
-                <w:u w:val="none"/>
-              </w:rPr>
-            </w:pPr>
-            <w:r>
-              <w:rPr>
-                <w:rFonts w:hint="default" w:ascii="Times New Roman" w:hAnsi="Times New Roman" w:eastAsia="宋体" w:cs="Times New Roman"/>
-                <w:i w:val="0"/>
-                <w:iCs w:val="0"/>
-                <w:color w:val="000000"/>
-                <w:kern w:val="0"/>
-                <w:sz w:val="24"/>
-                <w:szCs w:val="24"/>
-                <w:u w:val="none"/>
-                <w:lang w:val="en-US" w:eastAsia="zh-CN" w:bidi="ar"/>
-              </w:rPr>
-              <w:t>Создание мероприятия</w:t>
-            </w:r>
-          </w:p>
-        </w:tc>
-        <w:tc>
-          <w:tcPr>
-            <w:tcW w:w="1361" w:type="pct"/>
-            <w:tcBorders>
-              <w:top w:val="single" w:color="000000" w:sz="4" w:space="0"/>
-              <w:left w:val="single" w:color="000000" w:sz="4" w:space="0"/>
-              <w:bottom w:val="single" w:color="000000" w:sz="4" w:space="0"/>
-              <w:right w:val="single" w:color="000000" w:sz="4" w:space="0"/>
-            </w:tcBorders>
-            <w:shd w:val="clear" w:color="auto" w:fill="auto"/>
-            <w:noWrap/>
-            <w:vAlign w:val="bottom"/>
-          </w:tcPr>
-          <w:p>
-            <w:pPr>
-              <w:keepNext w:val="0"/>
-              <w:keepLines w:val="0"/>
-              <w:widowControl/>
-              <w:suppressLineNumbers w:val="0"/>
-              <w:spacing w:line="240" w:lineRule="auto"/>
-              <w:ind w:left="0" w:leftChars="0" w:right="0" w:rightChars="0" w:firstLine="0" w:firstLineChars="0"/>
-              <w:jc w:val="left"/>
-              <w:textAlignment w:val="bottom"/>
-              <w:rPr>
-                <w:rFonts w:hint="default" w:ascii="Times New Roman" w:hAnsi="Times New Roman" w:eastAsia="宋体" w:cs="Times New Roman"/>
-                <w:i w:val="0"/>
-                <w:iCs w:val="0"/>
-                <w:color w:val="000000"/>
-                <w:sz w:val="24"/>
-                <w:szCs w:val="24"/>
-                <w:u w:val="none"/>
-              </w:rPr>
-            </w:pPr>
-            <w:r>
-              <w:rPr>
-                <w:rFonts w:hint="default" w:ascii="Times New Roman" w:hAnsi="Times New Roman" w:eastAsia="宋体" w:cs="Times New Roman"/>
-                <w:i w:val="0"/>
-                <w:iCs w:val="0"/>
-                <w:color w:val="000000"/>
-                <w:kern w:val="0"/>
-                <w:sz w:val="24"/>
-                <w:szCs w:val="24"/>
-                <w:u w:val="none"/>
-                <w:lang w:val="en-US" w:eastAsia="zh-CN" w:bidi="ar"/>
-              </w:rPr>
-              <w:t>-</w:t>
-            </w:r>
-          </w:p>
-        </w:tc>
-        <w:tc>
-          <w:tcPr>
-            <w:tcW w:w="1162" w:type="pct"/>
-            <w:tcBorders>
-              <w:top w:val="single" w:color="000000" w:sz="4" w:space="0"/>
-              <w:left w:val="single" w:color="000000" w:sz="4" w:space="0"/>
-              <w:bottom w:val="single" w:color="000000" w:sz="4" w:space="0"/>
-              <w:right w:val="single" w:color="000000" w:sz="4" w:space="0"/>
-            </w:tcBorders>
-            <w:shd w:val="clear" w:color="auto" w:fill="auto"/>
-            <w:noWrap/>
-            <w:vAlign w:val="bottom"/>
-          </w:tcPr>
-          <w:p>
-            <w:pPr>
-              <w:keepNext w:val="0"/>
-              <w:keepLines w:val="0"/>
-              <w:widowControl/>
-              <w:suppressLineNumbers w:val="0"/>
-              <w:spacing w:line="240" w:lineRule="auto"/>
-              <w:ind w:left="0" w:leftChars="0" w:right="0" w:rightChars="0" w:firstLine="0" w:firstLineChars="0"/>
-              <w:jc w:val="left"/>
-              <w:textAlignment w:val="bottom"/>
-              <w:rPr>
-                <w:rFonts w:hint="default" w:ascii="Times New Roman" w:hAnsi="Times New Roman" w:eastAsia="宋体" w:cs="Times New Roman"/>
-                <w:i w:val="0"/>
-                <w:iCs w:val="0"/>
-                <w:color w:val="000000"/>
-                <w:sz w:val="24"/>
-                <w:szCs w:val="24"/>
-                <w:u w:val="none"/>
-              </w:rPr>
-            </w:pPr>
-            <w:r>
-              <w:rPr>
-                <w:rFonts w:hint="default" w:ascii="Times New Roman" w:hAnsi="Times New Roman" w:eastAsia="宋体" w:cs="Times New Roman"/>
-                <w:i w:val="0"/>
-                <w:iCs w:val="0"/>
-                <w:color w:val="000000"/>
-                <w:kern w:val="0"/>
-                <w:sz w:val="24"/>
-                <w:szCs w:val="24"/>
-                <w:u w:val="none"/>
-                <w:lang w:val="en-US" w:eastAsia="zh-CN" w:bidi="ar"/>
-              </w:rPr>
-              <w:t>+</w:t>
-            </w:r>
-          </w:p>
-        </w:tc>
-        <w:tc>
-          <w:tcPr>
-            <w:tcW w:w="1114" w:type="pct"/>
-            <w:tcBorders>
-              <w:top w:val="single" w:color="000000" w:sz="4" w:space="0"/>
-              <w:left w:val="single" w:color="000000" w:sz="4" w:space="0"/>
-              <w:bottom w:val="single" w:color="000000" w:sz="4" w:space="0"/>
-              <w:right w:val="single" w:color="000000" w:sz="4" w:space="0"/>
-            </w:tcBorders>
-            <w:shd w:val="clear" w:color="auto" w:fill="auto"/>
-            <w:noWrap/>
-            <w:vAlign w:val="bottom"/>
-          </w:tcPr>
-          <w:p>
-            <w:pPr>
-              <w:keepNext w:val="0"/>
-              <w:keepLines w:val="0"/>
-              <w:widowControl/>
-              <w:suppressLineNumbers w:val="0"/>
-              <w:spacing w:line="240" w:lineRule="auto"/>
-              <w:ind w:left="0" w:leftChars="0" w:right="0" w:rightChars="0" w:firstLine="0" w:firstLineChars="0"/>
-              <w:jc w:val="left"/>
-              <w:textAlignment w:val="bottom"/>
-              <w:rPr>
-                <w:rFonts w:hint="default" w:ascii="Times New Roman" w:hAnsi="Times New Roman" w:eastAsia="宋体" w:cs="Times New Roman"/>
-                <w:i w:val="0"/>
-                <w:iCs w:val="0"/>
-                <w:color w:val="000000"/>
-                <w:sz w:val="24"/>
-                <w:szCs w:val="24"/>
-                <w:u w:val="none"/>
-              </w:rPr>
-            </w:pPr>
-            <w:r>
-              <w:rPr>
-                <w:rFonts w:hint="default" w:ascii="Times New Roman" w:hAnsi="Times New Roman" w:eastAsia="宋体" w:cs="Times New Roman"/>
-                <w:i w:val="0"/>
-                <w:iCs w:val="0"/>
-                <w:color w:val="000000"/>
-                <w:kern w:val="0"/>
-                <w:sz w:val="24"/>
-                <w:szCs w:val="24"/>
-                <w:u w:val="none"/>
-                <w:lang w:val="en-US" w:eastAsia="zh-CN" w:bidi="ar"/>
-              </w:rPr>
-              <w:t>-</w:t>
-            </w:r>
-          </w:p>
-        </w:tc>
-      </w:tr>
-      <w:tr>
-        <w:tblPrEx>
-          <w:tblBorders>
-            <w:top w:val="none" w:color="auto" w:sz="0" w:space="0"/>
-            <w:left w:val="none" w:color="auto" w:sz="0" w:space="0"/>
-            <w:bottom w:val="none" w:color="auto" w:sz="0" w:space="0"/>
-            <w:right w:val="none" w:color="auto" w:sz="0" w:space="0"/>
-            <w:insideH w:val="none" w:color="auto" w:sz="0" w:space="0"/>
-            <w:insideV w:val="none" w:color="auto" w:sz="0" w:space="0"/>
-          </w:tblBorders>
-          <w:tblCellMar>
-            <w:top w:w="0" w:type="dxa"/>
-            <w:left w:w="108" w:type="dxa"/>
-            <w:bottom w:w="0" w:type="dxa"/>
-            <w:right w:w="108" w:type="dxa"/>
-          </w:tblCellMar>
-        </w:tblPrEx>
-        <w:trPr>
-          <w:trHeight w:val="1103" w:hRule="atLeast"/>
-        </w:trPr>
-        <w:tc>
-          <w:tcPr>
-            <w:tcW w:w="1361" w:type="pct"/>
-            <w:tcBorders>
-              <w:top w:val="single" w:color="000000" w:sz="4" w:space="0"/>
-              <w:left w:val="single" w:color="000000" w:sz="4" w:space="0"/>
-              <w:bottom w:val="single" w:color="000000" w:sz="4" w:space="0"/>
-              <w:right w:val="single" w:color="000000" w:sz="4" w:space="0"/>
-            </w:tcBorders>
-            <w:shd w:val="clear" w:color="auto" w:fill="auto"/>
-            <w:noWrap/>
-            <w:vAlign w:val="bottom"/>
-          </w:tcPr>
-          <w:p>
-            <w:pPr>
-              <w:keepNext w:val="0"/>
-              <w:keepLines w:val="0"/>
-              <w:widowControl/>
-              <w:suppressLineNumbers w:val="0"/>
-              <w:spacing w:line="240" w:lineRule="auto"/>
-              <w:ind w:left="0" w:leftChars="0" w:right="0" w:rightChars="0" w:firstLine="0" w:firstLineChars="0"/>
-              <w:jc w:val="left"/>
-              <w:textAlignment w:val="bottom"/>
-              <w:rPr>
-                <w:rFonts w:hint="default" w:ascii="Times New Roman" w:hAnsi="Times New Roman" w:eastAsia="宋体" w:cs="Times New Roman"/>
-                <w:i w:val="0"/>
-                <w:iCs w:val="0"/>
-                <w:color w:val="000000"/>
-                <w:sz w:val="24"/>
-                <w:szCs w:val="24"/>
-                <w:u w:val="none"/>
-              </w:rPr>
-            </w:pPr>
-            <w:r>
-              <w:rPr>
-                <w:rFonts w:hint="default" w:ascii="Times New Roman" w:hAnsi="Times New Roman" w:eastAsia="宋体" w:cs="Times New Roman"/>
-                <w:i w:val="0"/>
-                <w:iCs w:val="0"/>
-                <w:color w:val="000000"/>
-                <w:kern w:val="0"/>
-                <w:sz w:val="24"/>
-                <w:szCs w:val="24"/>
-                <w:u w:val="none"/>
-                <w:lang w:val="en-US" w:eastAsia="zh-CN" w:bidi="ar"/>
-              </w:rPr>
-              <w:t>Редактирование / отмена мероприятия</w:t>
-            </w:r>
-          </w:p>
-        </w:tc>
-        <w:tc>
-          <w:tcPr>
-            <w:tcW w:w="1361" w:type="pct"/>
-            <w:tcBorders>
-              <w:top w:val="single" w:color="000000" w:sz="4" w:space="0"/>
-              <w:left w:val="single" w:color="000000" w:sz="4" w:space="0"/>
-              <w:bottom w:val="single" w:color="000000" w:sz="4" w:space="0"/>
-              <w:right w:val="single" w:color="000000" w:sz="4" w:space="0"/>
-            </w:tcBorders>
-            <w:shd w:val="clear" w:color="auto" w:fill="auto"/>
-            <w:noWrap/>
-            <w:vAlign w:val="bottom"/>
-          </w:tcPr>
-          <w:p>
-            <w:pPr>
-              <w:keepNext w:val="0"/>
-              <w:keepLines w:val="0"/>
-              <w:widowControl/>
-              <w:suppressLineNumbers w:val="0"/>
-              <w:spacing w:line="240" w:lineRule="auto"/>
-              <w:ind w:left="0" w:leftChars="0" w:right="0" w:rightChars="0" w:firstLine="0" w:firstLineChars="0"/>
-              <w:jc w:val="left"/>
-              <w:textAlignment w:val="bottom"/>
-              <w:rPr>
-                <w:rFonts w:hint="default" w:ascii="Times New Roman" w:hAnsi="Times New Roman" w:eastAsia="宋体" w:cs="Times New Roman"/>
-                <w:i w:val="0"/>
-                <w:iCs w:val="0"/>
-                <w:color w:val="000000"/>
-                <w:sz w:val="24"/>
-                <w:szCs w:val="24"/>
-                <w:u w:val="none"/>
-              </w:rPr>
-            </w:pPr>
-            <w:r>
-              <w:rPr>
-                <w:rFonts w:hint="default" w:ascii="Times New Roman" w:hAnsi="Times New Roman" w:eastAsia="宋体" w:cs="Times New Roman"/>
-                <w:i w:val="0"/>
-                <w:iCs w:val="0"/>
-                <w:color w:val="000000"/>
-                <w:kern w:val="0"/>
-                <w:sz w:val="24"/>
-                <w:szCs w:val="24"/>
-                <w:u w:val="none"/>
-                <w:lang w:val="en-US" w:eastAsia="zh-CN" w:bidi="ar"/>
-              </w:rPr>
-              <w:t>-</w:t>
-            </w:r>
-          </w:p>
-        </w:tc>
-        <w:tc>
-          <w:tcPr>
-            <w:tcW w:w="1162" w:type="pct"/>
-            <w:tcBorders>
-              <w:top w:val="single" w:color="000000" w:sz="4" w:space="0"/>
-              <w:left w:val="single" w:color="000000" w:sz="4" w:space="0"/>
-              <w:bottom w:val="single" w:color="000000" w:sz="4" w:space="0"/>
-              <w:right w:val="single" w:color="000000" w:sz="4" w:space="0"/>
-            </w:tcBorders>
-            <w:shd w:val="clear" w:color="auto" w:fill="auto"/>
-            <w:noWrap/>
-            <w:vAlign w:val="bottom"/>
-          </w:tcPr>
-          <w:p>
-            <w:pPr>
-              <w:keepNext w:val="0"/>
-              <w:keepLines w:val="0"/>
-              <w:widowControl/>
-              <w:suppressLineNumbers w:val="0"/>
-              <w:spacing w:line="240" w:lineRule="auto"/>
-              <w:ind w:left="0" w:leftChars="0" w:right="0" w:rightChars="0" w:firstLine="0" w:firstLineChars="0"/>
-              <w:jc w:val="left"/>
-              <w:textAlignment w:val="bottom"/>
-              <w:rPr>
-                <w:rFonts w:hint="default" w:ascii="Times New Roman" w:hAnsi="Times New Roman" w:eastAsia="宋体" w:cs="Times New Roman"/>
-                <w:i w:val="0"/>
-                <w:iCs w:val="0"/>
-                <w:color w:val="000000"/>
-                <w:sz w:val="24"/>
-                <w:szCs w:val="24"/>
-                <w:u w:val="none"/>
-              </w:rPr>
-            </w:pPr>
-            <w:r>
-              <w:rPr>
-                <w:rFonts w:hint="default" w:ascii="Times New Roman" w:hAnsi="Times New Roman" w:eastAsia="宋体" w:cs="Times New Roman"/>
-                <w:i w:val="0"/>
-                <w:iCs w:val="0"/>
-                <w:color w:val="000000"/>
-                <w:kern w:val="0"/>
-                <w:sz w:val="24"/>
-                <w:szCs w:val="24"/>
-                <w:u w:val="none"/>
-                <w:lang w:val="en-US" w:eastAsia="zh-CN" w:bidi="ar"/>
-              </w:rPr>
-              <w:t>+</w:t>
-            </w:r>
-          </w:p>
-        </w:tc>
-        <w:tc>
-          <w:tcPr>
-            <w:tcW w:w="1114" w:type="pct"/>
-            <w:tcBorders>
-              <w:top w:val="single" w:color="000000" w:sz="4" w:space="0"/>
-              <w:left w:val="single" w:color="000000" w:sz="4" w:space="0"/>
-              <w:bottom w:val="single" w:color="000000" w:sz="4" w:space="0"/>
-              <w:right w:val="single" w:color="000000" w:sz="4" w:space="0"/>
-            </w:tcBorders>
-            <w:shd w:val="clear" w:color="auto" w:fill="auto"/>
-            <w:noWrap/>
-            <w:vAlign w:val="bottom"/>
-          </w:tcPr>
-          <w:p>
-            <w:pPr>
-              <w:keepNext w:val="0"/>
-              <w:keepLines w:val="0"/>
-              <w:widowControl/>
-              <w:suppressLineNumbers w:val="0"/>
-              <w:spacing w:line="240" w:lineRule="auto"/>
-              <w:ind w:left="0" w:leftChars="0" w:right="0" w:rightChars="0" w:firstLine="0" w:firstLineChars="0"/>
-              <w:jc w:val="left"/>
-              <w:textAlignment w:val="bottom"/>
-              <w:rPr>
-                <w:rFonts w:hint="default" w:ascii="Times New Roman" w:hAnsi="Times New Roman" w:eastAsia="宋体" w:cs="Times New Roman"/>
-                <w:i w:val="0"/>
-                <w:iCs w:val="0"/>
-                <w:color w:val="000000"/>
-                <w:sz w:val="24"/>
-                <w:szCs w:val="24"/>
-                <w:u w:val="none"/>
-              </w:rPr>
-            </w:pPr>
-            <w:r>
-              <w:rPr>
-                <w:rFonts w:hint="default" w:ascii="Times New Roman" w:hAnsi="Times New Roman" w:eastAsia="宋体" w:cs="Times New Roman"/>
-                <w:i w:val="0"/>
-                <w:iCs w:val="0"/>
-                <w:color w:val="000000"/>
-                <w:kern w:val="0"/>
-                <w:sz w:val="24"/>
-                <w:szCs w:val="24"/>
-                <w:u w:val="none"/>
-                <w:lang w:val="en-US" w:eastAsia="zh-CN" w:bidi="ar"/>
-              </w:rPr>
-              <w:t>+</w:t>
             </w:r>
           </w:p>
         </w:tc>
@@ -11567,7 +12276,7 @@
                 <w:u w:val="none"/>
                 <w:lang w:val="en-US" w:eastAsia="zh-CN" w:bidi="ar"/>
               </w:rPr>
-              <w:t>Утверждение заявок</w:t>
+              <w:t>Экспорт списка участников</w:t>
             </w:r>
           </w:p>
         </w:tc>
@@ -11714,7 +12423,7 @@
                 <w:u w:val="none"/>
                 <w:lang w:val="en-US" w:eastAsia="zh-CN" w:bidi="ar"/>
               </w:rPr>
-              <w:t>-</w:t>
+              <w:t>+</w:t>
             </w:r>
           </w:p>
         </w:tc>
@@ -11784,7 +12493,7 @@
                 <w:u w:val="none"/>
                 <w:lang w:val="en-US" w:eastAsia="zh-CN" w:bidi="ar"/>
               </w:rPr>
-              <w:t>Генерация QR-кодов для регистрации</w:t>
+              <w:t>Утверждение мероприятия (соответствие правилам)</w:t>
             </w:r>
           </w:p>
         </w:tc>
@@ -11882,56 +12591,56 @@
                 <w:u w:val="none"/>
                 <w:lang w:val="en-US" w:eastAsia="zh-CN" w:bidi="ar"/>
               </w:rPr>
+              <w:t>-</w:t>
+            </w:r>
+          </w:p>
+        </w:tc>
+        <w:tc>
+          <w:tcPr>
+            <w:tcW w:w="1114" w:type="pct"/>
+            <w:tcBorders>
+              <w:top w:val="single" w:color="000000" w:sz="4" w:space="0"/>
+              <w:left w:val="single" w:color="000000" w:sz="4" w:space="0"/>
+              <w:bottom w:val="single" w:color="000000" w:sz="4" w:space="0"/>
+              <w:right w:val="single" w:color="000000" w:sz="4" w:space="0"/>
+            </w:tcBorders>
+            <w:shd w:val="clear" w:color="auto" w:fill="auto"/>
+            <w:noWrap/>
+            <w:vAlign w:val="bottom"/>
+          </w:tcPr>
+          <w:p>
+            <w:pPr>
+              <w:keepNext w:val="0"/>
+              <w:keepLines w:val="0"/>
+              <w:widowControl/>
+              <w:suppressLineNumbers w:val="0"/>
+              <w:spacing w:line="240" w:lineRule="auto"/>
+              <w:ind w:left="0" w:leftChars="0" w:right="0" w:rightChars="0" w:firstLine="0" w:firstLineChars="0"/>
+              <w:jc w:val="left"/>
+              <w:textAlignment w:val="bottom"/>
+              <w:rPr>
+                <w:rFonts w:hint="default" w:ascii="Times New Roman" w:hAnsi="Times New Roman" w:eastAsia="宋体" w:cs="Times New Roman"/>
+                <w:i w:val="0"/>
+                <w:iCs w:val="0"/>
+                <w:color w:val="000000"/>
+                <w:sz w:val="24"/>
+                <w:szCs w:val="24"/>
+                <w:u w:val="none"/>
+              </w:rPr>
+            </w:pPr>
+            <w:r>
+              <w:rPr>
+                <w:rFonts w:hint="default" w:ascii="Times New Roman" w:hAnsi="Times New Roman" w:eastAsia="宋体" w:cs="Times New Roman"/>
+                <w:i w:val="0"/>
+                <w:iCs w:val="0"/>
+                <w:color w:val="000000"/>
+                <w:kern w:val="0"/>
+                <w:sz w:val="24"/>
+                <w:szCs w:val="24"/>
+                <w:u w:val="none"/>
+                <w:lang w:val="en-US" w:eastAsia="zh-CN" w:bidi="ar"/>
+              </w:rPr>
               <w:t>+</w:t>
-            </w:r>
-          </w:p>
-        </w:tc>
-        <w:tc>
-          <w:tcPr>
-            <w:tcW w:w="1114" w:type="pct"/>
-            <w:tcBorders>
-              <w:top w:val="single" w:color="000000" w:sz="4" w:space="0"/>
-              <w:left w:val="single" w:color="000000" w:sz="4" w:space="0"/>
-              <w:bottom w:val="single" w:color="000000" w:sz="4" w:space="0"/>
-              <w:right w:val="single" w:color="000000" w:sz="4" w:space="0"/>
-            </w:tcBorders>
-            <w:shd w:val="clear" w:color="auto" w:fill="auto"/>
-            <w:noWrap/>
-            <w:vAlign w:val="bottom"/>
-          </w:tcPr>
-          <w:p>
-            <w:pPr>
-              <w:keepNext w:val="0"/>
-              <w:keepLines w:val="0"/>
-              <w:widowControl/>
-              <w:suppressLineNumbers w:val="0"/>
-              <w:spacing w:line="240" w:lineRule="auto"/>
-              <w:ind w:left="0" w:leftChars="0" w:right="0" w:rightChars="0" w:firstLine="0" w:firstLineChars="0"/>
-              <w:jc w:val="left"/>
-              <w:textAlignment w:val="bottom"/>
-              <w:rPr>
-                <w:rFonts w:hint="default" w:ascii="Times New Roman" w:hAnsi="Times New Roman" w:eastAsia="宋体" w:cs="Times New Roman"/>
-                <w:i w:val="0"/>
-                <w:iCs w:val="0"/>
-                <w:color w:val="000000"/>
-                <w:sz w:val="24"/>
-                <w:szCs w:val="24"/>
-                <w:u w:val="none"/>
-              </w:rPr>
-            </w:pPr>
-            <w:r>
-              <w:rPr>
-                <w:rFonts w:hint="default" w:ascii="Times New Roman" w:hAnsi="Times New Roman" w:eastAsia="宋体" w:cs="Times New Roman"/>
-                <w:i w:val="0"/>
-                <w:iCs w:val="0"/>
-                <w:color w:val="000000"/>
-                <w:kern w:val="0"/>
-                <w:sz w:val="24"/>
-                <w:szCs w:val="24"/>
-                <w:u w:val="none"/>
-                <w:lang w:val="en-US" w:eastAsia="zh-CN" w:bidi="ar"/>
-              </w:rPr>
-              <w:t>-</w:t>
             </w:r>
           </w:p>
         </w:tc>
@@ -12001,7 +12710,7 @@
                 <w:u w:val="none"/>
                 <w:lang w:val="en-US" w:eastAsia="zh-CN" w:bidi="ar"/>
               </w:rPr>
-              <w:t>Сканирование QR-кодов на месте</w:t>
+              <w:t>Управление клубами и участниками</w:t>
             </w:r>
           </w:p>
         </w:tc>
@@ -12148,7 +12857,7 @@
                 <w:u w:val="none"/>
                 <w:lang w:val="en-US" w:eastAsia="zh-CN" w:bidi="ar"/>
               </w:rPr>
-              <w:t>-</w:t>
+              <w:t>+</w:t>
             </w:r>
           </w:p>
         </w:tc>
@@ -12219,7 +12928,7 @@
                 <w:u w:val="none"/>
                 <w:lang w:val="en-US" w:eastAsia="zh-CN" w:bidi="ar"/>
               </w:rPr>
-              <w:t>Экспорт списка участников</w:t>
+              <w:t>Просмотр статистики</w:t>
             </w:r>
           </w:p>
         </w:tc>
@@ -12318,224 +13027,6 @@
                 <w:lang w:val="en-US" w:eastAsia="zh-CN" w:bidi="ar"/>
               </w:rPr>
               <w:t>+</w:t>
-            </w:r>
-          </w:p>
-        </w:tc>
-        <w:tc>
-          <w:tcPr>
-            <w:tcW w:w="1114" w:type="pct"/>
-            <w:tcBorders>
-              <w:top w:val="single" w:color="000000" w:sz="4" w:space="0"/>
-              <w:left w:val="single" w:color="000000" w:sz="4" w:space="0"/>
-              <w:bottom w:val="single" w:color="000000" w:sz="4" w:space="0"/>
-              <w:right w:val="single" w:color="000000" w:sz="4" w:space="0"/>
-            </w:tcBorders>
-            <w:shd w:val="clear" w:color="auto" w:fill="auto"/>
-            <w:noWrap/>
-            <w:vAlign w:val="bottom"/>
-          </w:tcPr>
-          <w:p>
-            <w:pPr>
-              <w:keepNext w:val="0"/>
-              <w:keepLines w:val="0"/>
-              <w:widowControl/>
-              <w:suppressLineNumbers w:val="0"/>
-              <w:spacing w:line="240" w:lineRule="auto"/>
-              <w:ind w:left="0" w:leftChars="0" w:right="0" w:rightChars="0" w:firstLine="0" w:firstLineChars="0"/>
-              <w:jc w:val="left"/>
-              <w:textAlignment w:val="bottom"/>
-              <w:rPr>
-                <w:rFonts w:hint="default" w:ascii="Times New Roman" w:hAnsi="Times New Roman" w:eastAsia="宋体" w:cs="Times New Roman"/>
-                <w:i w:val="0"/>
-                <w:iCs w:val="0"/>
-                <w:color w:val="000000"/>
-                <w:sz w:val="24"/>
-                <w:szCs w:val="24"/>
-                <w:u w:val="none"/>
-              </w:rPr>
-            </w:pPr>
-            <w:r>
-              <w:rPr>
-                <w:rFonts w:hint="default" w:ascii="Times New Roman" w:hAnsi="Times New Roman" w:eastAsia="宋体" w:cs="Times New Roman"/>
-                <w:i w:val="0"/>
-                <w:iCs w:val="0"/>
-                <w:color w:val="000000"/>
-                <w:kern w:val="0"/>
-                <w:sz w:val="24"/>
-                <w:szCs w:val="24"/>
-                <w:u w:val="none"/>
-                <w:lang w:val="en-US" w:eastAsia="zh-CN" w:bidi="ar"/>
-              </w:rPr>
-              <w:t>+</w:t>
-            </w:r>
-          </w:p>
-        </w:tc>
-      </w:tr>
-      <w:tr>
-        <w:tblPrEx>
-          <w:tblBorders>
-            <w:top w:val="none" w:color="auto" w:sz="0" w:space="0"/>
-            <w:left w:val="none" w:color="auto" w:sz="0" w:space="0"/>
-            <w:bottom w:val="none" w:color="auto" w:sz="0" w:space="0"/>
-            <w:right w:val="none" w:color="auto" w:sz="0" w:space="0"/>
-            <w:insideH w:val="none" w:color="auto" w:sz="0" w:space="0"/>
-            <w:insideV w:val="none" w:color="auto" w:sz="0" w:space="0"/>
-          </w:tblBorders>
-          <w:shd w:val="clear" w:color="auto" w:fill="auto"/>
-          <w:tblCellMar>
-            <w:top w:w="0" w:type="dxa"/>
-            <w:left w:w="108" w:type="dxa"/>
-            <w:bottom w:w="0" w:type="dxa"/>
-            <w:right w:w="108" w:type="dxa"/>
-          </w:tblCellMar>
-        </w:tblPrEx>
-        <w:trPr>
-          <w:trHeight w:val="1103" w:hRule="atLeast"/>
-        </w:trPr>
-        <w:tc>
-          <w:tcPr>
-            <w:tcW w:w="1361" w:type="pct"/>
-            <w:tcBorders>
-              <w:top w:val="single" w:color="000000" w:sz="4" w:space="0"/>
-              <w:left w:val="single" w:color="000000" w:sz="4" w:space="0"/>
-              <w:bottom w:val="single" w:color="000000" w:sz="4" w:space="0"/>
-              <w:right w:val="single" w:color="000000" w:sz="4" w:space="0"/>
-            </w:tcBorders>
-            <w:shd w:val="clear" w:color="auto" w:fill="auto"/>
-            <w:noWrap/>
-            <w:vAlign w:val="bottom"/>
-          </w:tcPr>
-          <w:p>
-            <w:pPr>
-              <w:keepNext w:val="0"/>
-              <w:keepLines w:val="0"/>
-              <w:widowControl/>
-              <w:suppressLineNumbers w:val="0"/>
-              <w:spacing w:line="240" w:lineRule="auto"/>
-              <w:ind w:left="0" w:leftChars="0" w:right="0" w:rightChars="0" w:firstLine="0" w:firstLineChars="0"/>
-              <w:jc w:val="left"/>
-              <w:textAlignment w:val="bottom"/>
-              <w:rPr>
-                <w:rFonts w:hint="default" w:ascii="Times New Roman" w:hAnsi="Times New Roman" w:eastAsia="宋体" w:cs="Times New Roman"/>
-                <w:i w:val="0"/>
-                <w:iCs w:val="0"/>
-                <w:color w:val="000000"/>
-                <w:sz w:val="24"/>
-                <w:szCs w:val="24"/>
-                <w:u w:val="none"/>
-              </w:rPr>
-            </w:pPr>
-            <w:r>
-              <w:rPr>
-                <w:rFonts w:hint="default" w:ascii="Times New Roman" w:hAnsi="Times New Roman" w:eastAsia="宋体" w:cs="Times New Roman"/>
-                <w:i w:val="0"/>
-                <w:iCs w:val="0"/>
-                <w:color w:val="000000"/>
-                <w:kern w:val="0"/>
-                <w:sz w:val="24"/>
-                <w:szCs w:val="24"/>
-                <w:u w:val="none"/>
-                <w:lang w:val="en-US" w:eastAsia="zh-CN" w:bidi="ar"/>
-              </w:rPr>
-              <w:t>Утверждение мероприятия (соответствие правилам)</w:t>
-            </w:r>
-          </w:p>
-        </w:tc>
-        <w:tc>
-          <w:tcPr>
-            <w:tcW w:w="1361" w:type="pct"/>
-            <w:tcBorders>
-              <w:top w:val="single" w:color="000000" w:sz="4" w:space="0"/>
-              <w:left w:val="single" w:color="000000" w:sz="4" w:space="0"/>
-              <w:bottom w:val="single" w:color="000000" w:sz="4" w:space="0"/>
-              <w:right w:val="single" w:color="000000" w:sz="4" w:space="0"/>
-            </w:tcBorders>
-            <w:shd w:val="clear" w:color="auto" w:fill="auto"/>
-            <w:noWrap/>
-            <w:vAlign w:val="bottom"/>
-          </w:tcPr>
-          <w:p>
-            <w:pPr>
-              <w:keepNext w:val="0"/>
-              <w:keepLines w:val="0"/>
-              <w:widowControl/>
-              <w:suppressLineNumbers w:val="0"/>
-              <w:spacing w:line="240" w:lineRule="auto"/>
-              <w:ind w:left="0" w:leftChars="0" w:right="0" w:rightChars="0" w:firstLine="0" w:firstLineChars="0"/>
-              <w:jc w:val="left"/>
-              <w:textAlignment w:val="bottom"/>
-              <w:rPr>
-                <w:rFonts w:hint="default" w:ascii="Times New Roman" w:hAnsi="Times New Roman" w:eastAsia="宋体" w:cs="Times New Roman"/>
-                <w:i w:val="0"/>
-                <w:iCs w:val="0"/>
-                <w:color w:val="000000"/>
-                <w:sz w:val="24"/>
-                <w:szCs w:val="24"/>
-                <w:u w:val="none"/>
-              </w:rPr>
-            </w:pPr>
-            <w:r>
-              <w:rPr>
-                <w:rFonts w:hint="default" w:ascii="Times New Roman" w:hAnsi="Times New Roman" w:eastAsia="宋体" w:cs="Times New Roman"/>
-                <w:i w:val="0"/>
-                <w:iCs w:val="0"/>
-                <w:color w:val="000000"/>
-                <w:kern w:val="0"/>
-                <w:sz w:val="24"/>
-                <w:szCs w:val="24"/>
-                <w:u w:val="none"/>
-                <w:lang w:val="en-US" w:eastAsia="zh-CN" w:bidi="ar"/>
-              </w:rPr>
-              <w:t>-</w:t>
-            </w:r>
-          </w:p>
-        </w:tc>
-        <w:tc>
-          <w:tcPr>
-            <w:tcW w:w="1162" w:type="pct"/>
-            <w:tcBorders>
-              <w:top w:val="single" w:color="000000" w:sz="4" w:space="0"/>
-              <w:left w:val="single" w:color="000000" w:sz="4" w:space="0"/>
-              <w:bottom w:val="single" w:color="000000" w:sz="4" w:space="0"/>
-              <w:right w:val="single" w:color="000000" w:sz="4" w:space="0"/>
-            </w:tcBorders>
-            <w:shd w:val="clear" w:color="auto" w:fill="auto"/>
-            <w:noWrap/>
-            <w:vAlign w:val="bottom"/>
-          </w:tcPr>
-          <w:p>
-            <w:pPr>
-              <w:keepNext w:val="0"/>
-              <w:keepLines w:val="0"/>
-              <w:widowControl/>
-              <w:suppressLineNumbers w:val="0"/>
-              <w:spacing w:line="240" w:lineRule="auto"/>
-              <w:ind w:left="0" w:leftChars="0" w:right="0" w:rightChars="0" w:firstLine="0" w:firstLineChars="0"/>
-              <w:jc w:val="left"/>
-              <w:textAlignment w:val="bottom"/>
-              <w:rPr>
-                <w:rFonts w:hint="default" w:ascii="Times New Roman" w:hAnsi="Times New Roman" w:eastAsia="宋体" w:cs="Times New Roman"/>
-                <w:i w:val="0"/>
-                <w:iCs w:val="0"/>
-                <w:color w:val="000000"/>
-                <w:sz w:val="24"/>
-                <w:szCs w:val="24"/>
-                <w:u w:val="none"/>
-              </w:rPr>
-            </w:pPr>
-            <w:r>
-              <w:rPr>
-                <w:rFonts w:hint="default" w:ascii="Times New Roman" w:hAnsi="Times New Roman" w:eastAsia="宋体" w:cs="Times New Roman"/>
-                <w:i w:val="0"/>
-                <w:iCs w:val="0"/>
-                <w:color w:val="000000"/>
-                <w:kern w:val="0"/>
-                <w:sz w:val="24"/>
-                <w:szCs w:val="24"/>
-                <w:u w:val="none"/>
-                <w:lang w:val="en-US" w:eastAsia="zh-CN" w:bidi="ar"/>
-              </w:rPr>
-              <w:t>-</w:t>
             </w:r>
           </w:p>
         </w:tc>
@@ -12654,7 +13145,7 @@
                 <w:u w:val="none"/>
                 <w:lang w:val="en-US" w:eastAsia="zh-CN" w:bidi="ar"/>
               </w:rPr>
-              <w:t>Управление клубами и участниками</w:t>
+              <w:t>Регистрация / авторизация</w:t>
             </w:r>
           </w:p>
         </w:tc>
@@ -12703,7 +13194,7 @@
                 <w:u w:val="none"/>
                 <w:lang w:val="en-US" w:eastAsia="zh-CN" w:bidi="ar"/>
               </w:rPr>
-              <w:t>-</w:t>
+              <w:t>+</w:t>
             </w:r>
           </w:p>
         </w:tc>
@@ -12816,440 +13307,7 @@
             <w:insideH w:val="none" w:color="auto" w:sz="0" w:space="0"/>
             <w:insideV w:val="none" w:color="auto" w:sz="0" w:space="0"/>
           </w:tblBorders>
-          <w:tblCellMar>
-            <w:top w:w="0" w:type="dxa"/>
-            <w:left w:w="108" w:type="dxa"/>
-            <w:bottom w:w="0" w:type="dxa"/>
-            <w:right w:w="108" w:type="dxa"/>
-          </w:tblCellMar>
-        </w:tblPrEx>
-        <w:trPr>
-          <w:trHeight w:val="1103" w:hRule="atLeast"/>
-        </w:trPr>
-        <w:tc>
-          <w:tcPr>
-            <w:tcW w:w="1361" w:type="pct"/>
-            <w:tcBorders>
-              <w:top w:val="single" w:color="000000" w:sz="4" w:space="0"/>
-              <w:left w:val="single" w:color="000000" w:sz="4" w:space="0"/>
-              <w:bottom w:val="single" w:color="000000" w:sz="4" w:space="0"/>
-              <w:right w:val="single" w:color="000000" w:sz="4" w:space="0"/>
-            </w:tcBorders>
-            <w:shd w:val="clear" w:color="auto" w:fill="auto"/>
-            <w:noWrap/>
-            <w:vAlign w:val="bottom"/>
-          </w:tcPr>
-          <w:p>
-            <w:pPr>
-              <w:keepNext w:val="0"/>
-              <w:keepLines w:val="0"/>
-              <w:widowControl/>
-              <w:suppressLineNumbers w:val="0"/>
-              <w:spacing w:line="240" w:lineRule="auto"/>
-              <w:ind w:left="0" w:leftChars="0" w:right="0" w:rightChars="0" w:firstLine="0" w:firstLineChars="0"/>
-              <w:jc w:val="left"/>
-              <w:textAlignment w:val="bottom"/>
-              <w:rPr>
-                <w:rFonts w:hint="default" w:ascii="Times New Roman" w:hAnsi="Times New Roman" w:eastAsia="宋体" w:cs="Times New Roman"/>
-                <w:i w:val="0"/>
-                <w:iCs w:val="0"/>
-                <w:color w:val="000000"/>
-                <w:sz w:val="24"/>
-                <w:szCs w:val="24"/>
-                <w:u w:val="none"/>
-              </w:rPr>
-            </w:pPr>
-            <w:r>
-              <w:rPr>
-                <w:rFonts w:hint="default" w:ascii="Times New Roman" w:hAnsi="Times New Roman" w:eastAsia="宋体" w:cs="Times New Roman"/>
-                <w:i w:val="0"/>
-                <w:iCs w:val="0"/>
-                <w:color w:val="000000"/>
-                <w:kern w:val="0"/>
-                <w:sz w:val="24"/>
-                <w:szCs w:val="24"/>
-                <w:u w:val="none"/>
-                <w:lang w:val="en-US" w:eastAsia="zh-CN" w:bidi="ar"/>
-              </w:rPr>
-              <w:t>Просмотр статистики</w:t>
-            </w:r>
-          </w:p>
-        </w:tc>
-        <w:tc>
-          <w:tcPr>
-            <w:tcW w:w="1361" w:type="pct"/>
-            <w:tcBorders>
-              <w:top w:val="single" w:color="000000" w:sz="4" w:space="0"/>
-              <w:left w:val="single" w:color="000000" w:sz="4" w:space="0"/>
-              <w:bottom w:val="single" w:color="000000" w:sz="4" w:space="0"/>
-              <w:right w:val="single" w:color="000000" w:sz="4" w:space="0"/>
-            </w:tcBorders>
-            <w:shd w:val="clear" w:color="auto" w:fill="auto"/>
-            <w:noWrap/>
-            <w:vAlign w:val="bottom"/>
-          </w:tcPr>
-          <w:p>
-            <w:pPr>
-              <w:keepNext w:val="0"/>
-              <w:keepLines w:val="0"/>
-              <w:widowControl/>
-              <w:suppressLineNumbers w:val="0"/>
-              <w:spacing w:line="240" w:lineRule="auto"/>
-              <w:ind w:left="0" w:leftChars="0" w:right="0" w:rightChars="0" w:firstLine="0" w:firstLineChars="0"/>
-              <w:jc w:val="left"/>
-              <w:textAlignment w:val="bottom"/>
-              <w:rPr>
-                <w:rFonts w:hint="default" w:ascii="Times New Roman" w:hAnsi="Times New Roman" w:eastAsia="宋体" w:cs="Times New Roman"/>
-                <w:i w:val="0"/>
-                <w:iCs w:val="0"/>
-                <w:color w:val="000000"/>
-                <w:sz w:val="24"/>
-                <w:szCs w:val="24"/>
-                <w:u w:val="none"/>
-              </w:rPr>
-            </w:pPr>
-            <w:r>
-              <w:rPr>
-                <w:rFonts w:hint="default" w:ascii="Times New Roman" w:hAnsi="Times New Roman" w:eastAsia="宋体" w:cs="Times New Roman"/>
-                <w:i w:val="0"/>
-                <w:iCs w:val="0"/>
-                <w:color w:val="000000"/>
-                <w:kern w:val="0"/>
-                <w:sz w:val="24"/>
-                <w:szCs w:val="24"/>
-                <w:u w:val="none"/>
-                <w:lang w:val="en-US" w:eastAsia="zh-CN" w:bidi="ar"/>
-              </w:rPr>
-              <w:t>-</w:t>
-            </w:r>
-          </w:p>
-        </w:tc>
-        <w:tc>
-          <w:tcPr>
-            <w:tcW w:w="1162" w:type="pct"/>
-            <w:tcBorders>
-              <w:top w:val="single" w:color="000000" w:sz="4" w:space="0"/>
-              <w:left w:val="single" w:color="000000" w:sz="4" w:space="0"/>
-              <w:bottom w:val="single" w:color="000000" w:sz="4" w:space="0"/>
-              <w:right w:val="single" w:color="000000" w:sz="4" w:space="0"/>
-            </w:tcBorders>
-            <w:shd w:val="clear" w:color="auto" w:fill="auto"/>
-            <w:noWrap/>
-            <w:vAlign w:val="bottom"/>
-          </w:tcPr>
-          <w:p>
-            <w:pPr>
-              <w:keepNext w:val="0"/>
-              <w:keepLines w:val="0"/>
-              <w:widowControl/>
-              <w:suppressLineNumbers w:val="0"/>
-              <w:spacing w:line="240" w:lineRule="auto"/>
-              <w:ind w:left="0" w:leftChars="0" w:right="0" w:rightChars="0" w:firstLine="0" w:firstLineChars="0"/>
-              <w:jc w:val="left"/>
-              <w:textAlignment w:val="bottom"/>
-              <w:rPr>
-                <w:rFonts w:hint="default" w:ascii="Times New Roman" w:hAnsi="Times New Roman" w:eastAsia="宋体" w:cs="Times New Roman"/>
-                <w:i w:val="0"/>
-                <w:iCs w:val="0"/>
-                <w:color w:val="000000"/>
-                <w:sz w:val="24"/>
-                <w:szCs w:val="24"/>
-                <w:u w:val="none"/>
-              </w:rPr>
-            </w:pPr>
-            <w:r>
-              <w:rPr>
-                <w:rFonts w:hint="default" w:ascii="Times New Roman" w:hAnsi="Times New Roman" w:eastAsia="宋体" w:cs="Times New Roman"/>
-                <w:i w:val="0"/>
-                <w:iCs w:val="0"/>
-                <w:color w:val="000000"/>
-                <w:kern w:val="0"/>
-                <w:sz w:val="24"/>
-                <w:szCs w:val="24"/>
-                <w:u w:val="none"/>
-                <w:lang w:val="en-US" w:eastAsia="zh-CN" w:bidi="ar"/>
-              </w:rPr>
-              <w:t>+</w:t>
-            </w:r>
-          </w:p>
-        </w:tc>
-        <w:tc>
-          <w:tcPr>
-            <w:tcW w:w="1114" w:type="pct"/>
-            <w:tcBorders>
-              <w:top w:val="single" w:color="000000" w:sz="4" w:space="0"/>
-              <w:left w:val="single" w:color="000000" w:sz="4" w:space="0"/>
-              <w:bottom w:val="single" w:color="000000" w:sz="4" w:space="0"/>
-              <w:right w:val="single" w:color="000000" w:sz="4" w:space="0"/>
-            </w:tcBorders>
-            <w:shd w:val="clear" w:color="auto" w:fill="auto"/>
-            <w:noWrap/>
-            <w:vAlign w:val="bottom"/>
-          </w:tcPr>
-          <w:p>
-            <w:pPr>
-              <w:keepNext w:val="0"/>
-              <w:keepLines w:val="0"/>
-              <w:widowControl/>
-              <w:suppressLineNumbers w:val="0"/>
-              <w:spacing w:line="240" w:lineRule="auto"/>
-              <w:ind w:left="0" w:leftChars="0" w:right="0" w:rightChars="0" w:firstLine="0" w:firstLineChars="0"/>
-              <w:jc w:val="left"/>
-              <w:textAlignment w:val="bottom"/>
-              <w:rPr>
-                <w:rFonts w:hint="default" w:ascii="Times New Roman" w:hAnsi="Times New Roman" w:eastAsia="宋体" w:cs="Times New Roman"/>
-                <w:i w:val="0"/>
-                <w:iCs w:val="0"/>
-                <w:color w:val="000000"/>
-                <w:sz w:val="24"/>
-                <w:szCs w:val="24"/>
-                <w:u w:val="none"/>
-              </w:rPr>
-            </w:pPr>
-            <w:r>
-              <w:rPr>
-                <w:rFonts w:hint="default" w:ascii="Times New Roman" w:hAnsi="Times New Roman" w:eastAsia="宋体" w:cs="Times New Roman"/>
-                <w:i w:val="0"/>
-                <w:iCs w:val="0"/>
-                <w:color w:val="000000"/>
-                <w:kern w:val="0"/>
-                <w:sz w:val="24"/>
-                <w:szCs w:val="24"/>
-                <w:u w:val="none"/>
-                <w:lang w:val="en-US" w:eastAsia="zh-CN" w:bidi="ar"/>
-              </w:rPr>
-              <w:t>+</w:t>
-            </w:r>
-          </w:p>
-        </w:tc>
-      </w:tr>
-      <w:tr>
-        <w:tblPrEx>
-          <w:tblBorders>
-            <w:top w:val="none" w:color="auto" w:sz="0" w:space="0"/>
-            <w:left w:val="none" w:color="auto" w:sz="0" w:space="0"/>
-            <w:bottom w:val="none" w:color="auto" w:sz="0" w:space="0"/>
-            <w:right w:val="none" w:color="auto" w:sz="0" w:space="0"/>
-            <w:insideH w:val="none" w:color="auto" w:sz="0" w:space="0"/>
-            <w:insideV w:val="none" w:color="auto" w:sz="0" w:space="0"/>
-          </w:tblBorders>
-          <w:tblCellMar>
-            <w:top w:w="0" w:type="dxa"/>
-            <w:left w:w="108" w:type="dxa"/>
-            <w:bottom w:w="0" w:type="dxa"/>
-            <w:right w:w="108" w:type="dxa"/>
-          </w:tblCellMar>
-        </w:tblPrEx>
-        <w:trPr>
-          <w:trHeight w:val="1103" w:hRule="atLeast"/>
-        </w:trPr>
-        <w:tc>
-          <w:tcPr>
-            <w:tcW w:w="1361" w:type="pct"/>
-            <w:tcBorders>
-              <w:top w:val="single" w:color="000000" w:sz="4" w:space="0"/>
-              <w:left w:val="single" w:color="000000" w:sz="4" w:space="0"/>
-              <w:bottom w:val="single" w:color="000000" w:sz="4" w:space="0"/>
-              <w:right w:val="single" w:color="000000" w:sz="4" w:space="0"/>
-            </w:tcBorders>
-            <w:shd w:val="clear" w:color="auto" w:fill="auto"/>
-            <w:noWrap/>
-            <w:vAlign w:val="bottom"/>
-          </w:tcPr>
-          <w:p>
-            <w:pPr>
-              <w:keepNext w:val="0"/>
-              <w:keepLines w:val="0"/>
-              <w:widowControl/>
-              <w:suppressLineNumbers w:val="0"/>
-              <w:spacing w:line="240" w:lineRule="auto"/>
-              <w:ind w:left="0" w:leftChars="0" w:right="0" w:rightChars="0" w:firstLine="0" w:firstLineChars="0"/>
-              <w:jc w:val="left"/>
-              <w:textAlignment w:val="bottom"/>
-              <w:rPr>
-                <w:rFonts w:hint="default" w:ascii="Times New Roman" w:hAnsi="Times New Roman" w:eastAsia="宋体" w:cs="Times New Roman"/>
-                <w:i w:val="0"/>
-                <w:iCs w:val="0"/>
-                <w:color w:val="000000"/>
-                <w:sz w:val="24"/>
-                <w:szCs w:val="24"/>
-                <w:u w:val="none"/>
-              </w:rPr>
-            </w:pPr>
-            <w:r>
-              <w:rPr>
-                <w:rFonts w:hint="default" w:ascii="Times New Roman" w:hAnsi="Times New Roman" w:eastAsia="宋体" w:cs="Times New Roman"/>
-                <w:i w:val="0"/>
-                <w:iCs w:val="0"/>
-                <w:color w:val="000000"/>
-                <w:kern w:val="0"/>
-                <w:sz w:val="24"/>
-                <w:szCs w:val="24"/>
-                <w:u w:val="none"/>
-                <w:lang w:val="en-US" w:eastAsia="zh-CN" w:bidi="ar"/>
-              </w:rPr>
-              <w:t>Регистрация / авторизация</w:t>
-            </w:r>
-          </w:p>
-        </w:tc>
-        <w:tc>
-          <w:tcPr>
-            <w:tcW w:w="1361" w:type="pct"/>
-            <w:tcBorders>
-              <w:top w:val="single" w:color="000000" w:sz="4" w:space="0"/>
-              <w:left w:val="single" w:color="000000" w:sz="4" w:space="0"/>
-              <w:bottom w:val="single" w:color="000000" w:sz="4" w:space="0"/>
-              <w:right w:val="single" w:color="000000" w:sz="4" w:space="0"/>
-            </w:tcBorders>
-            <w:shd w:val="clear" w:color="auto" w:fill="auto"/>
-            <w:noWrap/>
-            <w:vAlign w:val="bottom"/>
-          </w:tcPr>
-          <w:p>
-            <w:pPr>
-              <w:keepNext w:val="0"/>
-              <w:keepLines w:val="0"/>
-              <w:widowControl/>
-              <w:suppressLineNumbers w:val="0"/>
-              <w:spacing w:line="240" w:lineRule="auto"/>
-              <w:ind w:left="0" w:leftChars="0" w:right="0" w:rightChars="0" w:firstLine="0" w:firstLineChars="0"/>
-              <w:jc w:val="left"/>
-              <w:textAlignment w:val="bottom"/>
-              <w:rPr>
-                <w:rFonts w:hint="default" w:ascii="Times New Roman" w:hAnsi="Times New Roman" w:eastAsia="宋体" w:cs="Times New Roman"/>
-                <w:i w:val="0"/>
-                <w:iCs w:val="0"/>
-                <w:color w:val="000000"/>
-                <w:sz w:val="24"/>
-                <w:szCs w:val="24"/>
-                <w:u w:val="none"/>
-              </w:rPr>
-            </w:pPr>
-            <w:r>
-              <w:rPr>
-                <w:rFonts w:hint="default" w:ascii="Times New Roman" w:hAnsi="Times New Roman" w:eastAsia="宋体" w:cs="Times New Roman"/>
-                <w:i w:val="0"/>
-                <w:iCs w:val="0"/>
-                <w:color w:val="000000"/>
-                <w:kern w:val="0"/>
-                <w:sz w:val="24"/>
-                <w:szCs w:val="24"/>
-                <w:u w:val="none"/>
-                <w:lang w:val="en-US" w:eastAsia="zh-CN" w:bidi="ar"/>
-              </w:rPr>
-              <w:t>+</w:t>
-            </w:r>
-          </w:p>
-        </w:tc>
-        <w:tc>
-          <w:tcPr>
-            <w:tcW w:w="1162" w:type="pct"/>
-            <w:tcBorders>
-              <w:top w:val="single" w:color="000000" w:sz="4" w:space="0"/>
-              <w:left w:val="single" w:color="000000" w:sz="4" w:space="0"/>
-              <w:bottom w:val="single" w:color="000000" w:sz="4" w:space="0"/>
-              <w:right w:val="single" w:color="000000" w:sz="4" w:space="0"/>
-            </w:tcBorders>
-            <w:shd w:val="clear" w:color="auto" w:fill="auto"/>
-            <w:noWrap/>
-            <w:vAlign w:val="bottom"/>
-          </w:tcPr>
-          <w:p>
-            <w:pPr>
-              <w:keepNext w:val="0"/>
-              <w:keepLines w:val="0"/>
-              <w:widowControl/>
-              <w:suppressLineNumbers w:val="0"/>
-              <w:spacing w:line="240" w:lineRule="auto"/>
-              <w:ind w:left="0" w:leftChars="0" w:right="0" w:rightChars="0" w:firstLine="0" w:firstLineChars="0"/>
-              <w:jc w:val="left"/>
-              <w:textAlignment w:val="bottom"/>
-              <w:rPr>
-                <w:rFonts w:hint="default" w:ascii="Times New Roman" w:hAnsi="Times New Roman" w:eastAsia="宋体" w:cs="Times New Roman"/>
-                <w:i w:val="0"/>
-                <w:iCs w:val="0"/>
-                <w:color w:val="000000"/>
-                <w:sz w:val="24"/>
-                <w:szCs w:val="24"/>
-                <w:u w:val="none"/>
-              </w:rPr>
-            </w:pPr>
-            <w:r>
-              <w:rPr>
-                <w:rFonts w:hint="default" w:ascii="Times New Roman" w:hAnsi="Times New Roman" w:eastAsia="宋体" w:cs="Times New Roman"/>
-                <w:i w:val="0"/>
-                <w:iCs w:val="0"/>
-                <w:color w:val="000000"/>
-                <w:kern w:val="0"/>
-                <w:sz w:val="24"/>
-                <w:szCs w:val="24"/>
-                <w:u w:val="none"/>
-                <w:lang w:val="en-US" w:eastAsia="zh-CN" w:bidi="ar"/>
-              </w:rPr>
-              <w:t>+</w:t>
-            </w:r>
-          </w:p>
-        </w:tc>
-        <w:tc>
-          <w:tcPr>
-            <w:tcW w:w="1114" w:type="pct"/>
-            <w:tcBorders>
-              <w:top w:val="single" w:color="000000" w:sz="4" w:space="0"/>
-              <w:left w:val="single" w:color="000000" w:sz="4" w:space="0"/>
-              <w:bottom w:val="single" w:color="000000" w:sz="4" w:space="0"/>
-              <w:right w:val="single" w:color="000000" w:sz="4" w:space="0"/>
-            </w:tcBorders>
-            <w:shd w:val="clear" w:color="auto" w:fill="auto"/>
-            <w:noWrap/>
-            <w:vAlign w:val="bottom"/>
-          </w:tcPr>
-          <w:p>
-            <w:pPr>
-              <w:keepNext w:val="0"/>
-              <w:keepLines w:val="0"/>
-              <w:widowControl/>
-              <w:suppressLineNumbers w:val="0"/>
-              <w:spacing w:line="240" w:lineRule="auto"/>
-              <w:ind w:left="0" w:leftChars="0" w:right="0" w:rightChars="0" w:firstLine="0" w:firstLineChars="0"/>
-              <w:jc w:val="left"/>
-              <w:textAlignment w:val="bottom"/>
-              <w:rPr>
-                <w:rFonts w:hint="default" w:ascii="Times New Roman" w:hAnsi="Times New Roman" w:eastAsia="宋体" w:cs="Times New Roman"/>
-                <w:i w:val="0"/>
-                <w:iCs w:val="0"/>
-                <w:color w:val="000000"/>
-                <w:sz w:val="24"/>
-                <w:szCs w:val="24"/>
-                <w:u w:val="none"/>
-              </w:rPr>
-            </w:pPr>
-            <w:r>
-              <w:rPr>
-                <w:rFonts w:hint="default" w:ascii="Times New Roman" w:hAnsi="Times New Roman" w:eastAsia="宋体" w:cs="Times New Roman"/>
-                <w:i w:val="0"/>
-                <w:iCs w:val="0"/>
-                <w:color w:val="000000"/>
-                <w:kern w:val="0"/>
-                <w:sz w:val="24"/>
-                <w:szCs w:val="24"/>
-                <w:u w:val="none"/>
-                <w:lang w:val="en-US" w:eastAsia="zh-CN" w:bidi="ar"/>
-              </w:rPr>
-              <w:t>+</w:t>
-            </w:r>
-          </w:p>
-        </w:tc>
-      </w:tr>
-      <w:tr>
-        <w:tblPrEx>
-          <w:tblBorders>
-            <w:top w:val="none" w:color="auto" w:sz="0" w:space="0"/>
-            <w:left w:val="none" w:color="auto" w:sz="0" w:space="0"/>
-            <w:bottom w:val="none" w:color="auto" w:sz="0" w:space="0"/>
-            <w:right w:val="none" w:color="auto" w:sz="0" w:space="0"/>
-            <w:insideH w:val="none" w:color="auto" w:sz="0" w:space="0"/>
-            <w:insideV w:val="none" w:color="auto" w:sz="0" w:space="0"/>
-          </w:tblBorders>
+          <w:shd w:val="clear" w:color="auto" w:fill="auto"/>
           <w:tblCellMar>
             <w:top w:w="0" w:type="dxa"/>
             <w:left w:w="108" w:type="dxa"/>
@@ -13775,6 +13833,7 @@
             <w:insideH w:val="none" w:color="auto" w:sz="0" w:space="0"/>
             <w:insideV w:val="none" w:color="auto" w:sz="0" w:space="0"/>
           </w:tblBorders>
+          <w:shd w:val="clear" w:color="auto" w:fill="auto"/>
           <w:tblCellMar>
             <w:top w:w="0" w:type="dxa"/>
             <w:left w:w="108" w:type="dxa"/>
@@ -13978,657 +14037,6 @@
                 <w:lang w:val="en-US" w:eastAsia="zh-CN" w:bidi="ar"/>
               </w:rPr>
               <w:t>создать, редактировать, удалить, опубликовать, отменить, просмотреть, зарегистрироваться, оценить</w:t>
-            </w:r>
-          </w:p>
-        </w:tc>
-      </w:tr>
-      <w:tr>
-        <w:tblPrEx>
-          <w:tblBorders>
-            <w:top w:val="none" w:color="auto" w:sz="0" w:space="0"/>
-            <w:left w:val="none" w:color="auto" w:sz="0" w:space="0"/>
-            <w:bottom w:val="none" w:color="auto" w:sz="0" w:space="0"/>
-            <w:right w:val="none" w:color="auto" w:sz="0" w:space="0"/>
-            <w:insideH w:val="none" w:color="auto" w:sz="0" w:space="0"/>
-            <w:insideV w:val="none" w:color="auto" w:sz="0" w:space="0"/>
-          </w:tblBorders>
-          <w:tblCellMar>
-            <w:top w:w="0" w:type="dxa"/>
-            <w:left w:w="108" w:type="dxa"/>
-            <w:bottom w:w="0" w:type="dxa"/>
-            <w:right w:w="108" w:type="dxa"/>
-          </w:tblCellMar>
-        </w:tblPrEx>
-        <w:trPr>
-          <w:trHeight w:val="827" w:hRule="atLeast"/>
-        </w:trPr>
-        <w:tc>
-          <w:tcPr>
-            <w:tcW w:w="1249" w:type="pct"/>
-            <w:tcBorders>
-              <w:top w:val="single" w:color="000000" w:sz="4" w:space="0"/>
-              <w:left w:val="single" w:color="000000" w:sz="4" w:space="0"/>
-              <w:bottom w:val="single" w:color="000000" w:sz="4" w:space="0"/>
-              <w:right w:val="single" w:color="000000" w:sz="4" w:space="0"/>
-            </w:tcBorders>
-            <w:shd w:val="clear" w:color="auto" w:fill="auto"/>
-            <w:noWrap/>
-            <w:vAlign w:val="bottom"/>
-          </w:tcPr>
-          <w:p>
-            <w:pPr>
-              <w:keepNext w:val="0"/>
-              <w:keepLines w:val="0"/>
-              <w:widowControl/>
-              <w:suppressLineNumbers w:val="0"/>
-              <w:spacing w:line="240" w:lineRule="auto"/>
-              <w:ind w:left="0" w:leftChars="0" w:right="0" w:rightChars="0" w:firstLine="0" w:firstLineChars="0"/>
-              <w:jc w:val="left"/>
-              <w:textAlignment w:val="bottom"/>
-              <w:rPr>
-                <w:rFonts w:hint="default" w:ascii="Times New Roman" w:hAnsi="Times New Roman" w:eastAsia="宋体" w:cs="Times New Roman"/>
-                <w:i w:val="0"/>
-                <w:iCs w:val="0"/>
-                <w:color w:val="000000"/>
-                <w:sz w:val="24"/>
-                <w:szCs w:val="24"/>
-                <w:u w:val="none"/>
-              </w:rPr>
-            </w:pPr>
-            <w:r>
-              <w:rPr>
-                <w:rFonts w:hint="default" w:ascii="Times New Roman" w:hAnsi="Times New Roman" w:eastAsia="宋体" w:cs="Times New Roman"/>
-                <w:i w:val="0"/>
-                <w:iCs w:val="0"/>
-                <w:color w:val="000000"/>
-                <w:kern w:val="0"/>
-                <w:sz w:val="24"/>
-                <w:szCs w:val="24"/>
-                <w:u w:val="none"/>
-                <w:lang w:val="en-US" w:eastAsia="zh-CN" w:bidi="ar"/>
-              </w:rPr>
-              <w:t>Клуб</w:t>
-            </w:r>
-          </w:p>
-        </w:tc>
-        <w:tc>
-          <w:tcPr>
-            <w:tcW w:w="1249" w:type="pct"/>
-            <w:tcBorders>
-              <w:top w:val="single" w:color="000000" w:sz="4" w:space="0"/>
-              <w:left w:val="single" w:color="000000" w:sz="4" w:space="0"/>
-              <w:bottom w:val="single" w:color="000000" w:sz="4" w:space="0"/>
-              <w:right w:val="single" w:color="000000" w:sz="4" w:space="0"/>
-            </w:tcBorders>
-            <w:shd w:val="clear" w:color="auto" w:fill="auto"/>
-            <w:noWrap/>
-            <w:vAlign w:val="bottom"/>
-          </w:tcPr>
-          <w:p>
-            <w:pPr>
-              <w:keepNext w:val="0"/>
-              <w:keepLines w:val="0"/>
-              <w:widowControl/>
-              <w:suppressLineNumbers w:val="0"/>
-              <w:spacing w:line="240" w:lineRule="auto"/>
-              <w:ind w:left="0" w:leftChars="0" w:right="0" w:rightChars="0" w:firstLine="0" w:firstLineChars="0"/>
-              <w:jc w:val="left"/>
-              <w:textAlignment w:val="bottom"/>
-              <w:rPr>
-                <w:rFonts w:hint="default" w:ascii="Times New Roman" w:hAnsi="Times New Roman" w:eastAsia="宋体" w:cs="Times New Roman"/>
-                <w:i w:val="0"/>
-                <w:iCs w:val="0"/>
-                <w:color w:val="000000"/>
-                <w:sz w:val="24"/>
-                <w:szCs w:val="24"/>
-                <w:u w:val="none"/>
-              </w:rPr>
-            </w:pPr>
-            <w:r>
-              <w:rPr>
-                <w:rFonts w:hint="default" w:ascii="Times New Roman" w:hAnsi="Times New Roman" w:eastAsia="宋体" w:cs="Times New Roman"/>
-                <w:i w:val="0"/>
-                <w:iCs w:val="0"/>
-                <w:color w:val="000000"/>
-                <w:kern w:val="0"/>
-                <w:sz w:val="24"/>
-                <w:szCs w:val="24"/>
-                <w:u w:val="none"/>
-                <w:lang w:val="en-US" w:eastAsia="zh-CN" w:bidi="ar"/>
-              </w:rPr>
-              <w:t>десятки</w:t>
-            </w:r>
-          </w:p>
-        </w:tc>
-        <w:tc>
-          <w:tcPr>
-            <w:tcW w:w="1249" w:type="pct"/>
-            <w:tcBorders>
-              <w:top w:val="single" w:color="000000" w:sz="4" w:space="0"/>
-              <w:left w:val="single" w:color="000000" w:sz="4" w:space="0"/>
-              <w:bottom w:val="single" w:color="000000" w:sz="4" w:space="0"/>
-              <w:right w:val="single" w:color="000000" w:sz="4" w:space="0"/>
-            </w:tcBorders>
-            <w:shd w:val="clear" w:color="auto" w:fill="auto"/>
-            <w:noWrap/>
-            <w:vAlign w:val="bottom"/>
-          </w:tcPr>
-          <w:p>
-            <w:pPr>
-              <w:keepNext w:val="0"/>
-              <w:keepLines w:val="0"/>
-              <w:widowControl/>
-              <w:suppressLineNumbers w:val="0"/>
-              <w:spacing w:line="240" w:lineRule="auto"/>
-              <w:ind w:left="0" w:leftChars="0" w:right="0" w:rightChars="0" w:firstLine="0" w:firstLineChars="0"/>
-              <w:jc w:val="left"/>
-              <w:textAlignment w:val="bottom"/>
-              <w:rPr>
-                <w:rFonts w:hint="default" w:ascii="Times New Roman" w:hAnsi="Times New Roman" w:eastAsia="宋体" w:cs="Times New Roman"/>
-                <w:i w:val="0"/>
-                <w:iCs w:val="0"/>
-                <w:color w:val="000000"/>
-                <w:sz w:val="24"/>
-                <w:szCs w:val="24"/>
-                <w:u w:val="none"/>
-              </w:rPr>
-            </w:pPr>
-            <w:r>
-              <w:rPr>
-                <w:rFonts w:hint="default" w:ascii="Times New Roman" w:hAnsi="Times New Roman" w:eastAsia="宋体" w:cs="Times New Roman"/>
-                <w:i w:val="0"/>
-                <w:iCs w:val="0"/>
-                <w:color w:val="000000"/>
-                <w:kern w:val="0"/>
-                <w:sz w:val="24"/>
-                <w:szCs w:val="24"/>
-                <w:u w:val="none"/>
-                <w:lang w:val="en-US" w:eastAsia="zh-CN" w:bidi="ar"/>
-              </w:rPr>
-              <w:t>список, детальное</w:t>
-            </w:r>
-          </w:p>
-        </w:tc>
-        <w:tc>
-          <w:tcPr>
-            <w:tcW w:w="1250" w:type="pct"/>
-            <w:tcBorders>
-              <w:top w:val="single" w:color="000000" w:sz="4" w:space="0"/>
-              <w:left w:val="single" w:color="000000" w:sz="4" w:space="0"/>
-              <w:bottom w:val="single" w:color="000000" w:sz="4" w:space="0"/>
-              <w:right w:val="single" w:color="000000" w:sz="4" w:space="0"/>
-            </w:tcBorders>
-            <w:shd w:val="clear" w:color="auto" w:fill="auto"/>
-            <w:noWrap/>
-            <w:vAlign w:val="bottom"/>
-          </w:tcPr>
-          <w:p>
-            <w:pPr>
-              <w:keepNext w:val="0"/>
-              <w:keepLines w:val="0"/>
-              <w:widowControl/>
-              <w:suppressLineNumbers w:val="0"/>
-              <w:spacing w:line="240" w:lineRule="auto"/>
-              <w:ind w:left="0" w:leftChars="0" w:right="0" w:rightChars="0" w:firstLine="0" w:firstLineChars="0"/>
-              <w:jc w:val="left"/>
-              <w:textAlignment w:val="bottom"/>
-              <w:rPr>
-                <w:rFonts w:hint="default" w:ascii="Times New Roman" w:hAnsi="Times New Roman" w:eastAsia="宋体" w:cs="Times New Roman"/>
-                <w:i w:val="0"/>
-                <w:iCs w:val="0"/>
-                <w:color w:val="000000"/>
-                <w:sz w:val="24"/>
-                <w:szCs w:val="24"/>
-                <w:u w:val="none"/>
-              </w:rPr>
-            </w:pPr>
-            <w:r>
-              <w:rPr>
-                <w:rFonts w:hint="default" w:ascii="Times New Roman" w:hAnsi="Times New Roman" w:eastAsia="宋体" w:cs="Times New Roman"/>
-                <w:i w:val="0"/>
-                <w:iCs w:val="0"/>
-                <w:color w:val="000000"/>
-                <w:kern w:val="0"/>
-                <w:sz w:val="24"/>
-                <w:szCs w:val="24"/>
-                <w:u w:val="none"/>
-                <w:lang w:val="en-US" w:eastAsia="zh-CN" w:bidi="ar"/>
-              </w:rPr>
-              <w:t>создать, редактировать, удалить, просмотреть, вступить, выйти</w:t>
-            </w:r>
-          </w:p>
-        </w:tc>
-      </w:tr>
-      <w:tr>
-        <w:tblPrEx>
-          <w:tblBorders>
-            <w:top w:val="none" w:color="auto" w:sz="0" w:space="0"/>
-            <w:left w:val="none" w:color="auto" w:sz="0" w:space="0"/>
-            <w:bottom w:val="none" w:color="auto" w:sz="0" w:space="0"/>
-            <w:right w:val="none" w:color="auto" w:sz="0" w:space="0"/>
-            <w:insideH w:val="none" w:color="auto" w:sz="0" w:space="0"/>
-            <w:insideV w:val="none" w:color="auto" w:sz="0" w:space="0"/>
-          </w:tblBorders>
-          <w:tblCellMar>
-            <w:top w:w="0" w:type="dxa"/>
-            <w:left w:w="108" w:type="dxa"/>
-            <w:bottom w:w="0" w:type="dxa"/>
-            <w:right w:w="108" w:type="dxa"/>
-          </w:tblCellMar>
-        </w:tblPrEx>
-        <w:trPr>
-          <w:trHeight w:val="827" w:hRule="atLeast"/>
-        </w:trPr>
-        <w:tc>
-          <w:tcPr>
-            <w:tcW w:w="1249" w:type="pct"/>
-            <w:tcBorders>
-              <w:top w:val="single" w:color="000000" w:sz="4" w:space="0"/>
-              <w:left w:val="single" w:color="000000" w:sz="4" w:space="0"/>
-              <w:bottom w:val="single" w:color="000000" w:sz="4" w:space="0"/>
-              <w:right w:val="single" w:color="000000" w:sz="4" w:space="0"/>
-            </w:tcBorders>
-            <w:shd w:val="clear" w:color="auto" w:fill="auto"/>
-            <w:noWrap/>
-            <w:vAlign w:val="bottom"/>
-          </w:tcPr>
-          <w:p>
-            <w:pPr>
-              <w:keepNext w:val="0"/>
-              <w:keepLines w:val="0"/>
-              <w:widowControl/>
-              <w:suppressLineNumbers w:val="0"/>
-              <w:spacing w:line="240" w:lineRule="auto"/>
-              <w:ind w:left="0" w:leftChars="0" w:right="0" w:rightChars="0" w:firstLine="0" w:firstLineChars="0"/>
-              <w:jc w:val="left"/>
-              <w:textAlignment w:val="bottom"/>
-              <w:rPr>
-                <w:rFonts w:hint="default" w:ascii="Times New Roman" w:hAnsi="Times New Roman" w:eastAsia="宋体" w:cs="Times New Roman"/>
-                <w:i w:val="0"/>
-                <w:iCs w:val="0"/>
-                <w:color w:val="000000"/>
-                <w:sz w:val="24"/>
-                <w:szCs w:val="24"/>
-                <w:u w:val="none"/>
-              </w:rPr>
-            </w:pPr>
-            <w:r>
-              <w:rPr>
-                <w:rFonts w:hint="default" w:ascii="Times New Roman" w:hAnsi="Times New Roman" w:eastAsia="宋体" w:cs="Times New Roman"/>
-                <w:i w:val="0"/>
-                <w:iCs w:val="0"/>
-                <w:color w:val="000000"/>
-                <w:kern w:val="0"/>
-                <w:sz w:val="24"/>
-                <w:szCs w:val="24"/>
-                <w:u w:val="none"/>
-                <w:lang w:val="en-US" w:eastAsia="zh-CN" w:bidi="ar"/>
-              </w:rPr>
-              <w:t>Пользователь</w:t>
-            </w:r>
-          </w:p>
-        </w:tc>
-        <w:tc>
-          <w:tcPr>
-            <w:tcW w:w="1249" w:type="pct"/>
-            <w:tcBorders>
-              <w:top w:val="single" w:color="000000" w:sz="4" w:space="0"/>
-              <w:left w:val="single" w:color="000000" w:sz="4" w:space="0"/>
-              <w:bottom w:val="single" w:color="000000" w:sz="4" w:space="0"/>
-              <w:right w:val="single" w:color="000000" w:sz="4" w:space="0"/>
-            </w:tcBorders>
-            <w:shd w:val="clear" w:color="auto" w:fill="auto"/>
-            <w:noWrap/>
-            <w:vAlign w:val="bottom"/>
-          </w:tcPr>
-          <w:p>
-            <w:pPr>
-              <w:keepNext w:val="0"/>
-              <w:keepLines w:val="0"/>
-              <w:widowControl/>
-              <w:suppressLineNumbers w:val="0"/>
-              <w:spacing w:line="240" w:lineRule="auto"/>
-              <w:ind w:left="0" w:leftChars="0" w:right="0" w:rightChars="0" w:firstLine="0" w:firstLineChars="0"/>
-              <w:jc w:val="left"/>
-              <w:textAlignment w:val="bottom"/>
-              <w:rPr>
-                <w:rFonts w:hint="default" w:ascii="Times New Roman" w:hAnsi="Times New Roman" w:eastAsia="宋体" w:cs="Times New Roman"/>
-                <w:i w:val="0"/>
-                <w:iCs w:val="0"/>
-                <w:color w:val="000000"/>
-                <w:sz w:val="24"/>
-                <w:szCs w:val="24"/>
-                <w:u w:val="none"/>
-              </w:rPr>
-            </w:pPr>
-            <w:r>
-              <w:rPr>
-                <w:rFonts w:hint="default" w:ascii="Times New Roman" w:hAnsi="Times New Roman" w:eastAsia="宋体" w:cs="Times New Roman"/>
-                <w:i w:val="0"/>
-                <w:iCs w:val="0"/>
-                <w:color w:val="000000"/>
-                <w:kern w:val="0"/>
-                <w:sz w:val="24"/>
-                <w:szCs w:val="24"/>
-                <w:u w:val="none"/>
-                <w:lang w:val="en-US" w:eastAsia="zh-CN" w:bidi="ar"/>
-              </w:rPr>
-              <w:t>тысячи</w:t>
-            </w:r>
-          </w:p>
-        </w:tc>
-        <w:tc>
-          <w:tcPr>
-            <w:tcW w:w="1249" w:type="pct"/>
-            <w:tcBorders>
-              <w:top w:val="single" w:color="000000" w:sz="4" w:space="0"/>
-              <w:left w:val="single" w:color="000000" w:sz="4" w:space="0"/>
-              <w:bottom w:val="single" w:color="000000" w:sz="4" w:space="0"/>
-              <w:right w:val="single" w:color="000000" w:sz="4" w:space="0"/>
-            </w:tcBorders>
-            <w:shd w:val="clear" w:color="auto" w:fill="auto"/>
-            <w:noWrap/>
-            <w:vAlign w:val="bottom"/>
-          </w:tcPr>
-          <w:p>
-            <w:pPr>
-              <w:keepNext w:val="0"/>
-              <w:keepLines w:val="0"/>
-              <w:widowControl/>
-              <w:suppressLineNumbers w:val="0"/>
-              <w:spacing w:line="240" w:lineRule="auto"/>
-              <w:ind w:left="0" w:leftChars="0" w:right="0" w:rightChars="0" w:firstLine="0" w:firstLineChars="0"/>
-              <w:jc w:val="left"/>
-              <w:textAlignment w:val="bottom"/>
-              <w:rPr>
-                <w:rFonts w:hint="default" w:ascii="Times New Roman" w:hAnsi="Times New Roman" w:eastAsia="宋体" w:cs="Times New Roman"/>
-                <w:i w:val="0"/>
-                <w:iCs w:val="0"/>
-                <w:color w:val="000000"/>
-                <w:sz w:val="24"/>
-                <w:szCs w:val="24"/>
-                <w:u w:val="none"/>
-              </w:rPr>
-            </w:pPr>
-            <w:r>
-              <w:rPr>
-                <w:rFonts w:hint="default" w:ascii="Times New Roman" w:hAnsi="Times New Roman" w:eastAsia="宋体" w:cs="Times New Roman"/>
-                <w:i w:val="0"/>
-                <w:iCs w:val="0"/>
-                <w:color w:val="000000"/>
-                <w:kern w:val="0"/>
-                <w:sz w:val="24"/>
-                <w:szCs w:val="24"/>
-                <w:u w:val="none"/>
-                <w:lang w:val="en-US" w:eastAsia="zh-CN" w:bidi="ar"/>
-              </w:rPr>
-              <w:t>детальное, список</w:t>
-            </w:r>
-          </w:p>
-        </w:tc>
-        <w:tc>
-          <w:tcPr>
-            <w:tcW w:w="1250" w:type="pct"/>
-            <w:tcBorders>
-              <w:top w:val="single" w:color="000000" w:sz="4" w:space="0"/>
-              <w:left w:val="single" w:color="000000" w:sz="4" w:space="0"/>
-              <w:bottom w:val="single" w:color="000000" w:sz="4" w:space="0"/>
-              <w:right w:val="single" w:color="000000" w:sz="4" w:space="0"/>
-            </w:tcBorders>
-            <w:shd w:val="clear" w:color="auto" w:fill="auto"/>
-            <w:noWrap/>
-            <w:vAlign w:val="bottom"/>
-          </w:tcPr>
-          <w:p>
-            <w:pPr>
-              <w:keepNext w:val="0"/>
-              <w:keepLines w:val="0"/>
-              <w:widowControl/>
-              <w:suppressLineNumbers w:val="0"/>
-              <w:spacing w:line="240" w:lineRule="auto"/>
-              <w:ind w:left="0" w:leftChars="0" w:right="0" w:rightChars="0" w:firstLine="0" w:firstLineChars="0"/>
-              <w:jc w:val="left"/>
-              <w:textAlignment w:val="bottom"/>
-              <w:rPr>
-                <w:rFonts w:hint="default" w:ascii="Times New Roman" w:hAnsi="Times New Roman" w:eastAsia="宋体" w:cs="Times New Roman"/>
-                <w:i w:val="0"/>
-                <w:iCs w:val="0"/>
-                <w:color w:val="000000"/>
-                <w:sz w:val="24"/>
-                <w:szCs w:val="24"/>
-                <w:u w:val="none"/>
-              </w:rPr>
-            </w:pPr>
-            <w:r>
-              <w:rPr>
-                <w:rFonts w:hint="default" w:ascii="Times New Roman" w:hAnsi="Times New Roman" w:eastAsia="宋体" w:cs="Times New Roman"/>
-                <w:i w:val="0"/>
-                <w:iCs w:val="0"/>
-                <w:color w:val="000000"/>
-                <w:kern w:val="0"/>
-                <w:sz w:val="24"/>
-                <w:szCs w:val="24"/>
-                <w:u w:val="none"/>
-                <w:lang w:val="en-US" w:eastAsia="zh-CN" w:bidi="ar"/>
-              </w:rPr>
-              <w:t>зарегистрировать, войти, редактировать, просмотреть, удалить</w:t>
-            </w:r>
-          </w:p>
-        </w:tc>
-      </w:tr>
-      <w:tr>
-        <w:tblPrEx>
-          <w:tblBorders>
-            <w:top w:val="none" w:color="auto" w:sz="0" w:space="0"/>
-            <w:left w:val="none" w:color="auto" w:sz="0" w:space="0"/>
-            <w:bottom w:val="none" w:color="auto" w:sz="0" w:space="0"/>
-            <w:right w:val="none" w:color="auto" w:sz="0" w:space="0"/>
-            <w:insideH w:val="none" w:color="auto" w:sz="0" w:space="0"/>
-            <w:insideV w:val="none" w:color="auto" w:sz="0" w:space="0"/>
-          </w:tblBorders>
-          <w:tblCellMar>
-            <w:top w:w="0" w:type="dxa"/>
-            <w:left w:w="108" w:type="dxa"/>
-            <w:bottom w:w="0" w:type="dxa"/>
-            <w:right w:w="108" w:type="dxa"/>
-          </w:tblCellMar>
-        </w:tblPrEx>
-        <w:trPr>
-          <w:trHeight w:val="827" w:hRule="atLeast"/>
-        </w:trPr>
-        <w:tc>
-          <w:tcPr>
-            <w:tcW w:w="1249" w:type="pct"/>
-            <w:tcBorders>
-              <w:top w:val="single" w:color="000000" w:sz="4" w:space="0"/>
-              <w:left w:val="single" w:color="000000" w:sz="4" w:space="0"/>
-              <w:bottom w:val="single" w:color="000000" w:sz="4" w:space="0"/>
-              <w:right w:val="single" w:color="000000" w:sz="4" w:space="0"/>
-            </w:tcBorders>
-            <w:shd w:val="clear" w:color="auto" w:fill="auto"/>
-            <w:noWrap/>
-            <w:vAlign w:val="bottom"/>
-          </w:tcPr>
-          <w:p>
-            <w:pPr>
-              <w:keepNext w:val="0"/>
-              <w:keepLines w:val="0"/>
-              <w:widowControl/>
-              <w:suppressLineNumbers w:val="0"/>
-              <w:spacing w:line="240" w:lineRule="auto"/>
-              <w:ind w:left="0" w:leftChars="0" w:right="0" w:rightChars="0" w:firstLine="0" w:firstLineChars="0"/>
-              <w:jc w:val="left"/>
-              <w:textAlignment w:val="bottom"/>
-              <w:rPr>
-                <w:rFonts w:hint="default" w:ascii="Times New Roman" w:hAnsi="Times New Roman" w:eastAsia="宋体" w:cs="Times New Roman"/>
-                <w:i w:val="0"/>
-                <w:iCs w:val="0"/>
-                <w:color w:val="000000"/>
-                <w:sz w:val="24"/>
-                <w:szCs w:val="24"/>
-                <w:u w:val="none"/>
-              </w:rPr>
-            </w:pPr>
-            <w:r>
-              <w:rPr>
-                <w:rFonts w:hint="default" w:ascii="Times New Roman" w:hAnsi="Times New Roman" w:eastAsia="宋体" w:cs="Times New Roman"/>
-                <w:i w:val="0"/>
-                <w:iCs w:val="0"/>
-                <w:color w:val="000000"/>
-                <w:kern w:val="0"/>
-                <w:sz w:val="24"/>
-                <w:szCs w:val="24"/>
-                <w:u w:val="none"/>
-                <w:lang w:val="en-US" w:eastAsia="zh-CN" w:bidi="ar"/>
-              </w:rPr>
-              <w:t>Запись о регистрации</w:t>
-            </w:r>
-          </w:p>
-        </w:tc>
-        <w:tc>
-          <w:tcPr>
-            <w:tcW w:w="1249" w:type="pct"/>
-            <w:tcBorders>
-              <w:top w:val="single" w:color="000000" w:sz="4" w:space="0"/>
-              <w:left w:val="single" w:color="000000" w:sz="4" w:space="0"/>
-              <w:bottom w:val="single" w:color="000000" w:sz="4" w:space="0"/>
-              <w:right w:val="single" w:color="000000" w:sz="4" w:space="0"/>
-            </w:tcBorders>
-            <w:shd w:val="clear" w:color="auto" w:fill="auto"/>
-            <w:noWrap/>
-            <w:vAlign w:val="bottom"/>
-          </w:tcPr>
-          <w:p>
-            <w:pPr>
-              <w:keepNext w:val="0"/>
-              <w:keepLines w:val="0"/>
-              <w:widowControl/>
-              <w:suppressLineNumbers w:val="0"/>
-              <w:spacing w:line="240" w:lineRule="auto"/>
-              <w:ind w:left="0" w:leftChars="0" w:right="0" w:rightChars="0" w:firstLine="0" w:firstLineChars="0"/>
-              <w:jc w:val="left"/>
-              <w:textAlignment w:val="bottom"/>
-              <w:rPr>
-                <w:rFonts w:hint="default" w:ascii="Times New Roman" w:hAnsi="Times New Roman" w:eastAsia="宋体" w:cs="Times New Roman"/>
-                <w:i w:val="0"/>
-                <w:iCs w:val="0"/>
-                <w:color w:val="000000"/>
-                <w:sz w:val="24"/>
-                <w:szCs w:val="24"/>
-                <w:u w:val="none"/>
-              </w:rPr>
-            </w:pPr>
-            <w:r>
-              <w:rPr>
-                <w:rFonts w:hint="default" w:ascii="Times New Roman" w:hAnsi="Times New Roman" w:eastAsia="宋体" w:cs="Times New Roman"/>
-                <w:i w:val="0"/>
-                <w:iCs w:val="0"/>
-                <w:color w:val="000000"/>
-                <w:kern w:val="0"/>
-                <w:sz w:val="24"/>
-                <w:szCs w:val="24"/>
-                <w:u w:val="none"/>
-                <w:lang w:val="en-US" w:eastAsia="zh-CN" w:bidi="ar"/>
-              </w:rPr>
-              <w:t>тысячи</w:t>
-            </w:r>
-          </w:p>
-        </w:tc>
-        <w:tc>
-          <w:tcPr>
-            <w:tcW w:w="1249" w:type="pct"/>
-            <w:tcBorders>
-              <w:top w:val="single" w:color="000000" w:sz="4" w:space="0"/>
-              <w:left w:val="single" w:color="000000" w:sz="4" w:space="0"/>
-              <w:bottom w:val="single" w:color="000000" w:sz="4" w:space="0"/>
-              <w:right w:val="single" w:color="000000" w:sz="4" w:space="0"/>
-            </w:tcBorders>
-            <w:shd w:val="clear" w:color="auto" w:fill="auto"/>
-            <w:noWrap/>
-            <w:vAlign w:val="bottom"/>
-          </w:tcPr>
-          <w:p>
-            <w:pPr>
-              <w:keepNext w:val="0"/>
-              <w:keepLines w:val="0"/>
-              <w:widowControl/>
-              <w:suppressLineNumbers w:val="0"/>
-              <w:spacing w:line="240" w:lineRule="auto"/>
-              <w:ind w:left="0" w:leftChars="0" w:right="0" w:rightChars="0" w:firstLine="0" w:firstLineChars="0"/>
-              <w:jc w:val="left"/>
-              <w:textAlignment w:val="bottom"/>
-              <w:rPr>
-                <w:rFonts w:hint="default" w:ascii="Times New Roman" w:hAnsi="Times New Roman" w:eastAsia="宋体" w:cs="Times New Roman"/>
-                <w:i w:val="0"/>
-                <w:iCs w:val="0"/>
-                <w:color w:val="000000"/>
-                <w:sz w:val="24"/>
-                <w:szCs w:val="24"/>
-                <w:u w:val="none"/>
-              </w:rPr>
-            </w:pPr>
-            <w:r>
-              <w:rPr>
-                <w:rFonts w:hint="default" w:ascii="Times New Roman" w:hAnsi="Times New Roman" w:eastAsia="宋体" w:cs="Times New Roman"/>
-                <w:i w:val="0"/>
-                <w:iCs w:val="0"/>
-                <w:color w:val="000000"/>
-                <w:kern w:val="0"/>
-                <w:sz w:val="24"/>
-                <w:szCs w:val="24"/>
-                <w:u w:val="none"/>
-                <w:lang w:val="en-US" w:eastAsia="zh-CN" w:bidi="ar"/>
-              </w:rPr>
-              <w:t>список</w:t>
-            </w:r>
-          </w:p>
-        </w:tc>
-        <w:tc>
-          <w:tcPr>
-            <w:tcW w:w="1250" w:type="pct"/>
-            <w:tcBorders>
-              <w:top w:val="single" w:color="000000" w:sz="4" w:space="0"/>
-              <w:left w:val="single" w:color="000000" w:sz="4" w:space="0"/>
-              <w:bottom w:val="single" w:color="000000" w:sz="4" w:space="0"/>
-              <w:right w:val="single" w:color="000000" w:sz="4" w:space="0"/>
-            </w:tcBorders>
-            <w:shd w:val="clear" w:color="auto" w:fill="auto"/>
-            <w:noWrap/>
-            <w:vAlign w:val="bottom"/>
-          </w:tcPr>
-          <w:p>
-            <w:pPr>
-              <w:keepNext w:val="0"/>
-              <w:keepLines w:val="0"/>
-              <w:widowControl/>
-              <w:suppressLineNumbers w:val="0"/>
-              <w:spacing w:line="240" w:lineRule="auto"/>
-              <w:ind w:left="0" w:leftChars="0" w:right="0" w:rightChars="0" w:firstLine="0" w:firstLineChars="0"/>
-              <w:jc w:val="left"/>
-              <w:textAlignment w:val="bottom"/>
-              <w:rPr>
-                <w:rFonts w:hint="default" w:ascii="Times New Roman" w:hAnsi="Times New Roman" w:eastAsia="宋体" w:cs="Times New Roman"/>
-                <w:i w:val="0"/>
-                <w:iCs w:val="0"/>
-                <w:color w:val="000000"/>
-                <w:sz w:val="24"/>
-                <w:szCs w:val="24"/>
-                <w:u w:val="none"/>
-              </w:rPr>
-            </w:pPr>
-            <w:r>
-              <w:rPr>
-                <w:rFonts w:hint="default" w:ascii="Times New Roman" w:hAnsi="Times New Roman" w:eastAsia="宋体" w:cs="Times New Roman"/>
-                <w:i w:val="0"/>
-                <w:iCs w:val="0"/>
-                <w:color w:val="000000"/>
-                <w:kern w:val="0"/>
-                <w:sz w:val="24"/>
-                <w:szCs w:val="24"/>
-                <w:u w:val="none"/>
-                <w:lang w:val="en-US" w:eastAsia="zh-CN" w:bidi="ar"/>
-              </w:rPr>
-              <w:t>создать (зарегистрироваться), отменить, проверить, перевести из листа ожидания</w:t>
             </w:r>
           </w:p>
         </w:tc>
@@ -14699,7 +14107,7 @@
                 <w:u w:val="none"/>
                 <w:lang w:val="en-US" w:eastAsia="zh-CN" w:bidi="ar"/>
               </w:rPr>
-              <w:t>QR-код</w:t>
+              <w:t>Клуб</w:t>
             </w:r>
           </w:p>
         </w:tc>
@@ -14748,7 +14156,7 @@
                 <w:u w:val="none"/>
                 <w:lang w:val="en-US" w:eastAsia="zh-CN" w:bidi="ar"/>
               </w:rPr>
-              <w:t>тысячи</w:t>
+              <w:t>десятки</w:t>
             </w:r>
           </w:p>
         </w:tc>
@@ -14797,7 +14205,7 @@
                 <w:u w:val="none"/>
                 <w:lang w:val="en-US" w:eastAsia="zh-CN" w:bidi="ar"/>
               </w:rPr>
-              <w:t>детальное (изображение)</w:t>
+              <w:t>список, детальное</w:t>
             </w:r>
           </w:p>
         </w:tc>
@@ -14846,224 +14254,7 @@
                 <w:u w:val="none"/>
                 <w:lang w:val="en-US" w:eastAsia="zh-CN" w:bidi="ar"/>
               </w:rPr>
-              <w:t>сгенерировать, отобразить, проверить</w:t>
-            </w:r>
-          </w:p>
-        </w:tc>
-      </w:tr>
-      <w:tr>
-        <w:tblPrEx>
-          <w:tblBorders>
-            <w:top w:val="none" w:color="auto" w:sz="0" w:space="0"/>
-            <w:left w:val="none" w:color="auto" w:sz="0" w:space="0"/>
-            <w:bottom w:val="none" w:color="auto" w:sz="0" w:space="0"/>
-            <w:right w:val="none" w:color="auto" w:sz="0" w:space="0"/>
-            <w:insideH w:val="none" w:color="auto" w:sz="0" w:space="0"/>
-            <w:insideV w:val="none" w:color="auto" w:sz="0" w:space="0"/>
-          </w:tblBorders>
-          <w:tblCellMar>
-            <w:top w:w="0" w:type="dxa"/>
-            <w:left w:w="108" w:type="dxa"/>
-            <w:bottom w:w="0" w:type="dxa"/>
-            <w:right w:w="108" w:type="dxa"/>
-          </w:tblCellMar>
-        </w:tblPrEx>
-        <w:trPr>
-          <w:trHeight w:val="827" w:hRule="atLeast"/>
-        </w:trPr>
-        <w:tc>
-          <w:tcPr>
-            <w:tcW w:w="1249" w:type="pct"/>
-            <w:tcBorders>
-              <w:top w:val="single" w:color="000000" w:sz="4" w:space="0"/>
-              <w:left w:val="single" w:color="000000" w:sz="4" w:space="0"/>
-              <w:bottom w:val="single" w:color="000000" w:sz="4" w:space="0"/>
-              <w:right w:val="single" w:color="000000" w:sz="4" w:space="0"/>
-            </w:tcBorders>
-            <w:shd w:val="clear" w:color="auto" w:fill="auto"/>
-            <w:noWrap/>
-            <w:vAlign w:val="bottom"/>
-          </w:tcPr>
-          <w:p>
-            <w:pPr>
-              <w:keepNext w:val="0"/>
-              <w:keepLines w:val="0"/>
-              <w:widowControl/>
-              <w:suppressLineNumbers w:val="0"/>
-              <w:spacing w:line="240" w:lineRule="auto"/>
-              <w:ind w:left="0" w:leftChars="0" w:right="0" w:rightChars="0" w:firstLine="0" w:firstLineChars="0"/>
-              <w:jc w:val="left"/>
-              <w:textAlignment w:val="bottom"/>
-              <w:rPr>
-                <w:rFonts w:hint="default" w:ascii="Times New Roman" w:hAnsi="Times New Roman" w:eastAsia="宋体" w:cs="Times New Roman"/>
-                <w:i w:val="0"/>
-                <w:iCs w:val="0"/>
-                <w:color w:val="000000"/>
-                <w:sz w:val="24"/>
-                <w:szCs w:val="24"/>
-                <w:u w:val="none"/>
-              </w:rPr>
-            </w:pPr>
-            <w:r>
-              <w:rPr>
-                <w:rFonts w:hint="default" w:ascii="Times New Roman" w:hAnsi="Times New Roman" w:eastAsia="宋体" w:cs="Times New Roman"/>
-                <w:i w:val="0"/>
-                <w:iCs w:val="0"/>
-                <w:color w:val="000000"/>
-                <w:kern w:val="0"/>
-                <w:sz w:val="24"/>
-                <w:szCs w:val="24"/>
-                <w:u w:val="none"/>
-                <w:lang w:val="en-US" w:eastAsia="zh-CN" w:bidi="ar"/>
-              </w:rPr>
-              <w:t>Оценка</w:t>
-            </w:r>
-          </w:p>
-        </w:tc>
-        <w:tc>
-          <w:tcPr>
-            <w:tcW w:w="1249" w:type="pct"/>
-            <w:tcBorders>
-              <w:top w:val="single" w:color="000000" w:sz="4" w:space="0"/>
-              <w:left w:val="single" w:color="000000" w:sz="4" w:space="0"/>
-              <w:bottom w:val="single" w:color="000000" w:sz="4" w:space="0"/>
-              <w:right w:val="single" w:color="000000" w:sz="4" w:space="0"/>
-            </w:tcBorders>
-            <w:shd w:val="clear" w:color="auto" w:fill="auto"/>
-            <w:noWrap/>
-            <w:vAlign w:val="bottom"/>
-          </w:tcPr>
-          <w:p>
-            <w:pPr>
-              <w:keepNext w:val="0"/>
-              <w:keepLines w:val="0"/>
-              <w:widowControl/>
-              <w:suppressLineNumbers w:val="0"/>
-              <w:spacing w:line="240" w:lineRule="auto"/>
-              <w:ind w:left="0" w:leftChars="0" w:right="0" w:rightChars="0" w:firstLine="0" w:firstLineChars="0"/>
-              <w:jc w:val="left"/>
-              <w:textAlignment w:val="bottom"/>
-              <w:rPr>
-                <w:rFonts w:hint="default" w:ascii="Times New Roman" w:hAnsi="Times New Roman" w:eastAsia="宋体" w:cs="Times New Roman"/>
-                <w:i w:val="0"/>
-                <w:iCs w:val="0"/>
-                <w:color w:val="000000"/>
-                <w:sz w:val="24"/>
-                <w:szCs w:val="24"/>
-                <w:u w:val="none"/>
-              </w:rPr>
-            </w:pPr>
-            <w:r>
-              <w:rPr>
-                <w:rFonts w:hint="default" w:ascii="Times New Roman" w:hAnsi="Times New Roman" w:eastAsia="宋体" w:cs="Times New Roman"/>
-                <w:i w:val="0"/>
-                <w:iCs w:val="0"/>
-                <w:color w:val="000000"/>
-                <w:kern w:val="0"/>
-                <w:sz w:val="24"/>
-                <w:szCs w:val="24"/>
-                <w:u w:val="none"/>
-                <w:lang w:val="en-US" w:eastAsia="zh-CN" w:bidi="ar"/>
-              </w:rPr>
-              <w:t>сотни</w:t>
-            </w:r>
-          </w:p>
-        </w:tc>
-        <w:tc>
-          <w:tcPr>
-            <w:tcW w:w="1249" w:type="pct"/>
-            <w:tcBorders>
-              <w:top w:val="single" w:color="000000" w:sz="4" w:space="0"/>
-              <w:left w:val="single" w:color="000000" w:sz="4" w:space="0"/>
-              <w:bottom w:val="single" w:color="000000" w:sz="4" w:space="0"/>
-              <w:right w:val="single" w:color="000000" w:sz="4" w:space="0"/>
-            </w:tcBorders>
-            <w:shd w:val="clear" w:color="auto" w:fill="auto"/>
-            <w:noWrap/>
-            <w:vAlign w:val="bottom"/>
-          </w:tcPr>
-          <w:p>
-            <w:pPr>
-              <w:keepNext w:val="0"/>
-              <w:keepLines w:val="0"/>
-              <w:widowControl/>
-              <w:suppressLineNumbers w:val="0"/>
-              <w:spacing w:line="240" w:lineRule="auto"/>
-              <w:ind w:left="0" w:leftChars="0" w:right="0" w:rightChars="0" w:firstLine="0" w:firstLineChars="0"/>
-              <w:jc w:val="left"/>
-              <w:textAlignment w:val="bottom"/>
-              <w:rPr>
-                <w:rFonts w:hint="default" w:ascii="Times New Roman" w:hAnsi="Times New Roman" w:eastAsia="宋体" w:cs="Times New Roman"/>
-                <w:i w:val="0"/>
-                <w:iCs w:val="0"/>
-                <w:color w:val="000000"/>
-                <w:sz w:val="24"/>
-                <w:szCs w:val="24"/>
-                <w:u w:val="none"/>
-              </w:rPr>
-            </w:pPr>
-            <w:r>
-              <w:rPr>
-                <w:rFonts w:hint="default" w:ascii="Times New Roman" w:hAnsi="Times New Roman" w:eastAsia="宋体" w:cs="Times New Roman"/>
-                <w:i w:val="0"/>
-                <w:iCs w:val="0"/>
-                <w:color w:val="000000"/>
-                <w:kern w:val="0"/>
-                <w:sz w:val="24"/>
-                <w:szCs w:val="24"/>
-                <w:u w:val="none"/>
-                <w:lang w:val="en-US" w:eastAsia="zh-CN" w:bidi="ar"/>
-              </w:rPr>
-              <w:t>список, детальное</w:t>
-            </w:r>
-          </w:p>
-        </w:tc>
-        <w:tc>
-          <w:tcPr>
-            <w:tcW w:w="1250" w:type="pct"/>
-            <w:tcBorders>
-              <w:top w:val="single" w:color="000000" w:sz="4" w:space="0"/>
-              <w:left w:val="single" w:color="000000" w:sz="4" w:space="0"/>
-              <w:bottom w:val="single" w:color="000000" w:sz="4" w:space="0"/>
-              <w:right w:val="single" w:color="000000" w:sz="4" w:space="0"/>
-            </w:tcBorders>
-            <w:shd w:val="clear" w:color="auto" w:fill="auto"/>
-            <w:noWrap/>
-            <w:vAlign w:val="bottom"/>
-          </w:tcPr>
-          <w:p>
-            <w:pPr>
-              <w:keepNext w:val="0"/>
-              <w:keepLines w:val="0"/>
-              <w:widowControl/>
-              <w:suppressLineNumbers w:val="0"/>
-              <w:spacing w:line="240" w:lineRule="auto"/>
-              <w:ind w:left="0" w:leftChars="0" w:right="0" w:rightChars="0" w:firstLine="0" w:firstLineChars="0"/>
-              <w:jc w:val="left"/>
-              <w:textAlignment w:val="bottom"/>
-              <w:rPr>
-                <w:rFonts w:hint="default" w:ascii="Times New Roman" w:hAnsi="Times New Roman" w:eastAsia="宋体" w:cs="Times New Roman"/>
-                <w:i w:val="0"/>
-                <w:iCs w:val="0"/>
-                <w:color w:val="000000"/>
-                <w:sz w:val="24"/>
-                <w:szCs w:val="24"/>
-                <w:u w:val="none"/>
-              </w:rPr>
-            </w:pPr>
-            <w:r>
-              <w:rPr>
-                <w:rFonts w:hint="default" w:ascii="Times New Roman" w:hAnsi="Times New Roman" w:eastAsia="宋体" w:cs="Times New Roman"/>
-                <w:i w:val="0"/>
-                <w:iCs w:val="0"/>
-                <w:color w:val="000000"/>
-                <w:kern w:val="0"/>
-                <w:sz w:val="24"/>
-                <w:szCs w:val="24"/>
-                <w:u w:val="none"/>
-                <w:lang w:val="en-US" w:eastAsia="zh-CN" w:bidi="ar"/>
-              </w:rPr>
-              <w:t>создать, просмотреть, удалить</w:t>
+              <w:t>создать, редактировать, удалить, просмотреть, вступить, выйти</w:t>
             </w:r>
           </w:p>
         </w:tc>
@@ -15134,6 +14325,878 @@
                 <w:u w:val="none"/>
                 <w:lang w:val="en-US" w:eastAsia="zh-CN" w:bidi="ar"/>
               </w:rPr>
+              <w:t>Пользователь</w:t>
+            </w:r>
+          </w:p>
+        </w:tc>
+        <w:tc>
+          <w:tcPr>
+            <w:tcW w:w="1249" w:type="pct"/>
+            <w:tcBorders>
+              <w:top w:val="single" w:color="000000" w:sz="4" w:space="0"/>
+              <w:left w:val="single" w:color="000000" w:sz="4" w:space="0"/>
+              <w:bottom w:val="single" w:color="000000" w:sz="4" w:space="0"/>
+              <w:right w:val="single" w:color="000000" w:sz="4" w:space="0"/>
+            </w:tcBorders>
+            <w:shd w:val="clear" w:color="auto" w:fill="auto"/>
+            <w:noWrap/>
+            <w:vAlign w:val="bottom"/>
+          </w:tcPr>
+          <w:p>
+            <w:pPr>
+              <w:keepNext w:val="0"/>
+              <w:keepLines w:val="0"/>
+              <w:widowControl/>
+              <w:suppressLineNumbers w:val="0"/>
+              <w:spacing w:line="240" w:lineRule="auto"/>
+              <w:ind w:left="0" w:leftChars="0" w:right="0" w:rightChars="0" w:firstLine="0" w:firstLineChars="0"/>
+              <w:jc w:val="left"/>
+              <w:textAlignment w:val="bottom"/>
+              <w:rPr>
+                <w:rFonts w:hint="default" w:ascii="Times New Roman" w:hAnsi="Times New Roman" w:eastAsia="宋体" w:cs="Times New Roman"/>
+                <w:i w:val="0"/>
+                <w:iCs w:val="0"/>
+                <w:color w:val="000000"/>
+                <w:sz w:val="24"/>
+                <w:szCs w:val="24"/>
+                <w:u w:val="none"/>
+              </w:rPr>
+            </w:pPr>
+            <w:r>
+              <w:rPr>
+                <w:rFonts w:hint="default" w:ascii="Times New Roman" w:hAnsi="Times New Roman" w:eastAsia="宋体" w:cs="Times New Roman"/>
+                <w:i w:val="0"/>
+                <w:iCs w:val="0"/>
+                <w:color w:val="000000"/>
+                <w:kern w:val="0"/>
+                <w:sz w:val="24"/>
+                <w:szCs w:val="24"/>
+                <w:u w:val="none"/>
+                <w:lang w:val="en-US" w:eastAsia="zh-CN" w:bidi="ar"/>
+              </w:rPr>
+              <w:t>тысячи</w:t>
+            </w:r>
+          </w:p>
+        </w:tc>
+        <w:tc>
+          <w:tcPr>
+            <w:tcW w:w="1249" w:type="pct"/>
+            <w:tcBorders>
+              <w:top w:val="single" w:color="000000" w:sz="4" w:space="0"/>
+              <w:left w:val="single" w:color="000000" w:sz="4" w:space="0"/>
+              <w:bottom w:val="single" w:color="000000" w:sz="4" w:space="0"/>
+              <w:right w:val="single" w:color="000000" w:sz="4" w:space="0"/>
+            </w:tcBorders>
+            <w:shd w:val="clear" w:color="auto" w:fill="auto"/>
+            <w:noWrap/>
+            <w:vAlign w:val="bottom"/>
+          </w:tcPr>
+          <w:p>
+            <w:pPr>
+              <w:keepNext w:val="0"/>
+              <w:keepLines w:val="0"/>
+              <w:widowControl/>
+              <w:suppressLineNumbers w:val="0"/>
+              <w:spacing w:line="240" w:lineRule="auto"/>
+              <w:ind w:left="0" w:leftChars="0" w:right="0" w:rightChars="0" w:firstLine="0" w:firstLineChars="0"/>
+              <w:jc w:val="left"/>
+              <w:textAlignment w:val="bottom"/>
+              <w:rPr>
+                <w:rFonts w:hint="default" w:ascii="Times New Roman" w:hAnsi="Times New Roman" w:eastAsia="宋体" w:cs="Times New Roman"/>
+                <w:i w:val="0"/>
+                <w:iCs w:val="0"/>
+                <w:color w:val="000000"/>
+                <w:sz w:val="24"/>
+                <w:szCs w:val="24"/>
+                <w:u w:val="none"/>
+              </w:rPr>
+            </w:pPr>
+            <w:r>
+              <w:rPr>
+                <w:rFonts w:hint="default" w:ascii="Times New Roman" w:hAnsi="Times New Roman" w:eastAsia="宋体" w:cs="Times New Roman"/>
+                <w:i w:val="0"/>
+                <w:iCs w:val="0"/>
+                <w:color w:val="000000"/>
+                <w:kern w:val="0"/>
+                <w:sz w:val="24"/>
+                <w:szCs w:val="24"/>
+                <w:u w:val="none"/>
+                <w:lang w:val="en-US" w:eastAsia="zh-CN" w:bidi="ar"/>
+              </w:rPr>
+              <w:t>детальное, список</w:t>
+            </w:r>
+          </w:p>
+        </w:tc>
+        <w:tc>
+          <w:tcPr>
+            <w:tcW w:w="1250" w:type="pct"/>
+            <w:tcBorders>
+              <w:top w:val="single" w:color="000000" w:sz="4" w:space="0"/>
+              <w:left w:val="single" w:color="000000" w:sz="4" w:space="0"/>
+              <w:bottom w:val="single" w:color="000000" w:sz="4" w:space="0"/>
+              <w:right w:val="single" w:color="000000" w:sz="4" w:space="0"/>
+            </w:tcBorders>
+            <w:shd w:val="clear" w:color="auto" w:fill="auto"/>
+            <w:noWrap/>
+            <w:vAlign w:val="bottom"/>
+          </w:tcPr>
+          <w:p>
+            <w:pPr>
+              <w:keepNext w:val="0"/>
+              <w:keepLines w:val="0"/>
+              <w:widowControl/>
+              <w:suppressLineNumbers w:val="0"/>
+              <w:spacing w:line="240" w:lineRule="auto"/>
+              <w:ind w:left="0" w:leftChars="0" w:right="0" w:rightChars="0" w:firstLine="0" w:firstLineChars="0"/>
+              <w:jc w:val="left"/>
+              <w:textAlignment w:val="bottom"/>
+              <w:rPr>
+                <w:rFonts w:hint="default" w:ascii="Times New Roman" w:hAnsi="Times New Roman" w:eastAsia="宋体" w:cs="Times New Roman"/>
+                <w:i w:val="0"/>
+                <w:iCs w:val="0"/>
+                <w:color w:val="000000"/>
+                <w:sz w:val="24"/>
+                <w:szCs w:val="24"/>
+                <w:u w:val="none"/>
+              </w:rPr>
+            </w:pPr>
+            <w:r>
+              <w:rPr>
+                <w:rFonts w:hint="default" w:ascii="Times New Roman" w:hAnsi="Times New Roman" w:eastAsia="宋体" w:cs="Times New Roman"/>
+                <w:i w:val="0"/>
+                <w:iCs w:val="0"/>
+                <w:color w:val="000000"/>
+                <w:kern w:val="0"/>
+                <w:sz w:val="24"/>
+                <w:szCs w:val="24"/>
+                <w:u w:val="none"/>
+                <w:lang w:val="en-US" w:eastAsia="zh-CN" w:bidi="ar"/>
+              </w:rPr>
+              <w:t>зарегистрировать, войти, редактировать, просмотреть, удалить</w:t>
+            </w:r>
+          </w:p>
+        </w:tc>
+      </w:tr>
+      <w:tr>
+        <w:tblPrEx>
+          <w:tblBorders>
+            <w:top w:val="none" w:color="auto" w:sz="0" w:space="0"/>
+            <w:left w:val="none" w:color="auto" w:sz="0" w:space="0"/>
+            <w:bottom w:val="none" w:color="auto" w:sz="0" w:space="0"/>
+            <w:right w:val="none" w:color="auto" w:sz="0" w:space="0"/>
+            <w:insideH w:val="none" w:color="auto" w:sz="0" w:space="0"/>
+            <w:insideV w:val="none" w:color="auto" w:sz="0" w:space="0"/>
+          </w:tblBorders>
+          <w:shd w:val="clear" w:color="auto" w:fill="auto"/>
+          <w:tblCellMar>
+            <w:top w:w="0" w:type="dxa"/>
+            <w:left w:w="108" w:type="dxa"/>
+            <w:bottom w:w="0" w:type="dxa"/>
+            <w:right w:w="108" w:type="dxa"/>
+          </w:tblCellMar>
+        </w:tblPrEx>
+        <w:trPr>
+          <w:trHeight w:val="827" w:hRule="atLeast"/>
+        </w:trPr>
+        <w:tc>
+          <w:tcPr>
+            <w:tcW w:w="1249" w:type="pct"/>
+            <w:tcBorders>
+              <w:top w:val="single" w:color="000000" w:sz="4" w:space="0"/>
+              <w:left w:val="single" w:color="000000" w:sz="4" w:space="0"/>
+              <w:bottom w:val="single" w:color="000000" w:sz="4" w:space="0"/>
+              <w:right w:val="single" w:color="000000" w:sz="4" w:space="0"/>
+            </w:tcBorders>
+            <w:shd w:val="clear" w:color="auto" w:fill="auto"/>
+            <w:noWrap/>
+            <w:vAlign w:val="bottom"/>
+          </w:tcPr>
+          <w:p>
+            <w:pPr>
+              <w:keepNext w:val="0"/>
+              <w:keepLines w:val="0"/>
+              <w:widowControl/>
+              <w:suppressLineNumbers w:val="0"/>
+              <w:spacing w:line="240" w:lineRule="auto"/>
+              <w:ind w:left="0" w:leftChars="0" w:right="0" w:rightChars="0" w:firstLine="0" w:firstLineChars="0"/>
+              <w:jc w:val="left"/>
+              <w:textAlignment w:val="bottom"/>
+              <w:rPr>
+                <w:rFonts w:hint="default" w:ascii="Times New Roman" w:hAnsi="Times New Roman" w:eastAsia="宋体" w:cs="Times New Roman"/>
+                <w:i w:val="0"/>
+                <w:iCs w:val="0"/>
+                <w:color w:val="000000"/>
+                <w:sz w:val="24"/>
+                <w:szCs w:val="24"/>
+                <w:u w:val="none"/>
+              </w:rPr>
+            </w:pPr>
+            <w:r>
+              <w:rPr>
+                <w:rFonts w:hint="default" w:ascii="Times New Roman" w:hAnsi="Times New Roman" w:eastAsia="宋体" w:cs="Times New Roman"/>
+                <w:i w:val="0"/>
+                <w:iCs w:val="0"/>
+                <w:color w:val="000000"/>
+                <w:kern w:val="0"/>
+                <w:sz w:val="24"/>
+                <w:szCs w:val="24"/>
+                <w:u w:val="none"/>
+                <w:lang w:val="en-US" w:eastAsia="zh-CN" w:bidi="ar"/>
+              </w:rPr>
+              <w:t>Запись о регистрации</w:t>
+            </w:r>
+          </w:p>
+        </w:tc>
+        <w:tc>
+          <w:tcPr>
+            <w:tcW w:w="1249" w:type="pct"/>
+            <w:tcBorders>
+              <w:top w:val="single" w:color="000000" w:sz="4" w:space="0"/>
+              <w:left w:val="single" w:color="000000" w:sz="4" w:space="0"/>
+              <w:bottom w:val="single" w:color="000000" w:sz="4" w:space="0"/>
+              <w:right w:val="single" w:color="000000" w:sz="4" w:space="0"/>
+            </w:tcBorders>
+            <w:shd w:val="clear" w:color="auto" w:fill="auto"/>
+            <w:noWrap/>
+            <w:vAlign w:val="bottom"/>
+          </w:tcPr>
+          <w:p>
+            <w:pPr>
+              <w:keepNext w:val="0"/>
+              <w:keepLines w:val="0"/>
+              <w:widowControl/>
+              <w:suppressLineNumbers w:val="0"/>
+              <w:spacing w:line="240" w:lineRule="auto"/>
+              <w:ind w:left="0" w:leftChars="0" w:right="0" w:rightChars="0" w:firstLine="0" w:firstLineChars="0"/>
+              <w:jc w:val="left"/>
+              <w:textAlignment w:val="bottom"/>
+              <w:rPr>
+                <w:rFonts w:hint="default" w:ascii="Times New Roman" w:hAnsi="Times New Roman" w:eastAsia="宋体" w:cs="Times New Roman"/>
+                <w:i w:val="0"/>
+                <w:iCs w:val="0"/>
+                <w:color w:val="000000"/>
+                <w:sz w:val="24"/>
+                <w:szCs w:val="24"/>
+                <w:u w:val="none"/>
+              </w:rPr>
+            </w:pPr>
+            <w:r>
+              <w:rPr>
+                <w:rFonts w:hint="default" w:ascii="Times New Roman" w:hAnsi="Times New Roman" w:eastAsia="宋体" w:cs="Times New Roman"/>
+                <w:i w:val="0"/>
+                <w:iCs w:val="0"/>
+                <w:color w:val="000000"/>
+                <w:kern w:val="0"/>
+                <w:sz w:val="24"/>
+                <w:szCs w:val="24"/>
+                <w:u w:val="none"/>
+                <w:lang w:val="en-US" w:eastAsia="zh-CN" w:bidi="ar"/>
+              </w:rPr>
+              <w:t>тысячи</w:t>
+            </w:r>
+          </w:p>
+        </w:tc>
+        <w:tc>
+          <w:tcPr>
+            <w:tcW w:w="1249" w:type="pct"/>
+            <w:tcBorders>
+              <w:top w:val="single" w:color="000000" w:sz="4" w:space="0"/>
+              <w:left w:val="single" w:color="000000" w:sz="4" w:space="0"/>
+              <w:bottom w:val="single" w:color="000000" w:sz="4" w:space="0"/>
+              <w:right w:val="single" w:color="000000" w:sz="4" w:space="0"/>
+            </w:tcBorders>
+            <w:shd w:val="clear" w:color="auto" w:fill="auto"/>
+            <w:noWrap/>
+            <w:vAlign w:val="bottom"/>
+          </w:tcPr>
+          <w:p>
+            <w:pPr>
+              <w:keepNext w:val="0"/>
+              <w:keepLines w:val="0"/>
+              <w:widowControl/>
+              <w:suppressLineNumbers w:val="0"/>
+              <w:spacing w:line="240" w:lineRule="auto"/>
+              <w:ind w:left="0" w:leftChars="0" w:right="0" w:rightChars="0" w:firstLine="0" w:firstLineChars="0"/>
+              <w:jc w:val="left"/>
+              <w:textAlignment w:val="bottom"/>
+              <w:rPr>
+                <w:rFonts w:hint="default" w:ascii="Times New Roman" w:hAnsi="Times New Roman" w:eastAsia="宋体" w:cs="Times New Roman"/>
+                <w:i w:val="0"/>
+                <w:iCs w:val="0"/>
+                <w:color w:val="000000"/>
+                <w:sz w:val="24"/>
+                <w:szCs w:val="24"/>
+                <w:u w:val="none"/>
+              </w:rPr>
+            </w:pPr>
+            <w:r>
+              <w:rPr>
+                <w:rFonts w:hint="default" w:ascii="Times New Roman" w:hAnsi="Times New Roman" w:eastAsia="宋体" w:cs="Times New Roman"/>
+                <w:i w:val="0"/>
+                <w:iCs w:val="0"/>
+                <w:color w:val="000000"/>
+                <w:kern w:val="0"/>
+                <w:sz w:val="24"/>
+                <w:szCs w:val="24"/>
+                <w:u w:val="none"/>
+                <w:lang w:val="en-US" w:eastAsia="zh-CN" w:bidi="ar"/>
+              </w:rPr>
+              <w:t>список</w:t>
+            </w:r>
+          </w:p>
+        </w:tc>
+        <w:tc>
+          <w:tcPr>
+            <w:tcW w:w="1250" w:type="pct"/>
+            <w:tcBorders>
+              <w:top w:val="single" w:color="000000" w:sz="4" w:space="0"/>
+              <w:left w:val="single" w:color="000000" w:sz="4" w:space="0"/>
+              <w:bottom w:val="single" w:color="000000" w:sz="4" w:space="0"/>
+              <w:right w:val="single" w:color="000000" w:sz="4" w:space="0"/>
+            </w:tcBorders>
+            <w:shd w:val="clear" w:color="auto" w:fill="auto"/>
+            <w:noWrap/>
+            <w:vAlign w:val="bottom"/>
+          </w:tcPr>
+          <w:p>
+            <w:pPr>
+              <w:keepNext w:val="0"/>
+              <w:keepLines w:val="0"/>
+              <w:widowControl/>
+              <w:suppressLineNumbers w:val="0"/>
+              <w:spacing w:line="240" w:lineRule="auto"/>
+              <w:ind w:left="0" w:leftChars="0" w:right="0" w:rightChars="0" w:firstLine="0" w:firstLineChars="0"/>
+              <w:jc w:val="left"/>
+              <w:textAlignment w:val="bottom"/>
+              <w:rPr>
+                <w:rFonts w:hint="default" w:ascii="Times New Roman" w:hAnsi="Times New Roman" w:eastAsia="宋体" w:cs="Times New Roman"/>
+                <w:i w:val="0"/>
+                <w:iCs w:val="0"/>
+                <w:color w:val="000000"/>
+                <w:sz w:val="24"/>
+                <w:szCs w:val="24"/>
+                <w:u w:val="none"/>
+              </w:rPr>
+            </w:pPr>
+            <w:r>
+              <w:rPr>
+                <w:rFonts w:hint="default" w:ascii="Times New Roman" w:hAnsi="Times New Roman" w:eastAsia="宋体" w:cs="Times New Roman"/>
+                <w:i w:val="0"/>
+                <w:iCs w:val="0"/>
+                <w:color w:val="000000"/>
+                <w:kern w:val="0"/>
+                <w:sz w:val="24"/>
+                <w:szCs w:val="24"/>
+                <w:u w:val="none"/>
+                <w:lang w:val="en-US" w:eastAsia="zh-CN" w:bidi="ar"/>
+              </w:rPr>
+              <w:t>создать (зарегистрироваться), отменить, проверить, перевести из листа ожидания</w:t>
+            </w:r>
+          </w:p>
+        </w:tc>
+      </w:tr>
+      <w:tr>
+        <w:tblPrEx>
+          <w:tblBorders>
+            <w:top w:val="none" w:color="auto" w:sz="0" w:space="0"/>
+            <w:left w:val="none" w:color="auto" w:sz="0" w:space="0"/>
+            <w:bottom w:val="none" w:color="auto" w:sz="0" w:space="0"/>
+            <w:right w:val="none" w:color="auto" w:sz="0" w:space="0"/>
+            <w:insideH w:val="none" w:color="auto" w:sz="0" w:space="0"/>
+            <w:insideV w:val="none" w:color="auto" w:sz="0" w:space="0"/>
+          </w:tblBorders>
+          <w:shd w:val="clear" w:color="auto" w:fill="auto"/>
+          <w:tblCellMar>
+            <w:top w:w="0" w:type="dxa"/>
+            <w:left w:w="108" w:type="dxa"/>
+            <w:bottom w:w="0" w:type="dxa"/>
+            <w:right w:w="108" w:type="dxa"/>
+          </w:tblCellMar>
+        </w:tblPrEx>
+        <w:trPr>
+          <w:trHeight w:val="827" w:hRule="atLeast"/>
+        </w:trPr>
+        <w:tc>
+          <w:tcPr>
+            <w:tcW w:w="1249" w:type="pct"/>
+            <w:tcBorders>
+              <w:top w:val="single" w:color="000000" w:sz="4" w:space="0"/>
+              <w:left w:val="single" w:color="000000" w:sz="4" w:space="0"/>
+              <w:bottom w:val="single" w:color="000000" w:sz="4" w:space="0"/>
+              <w:right w:val="single" w:color="000000" w:sz="4" w:space="0"/>
+            </w:tcBorders>
+            <w:shd w:val="clear" w:color="auto" w:fill="auto"/>
+            <w:noWrap/>
+            <w:vAlign w:val="bottom"/>
+          </w:tcPr>
+          <w:p>
+            <w:pPr>
+              <w:keepNext w:val="0"/>
+              <w:keepLines w:val="0"/>
+              <w:widowControl/>
+              <w:suppressLineNumbers w:val="0"/>
+              <w:spacing w:line="240" w:lineRule="auto"/>
+              <w:ind w:left="0" w:leftChars="0" w:right="0" w:rightChars="0" w:firstLine="0" w:firstLineChars="0"/>
+              <w:jc w:val="left"/>
+              <w:textAlignment w:val="bottom"/>
+              <w:rPr>
+                <w:rFonts w:hint="default" w:ascii="Times New Roman" w:hAnsi="Times New Roman" w:eastAsia="宋体" w:cs="Times New Roman"/>
+                <w:i w:val="0"/>
+                <w:iCs w:val="0"/>
+                <w:color w:val="000000"/>
+                <w:sz w:val="24"/>
+                <w:szCs w:val="24"/>
+                <w:u w:val="none"/>
+              </w:rPr>
+            </w:pPr>
+            <w:r>
+              <w:rPr>
+                <w:rFonts w:hint="default" w:ascii="Times New Roman" w:hAnsi="Times New Roman" w:eastAsia="宋体" w:cs="Times New Roman"/>
+                <w:i w:val="0"/>
+                <w:iCs w:val="0"/>
+                <w:color w:val="000000"/>
+                <w:kern w:val="0"/>
+                <w:sz w:val="24"/>
+                <w:szCs w:val="24"/>
+                <w:u w:val="none"/>
+                <w:lang w:val="en-US" w:eastAsia="zh-CN" w:bidi="ar"/>
+              </w:rPr>
+              <w:t>QR-код</w:t>
+            </w:r>
+          </w:p>
+        </w:tc>
+        <w:tc>
+          <w:tcPr>
+            <w:tcW w:w="1249" w:type="pct"/>
+            <w:tcBorders>
+              <w:top w:val="single" w:color="000000" w:sz="4" w:space="0"/>
+              <w:left w:val="single" w:color="000000" w:sz="4" w:space="0"/>
+              <w:bottom w:val="single" w:color="000000" w:sz="4" w:space="0"/>
+              <w:right w:val="single" w:color="000000" w:sz="4" w:space="0"/>
+            </w:tcBorders>
+            <w:shd w:val="clear" w:color="auto" w:fill="auto"/>
+            <w:noWrap/>
+            <w:vAlign w:val="bottom"/>
+          </w:tcPr>
+          <w:p>
+            <w:pPr>
+              <w:keepNext w:val="0"/>
+              <w:keepLines w:val="0"/>
+              <w:widowControl/>
+              <w:suppressLineNumbers w:val="0"/>
+              <w:spacing w:line="240" w:lineRule="auto"/>
+              <w:ind w:left="0" w:leftChars="0" w:right="0" w:rightChars="0" w:firstLine="0" w:firstLineChars="0"/>
+              <w:jc w:val="left"/>
+              <w:textAlignment w:val="bottom"/>
+              <w:rPr>
+                <w:rFonts w:hint="default" w:ascii="Times New Roman" w:hAnsi="Times New Roman" w:eastAsia="宋体" w:cs="Times New Roman"/>
+                <w:i w:val="0"/>
+                <w:iCs w:val="0"/>
+                <w:color w:val="000000"/>
+                <w:sz w:val="24"/>
+                <w:szCs w:val="24"/>
+                <w:u w:val="none"/>
+              </w:rPr>
+            </w:pPr>
+            <w:r>
+              <w:rPr>
+                <w:rFonts w:hint="default" w:ascii="Times New Roman" w:hAnsi="Times New Roman" w:eastAsia="宋体" w:cs="Times New Roman"/>
+                <w:i w:val="0"/>
+                <w:iCs w:val="0"/>
+                <w:color w:val="000000"/>
+                <w:kern w:val="0"/>
+                <w:sz w:val="24"/>
+                <w:szCs w:val="24"/>
+                <w:u w:val="none"/>
+                <w:lang w:val="en-US" w:eastAsia="zh-CN" w:bidi="ar"/>
+              </w:rPr>
+              <w:t>тысячи</w:t>
+            </w:r>
+          </w:p>
+        </w:tc>
+        <w:tc>
+          <w:tcPr>
+            <w:tcW w:w="1249" w:type="pct"/>
+            <w:tcBorders>
+              <w:top w:val="single" w:color="000000" w:sz="4" w:space="0"/>
+              <w:left w:val="single" w:color="000000" w:sz="4" w:space="0"/>
+              <w:bottom w:val="single" w:color="000000" w:sz="4" w:space="0"/>
+              <w:right w:val="single" w:color="000000" w:sz="4" w:space="0"/>
+            </w:tcBorders>
+            <w:shd w:val="clear" w:color="auto" w:fill="auto"/>
+            <w:noWrap/>
+            <w:vAlign w:val="bottom"/>
+          </w:tcPr>
+          <w:p>
+            <w:pPr>
+              <w:keepNext w:val="0"/>
+              <w:keepLines w:val="0"/>
+              <w:widowControl/>
+              <w:suppressLineNumbers w:val="0"/>
+              <w:spacing w:line="240" w:lineRule="auto"/>
+              <w:ind w:left="0" w:leftChars="0" w:right="0" w:rightChars="0" w:firstLine="0" w:firstLineChars="0"/>
+              <w:jc w:val="left"/>
+              <w:textAlignment w:val="bottom"/>
+              <w:rPr>
+                <w:rFonts w:hint="default" w:ascii="Times New Roman" w:hAnsi="Times New Roman" w:eastAsia="宋体" w:cs="Times New Roman"/>
+                <w:i w:val="0"/>
+                <w:iCs w:val="0"/>
+                <w:color w:val="000000"/>
+                <w:sz w:val="24"/>
+                <w:szCs w:val="24"/>
+                <w:u w:val="none"/>
+              </w:rPr>
+            </w:pPr>
+            <w:r>
+              <w:rPr>
+                <w:rFonts w:hint="default" w:ascii="Times New Roman" w:hAnsi="Times New Roman" w:eastAsia="宋体" w:cs="Times New Roman"/>
+                <w:i w:val="0"/>
+                <w:iCs w:val="0"/>
+                <w:color w:val="000000"/>
+                <w:kern w:val="0"/>
+                <w:sz w:val="24"/>
+                <w:szCs w:val="24"/>
+                <w:u w:val="none"/>
+                <w:lang w:val="en-US" w:eastAsia="zh-CN" w:bidi="ar"/>
+              </w:rPr>
+              <w:t>детальное (изображение)</w:t>
+            </w:r>
+          </w:p>
+        </w:tc>
+        <w:tc>
+          <w:tcPr>
+            <w:tcW w:w="1250" w:type="pct"/>
+            <w:tcBorders>
+              <w:top w:val="single" w:color="000000" w:sz="4" w:space="0"/>
+              <w:left w:val="single" w:color="000000" w:sz="4" w:space="0"/>
+              <w:bottom w:val="single" w:color="000000" w:sz="4" w:space="0"/>
+              <w:right w:val="single" w:color="000000" w:sz="4" w:space="0"/>
+            </w:tcBorders>
+            <w:shd w:val="clear" w:color="auto" w:fill="auto"/>
+            <w:noWrap/>
+            <w:vAlign w:val="bottom"/>
+          </w:tcPr>
+          <w:p>
+            <w:pPr>
+              <w:keepNext w:val="0"/>
+              <w:keepLines w:val="0"/>
+              <w:widowControl/>
+              <w:suppressLineNumbers w:val="0"/>
+              <w:spacing w:line="240" w:lineRule="auto"/>
+              <w:ind w:left="0" w:leftChars="0" w:right="0" w:rightChars="0" w:firstLine="0" w:firstLineChars="0"/>
+              <w:jc w:val="left"/>
+              <w:textAlignment w:val="bottom"/>
+              <w:rPr>
+                <w:rFonts w:hint="default" w:ascii="Times New Roman" w:hAnsi="Times New Roman" w:eastAsia="宋体" w:cs="Times New Roman"/>
+                <w:i w:val="0"/>
+                <w:iCs w:val="0"/>
+                <w:color w:val="000000"/>
+                <w:sz w:val="24"/>
+                <w:szCs w:val="24"/>
+                <w:u w:val="none"/>
+              </w:rPr>
+            </w:pPr>
+            <w:r>
+              <w:rPr>
+                <w:rFonts w:hint="default" w:ascii="Times New Roman" w:hAnsi="Times New Roman" w:eastAsia="宋体" w:cs="Times New Roman"/>
+                <w:i w:val="0"/>
+                <w:iCs w:val="0"/>
+                <w:color w:val="000000"/>
+                <w:kern w:val="0"/>
+                <w:sz w:val="24"/>
+                <w:szCs w:val="24"/>
+                <w:u w:val="none"/>
+                <w:lang w:val="en-US" w:eastAsia="zh-CN" w:bidi="ar"/>
+              </w:rPr>
+              <w:t>сгенерировать, отобразить, проверить</w:t>
+            </w:r>
+          </w:p>
+        </w:tc>
+      </w:tr>
+      <w:tr>
+        <w:tblPrEx>
+          <w:tblBorders>
+            <w:top w:val="none" w:color="auto" w:sz="0" w:space="0"/>
+            <w:left w:val="none" w:color="auto" w:sz="0" w:space="0"/>
+            <w:bottom w:val="none" w:color="auto" w:sz="0" w:space="0"/>
+            <w:right w:val="none" w:color="auto" w:sz="0" w:space="0"/>
+            <w:insideH w:val="none" w:color="auto" w:sz="0" w:space="0"/>
+            <w:insideV w:val="none" w:color="auto" w:sz="0" w:space="0"/>
+          </w:tblBorders>
+          <w:shd w:val="clear" w:color="auto" w:fill="auto"/>
+          <w:tblCellMar>
+            <w:top w:w="0" w:type="dxa"/>
+            <w:left w:w="108" w:type="dxa"/>
+            <w:bottom w:w="0" w:type="dxa"/>
+            <w:right w:w="108" w:type="dxa"/>
+          </w:tblCellMar>
+        </w:tblPrEx>
+        <w:trPr>
+          <w:trHeight w:val="827" w:hRule="atLeast"/>
+        </w:trPr>
+        <w:tc>
+          <w:tcPr>
+            <w:tcW w:w="1249" w:type="pct"/>
+            <w:tcBorders>
+              <w:top w:val="single" w:color="000000" w:sz="4" w:space="0"/>
+              <w:left w:val="single" w:color="000000" w:sz="4" w:space="0"/>
+              <w:bottom w:val="single" w:color="000000" w:sz="4" w:space="0"/>
+              <w:right w:val="single" w:color="000000" w:sz="4" w:space="0"/>
+            </w:tcBorders>
+            <w:shd w:val="clear" w:color="auto" w:fill="auto"/>
+            <w:noWrap/>
+            <w:vAlign w:val="bottom"/>
+          </w:tcPr>
+          <w:p>
+            <w:pPr>
+              <w:keepNext w:val="0"/>
+              <w:keepLines w:val="0"/>
+              <w:widowControl/>
+              <w:suppressLineNumbers w:val="0"/>
+              <w:spacing w:line="240" w:lineRule="auto"/>
+              <w:ind w:left="0" w:leftChars="0" w:right="0" w:rightChars="0" w:firstLine="0" w:firstLineChars="0"/>
+              <w:jc w:val="left"/>
+              <w:textAlignment w:val="bottom"/>
+              <w:rPr>
+                <w:rFonts w:hint="default" w:ascii="Times New Roman" w:hAnsi="Times New Roman" w:eastAsia="宋体" w:cs="Times New Roman"/>
+                <w:i w:val="0"/>
+                <w:iCs w:val="0"/>
+                <w:color w:val="000000"/>
+                <w:sz w:val="24"/>
+                <w:szCs w:val="24"/>
+                <w:u w:val="none"/>
+              </w:rPr>
+            </w:pPr>
+            <w:r>
+              <w:rPr>
+                <w:rFonts w:hint="default" w:ascii="Times New Roman" w:hAnsi="Times New Roman" w:eastAsia="宋体" w:cs="Times New Roman"/>
+                <w:i w:val="0"/>
+                <w:iCs w:val="0"/>
+                <w:color w:val="000000"/>
+                <w:kern w:val="0"/>
+                <w:sz w:val="24"/>
+                <w:szCs w:val="24"/>
+                <w:u w:val="none"/>
+                <w:lang w:val="en-US" w:eastAsia="zh-CN" w:bidi="ar"/>
+              </w:rPr>
+              <w:t>Оценка</w:t>
+            </w:r>
+          </w:p>
+        </w:tc>
+        <w:tc>
+          <w:tcPr>
+            <w:tcW w:w="1249" w:type="pct"/>
+            <w:tcBorders>
+              <w:top w:val="single" w:color="000000" w:sz="4" w:space="0"/>
+              <w:left w:val="single" w:color="000000" w:sz="4" w:space="0"/>
+              <w:bottom w:val="single" w:color="000000" w:sz="4" w:space="0"/>
+              <w:right w:val="single" w:color="000000" w:sz="4" w:space="0"/>
+            </w:tcBorders>
+            <w:shd w:val="clear" w:color="auto" w:fill="auto"/>
+            <w:noWrap/>
+            <w:vAlign w:val="bottom"/>
+          </w:tcPr>
+          <w:p>
+            <w:pPr>
+              <w:keepNext w:val="0"/>
+              <w:keepLines w:val="0"/>
+              <w:widowControl/>
+              <w:suppressLineNumbers w:val="0"/>
+              <w:spacing w:line="240" w:lineRule="auto"/>
+              <w:ind w:left="0" w:leftChars="0" w:right="0" w:rightChars="0" w:firstLine="0" w:firstLineChars="0"/>
+              <w:jc w:val="left"/>
+              <w:textAlignment w:val="bottom"/>
+              <w:rPr>
+                <w:rFonts w:hint="default" w:ascii="Times New Roman" w:hAnsi="Times New Roman" w:eastAsia="宋体" w:cs="Times New Roman"/>
+                <w:i w:val="0"/>
+                <w:iCs w:val="0"/>
+                <w:color w:val="000000"/>
+                <w:sz w:val="24"/>
+                <w:szCs w:val="24"/>
+                <w:u w:val="none"/>
+              </w:rPr>
+            </w:pPr>
+            <w:r>
+              <w:rPr>
+                <w:rFonts w:hint="default" w:ascii="Times New Roman" w:hAnsi="Times New Roman" w:eastAsia="宋体" w:cs="Times New Roman"/>
+                <w:i w:val="0"/>
+                <w:iCs w:val="0"/>
+                <w:color w:val="000000"/>
+                <w:kern w:val="0"/>
+                <w:sz w:val="24"/>
+                <w:szCs w:val="24"/>
+                <w:u w:val="none"/>
+                <w:lang w:val="en-US" w:eastAsia="zh-CN" w:bidi="ar"/>
+              </w:rPr>
+              <w:t>сотни</w:t>
+            </w:r>
+          </w:p>
+        </w:tc>
+        <w:tc>
+          <w:tcPr>
+            <w:tcW w:w="1249" w:type="pct"/>
+            <w:tcBorders>
+              <w:top w:val="single" w:color="000000" w:sz="4" w:space="0"/>
+              <w:left w:val="single" w:color="000000" w:sz="4" w:space="0"/>
+              <w:bottom w:val="single" w:color="000000" w:sz="4" w:space="0"/>
+              <w:right w:val="single" w:color="000000" w:sz="4" w:space="0"/>
+            </w:tcBorders>
+            <w:shd w:val="clear" w:color="auto" w:fill="auto"/>
+            <w:noWrap/>
+            <w:vAlign w:val="bottom"/>
+          </w:tcPr>
+          <w:p>
+            <w:pPr>
+              <w:keepNext w:val="0"/>
+              <w:keepLines w:val="0"/>
+              <w:widowControl/>
+              <w:suppressLineNumbers w:val="0"/>
+              <w:spacing w:line="240" w:lineRule="auto"/>
+              <w:ind w:left="0" w:leftChars="0" w:right="0" w:rightChars="0" w:firstLine="0" w:firstLineChars="0"/>
+              <w:jc w:val="left"/>
+              <w:textAlignment w:val="bottom"/>
+              <w:rPr>
+                <w:rFonts w:hint="default" w:ascii="Times New Roman" w:hAnsi="Times New Roman" w:eastAsia="宋体" w:cs="Times New Roman"/>
+                <w:i w:val="0"/>
+                <w:iCs w:val="0"/>
+                <w:color w:val="000000"/>
+                <w:sz w:val="24"/>
+                <w:szCs w:val="24"/>
+                <w:u w:val="none"/>
+              </w:rPr>
+            </w:pPr>
+            <w:r>
+              <w:rPr>
+                <w:rFonts w:hint="default" w:ascii="Times New Roman" w:hAnsi="Times New Roman" w:eastAsia="宋体" w:cs="Times New Roman"/>
+                <w:i w:val="0"/>
+                <w:iCs w:val="0"/>
+                <w:color w:val="000000"/>
+                <w:kern w:val="0"/>
+                <w:sz w:val="24"/>
+                <w:szCs w:val="24"/>
+                <w:u w:val="none"/>
+                <w:lang w:val="en-US" w:eastAsia="zh-CN" w:bidi="ar"/>
+              </w:rPr>
+              <w:t>список, детальное</w:t>
+            </w:r>
+          </w:p>
+        </w:tc>
+        <w:tc>
+          <w:tcPr>
+            <w:tcW w:w="1250" w:type="pct"/>
+            <w:tcBorders>
+              <w:top w:val="single" w:color="000000" w:sz="4" w:space="0"/>
+              <w:left w:val="single" w:color="000000" w:sz="4" w:space="0"/>
+              <w:bottom w:val="single" w:color="000000" w:sz="4" w:space="0"/>
+              <w:right w:val="single" w:color="000000" w:sz="4" w:space="0"/>
+            </w:tcBorders>
+            <w:shd w:val="clear" w:color="auto" w:fill="auto"/>
+            <w:noWrap/>
+            <w:vAlign w:val="bottom"/>
+          </w:tcPr>
+          <w:p>
+            <w:pPr>
+              <w:keepNext w:val="0"/>
+              <w:keepLines w:val="0"/>
+              <w:widowControl/>
+              <w:suppressLineNumbers w:val="0"/>
+              <w:spacing w:line="240" w:lineRule="auto"/>
+              <w:ind w:left="0" w:leftChars="0" w:right="0" w:rightChars="0" w:firstLine="0" w:firstLineChars="0"/>
+              <w:jc w:val="left"/>
+              <w:textAlignment w:val="bottom"/>
+              <w:rPr>
+                <w:rFonts w:hint="default" w:ascii="Times New Roman" w:hAnsi="Times New Roman" w:eastAsia="宋体" w:cs="Times New Roman"/>
+                <w:i w:val="0"/>
+                <w:iCs w:val="0"/>
+                <w:color w:val="000000"/>
+                <w:sz w:val="24"/>
+                <w:szCs w:val="24"/>
+                <w:u w:val="none"/>
+              </w:rPr>
+            </w:pPr>
+            <w:r>
+              <w:rPr>
+                <w:rFonts w:hint="default" w:ascii="Times New Roman" w:hAnsi="Times New Roman" w:eastAsia="宋体" w:cs="Times New Roman"/>
+                <w:i w:val="0"/>
+                <w:iCs w:val="0"/>
+                <w:color w:val="000000"/>
+                <w:kern w:val="0"/>
+                <w:sz w:val="24"/>
+                <w:szCs w:val="24"/>
+                <w:u w:val="none"/>
+                <w:lang w:val="en-US" w:eastAsia="zh-CN" w:bidi="ar"/>
+              </w:rPr>
+              <w:t>создать, просмотреть, удалить</w:t>
+            </w:r>
+          </w:p>
+        </w:tc>
+      </w:tr>
+      <w:tr>
+        <w:tblPrEx>
+          <w:tblBorders>
+            <w:top w:val="none" w:color="auto" w:sz="0" w:space="0"/>
+            <w:left w:val="none" w:color="auto" w:sz="0" w:space="0"/>
+            <w:bottom w:val="none" w:color="auto" w:sz="0" w:space="0"/>
+            <w:right w:val="none" w:color="auto" w:sz="0" w:space="0"/>
+            <w:insideH w:val="none" w:color="auto" w:sz="0" w:space="0"/>
+            <w:insideV w:val="none" w:color="auto" w:sz="0" w:space="0"/>
+          </w:tblBorders>
+          <w:shd w:val="clear" w:color="auto" w:fill="auto"/>
+          <w:tblCellMar>
+            <w:top w:w="0" w:type="dxa"/>
+            <w:left w:w="108" w:type="dxa"/>
+            <w:bottom w:w="0" w:type="dxa"/>
+            <w:right w:w="108" w:type="dxa"/>
+          </w:tblCellMar>
+        </w:tblPrEx>
+        <w:trPr>
+          <w:trHeight w:val="827" w:hRule="atLeast"/>
+        </w:trPr>
+        <w:tc>
+          <w:tcPr>
+            <w:tcW w:w="1249" w:type="pct"/>
+            <w:tcBorders>
+              <w:top w:val="single" w:color="000000" w:sz="4" w:space="0"/>
+              <w:left w:val="single" w:color="000000" w:sz="4" w:space="0"/>
+              <w:bottom w:val="single" w:color="000000" w:sz="4" w:space="0"/>
+              <w:right w:val="single" w:color="000000" w:sz="4" w:space="0"/>
+            </w:tcBorders>
+            <w:shd w:val="clear" w:color="auto" w:fill="auto"/>
+            <w:noWrap/>
+            <w:vAlign w:val="bottom"/>
+          </w:tcPr>
+          <w:p>
+            <w:pPr>
+              <w:keepNext w:val="0"/>
+              <w:keepLines w:val="0"/>
+              <w:widowControl/>
+              <w:suppressLineNumbers w:val="0"/>
+              <w:spacing w:line="240" w:lineRule="auto"/>
+              <w:ind w:left="0" w:leftChars="0" w:right="0" w:rightChars="0" w:firstLine="0" w:firstLineChars="0"/>
+              <w:jc w:val="left"/>
+              <w:textAlignment w:val="bottom"/>
+              <w:rPr>
+                <w:rFonts w:hint="default" w:ascii="Times New Roman" w:hAnsi="Times New Roman" w:eastAsia="宋体" w:cs="Times New Roman"/>
+                <w:i w:val="0"/>
+                <w:iCs w:val="0"/>
+                <w:color w:val="000000"/>
+                <w:sz w:val="24"/>
+                <w:szCs w:val="24"/>
+                <w:u w:val="none"/>
+              </w:rPr>
+            </w:pPr>
+            <w:r>
+              <w:rPr>
+                <w:rFonts w:hint="default" w:ascii="Times New Roman" w:hAnsi="Times New Roman" w:eastAsia="宋体" w:cs="Times New Roman"/>
+                <w:i w:val="0"/>
+                <w:iCs w:val="0"/>
+                <w:color w:val="000000"/>
+                <w:kern w:val="0"/>
+                <w:sz w:val="24"/>
+                <w:szCs w:val="24"/>
+                <w:u w:val="none"/>
+                <w:lang w:val="en-US" w:eastAsia="zh-CN" w:bidi="ar"/>
+              </w:rPr>
               <w:t>Уведомление / push</w:t>
             </w:r>
           </w:p>
@@ -15513,6 +15576,7 @@
             <w:insideH w:val="none" w:color="auto" w:sz="0" w:space="0"/>
             <w:insideV w:val="none" w:color="auto" w:sz="0" w:space="0"/>
           </w:tblBorders>
+          <w:shd w:val="clear" w:color="auto" w:fill="auto"/>
           <w:tblCellMar>
             <w:top w:w="0" w:type="dxa"/>
             <w:left w:w="108" w:type="dxa"/>
@@ -18832,7 +18896,7 @@
                     </pic:cNvPicPr>
                   </pic:nvPicPr>
                   <pic:blipFill>
-                    <a:blip r:embed="rId7"/>
+                    <a:blip r:embed="rId8"/>
                     <a:stretch>
                       <a:fillRect/>
                     </a:stretch>
@@ -18981,7 +19045,7 @@
                     </pic:cNvPicPr>
                   </pic:nvPicPr>
                   <pic:blipFill>
-                    <a:blip r:embed="rId8"/>
+                    <a:blip r:embed="rId9"/>
                     <a:stretch>
                       <a:fillRect/>
                     </a:stretch>
@@ -19380,9 +19444,223 @@
         <w:jc w:val="both"/>
         <w:rPr>
           <w:rFonts w:hint="default" w:ascii="Times New Roman" w:hAnsi="Times New Roman" w:cs="Times New Roman"/>
-          <w:rtl w:val="0"/>
-        </w:rPr>
-      </w:pPr>
+          <w:b/>
+          <w:bCs/>
+          <w:rtl w:val="0"/>
+        </w:rPr>
+      </w:pPr>
+    </w:p>
+    <w:p>
+      <w:pPr>
+        <w:jc w:val="both"/>
+        <w:rPr>
+          <w:rFonts w:hint="default" w:ascii="Times New Roman" w:hAnsi="Times New Roman" w:cs="Times New Roman"/>
+          <w:b/>
+          <w:bCs/>
+          <w:rtl w:val="0"/>
+        </w:rPr>
+      </w:pPr>
+      <w:r>
+        <w:rPr>
+          <w:rFonts w:hint="default" w:ascii="Times New Roman" w:hAnsi="Times New Roman" w:cs="Times New Roman"/>
+          <w:b/>
+          <w:bCs/>
+          <w:rtl w:val="0"/>
+        </w:rPr>
+        <w:t>16. Настроенные и активированные репозитории</w:t>
+      </w:r>
+    </w:p>
+    <w:p>
+      <w:pPr>
+        <w:jc w:val="both"/>
+        <w:rPr>
+          <w:rFonts w:hint="default" w:ascii="Times New Roman" w:hAnsi="Times New Roman" w:cs="Times New Roman"/>
+          <w:b w:val="0"/>
+          <w:bCs w:val="0"/>
+          <w:rtl w:val="0"/>
+        </w:rPr>
+      </w:pPr>
+      <w:r>
+        <w:rPr>
+          <w:rFonts w:hint="default" w:ascii="Times New Roman" w:hAnsi="Times New Roman" w:cs="Times New Roman"/>
+          <w:b w:val="0"/>
+          <w:bCs w:val="0"/>
+          <w:rtl w:val="0"/>
+        </w:rPr>
+        <w:t>В рамках выполнения лабораторной работы были созданы и настроены следующие репозитории в Github:</w:t>
+      </w:r>
+    </w:p>
+    <w:p>
+      <w:pPr>
+        <w:numPr>
+          <w:ilvl w:val="0"/>
+          <w:numId w:val="29"/>
+        </w:numPr>
+        <w:ind w:left="425" w:leftChars="0" w:hanging="425" w:firstLineChars="0"/>
+        <w:jc w:val="both"/>
+        <w:rPr>
+          <w:rFonts w:hint="default" w:ascii="Times New Roman" w:hAnsi="Times New Roman" w:cs="Times New Roman"/>
+          <w:b w:val="0"/>
+          <w:bCs w:val="0"/>
+          <w:rtl w:val="0"/>
+        </w:rPr>
+      </w:pPr>
+      <w:r>
+        <w:rPr>
+          <w:rFonts w:hint="default" w:ascii="Times New Roman" w:hAnsi="Times New Roman" w:cs="Times New Roman"/>
+          <w:b w:val="0"/>
+          <w:bCs w:val="0"/>
+          <w:rtl w:val="0"/>
+        </w:rPr>
+        <w:t>Основной репозиторий: Human-Machine-Interface-Design-LAB1</w:t>
+      </w:r>
+    </w:p>
+    <w:p>
+      <w:pPr>
+        <w:numPr>
+          <w:numId w:val="0"/>
+        </w:numPr>
+        <w:jc w:val="both"/>
+        <w:rPr>
+          <w:rFonts w:hint="default" w:ascii="Times New Roman" w:hAnsi="Times New Roman" w:cs="Times New Roman"/>
+          <w:b w:val="0"/>
+          <w:bCs w:val="0"/>
+          <w:rtl w:val="0"/>
+        </w:rPr>
+      </w:pPr>
+      <w:r>
+        <w:rPr>
+          <w:rFonts w:hint="default" w:ascii="Times New Roman" w:hAnsi="Times New Roman" w:cs="Times New Roman"/>
+          <w:b w:val="0"/>
+          <w:bCs w:val="0"/>
+          <w:rtl w:val="0"/>
+        </w:rPr>
+        <w:t>Ссылка: https://github.com/1997yyyy/Human-Machine-Interface-Design-LAB1</w:t>
+      </w:r>
+    </w:p>
+    <w:p>
+      <w:pPr>
+        <w:numPr>
+          <w:numId w:val="0"/>
+        </w:numPr>
+        <w:ind w:leftChars="0"/>
+        <w:jc w:val="both"/>
+        <w:rPr>
+          <w:rFonts w:hint="default" w:ascii="Times New Roman" w:hAnsi="Times New Roman" w:cs="Times New Roman"/>
+          <w:b w:val="0"/>
+          <w:bCs w:val="0"/>
+          <w:rtl w:val="0"/>
+        </w:rPr>
+      </w:pPr>
+      <w:r>
+        <w:rPr>
+          <w:rFonts w:hint="default" w:ascii="Times New Roman" w:hAnsi="Times New Roman" w:cs="Times New Roman"/>
+          <w:b w:val="0"/>
+          <w:bCs w:val="0"/>
+          <w:rtl w:val="0"/>
+        </w:rPr>
+        <w:t>Назначение: Хранение документации, управление проектом, черновики Wiki и настройка сайта на базе Github Pages. В данный репозиторий уже загружены:</w:t>
+      </w:r>
+    </w:p>
+    <w:p>
+      <w:pPr>
+        <w:numPr>
+          <w:ilvl w:val="1"/>
+          <w:numId w:val="30"/>
+        </w:numPr>
+        <w:ind w:left="840" w:leftChars="0" w:hanging="420" w:firstLineChars="0"/>
+        <w:jc w:val="both"/>
+        <w:rPr>
+          <w:rFonts w:hint="default" w:ascii="Times New Roman" w:hAnsi="Times New Roman" w:cs="Times New Roman"/>
+          <w:b w:val="0"/>
+          <w:bCs w:val="0"/>
+          <w:rtl w:val="0"/>
+        </w:rPr>
+      </w:pPr>
+      <w:r>
+        <w:rPr>
+          <w:rFonts w:hint="default" w:ascii="Times New Roman" w:hAnsi="Times New Roman" w:cs="Times New Roman"/>
+          <w:b w:val="0"/>
+          <w:bCs w:val="0"/>
+          <w:rtl w:val="0"/>
+        </w:rPr>
+        <w:t>Файл отчета: Zeng Yaoxin.docx</w:t>
+      </w:r>
+    </w:p>
+    <w:p>
+      <w:pPr>
+        <w:numPr>
+          <w:ilvl w:val="1"/>
+          <w:numId w:val="30"/>
+        </w:numPr>
+        <w:ind w:left="840" w:leftChars="0" w:hanging="420" w:firstLineChars="0"/>
+        <w:jc w:val="both"/>
+        <w:rPr>
+          <w:rFonts w:hint="default" w:ascii="Times New Roman" w:hAnsi="Times New Roman" w:cs="Times New Roman"/>
+          <w:b w:val="0"/>
+          <w:bCs w:val="0"/>
+          <w:rtl w:val="0"/>
+        </w:rPr>
+      </w:pPr>
+      <w:r>
+        <w:rPr>
+          <w:rFonts w:hint="default" w:ascii="Times New Roman" w:hAnsi="Times New Roman" w:cs="Times New Roman"/>
+          <w:b w:val="0"/>
+          <w:bCs w:val="0"/>
+          <w:rtl w:val="0"/>
+        </w:rPr>
+        <w:t>Диаграммы бизнес-процессов: 社团旧流程.drawio.png (As-Is) и 社团新流程.drawio.png (To-Be)</w:t>
+      </w:r>
+    </w:p>
+    <w:p>
+      <w:pPr>
+        <w:numPr>
+          <w:ilvl w:val="1"/>
+          <w:numId w:val="30"/>
+        </w:numPr>
+        <w:ind w:left="840" w:leftChars="0" w:hanging="420" w:firstLineChars="0"/>
+        <w:jc w:val="both"/>
+        <w:rPr>
+          <w:rFonts w:hint="default" w:ascii="Times New Roman" w:hAnsi="Times New Roman" w:cs="Times New Roman"/>
+          <w:b w:val="0"/>
+          <w:bCs w:val="0"/>
+          <w:rtl w:val="0"/>
+        </w:rPr>
+      </w:pPr>
+      <w:r>
+        <w:rPr>
+          <w:rFonts w:hint="default" w:ascii="Times New Roman" w:hAnsi="Times New Roman" w:cs="Times New Roman"/>
+          <w:b w:val="0"/>
+          <w:bCs w:val="0"/>
+          <w:rtl w:val="0"/>
+        </w:rPr>
+        <w:t>Папка с дополнительными материалами проекта.</w:t>
+      </w:r>
+    </w:p>
+    <w:p>
+      <w:pPr>
+        <w:numPr>
+          <w:ilvl w:val="0"/>
+          <w:numId w:val="31"/>
+        </w:numPr>
+        <w:ind w:left="425" w:leftChars="0" w:hanging="425" w:firstLineChars="0"/>
+        <w:jc w:val="both"/>
+        <w:rPr>
+          <w:rFonts w:hint="default" w:ascii="Times New Roman" w:hAnsi="Times New Roman" w:cs="Times New Roman"/>
+          <w:b w:val="0"/>
+          <w:bCs w:val="0"/>
+          <w:rtl w:val="0"/>
+        </w:rPr>
+      </w:pPr>
+      <w:r>
+        <w:rPr>
+          <w:rFonts w:hint="default" w:ascii="Times New Roman" w:hAnsi="Times New Roman" w:cs="Times New Roman"/>
+          <w:b w:val="0"/>
+          <w:bCs w:val="0"/>
+          <w:rtl w:val="0"/>
+        </w:rPr>
+        <w:t>Репозиторий веб-приложения: (Планируется к созданию/подключению как submodule)</w:t>
+      </w:r>
     </w:p>
     <w:p>
       <w:pPr>
@@ -19390,16 +19668,272 @@
         <w:jc w:val="both"/>
         <w:rPr>
           <w:rFonts w:hint="default" w:ascii="Times New Roman" w:hAnsi="Times New Roman" w:cs="Times New Roman"/>
-          <w:rtl w:val="0"/>
-        </w:rPr>
-      </w:pPr>
-    </w:p>
-    <w:p>
-      <w:pPr>
-        <w:ind w:left="0" w:leftChars="0" w:firstLine="720" w:firstLineChars="0"/>
-        <w:jc w:val="both"/>
-        <w:rPr>
-          <w:rFonts w:hint="default" w:ascii="Times New Roman" w:hAnsi="Times New Roman" w:cs="Times New Roman"/>
+          <w:b w:val="0"/>
+          <w:bCs w:val="0"/>
+          <w:rtl w:val="0"/>
+        </w:rPr>
+      </w:pPr>
+      <w:r>
+        <w:rPr>
+          <w:rFonts w:hint="default" w:ascii="Times New Roman" w:hAnsi="Times New Roman" w:cs="Times New Roman"/>
+          <w:b w:val="0"/>
+          <w:bCs w:val="0"/>
+          <w:rtl w:val="0"/>
+        </w:rPr>
+        <w:t>Назначение: Реализация административной части системы (управление мероприятиями, аналитика) на стеке Python + Django.</w:t>
+      </w:r>
+    </w:p>
+    <w:p>
+      <w:pPr>
+        <w:ind w:left="0" w:leftChars="0" w:firstLine="0" w:firstLineChars="0"/>
+        <w:jc w:val="both"/>
+        <w:rPr>
+          <w:rFonts w:hint="default" w:ascii="Times New Roman" w:hAnsi="Times New Roman" w:cs="Times New Roman"/>
+          <w:b w:val="0"/>
+          <w:bCs w:val="0"/>
+          <w:rtl w:val="0"/>
+        </w:rPr>
+      </w:pPr>
+    </w:p>
+    <w:p>
+      <w:pPr>
+        <w:numPr>
+          <w:ilvl w:val="0"/>
+          <w:numId w:val="32"/>
+        </w:numPr>
+        <w:ind w:left="425" w:leftChars="0" w:hanging="425" w:firstLineChars="0"/>
+        <w:jc w:val="both"/>
+        <w:rPr>
+          <w:rFonts w:hint="default" w:ascii="Times New Roman" w:hAnsi="Times New Roman" w:cs="Times New Roman"/>
+          <w:b w:val="0"/>
+          <w:bCs w:val="0"/>
+          <w:rtl w:val="0"/>
+        </w:rPr>
+      </w:pPr>
+      <w:r>
+        <w:rPr>
+          <w:rFonts w:hint="default" w:ascii="Times New Roman" w:hAnsi="Times New Roman" w:cs="Times New Roman"/>
+          <w:b w:val="0"/>
+          <w:bCs w:val="0"/>
+          <w:rtl w:val="0"/>
+        </w:rPr>
+        <w:t>Репозторий мобильного приложения: (Планируется к созданию/подключению как submodule)</w:t>
+      </w:r>
+    </w:p>
+    <w:p>
+      <w:pPr>
+        <w:ind w:left="0" w:leftChars="0" w:firstLine="0" w:firstLineChars="0"/>
+        <w:jc w:val="both"/>
+        <w:rPr>
+          <w:rFonts w:hint="default" w:ascii="Times New Roman" w:hAnsi="Times New Roman" w:cs="Times New Roman"/>
+          <w:b w:val="0"/>
+          <w:bCs w:val="0"/>
+          <w:rtl w:val="0"/>
+        </w:rPr>
+      </w:pPr>
+      <w:r>
+        <w:rPr>
+          <w:rFonts w:hint="default" w:ascii="Times New Roman" w:hAnsi="Times New Roman" w:cs="Times New Roman"/>
+          <w:b w:val="0"/>
+          <w:bCs w:val="0"/>
+          <w:rtl w:val="0"/>
+        </w:rPr>
+        <w:t>Назначение: Реализация клиентской части для студентов (просмотр каталога, регистрация, QR-сканирование) на кроссплатформенном фреймворке (React Native / Flutter).</w:t>
+      </w:r>
+    </w:p>
+    <w:p>
+      <w:pPr>
+        <w:ind w:left="0" w:leftChars="0" w:firstLine="0" w:firstLineChars="0"/>
+        <w:jc w:val="both"/>
+        <w:rPr>
+          <w:rFonts w:hint="default" w:ascii="Times New Roman" w:hAnsi="Times New Roman" w:cs="Times New Roman"/>
+          <w:b/>
+          <w:bCs/>
+          <w:rtl w:val="0"/>
+        </w:rPr>
+      </w:pPr>
+      <w:bookmarkStart w:id="0" w:name="_GoBack"/>
+      <w:bookmarkEnd w:id="0"/>
+    </w:p>
+    <w:p>
+      <w:pPr>
+        <w:ind w:left="0" w:leftChars="0" w:firstLine="0" w:firstLineChars="0"/>
+        <w:jc w:val="both"/>
+        <w:rPr>
+          <w:rFonts w:hint="default" w:ascii="Times New Roman" w:hAnsi="Times New Roman" w:cs="Times New Roman"/>
+          <w:b w:val="0"/>
+          <w:bCs w:val="0"/>
+          <w:rtl w:val="0"/>
+        </w:rPr>
+      </w:pPr>
+      <w:r>
+        <w:rPr>
+          <w:rFonts w:hint="default" w:ascii="Times New Roman" w:hAnsi="Times New Roman" w:cs="Times New Roman"/>
+          <w:b w:val="0"/>
+          <w:bCs w:val="0"/>
+          <w:rtl w:val="0"/>
+        </w:rPr>
+        <w:t>В корневом каталоге основного репозитория оформлен файл README.md с использованием синтаксиса Markdown. Его структура полностью соответствует методическим указаниям и включает следующие обязательные разделы:</w:t>
+      </w:r>
+    </w:p>
+    <w:p>
+      <w:pPr>
+        <w:numPr>
+          <w:ilvl w:val="0"/>
+          <w:numId w:val="33"/>
+        </w:numPr>
+        <w:ind w:left="420" w:leftChars="0" w:hanging="420" w:firstLineChars="0"/>
+        <w:jc w:val="both"/>
+        <w:rPr>
+          <w:rFonts w:hint="default" w:ascii="Times New Roman" w:hAnsi="Times New Roman" w:cs="Times New Roman"/>
+          <w:b w:val="0"/>
+          <w:bCs w:val="0"/>
+          <w:rtl w:val="0"/>
+        </w:rPr>
+      </w:pPr>
+      <w:r>
+        <w:rPr>
+          <w:rFonts w:hint="default" w:ascii="Times New Roman" w:hAnsi="Times New Roman" w:cs="Times New Roman"/>
+          <w:b w:val="0"/>
+          <w:bCs w:val="0"/>
+          <w:rtl w:val="0"/>
+        </w:rPr>
+        <w:t>Project Name: Campus Events (Система управления кампусными мероприятиями).</w:t>
+      </w:r>
+    </w:p>
+    <w:p>
+      <w:pPr>
+        <w:numPr>
+          <w:ilvl w:val="0"/>
+          <w:numId w:val="33"/>
+        </w:numPr>
+        <w:ind w:left="420" w:leftChars="0" w:hanging="420" w:firstLineChars="0"/>
+        <w:jc w:val="both"/>
+        <w:rPr>
+          <w:rFonts w:hint="default" w:ascii="Times New Roman" w:hAnsi="Times New Roman" w:cs="Times New Roman"/>
+          <w:b w:val="0"/>
+          <w:bCs w:val="0"/>
+          <w:rtl w:val="0"/>
+        </w:rPr>
+      </w:pPr>
+      <w:r>
+        <w:rPr>
+          <w:rFonts w:hint="default" w:ascii="Times New Roman" w:hAnsi="Times New Roman" w:cs="Times New Roman"/>
+          <w:b w:val="0"/>
+          <w:bCs w:val="0"/>
+          <w:rtl w:val="0"/>
+        </w:rPr>
+        <w:t>Description: Краткое описание платформы для управления кампусными мероприятиями и регистрацией участников, поддерживающей онлайн-регистрацию, QR-сканирование на месте и аналитику посещаемости.</w:t>
+      </w:r>
+    </w:p>
+    <w:p>
+      <w:pPr>
+        <w:numPr>
+          <w:ilvl w:val="0"/>
+          <w:numId w:val="33"/>
+        </w:numPr>
+        <w:ind w:left="420" w:leftChars="0" w:hanging="420" w:firstLineChars="0"/>
+        <w:jc w:val="both"/>
+        <w:rPr>
+          <w:rFonts w:hint="default" w:ascii="Times New Roman" w:hAnsi="Times New Roman" w:cs="Times New Roman"/>
+          <w:b w:val="0"/>
+          <w:bCs w:val="0"/>
+          <w:rtl w:val="0"/>
+        </w:rPr>
+      </w:pPr>
+      <w:r>
+        <w:rPr>
+          <w:rFonts w:hint="default" w:ascii="Times New Roman" w:hAnsi="Times New Roman" w:cs="Times New Roman"/>
+          <w:b w:val="0"/>
+          <w:bCs w:val="0"/>
+          <w:rtl w:val="0"/>
+        </w:rPr>
+        <w:t>Installation: Последовательность шагов для локальной установки приложения (клонирование репозитория, установка зависимостей через pip install -r requirements.txt, запуск сервера).</w:t>
+      </w:r>
+    </w:p>
+    <w:p>
+      <w:pPr>
+        <w:numPr>
+          <w:ilvl w:val="0"/>
+          <w:numId w:val="33"/>
+        </w:numPr>
+        <w:ind w:left="420" w:leftChars="0" w:hanging="420" w:firstLineChars="0"/>
+        <w:jc w:val="both"/>
+        <w:rPr>
+          <w:rFonts w:hint="default" w:ascii="Times New Roman" w:hAnsi="Times New Roman" w:cs="Times New Roman"/>
+          <w:b w:val="0"/>
+          <w:bCs w:val="0"/>
+          <w:rtl w:val="0"/>
+        </w:rPr>
+      </w:pPr>
+      <w:r>
+        <w:rPr>
+          <w:rFonts w:hint="default" w:ascii="Times New Roman" w:hAnsi="Times New Roman" w:cs="Times New Roman"/>
+          <w:b w:val="0"/>
+          <w:bCs w:val="0"/>
+          <w:rtl w:val="0"/>
+        </w:rPr>
+        <w:t>Sub modules: Ссылки на репозитории веб- и мобильного приложений с их кратким техническим описанием.</w:t>
+      </w:r>
+    </w:p>
+    <w:p>
+      <w:pPr>
+        <w:numPr>
+          <w:ilvl w:val="0"/>
+          <w:numId w:val="33"/>
+        </w:numPr>
+        <w:ind w:left="420" w:leftChars="0" w:hanging="420" w:firstLineChars="0"/>
+        <w:jc w:val="both"/>
+        <w:rPr>
+          <w:rFonts w:hint="default" w:ascii="Times New Roman" w:hAnsi="Times New Roman" w:cs="Times New Roman"/>
+          <w:b w:val="0"/>
+          <w:bCs w:val="0"/>
+          <w:rtl w:val="0"/>
+        </w:rPr>
+      </w:pPr>
+      <w:r>
+        <w:rPr>
+          <w:rFonts w:hint="default" w:ascii="Times New Roman" w:hAnsi="Times New Roman" w:cs="Times New Roman"/>
+          <w:b w:val="0"/>
+          <w:bCs w:val="0"/>
+          <w:rtl w:val="0"/>
+        </w:rPr>
+        <w:t>Usage: Рекомендации по использованию приложения после установки, включая примеры скриншотов интерфейса (будут добавлены по мере разработки прототипов).</w:t>
+      </w:r>
+    </w:p>
+    <w:p>
+      <w:pPr>
+        <w:numPr>
+          <w:ilvl w:val="0"/>
+          <w:numId w:val="33"/>
+        </w:numPr>
+        <w:ind w:left="420" w:leftChars="0" w:hanging="420" w:firstLineChars="0"/>
+        <w:jc w:val="both"/>
+        <w:rPr>
+          <w:rFonts w:hint="default" w:ascii="Times New Roman" w:hAnsi="Times New Roman" w:cs="Times New Roman"/>
+          <w:b w:val="0"/>
+          <w:bCs w:val="0"/>
+          <w:rtl w:val="0"/>
+        </w:rPr>
+      </w:pPr>
+      <w:r>
+        <w:rPr>
+          <w:rFonts w:hint="default" w:ascii="Times New Roman" w:hAnsi="Times New Roman" w:cs="Times New Roman"/>
+          <w:b w:val="0"/>
+          <w:bCs w:val="0"/>
+          <w:rtl w:val="0"/>
+        </w:rPr>
+        <w:t>Contributing: Сведения об авторах проекта (Zeng Yaoxin) и распределении задач по разработке модулей системы.</w:t>
+      </w:r>
+    </w:p>
+    <w:p>
+      <w:pPr>
+        <w:ind w:left="0" w:leftChars="0" w:firstLine="0" w:firstLineChars="0"/>
+        <w:jc w:val="both"/>
+        <w:rPr>
+          <w:rFonts w:hint="default" w:ascii="Times New Roman" w:hAnsi="Times New Roman" w:cs="Times New Roman"/>
+          <w:b w:val="0"/>
+          <w:bCs w:val="0"/>
           <w:rtl w:val="0"/>
         </w:rPr>
         <w:sectPr>
@@ -19412,14 +19946,12 @@
       <w:r>
         <w:rPr>
           <w:rFonts w:hint="default" w:ascii="Times New Roman" w:hAnsi="Times New Roman" w:cs="Times New Roman"/>
-          <w:b/>
-          <w:bCs/>
-          <w:rtl w:val="0"/>
-        </w:rPr>
-        <w:t>16. Репозитории проекта</w:t>
-      </w:r>
-      <w:bookmarkStart w:id="0" w:name="_GoBack"/>
-      <w:bookmarkEnd w:id="0"/>
+          <w:b w:val="0"/>
+          <w:bCs w:val="0"/>
+          <w:rtl w:val="0"/>
+        </w:rPr>
+        <w:t>Также в репозитории заложена структура для последующего наполнения разделов Wiki и публикации финального отчета на Github Pages в течение всего семестра, как того требует регламент курса.</w:t>
+      </w:r>
     </w:p>
     <w:p>
       <w:pPr>
@@ -19494,6 +20026,23 @@
 <file path=word/numbering.xml><?xml version="1.0" encoding="utf-8"?>
 <w:numbering xmlns:wpc="http://schemas.microsoft.com/office/word/2010/wordprocessingCanvas" xmlns:mc="http://schemas.openxmlformats.org/markup-compatibility/2006" xmlns:o="urn:schemas-microsoft-com:office:office" xmlns:r="http://schemas.openxmlformats.org/officeDocument/2006/relationships" xmlns:m="http://schemas.openxmlformats.org/officeDocument/2006/math" xmlns:v="urn:schemas-microsoft-com:vml" xmlns:wp14="http://schemas.microsoft.com/office/word/2010/wordprocessingDrawing" xmlns:wp="http://schemas.openxmlformats.org/drawingml/2006/wordprocessingDrawing" xmlns:w10="urn:schemas-microsoft-com:office:word" xmlns:w="http://schemas.openxmlformats.org/wordprocessingml/2006/main" xmlns:w14="http://schemas.microsoft.com/office/word/2010/wordml" xmlns:wpg="http://schemas.microsoft.com/office/word/2010/wordprocessingGroup" xmlns:wpi="http://schemas.microsoft.com/office/word/2010/wordprocessingInk" xmlns:wne="http://schemas.microsoft.com/office/word/2006/wordml" xmlns:wps="http://schemas.microsoft.com/office/word/2010/wordprocessingShape" xmlns:wpsCustomData="http://www.wps.cn/officeDocument/2013/wpsCustomData" mc:Ignorable="w14 wp14">
   <w:abstractNum w:abstractNumId="0">
+    <w:nsid w:val="83841283"/>
+    <w:multiLevelType w:val="singleLevel"/>
+    <w:tmpl w:val="83841283"/>
+    <w:lvl w:ilvl="0" w:tentative="0">
+      <w:start w:val="1"/>
+      <w:numFmt w:val="decimal"/>
+      <w:lvlText w:val="%1."/>
+      <w:lvlJc w:val="left"/>
+      <w:pPr>
+        <w:ind w:left="425" w:hanging="425"/>
+      </w:pPr>
+      <w:rPr>
+        <w:rFonts w:hint="default"/>
+      </w:rPr>
+    </w:lvl>
+  </w:abstractNum>
+  <w:abstractNum w:abstractNumId="1">
     <w:nsid w:val="85621214"/>
     <w:multiLevelType w:val="singleLevel"/>
     <w:tmpl w:val="85621214"/>
@@ -19510,7 +20059,7 @@
       </w:rPr>
     </w:lvl>
   </w:abstractNum>
-  <w:abstractNum w:abstractNumId="1">
+  <w:abstractNum w:abstractNumId="2">
     <w:nsid w:val="87518790"/>
     <w:multiLevelType w:val="singleLevel"/>
     <w:tmpl w:val="87518790"/>
@@ -19527,7 +20076,7 @@
       </w:rPr>
     </w:lvl>
   </w:abstractNum>
-  <w:abstractNum w:abstractNumId="2">
+  <w:abstractNum w:abstractNumId="3">
     <w:nsid w:val="8E4590C6"/>
     <w:multiLevelType w:val="singleLevel"/>
     <w:tmpl w:val="8E4590C6"/>
@@ -19544,7 +20093,7 @@
       </w:rPr>
     </w:lvl>
   </w:abstractNum>
-  <w:abstractNum w:abstractNumId="3">
+  <w:abstractNum w:abstractNumId="4">
     <w:nsid w:val="9B716EBD"/>
     <w:multiLevelType w:val="singleLevel"/>
     <w:tmpl w:val="9B716EBD"/>
@@ -19561,7 +20110,7 @@
       </w:rPr>
     </w:lvl>
   </w:abstractNum>
-  <w:abstractNum w:abstractNumId="4">
+  <w:abstractNum w:abstractNumId="5">
     <w:nsid w:val="A1F7FF7F"/>
     <w:multiLevelType w:val="singleLevel"/>
     <w:tmpl w:val="A1F7FF7F"/>
@@ -19578,7 +20127,27 @@
       </w:rPr>
     </w:lvl>
   </w:abstractNum>
-  <w:abstractNum w:abstractNumId="5">
+  <w:abstractNum w:abstractNumId="6">
+    <w:nsid w:val="A7F35F40"/>
+    <w:multiLevelType w:val="singleLevel"/>
+    <w:tmpl w:val="A7F35F40"/>
+    <w:lvl w:ilvl="0" w:tentative="0">
+      <w:start w:val="2"/>
+      <w:numFmt w:val="decimal"/>
+      <w:lvlText w:val="%1."/>
+      <w:lvlJc w:val="left"/>
+      <w:pPr>
+        <w:tabs>
+          <w:tab w:val="left" w:pos="420"/>
+        </w:tabs>
+        <w:ind w:left="425" w:leftChars="0" w:hanging="425" w:firstLineChars="0"/>
+      </w:pPr>
+      <w:rPr>
+        <w:rFonts w:hint="default"/>
+      </w:rPr>
+    </w:lvl>
+  </w:abstractNum>
+  <w:abstractNum w:abstractNumId="7">
     <w:nsid w:val="B0667B6F"/>
     <w:multiLevelType w:val="singleLevel"/>
     <w:tmpl w:val="B0667B6F"/>
@@ -19595,7 +20164,7 @@
       </w:rPr>
     </w:lvl>
   </w:abstractNum>
-  <w:abstractNum w:abstractNumId="6">
+  <w:abstractNum w:abstractNumId="8">
     <w:nsid w:val="B5FEA645"/>
     <w:multiLevelType w:val="singleLevel"/>
     <w:tmpl w:val="B5FEA645"/>
@@ -19612,7 +20181,7 @@
       </w:rPr>
     </w:lvl>
   </w:abstractNum>
-  <w:abstractNum w:abstractNumId="7">
+  <w:abstractNum w:abstractNumId="9">
     <w:nsid w:val="BE1784B0"/>
     <w:multiLevelType w:val="singleLevel"/>
     <w:tmpl w:val="BE1784B0"/>
@@ -19629,7 +20198,7 @@
       </w:rPr>
     </w:lvl>
   </w:abstractNum>
-  <w:abstractNum w:abstractNumId="8">
+  <w:abstractNum w:abstractNumId="10">
     <w:nsid w:val="CCA22BBF"/>
     <w:multiLevelType w:val="singleLevel"/>
     <w:tmpl w:val="CCA22BBF"/>
@@ -19646,7 +20215,27 @@
       </w:rPr>
     </w:lvl>
   </w:abstractNum>
-  <w:abstractNum w:abstractNumId="9">
+  <w:abstractNum w:abstractNumId="11">
+    <w:nsid w:val="D12FA647"/>
+    <w:multiLevelType w:val="singleLevel"/>
+    <w:tmpl w:val="D12FA647"/>
+    <w:lvl w:ilvl="0" w:tentative="0">
+      <w:start w:val="3"/>
+      <w:numFmt w:val="decimal"/>
+      <w:lvlText w:val="%1."/>
+      <w:lvlJc w:val="left"/>
+      <w:pPr>
+        <w:tabs>
+          <w:tab w:val="left" w:pos="420"/>
+        </w:tabs>
+        <w:ind w:left="425" w:leftChars="0" w:hanging="425" w:firstLineChars="0"/>
+      </w:pPr>
+      <w:rPr>
+        <w:rFonts w:hint="default"/>
+      </w:rPr>
+    </w:lvl>
+  </w:abstractNum>
+  <w:abstractNum w:abstractNumId="12">
     <w:nsid w:val="D70B31CA"/>
     <w:multiLevelType w:val="singleLevel"/>
     <w:tmpl w:val="D70B31CA"/>
@@ -19663,7 +20252,7 @@
       </w:rPr>
     </w:lvl>
   </w:abstractNum>
-  <w:abstractNum w:abstractNumId="10">
+  <w:abstractNum w:abstractNumId="13">
     <w:nsid w:val="DBA1AB5E"/>
     <w:multiLevelType w:val="singleLevel"/>
     <w:tmpl w:val="DBA1AB5E"/>
@@ -19680,7 +20269,7 @@
       </w:rPr>
     </w:lvl>
   </w:abstractNum>
-  <w:abstractNum w:abstractNumId="11">
+  <w:abstractNum w:abstractNumId="14">
     <w:nsid w:val="DDF1AF51"/>
     <w:multiLevelType w:val="singleLevel"/>
     <w:tmpl w:val="DDF1AF51"/>
@@ -19697,7 +20286,7 @@
       </w:rPr>
     </w:lvl>
   </w:abstractNum>
-  <w:abstractNum w:abstractNumId="12">
+  <w:abstractNum w:abstractNumId="15">
     <w:nsid w:val="DEB9D2E8"/>
     <w:multiLevelType w:val="singleLevel"/>
     <w:tmpl w:val="DEB9D2E8"/>
@@ -19714,7 +20303,7 @@
       </w:rPr>
     </w:lvl>
   </w:abstractNum>
-  <w:abstractNum w:abstractNumId="13">
+  <w:abstractNum w:abstractNumId="16">
     <w:nsid w:val="E9DE8839"/>
     <w:multiLevelType w:val="singleLevel"/>
     <w:tmpl w:val="E9DE8839"/>
@@ -19731,7 +20320,24 @@
       </w:rPr>
     </w:lvl>
   </w:abstractNum>
-  <w:abstractNum w:abstractNumId="14">
+  <w:abstractNum w:abstractNumId="17">
+    <w:nsid w:val="F7D3C95A"/>
+    <w:multiLevelType w:val="singleLevel"/>
+    <w:tmpl w:val="F7D3C95A"/>
+    <w:lvl w:ilvl="0" w:tentative="0">
+      <w:start w:val="1"/>
+      <w:numFmt w:val="bullet"/>
+      <w:lvlText w:val=""/>
+      <w:lvlJc w:val="left"/>
+      <w:pPr>
+        <w:ind w:left="420" w:hanging="420"/>
+      </w:pPr>
+      <w:rPr>
+        <w:rFonts w:hint="default" w:ascii="Wingdings" w:hAnsi="Wingdings"/>
+      </w:rPr>
+    </w:lvl>
+  </w:abstractNum>
+  <w:abstractNum w:abstractNumId="18">
     <w:nsid w:val="F850843A"/>
     <w:multiLevelType w:val="singleLevel"/>
     <w:tmpl w:val="F850843A"/>
@@ -19748,7 +20354,7 @@
       </w:rPr>
     </w:lvl>
   </w:abstractNum>
-  <w:abstractNum w:abstractNumId="15">
+  <w:abstractNum w:abstractNumId="19">
     <w:nsid w:val="F974FE62"/>
     <w:multiLevelType w:val="singleLevel"/>
     <w:tmpl w:val="F974FE62"/>
@@ -19765,7 +20371,7 @@
       </w:rPr>
     </w:lvl>
   </w:abstractNum>
-  <w:abstractNum w:abstractNumId="16">
+  <w:abstractNum w:abstractNumId="20">
     <w:nsid w:val="F9E84B26"/>
     <w:multiLevelType w:val="singleLevel"/>
     <w:tmpl w:val="F9E84B26"/>
@@ -19782,7 +20388,7 @@
       </w:rPr>
     </w:lvl>
   </w:abstractNum>
-  <w:abstractNum w:abstractNumId="17">
+  <w:abstractNum w:abstractNumId="21">
     <w:nsid w:val="00000001"/>
     <w:multiLevelType w:val="multilevel"/>
     <w:tmpl w:val="00000001"/>
@@ -19859,7 +20465,7 @@
       <w:lvlJc w:val="left"/>
     </w:lvl>
   </w:abstractNum>
-  <w:abstractNum w:abstractNumId="18">
+  <w:abstractNum w:abstractNumId="22">
     <w:nsid w:val="01C81895"/>
     <w:multiLevelType w:val="singleLevel"/>
     <w:tmpl w:val="01C81895"/>
@@ -19876,7 +20482,7 @@
       </w:rPr>
     </w:lvl>
   </w:abstractNum>
-  <w:abstractNum w:abstractNumId="19">
+  <w:abstractNum w:abstractNumId="23">
     <w:nsid w:val="042A2575"/>
     <w:multiLevelType w:val="singleLevel"/>
     <w:tmpl w:val="042A2575"/>
@@ -19893,7 +20499,7 @@
       </w:rPr>
     </w:lvl>
   </w:abstractNum>
-  <w:abstractNum w:abstractNumId="20">
+  <w:abstractNum w:abstractNumId="24">
     <w:nsid w:val="1700B68D"/>
     <w:multiLevelType w:val="singleLevel"/>
     <w:tmpl w:val="1700B68D"/>
@@ -19910,7 +20516,7 @@
       </w:rPr>
     </w:lvl>
   </w:abstractNum>
-  <w:abstractNum w:abstractNumId="21">
+  <w:abstractNum w:abstractNumId="25">
     <w:nsid w:val="19F341D1"/>
     <w:multiLevelType w:val="singleLevel"/>
     <w:tmpl w:val="19F341D1"/>
@@ -19927,7 +20533,7 @@
       </w:rPr>
     </w:lvl>
   </w:abstractNum>
-  <w:abstractNum w:abstractNumId="22">
+  <w:abstractNum w:abstractNumId="26">
     <w:nsid w:val="1C3B97E6"/>
     <w:multiLevelType w:val="singleLevel"/>
     <w:tmpl w:val="1C3B97E6"/>
@@ -19944,7 +20550,144 @@
       </w:rPr>
     </w:lvl>
   </w:abstractNum>
-  <w:abstractNum w:abstractNumId="23">
+  <w:abstractNum w:abstractNumId="27">
+    <w:nsid w:val="2F7D3855"/>
+    <w:multiLevelType w:val="multilevel"/>
+    <w:tmpl w:val="2F7D3855"/>
+    <w:lvl w:ilvl="0" w:tentative="0">
+      <w:start w:val="1"/>
+      <w:numFmt w:val="bullet"/>
+      <w:lvlText w:val=""/>
+      <w:lvlJc w:val="left"/>
+      <w:pPr>
+        <w:ind w:left="420" w:hanging="420"/>
+      </w:pPr>
+      <w:rPr>
+        <w:rFonts w:hint="default" w:ascii="Wingdings" w:hAnsi="Wingdings"/>
+      </w:rPr>
+    </w:lvl>
+    <w:lvl w:ilvl="1" w:tentative="0">
+      <w:start w:val="1"/>
+      <w:numFmt w:val="bullet"/>
+      <w:lvlText w:val=""/>
+      <w:lvlJc w:val="left"/>
+      <w:pPr>
+        <w:tabs>
+          <w:tab w:val="left" w:pos="840"/>
+        </w:tabs>
+        <w:ind w:left="840" w:leftChars="0" w:hanging="420" w:firstLineChars="0"/>
+      </w:pPr>
+      <w:rPr>
+        <w:rFonts w:hint="default" w:ascii="Wingdings" w:hAnsi="Wingdings"/>
+      </w:rPr>
+    </w:lvl>
+    <w:lvl w:ilvl="2" w:tentative="0">
+      <w:start w:val="1"/>
+      <w:numFmt w:val="bullet"/>
+      <w:lvlText w:val=""/>
+      <w:lvlJc w:val="left"/>
+      <w:pPr>
+        <w:tabs>
+          <w:tab w:val="left" w:pos="1260"/>
+        </w:tabs>
+        <w:ind w:left="1260" w:leftChars="0" w:hanging="420" w:firstLineChars="0"/>
+      </w:pPr>
+      <w:rPr>
+        <w:rFonts w:hint="default" w:ascii="Wingdings" w:hAnsi="Wingdings"/>
+      </w:rPr>
+    </w:lvl>
+    <w:lvl w:ilvl="3" w:tentative="0">
+      <w:start w:val="1"/>
+      <w:numFmt w:val="bullet"/>
+      <w:lvlText w:val=""/>
+      <w:lvlJc w:val="left"/>
+      <w:pPr>
+        <w:tabs>
+          <w:tab w:val="left" w:pos="1680"/>
+        </w:tabs>
+        <w:ind w:left="1680" w:leftChars="0" w:hanging="420" w:firstLineChars="0"/>
+      </w:pPr>
+      <w:rPr>
+        <w:rFonts w:hint="default" w:ascii="Wingdings" w:hAnsi="Wingdings"/>
+      </w:rPr>
+    </w:lvl>
+    <w:lvl w:ilvl="4" w:tentative="0">
+      <w:start w:val="1"/>
+      <w:numFmt w:val="bullet"/>
+      <w:lvlText w:val=""/>
+      <w:lvlJc w:val="left"/>
+      <w:pPr>
+        <w:tabs>
+          <w:tab w:val="left" w:pos="2100"/>
+        </w:tabs>
+        <w:ind w:left="2100" w:leftChars="0" w:hanging="420" w:firstLineChars="0"/>
+      </w:pPr>
+      <w:rPr>
+        <w:rFonts w:hint="default" w:ascii="Wingdings" w:hAnsi="Wingdings"/>
+      </w:rPr>
+    </w:lvl>
+    <w:lvl w:ilvl="5" w:tentative="0">
+      <w:start w:val="1"/>
+      <w:numFmt w:val="bullet"/>
+      <w:lvlText w:val=""/>
+      <w:lvlJc w:val="left"/>
+      <w:pPr>
+        <w:tabs>
+          <w:tab w:val="left" w:pos="2520"/>
+        </w:tabs>
+        <w:ind w:left="2520" w:leftChars="0" w:hanging="420" w:firstLineChars="0"/>
+      </w:pPr>
+      <w:rPr>
+        <w:rFonts w:hint="default" w:ascii="Wingdings" w:hAnsi="Wingdings"/>
+      </w:rPr>
+    </w:lvl>
+    <w:lvl w:ilvl="6" w:tentative="0">
+      <w:start w:val="1"/>
+      <w:numFmt w:val="bullet"/>
+      <w:lvlText w:val=""/>
+      <w:lvlJc w:val="left"/>
+      <w:pPr>
+        <w:tabs>
+          <w:tab w:val="left" w:pos="2940"/>
+        </w:tabs>
+        <w:ind w:left="2940" w:leftChars="0" w:hanging="420" w:firstLineChars="0"/>
+      </w:pPr>
+      <w:rPr>
+        <w:rFonts w:hint="default" w:ascii="Wingdings" w:hAnsi="Wingdings"/>
+      </w:rPr>
+    </w:lvl>
+    <w:lvl w:ilvl="7" w:tentative="0">
+      <w:start w:val="1"/>
+      <w:numFmt w:val="bullet"/>
+      <w:lvlText w:val=""/>
+      <w:lvlJc w:val="left"/>
+      <w:pPr>
+        <w:tabs>
+          <w:tab w:val="left" w:pos="3360"/>
+        </w:tabs>
+        <w:ind w:left="3360" w:leftChars="0" w:hanging="420" w:firstLineChars="0"/>
+      </w:pPr>
+      <w:rPr>
+        <w:rFonts w:hint="default" w:ascii="Wingdings" w:hAnsi="Wingdings"/>
+      </w:rPr>
+    </w:lvl>
+    <w:lvl w:ilvl="8" w:tentative="0">
+      <w:start w:val="1"/>
+      <w:numFmt w:val="bullet"/>
+      <w:lvlText w:val=""/>
+      <w:lvlJc w:val="left"/>
+      <w:pPr>
+        <w:tabs>
+          <w:tab w:val="left" w:pos="3780"/>
+        </w:tabs>
+        <w:ind w:left="3780" w:leftChars="0" w:hanging="420" w:firstLineChars="0"/>
+      </w:pPr>
+      <w:rPr>
+        <w:rFonts w:hint="default" w:ascii="Wingdings" w:hAnsi="Wingdings"/>
+      </w:rPr>
+    </w:lvl>
+  </w:abstractNum>
+  <w:abstractNum w:abstractNumId="28">
     <w:nsid w:val="56EAD150"/>
     <w:multiLevelType w:val="singleLevel"/>
     <w:tmpl w:val="56EAD150"/>
@@ -19961,7 +20704,7 @@
       </w:rPr>
     </w:lvl>
   </w:abstractNum>
-  <w:abstractNum w:abstractNumId="24">
+  <w:abstractNum w:abstractNumId="29">
     <w:nsid w:val="579B8529"/>
     <w:multiLevelType w:val="singleLevel"/>
     <w:tmpl w:val="579B8529"/>
@@ -19978,7 +20721,7 @@
       </w:rPr>
     </w:lvl>
   </w:abstractNum>
-  <w:abstractNum w:abstractNumId="25">
+  <w:abstractNum w:abstractNumId="30">
     <w:nsid w:val="5DF4A0AA"/>
     <w:multiLevelType w:val="singleLevel"/>
     <w:tmpl w:val="5DF4A0AA"/>
@@ -19995,7 +20738,7 @@
       </w:rPr>
     </w:lvl>
   </w:abstractNum>
-  <w:abstractNum w:abstractNumId="26">
+  <w:abstractNum w:abstractNumId="31">
     <w:nsid w:val="6413A27D"/>
     <w:multiLevelType w:val="singleLevel"/>
     <w:tmpl w:val="6413A27D"/>
@@ -20012,7 +20755,7 @@
       </w:rPr>
     </w:lvl>
   </w:abstractNum>
-  <w:abstractNum w:abstractNumId="27">
+  <w:abstractNum w:abstractNumId="32">
     <w:nsid w:val="6DFA1C03"/>
     <w:multiLevelType w:val="singleLevel"/>
     <w:tmpl w:val="6DFA1C03"/>
@@ -20030,88 +20773,103 @@
     </w:lvl>
   </w:abstractNum>
   <w:num w:numId="1">
+    <w:abstractNumId w:val="18"/>
+  </w:num>
+  <w:num w:numId="2">
+    <w:abstractNumId w:val="3"/>
+  </w:num>
+  <w:num w:numId="3">
+    <w:abstractNumId w:val="9"/>
+  </w:num>
+  <w:num w:numId="4">
+    <w:abstractNumId w:val="22"/>
+  </w:num>
+  <w:num w:numId="5">
+    <w:abstractNumId w:val="8"/>
+  </w:num>
+  <w:num w:numId="6">
+    <w:abstractNumId w:val="32"/>
+  </w:num>
+  <w:num w:numId="7">
+    <w:abstractNumId w:val="19"/>
+  </w:num>
+  <w:num w:numId="8">
+    <w:abstractNumId w:val="21"/>
+  </w:num>
+  <w:num w:numId="9">
+    <w:abstractNumId w:val="7"/>
+  </w:num>
+  <w:num w:numId="10">
+    <w:abstractNumId w:val="10"/>
+  </w:num>
+  <w:num w:numId="11">
+    <w:abstractNumId w:val="12"/>
+  </w:num>
+  <w:num w:numId="12">
+    <w:abstractNumId w:val="16"/>
+  </w:num>
+  <w:num w:numId="13">
+    <w:abstractNumId w:val="1"/>
+  </w:num>
+  <w:num w:numId="14">
+    <w:abstractNumId w:val="20"/>
+  </w:num>
+  <w:num w:numId="15">
+    <w:abstractNumId w:val="2"/>
+  </w:num>
+  <w:num w:numId="16">
+    <w:abstractNumId w:val="24"/>
+  </w:num>
+  <w:num w:numId="17">
+    <w:abstractNumId w:val="15"/>
+  </w:num>
+  <w:num w:numId="18">
+    <w:abstractNumId w:val="25"/>
+  </w:num>
+  <w:num w:numId="19">
+    <w:abstractNumId w:val="29"/>
+  </w:num>
+  <w:num w:numId="20">
+    <w:abstractNumId w:val="4"/>
+  </w:num>
+  <w:num w:numId="21">
+    <w:abstractNumId w:val="26"/>
+  </w:num>
+  <w:num w:numId="22">
+    <w:abstractNumId w:val="23"/>
+  </w:num>
+  <w:num w:numId="23">
+    <w:abstractNumId w:val="5"/>
+  </w:num>
+  <w:num w:numId="24">
+    <w:abstractNumId w:val="28"/>
+  </w:num>
+  <w:num w:numId="25">
     <w:abstractNumId w:val="14"/>
   </w:num>
-  <w:num w:numId="2">
-    <w:abstractNumId w:val="2"/>
+  <w:num w:numId="26">
+    <w:abstractNumId w:val="31"/>
   </w:num>
-  <w:num w:numId="3">
-    <w:abstractNumId w:val="7"/>
+  <w:num w:numId="27">
+    <w:abstractNumId w:val="13"/>
   </w:num>
-  <w:num w:numId="4">
-    <w:abstractNumId w:val="18"/>
+  <w:num w:numId="28">
+    <w:abstractNumId w:val="30"/>
   </w:num>
-  <w:num w:numId="5">
+  <w:num w:numId="29">
+    <w:abstractNumId w:val="0"/>
+  </w:num>
+  <w:num w:numId="30">
+    <w:abstractNumId w:val="27"/>
+  </w:num>
+  <w:num w:numId="31">
     <w:abstractNumId w:val="6"/>
   </w:num>
-  <w:num w:numId="6">
-    <w:abstractNumId w:val="27"/>
-  </w:num>
-  <w:num w:numId="7">
-    <w:abstractNumId w:val="15"/>
-  </w:num>
-  <w:num w:numId="8">
-    <w:abstractNumId w:val="17"/>
-  </w:num>
-  <w:num w:numId="9">
-    <w:abstractNumId w:val="5"/>
-  </w:num>
-  <w:num w:numId="10">
-    <w:abstractNumId w:val="8"/>
-  </w:num>
-  <w:num w:numId="11">
-    <w:abstractNumId w:val="9"/>
-  </w:num>
-  <w:num w:numId="12">
-    <w:abstractNumId w:val="13"/>
-  </w:num>
-  <w:num w:numId="13">
-    <w:abstractNumId w:val="0"/>
-  </w:num>
-  <w:num w:numId="14">
-    <w:abstractNumId w:val="16"/>
-  </w:num>
-  <w:num w:numId="15">
-    <w:abstractNumId w:val="1"/>
-  </w:num>
-  <w:num w:numId="16">
-    <w:abstractNumId w:val="20"/>
-  </w:num>
-  <w:num w:numId="17">
-    <w:abstractNumId w:val="12"/>
-  </w:num>
-  <w:num w:numId="18">
-    <w:abstractNumId w:val="21"/>
-  </w:num>
-  <w:num w:numId="19">
-    <w:abstractNumId w:val="24"/>
-  </w:num>
-  <w:num w:numId="20">
-    <w:abstractNumId w:val="3"/>
-  </w:num>
-  <w:num w:numId="21">
-    <w:abstractNumId w:val="22"/>
-  </w:num>
-  <w:num w:numId="22">
-    <w:abstractNumId w:val="19"/>
-  </w:num>
-  <w:num w:numId="23">
-    <w:abstractNumId w:val="4"/>
-  </w:num>
-  <w:num w:numId="24">
-    <w:abstractNumId w:val="23"/>
-  </w:num>
-  <w:num w:numId="25">
+  <w:num w:numId="32">
     <w:abstractNumId w:val="11"/>
   </w:num>
-  <w:num w:numId="26">
-    <w:abstractNumId w:val="26"/>
-  </w:num>
-  <w:num w:numId="27">
-    <w:abstractNumId w:val="10"/>
-  </w:num>
-  <w:num w:numId="28">
-    <w:abstractNumId w:val="25"/>
+  <w:num w:numId="33">
+    <w:abstractNumId w:val="17"/>
   </w:num>
 </w:numbering>
 </file>

--- a/Zeng Yaoxin.docx
+++ b/Zeng Yaoxin.docx
@@ -1184,7 +1184,6 @@
             <w:insideH w:val="none" w:color="auto" w:sz="0" w:space="0"/>
             <w:insideV w:val="none" w:color="auto" w:sz="0" w:space="0"/>
           </w:tblBorders>
-          <w:shd w:val="clear" w:color="auto" w:fill="auto"/>
           <w:tblCellMar>
             <w:top w:w="0" w:type="dxa"/>
             <w:left w:w="108" w:type="dxa"/>
@@ -3847,6 +3846,7 @@
             <w:insideH w:val="none" w:color="auto" w:sz="0" w:space="0"/>
             <w:insideV w:val="none" w:color="auto" w:sz="0" w:space="0"/>
           </w:tblBorders>
+          <w:shd w:val="clear" w:color="auto" w:fill="auto"/>
           <w:tblCellMar>
             <w:top w:w="0" w:type="dxa"/>
             <w:left w:w="108" w:type="dxa"/>
@@ -4282,7 +4282,6 @@
             <w:insideH w:val="none" w:color="auto" w:sz="0" w:space="0"/>
             <w:insideV w:val="none" w:color="auto" w:sz="0" w:space="0"/>
           </w:tblBorders>
-          <w:shd w:val="clear" w:color="auto" w:fill="auto"/>
           <w:tblCellMar>
             <w:top w:w="0" w:type="dxa"/>
             <w:left w:w="108" w:type="dxa"/>
@@ -4717,6 +4716,7 @@
             <w:insideH w:val="none" w:color="auto" w:sz="0" w:space="0"/>
             <w:insideV w:val="none" w:color="auto" w:sz="0" w:space="0"/>
           </w:tblBorders>
+          <w:shd w:val="clear" w:color="auto" w:fill="auto"/>
           <w:tblCellMar>
             <w:top w:w="0" w:type="dxa"/>
             <w:left w:w="108" w:type="dxa"/>
@@ -4934,6 +4934,7 @@
             <w:insideH w:val="none" w:color="auto" w:sz="0" w:space="0"/>
             <w:insideV w:val="none" w:color="auto" w:sz="0" w:space="0"/>
           </w:tblBorders>
+          <w:shd w:val="clear" w:color="auto" w:fill="auto"/>
           <w:tblCellMar>
             <w:top w:w="0" w:type="dxa"/>
             <w:left w:w="108" w:type="dxa"/>
@@ -6048,7 +6049,6 @@
             <w:insideH w:val="none" w:color="auto" w:sz="0" w:space="0"/>
             <w:insideV w:val="none" w:color="auto" w:sz="0" w:space="0"/>
           </w:tblBorders>
-          <w:shd w:val="clear" w:color="auto" w:fill="auto"/>
           <w:tblCellMar>
             <w:top w:w="0" w:type="dxa"/>
             <w:left w:w="108" w:type="dxa"/>
@@ -6553,6 +6553,7 @@
             <w:insideH w:val="none" w:color="auto" w:sz="0" w:space="0"/>
             <w:insideV w:val="none" w:color="auto" w:sz="0" w:space="0"/>
           </w:tblBorders>
+          <w:shd w:val="clear" w:color="auto" w:fill="auto"/>
           <w:tblCellMar>
             <w:top w:w="0" w:type="dxa"/>
             <w:left w:w="108" w:type="dxa"/>
@@ -6707,6 +6708,344 @@
                 <w:lang w:val="en-US" w:eastAsia="zh-CN" w:bidi="ar"/>
               </w:rPr>
               <w:t>Высокая контрастность, поддержка тёмной темы, отказ от тонких шрифтов с засечками</w:t>
+            </w:r>
+          </w:p>
+        </w:tc>
+      </w:tr>
+      <w:tr>
+        <w:tblPrEx>
+          <w:tblBorders>
+            <w:top w:val="none" w:color="auto" w:sz="0" w:space="0"/>
+            <w:left w:val="none" w:color="auto" w:sz="0" w:space="0"/>
+            <w:bottom w:val="none" w:color="auto" w:sz="0" w:space="0"/>
+            <w:right w:val="none" w:color="auto" w:sz="0" w:space="0"/>
+            <w:insideH w:val="none" w:color="auto" w:sz="0" w:space="0"/>
+            <w:insideV w:val="none" w:color="auto" w:sz="0" w:space="0"/>
+          </w:tblBorders>
+          <w:shd w:val="clear" w:color="auto" w:fill="auto"/>
+          <w:tblCellMar>
+            <w:top w:w="0" w:type="dxa"/>
+            <w:left w:w="108" w:type="dxa"/>
+            <w:bottom w:w="0" w:type="dxa"/>
+            <w:right w:w="108" w:type="dxa"/>
+          </w:tblCellMar>
+        </w:tblPrEx>
+        <w:trPr>
+          <w:trHeight w:val="310" w:hRule="atLeast"/>
+        </w:trPr>
+        <w:tc>
+          <w:tcPr>
+            <w:tcW w:w="667" w:type="pct"/>
+            <w:tcBorders>
+              <w:top w:val="single" w:color="000000" w:sz="4" w:space="0"/>
+              <w:left w:val="single" w:color="000000" w:sz="4" w:space="0"/>
+              <w:bottom w:val="single" w:color="000000" w:sz="4" w:space="0"/>
+              <w:right w:val="single" w:color="000000" w:sz="4" w:space="0"/>
+            </w:tcBorders>
+            <w:shd w:val="clear" w:color="auto" w:fill="auto"/>
+            <w:noWrap/>
+            <w:vAlign w:val="bottom"/>
+          </w:tcPr>
+          <w:p>
+            <w:pPr>
+              <w:keepNext w:val="0"/>
+              <w:keepLines w:val="0"/>
+              <w:widowControl/>
+              <w:suppressLineNumbers w:val="0"/>
+              <w:spacing w:line="240" w:lineRule="auto"/>
+              <w:ind w:left="0" w:leftChars="0" w:right="0" w:rightChars="0" w:firstLine="0" w:firstLineChars="0"/>
+              <w:jc w:val="left"/>
+              <w:textAlignment w:val="bottom"/>
+              <w:rPr>
+                <w:rFonts w:hint="default" w:ascii="Times New Roman" w:hAnsi="Times New Roman" w:eastAsia="宋体" w:cs="Times New Roman"/>
+                <w:i w:val="0"/>
+                <w:iCs w:val="0"/>
+                <w:color w:val="000000"/>
+                <w:sz w:val="24"/>
+                <w:szCs w:val="24"/>
+                <w:u w:val="none"/>
+              </w:rPr>
+            </w:pPr>
+            <w:r>
+              <w:rPr>
+                <w:rFonts w:hint="default" w:ascii="Times New Roman" w:hAnsi="Times New Roman" w:eastAsia="宋体" w:cs="Times New Roman"/>
+                <w:i w:val="0"/>
+                <w:iCs w:val="0"/>
+                <w:color w:val="000000"/>
+                <w:kern w:val="0"/>
+                <w:sz w:val="24"/>
+                <w:szCs w:val="24"/>
+                <w:u w:val="none"/>
+                <w:lang w:val="en-US" w:eastAsia="zh-CN" w:bidi="ar"/>
+              </w:rPr>
+              <w:t>Аппаратное обеспечение</w:t>
+            </w:r>
+          </w:p>
+        </w:tc>
+        <w:tc>
+          <w:tcPr>
+            <w:tcW w:w="1647" w:type="pct"/>
+            <w:tcBorders>
+              <w:top w:val="single" w:color="000000" w:sz="4" w:space="0"/>
+              <w:left w:val="single" w:color="000000" w:sz="4" w:space="0"/>
+              <w:bottom w:val="single" w:color="000000" w:sz="4" w:space="0"/>
+              <w:right w:val="single" w:color="000000" w:sz="4" w:space="0"/>
+            </w:tcBorders>
+            <w:shd w:val="clear" w:color="auto" w:fill="auto"/>
+            <w:noWrap/>
+            <w:vAlign w:val="bottom"/>
+          </w:tcPr>
+          <w:p>
+            <w:pPr>
+              <w:keepNext w:val="0"/>
+              <w:keepLines w:val="0"/>
+              <w:widowControl/>
+              <w:suppressLineNumbers w:val="0"/>
+              <w:spacing w:line="240" w:lineRule="auto"/>
+              <w:ind w:left="0" w:leftChars="0" w:right="0" w:rightChars="0" w:firstLine="0" w:firstLineChars="0"/>
+              <w:jc w:val="left"/>
+              <w:textAlignment w:val="bottom"/>
+              <w:rPr>
+                <w:rFonts w:hint="default" w:ascii="Times New Roman" w:hAnsi="Times New Roman" w:eastAsia="宋体" w:cs="Times New Roman"/>
+                <w:i w:val="0"/>
+                <w:iCs w:val="0"/>
+                <w:color w:val="000000"/>
+                <w:sz w:val="24"/>
+                <w:szCs w:val="24"/>
+                <w:u w:val="none"/>
+              </w:rPr>
+            </w:pPr>
+            <w:r>
+              <w:rPr>
+                <w:rFonts w:hint="default" w:ascii="Times New Roman" w:hAnsi="Times New Roman" w:eastAsia="宋体" w:cs="Times New Roman"/>
+                <w:i w:val="0"/>
+                <w:iCs w:val="0"/>
+                <w:color w:val="000000"/>
+                <w:kern w:val="0"/>
+                <w:sz w:val="24"/>
+                <w:szCs w:val="24"/>
+                <w:u w:val="none"/>
+                <w:lang w:val="en-US" w:eastAsia="zh-CN" w:bidi="ar"/>
+              </w:rPr>
+              <w:t>Смартфоны разных размеров, ноутбуки</w:t>
+            </w:r>
+          </w:p>
+        </w:tc>
+        <w:tc>
+          <w:tcPr>
+            <w:tcW w:w="2684" w:type="pct"/>
+            <w:tcBorders>
+              <w:top w:val="single" w:color="000000" w:sz="4" w:space="0"/>
+              <w:left w:val="single" w:color="000000" w:sz="4" w:space="0"/>
+              <w:bottom w:val="single" w:color="000000" w:sz="4" w:space="0"/>
+              <w:right w:val="single" w:color="000000" w:sz="4" w:space="0"/>
+            </w:tcBorders>
+            <w:shd w:val="clear" w:color="auto" w:fill="auto"/>
+            <w:noWrap/>
+            <w:vAlign w:val="bottom"/>
+          </w:tcPr>
+          <w:p>
+            <w:pPr>
+              <w:keepNext w:val="0"/>
+              <w:keepLines w:val="0"/>
+              <w:widowControl/>
+              <w:suppressLineNumbers w:val="0"/>
+              <w:spacing w:line="240" w:lineRule="auto"/>
+              <w:ind w:left="0" w:leftChars="0" w:right="0" w:rightChars="0" w:firstLine="0" w:firstLineChars="0"/>
+              <w:jc w:val="left"/>
+              <w:textAlignment w:val="bottom"/>
+              <w:rPr>
+                <w:rFonts w:hint="default" w:ascii="Times New Roman" w:hAnsi="Times New Roman" w:eastAsia="宋体" w:cs="Times New Roman"/>
+                <w:i w:val="0"/>
+                <w:iCs w:val="0"/>
+                <w:color w:val="000000"/>
+                <w:sz w:val="24"/>
+                <w:szCs w:val="24"/>
+                <w:u w:val="none"/>
+              </w:rPr>
+            </w:pPr>
+            <w:r>
+              <w:rPr>
+                <w:rFonts w:hint="default" w:ascii="Times New Roman" w:hAnsi="Times New Roman" w:eastAsia="宋体" w:cs="Times New Roman"/>
+                <w:i w:val="0"/>
+                <w:iCs w:val="0"/>
+                <w:color w:val="000000"/>
+                <w:kern w:val="0"/>
+                <w:sz w:val="24"/>
+                <w:szCs w:val="24"/>
+                <w:u w:val="none"/>
+                <w:lang w:val="en-US" w:eastAsia="zh-CN" w:bidi="ar"/>
+              </w:rPr>
+              <w:t>Адаптивный дизайн мобильного приложения; QR-код должен генерироваться и работать офлайн</w:t>
+            </w:r>
+          </w:p>
+        </w:tc>
+      </w:tr>
+      <w:tr>
+        <w:tblPrEx>
+          <w:tblBorders>
+            <w:top w:val="none" w:color="auto" w:sz="0" w:space="0"/>
+            <w:left w:val="none" w:color="auto" w:sz="0" w:space="0"/>
+            <w:bottom w:val="none" w:color="auto" w:sz="0" w:space="0"/>
+            <w:right w:val="none" w:color="auto" w:sz="0" w:space="0"/>
+            <w:insideH w:val="none" w:color="auto" w:sz="0" w:space="0"/>
+            <w:insideV w:val="none" w:color="auto" w:sz="0" w:space="0"/>
+          </w:tblBorders>
+          <w:shd w:val="clear" w:color="auto" w:fill="auto"/>
+          <w:tblCellMar>
+            <w:top w:w="0" w:type="dxa"/>
+            <w:left w:w="108" w:type="dxa"/>
+            <w:bottom w:w="0" w:type="dxa"/>
+            <w:right w:w="108" w:type="dxa"/>
+          </w:tblCellMar>
+        </w:tblPrEx>
+        <w:trPr>
+          <w:trHeight w:val="310" w:hRule="atLeast"/>
+        </w:trPr>
+        <w:tc>
+          <w:tcPr>
+            <w:tcW w:w="667" w:type="pct"/>
+            <w:tcBorders>
+              <w:top w:val="single" w:color="000000" w:sz="4" w:space="0"/>
+              <w:left w:val="single" w:color="000000" w:sz="4" w:space="0"/>
+              <w:bottom w:val="single" w:color="000000" w:sz="4" w:space="0"/>
+              <w:right w:val="single" w:color="000000" w:sz="4" w:space="0"/>
+            </w:tcBorders>
+            <w:shd w:val="clear" w:color="auto" w:fill="auto"/>
+            <w:noWrap/>
+            <w:vAlign w:val="bottom"/>
+          </w:tcPr>
+          <w:p>
+            <w:pPr>
+              <w:keepNext w:val="0"/>
+              <w:keepLines w:val="0"/>
+              <w:widowControl/>
+              <w:suppressLineNumbers w:val="0"/>
+              <w:spacing w:line="240" w:lineRule="auto"/>
+              <w:ind w:left="0" w:leftChars="0" w:right="0" w:rightChars="0" w:firstLine="0" w:firstLineChars="0"/>
+              <w:jc w:val="left"/>
+              <w:textAlignment w:val="bottom"/>
+              <w:rPr>
+                <w:rFonts w:hint="default" w:ascii="Times New Roman" w:hAnsi="Times New Roman" w:eastAsia="宋体" w:cs="Times New Roman"/>
+                <w:i w:val="0"/>
+                <w:iCs w:val="0"/>
+                <w:color w:val="000000"/>
+                <w:sz w:val="24"/>
+                <w:szCs w:val="24"/>
+                <w:u w:val="none"/>
+              </w:rPr>
+            </w:pPr>
+            <w:r>
+              <w:rPr>
+                <w:rFonts w:hint="default" w:ascii="Times New Roman" w:hAnsi="Times New Roman" w:eastAsia="宋体" w:cs="Times New Roman"/>
+                <w:i w:val="0"/>
+                <w:iCs w:val="0"/>
+                <w:color w:val="000000"/>
+                <w:kern w:val="0"/>
+                <w:sz w:val="24"/>
+                <w:szCs w:val="24"/>
+                <w:u w:val="none"/>
+                <w:lang w:val="en-US" w:eastAsia="zh-CN" w:bidi="ar"/>
+              </w:rPr>
+              <w:t>Программное обеспечение</w:t>
+            </w:r>
+          </w:p>
+        </w:tc>
+        <w:tc>
+          <w:tcPr>
+            <w:tcW w:w="1647" w:type="pct"/>
+            <w:tcBorders>
+              <w:top w:val="single" w:color="000000" w:sz="4" w:space="0"/>
+              <w:left w:val="single" w:color="000000" w:sz="4" w:space="0"/>
+              <w:bottom w:val="single" w:color="000000" w:sz="4" w:space="0"/>
+              <w:right w:val="single" w:color="000000" w:sz="4" w:space="0"/>
+            </w:tcBorders>
+            <w:shd w:val="clear" w:color="auto" w:fill="auto"/>
+            <w:noWrap/>
+            <w:vAlign w:val="bottom"/>
+          </w:tcPr>
+          <w:p>
+            <w:pPr>
+              <w:keepNext w:val="0"/>
+              <w:keepLines w:val="0"/>
+              <w:widowControl/>
+              <w:suppressLineNumbers w:val="0"/>
+              <w:spacing w:line="240" w:lineRule="auto"/>
+              <w:ind w:left="0" w:leftChars="0" w:right="0" w:rightChars="0" w:firstLine="0" w:firstLineChars="0"/>
+              <w:jc w:val="left"/>
+              <w:textAlignment w:val="bottom"/>
+              <w:rPr>
+                <w:rFonts w:hint="default" w:ascii="Times New Roman" w:hAnsi="Times New Roman" w:eastAsia="宋体" w:cs="Times New Roman"/>
+                <w:i w:val="0"/>
+                <w:iCs w:val="0"/>
+                <w:color w:val="000000"/>
+                <w:sz w:val="24"/>
+                <w:szCs w:val="24"/>
+                <w:u w:val="none"/>
+              </w:rPr>
+            </w:pPr>
+            <w:r>
+              <w:rPr>
+                <w:rFonts w:hint="default" w:ascii="Times New Roman" w:hAnsi="Times New Roman" w:eastAsia="宋体" w:cs="Times New Roman"/>
+                <w:i w:val="0"/>
+                <w:iCs w:val="0"/>
+                <w:color w:val="000000"/>
+                <w:kern w:val="0"/>
+                <w:sz w:val="24"/>
+                <w:szCs w:val="24"/>
+                <w:u w:val="none"/>
+                <w:lang w:val="en-US" w:eastAsia="zh-CN" w:bidi="ar"/>
+              </w:rPr>
+              <w:t>iOS / Android; Chrome / Safari / встроенный браузер WeChat</w:t>
+            </w:r>
+          </w:p>
+        </w:tc>
+        <w:tc>
+          <w:tcPr>
+            <w:tcW w:w="2684" w:type="pct"/>
+            <w:tcBorders>
+              <w:top w:val="single" w:color="000000" w:sz="4" w:space="0"/>
+              <w:left w:val="single" w:color="000000" w:sz="4" w:space="0"/>
+              <w:bottom w:val="single" w:color="000000" w:sz="4" w:space="0"/>
+              <w:right w:val="single" w:color="000000" w:sz="4" w:space="0"/>
+            </w:tcBorders>
+            <w:shd w:val="clear" w:color="auto" w:fill="auto"/>
+            <w:noWrap/>
+            <w:vAlign w:val="bottom"/>
+          </w:tcPr>
+          <w:p>
+            <w:pPr>
+              <w:keepNext w:val="0"/>
+              <w:keepLines w:val="0"/>
+              <w:widowControl/>
+              <w:suppressLineNumbers w:val="0"/>
+              <w:spacing w:line="240" w:lineRule="auto"/>
+              <w:ind w:left="0" w:leftChars="0" w:right="0" w:rightChars="0" w:firstLine="0" w:firstLineChars="0"/>
+              <w:jc w:val="left"/>
+              <w:textAlignment w:val="bottom"/>
+              <w:rPr>
+                <w:rFonts w:hint="default" w:ascii="Times New Roman" w:hAnsi="Times New Roman" w:eastAsia="宋体" w:cs="Times New Roman"/>
+                <w:i w:val="0"/>
+                <w:iCs w:val="0"/>
+                <w:color w:val="000000"/>
+                <w:sz w:val="24"/>
+                <w:szCs w:val="24"/>
+                <w:u w:val="none"/>
+              </w:rPr>
+            </w:pPr>
+            <w:r>
+              <w:rPr>
+                <w:rFonts w:hint="default" w:ascii="Times New Roman" w:hAnsi="Times New Roman" w:eastAsia="宋体" w:cs="Times New Roman"/>
+                <w:i w:val="0"/>
+                <w:iCs w:val="0"/>
+                <w:color w:val="000000"/>
+                <w:kern w:val="0"/>
+                <w:sz w:val="24"/>
+                <w:szCs w:val="24"/>
+                <w:u w:val="none"/>
+                <w:lang w:val="en-US" w:eastAsia="zh-CN" w:bidi="ar"/>
+              </w:rPr>
+              <w:t>Совместимость с основными браузерами; возможность работы как Mini-Program в WeChat</w:t>
             </w:r>
           </w:p>
         </w:tc>
@@ -6776,7 +7115,7 @@
                 <w:u w:val="none"/>
                 <w:lang w:val="en-US" w:eastAsia="zh-CN" w:bidi="ar"/>
               </w:rPr>
-              <w:t>Аппаратное обеспечение</w:t>
+              <w:t>Прерывания</w:t>
             </w:r>
           </w:p>
         </w:tc>
@@ -6825,7 +7164,7 @@
                 <w:u w:val="none"/>
                 <w:lang w:val="en-US" w:eastAsia="zh-CN" w:bidi="ar"/>
               </w:rPr>
-              <w:t>Смартфоны разных размеров, ноутбуки</w:t>
+              <w:t>Перемены, разговоры, шум в столовой</w:t>
             </w:r>
           </w:p>
         </w:tc>
@@ -6874,7 +7213,7 @@
                 <w:u w:val="none"/>
                 <w:lang w:val="en-US" w:eastAsia="zh-CN" w:bidi="ar"/>
               </w:rPr>
-              <w:t>Адаптивный дизайн мобильного приложения; QR-код должен генерироваться и работать офлайн</w:t>
+              <w:t>Критические действия (подтверждение регистрации) требуют явного подтверждения; настраиваемый режим «Не беспокоить»</w:t>
             </w:r>
           </w:p>
         </w:tc>
@@ -6889,342 +7228,7 @@
             <w:insideH w:val="none" w:color="auto" w:sz="0" w:space="0"/>
             <w:insideV w:val="none" w:color="auto" w:sz="0" w:space="0"/>
           </w:tblBorders>
-          <w:tblCellMar>
-            <w:top w:w="0" w:type="dxa"/>
-            <w:left w:w="108" w:type="dxa"/>
-            <w:bottom w:w="0" w:type="dxa"/>
-            <w:right w:w="108" w:type="dxa"/>
-          </w:tblCellMar>
-        </w:tblPrEx>
-        <w:trPr>
-          <w:trHeight w:val="310" w:hRule="atLeast"/>
-        </w:trPr>
-        <w:tc>
-          <w:tcPr>
-            <w:tcW w:w="667" w:type="pct"/>
-            <w:tcBorders>
-              <w:top w:val="single" w:color="000000" w:sz="4" w:space="0"/>
-              <w:left w:val="single" w:color="000000" w:sz="4" w:space="0"/>
-              <w:bottom w:val="single" w:color="000000" w:sz="4" w:space="0"/>
-              <w:right w:val="single" w:color="000000" w:sz="4" w:space="0"/>
-            </w:tcBorders>
-            <w:shd w:val="clear" w:color="auto" w:fill="auto"/>
-            <w:noWrap/>
-            <w:vAlign w:val="bottom"/>
-          </w:tcPr>
-          <w:p>
-            <w:pPr>
-              <w:keepNext w:val="0"/>
-              <w:keepLines w:val="0"/>
-              <w:widowControl/>
-              <w:suppressLineNumbers w:val="0"/>
-              <w:spacing w:line="240" w:lineRule="auto"/>
-              <w:ind w:left="0" w:leftChars="0" w:right="0" w:rightChars="0" w:firstLine="0" w:firstLineChars="0"/>
-              <w:jc w:val="left"/>
-              <w:textAlignment w:val="bottom"/>
-              <w:rPr>
-                <w:rFonts w:hint="default" w:ascii="Times New Roman" w:hAnsi="Times New Roman" w:eastAsia="宋体" w:cs="Times New Roman"/>
-                <w:i w:val="0"/>
-                <w:iCs w:val="0"/>
-                <w:color w:val="000000"/>
-                <w:sz w:val="24"/>
-                <w:szCs w:val="24"/>
-                <w:u w:val="none"/>
-              </w:rPr>
-            </w:pPr>
-            <w:r>
-              <w:rPr>
-                <w:rFonts w:hint="default" w:ascii="Times New Roman" w:hAnsi="Times New Roman" w:eastAsia="宋体" w:cs="Times New Roman"/>
-                <w:i w:val="0"/>
-                <w:iCs w:val="0"/>
-                <w:color w:val="000000"/>
-                <w:kern w:val="0"/>
-                <w:sz w:val="24"/>
-                <w:szCs w:val="24"/>
-                <w:u w:val="none"/>
-                <w:lang w:val="en-US" w:eastAsia="zh-CN" w:bidi="ar"/>
-              </w:rPr>
-              <w:t>Программное обеспечение</w:t>
-            </w:r>
-          </w:p>
-        </w:tc>
-        <w:tc>
-          <w:tcPr>
-            <w:tcW w:w="1647" w:type="pct"/>
-            <w:tcBorders>
-              <w:top w:val="single" w:color="000000" w:sz="4" w:space="0"/>
-              <w:left w:val="single" w:color="000000" w:sz="4" w:space="0"/>
-              <w:bottom w:val="single" w:color="000000" w:sz="4" w:space="0"/>
-              <w:right w:val="single" w:color="000000" w:sz="4" w:space="0"/>
-            </w:tcBorders>
-            <w:shd w:val="clear" w:color="auto" w:fill="auto"/>
-            <w:noWrap/>
-            <w:vAlign w:val="bottom"/>
-          </w:tcPr>
-          <w:p>
-            <w:pPr>
-              <w:keepNext w:val="0"/>
-              <w:keepLines w:val="0"/>
-              <w:widowControl/>
-              <w:suppressLineNumbers w:val="0"/>
-              <w:spacing w:line="240" w:lineRule="auto"/>
-              <w:ind w:left="0" w:leftChars="0" w:right="0" w:rightChars="0" w:firstLine="0" w:firstLineChars="0"/>
-              <w:jc w:val="left"/>
-              <w:textAlignment w:val="bottom"/>
-              <w:rPr>
-                <w:rFonts w:hint="default" w:ascii="Times New Roman" w:hAnsi="Times New Roman" w:eastAsia="宋体" w:cs="Times New Roman"/>
-                <w:i w:val="0"/>
-                <w:iCs w:val="0"/>
-                <w:color w:val="000000"/>
-                <w:sz w:val="24"/>
-                <w:szCs w:val="24"/>
-                <w:u w:val="none"/>
-              </w:rPr>
-            </w:pPr>
-            <w:r>
-              <w:rPr>
-                <w:rFonts w:hint="default" w:ascii="Times New Roman" w:hAnsi="Times New Roman" w:eastAsia="宋体" w:cs="Times New Roman"/>
-                <w:i w:val="0"/>
-                <w:iCs w:val="0"/>
-                <w:color w:val="000000"/>
-                <w:kern w:val="0"/>
-                <w:sz w:val="24"/>
-                <w:szCs w:val="24"/>
-                <w:u w:val="none"/>
-                <w:lang w:val="en-US" w:eastAsia="zh-CN" w:bidi="ar"/>
-              </w:rPr>
-              <w:t>iOS / Android; Chrome / Safari / встроенный браузер WeChat</w:t>
-            </w:r>
-          </w:p>
-        </w:tc>
-        <w:tc>
-          <w:tcPr>
-            <w:tcW w:w="2684" w:type="pct"/>
-            <w:tcBorders>
-              <w:top w:val="single" w:color="000000" w:sz="4" w:space="0"/>
-              <w:left w:val="single" w:color="000000" w:sz="4" w:space="0"/>
-              <w:bottom w:val="single" w:color="000000" w:sz="4" w:space="0"/>
-              <w:right w:val="single" w:color="000000" w:sz="4" w:space="0"/>
-            </w:tcBorders>
-            <w:shd w:val="clear" w:color="auto" w:fill="auto"/>
-            <w:noWrap/>
-            <w:vAlign w:val="bottom"/>
-          </w:tcPr>
-          <w:p>
-            <w:pPr>
-              <w:keepNext w:val="0"/>
-              <w:keepLines w:val="0"/>
-              <w:widowControl/>
-              <w:suppressLineNumbers w:val="0"/>
-              <w:spacing w:line="240" w:lineRule="auto"/>
-              <w:ind w:left="0" w:leftChars="0" w:right="0" w:rightChars="0" w:firstLine="0" w:firstLineChars="0"/>
-              <w:jc w:val="left"/>
-              <w:textAlignment w:val="bottom"/>
-              <w:rPr>
-                <w:rFonts w:hint="default" w:ascii="Times New Roman" w:hAnsi="Times New Roman" w:eastAsia="宋体" w:cs="Times New Roman"/>
-                <w:i w:val="0"/>
-                <w:iCs w:val="0"/>
-                <w:color w:val="000000"/>
-                <w:sz w:val="24"/>
-                <w:szCs w:val="24"/>
-                <w:u w:val="none"/>
-              </w:rPr>
-            </w:pPr>
-            <w:r>
-              <w:rPr>
-                <w:rFonts w:hint="default" w:ascii="Times New Roman" w:hAnsi="Times New Roman" w:eastAsia="宋体" w:cs="Times New Roman"/>
-                <w:i w:val="0"/>
-                <w:iCs w:val="0"/>
-                <w:color w:val="000000"/>
-                <w:kern w:val="0"/>
-                <w:sz w:val="24"/>
-                <w:szCs w:val="24"/>
-                <w:u w:val="none"/>
-                <w:lang w:val="en-US" w:eastAsia="zh-CN" w:bidi="ar"/>
-              </w:rPr>
-              <w:t>Совместимость с основными браузерами; возможность работы как Mini-Program в WeChat</w:t>
-            </w:r>
-          </w:p>
-        </w:tc>
-      </w:tr>
-      <w:tr>
-        <w:tblPrEx>
-          <w:tblBorders>
-            <w:top w:val="none" w:color="auto" w:sz="0" w:space="0"/>
-            <w:left w:val="none" w:color="auto" w:sz="0" w:space="0"/>
-            <w:bottom w:val="none" w:color="auto" w:sz="0" w:space="0"/>
-            <w:right w:val="none" w:color="auto" w:sz="0" w:space="0"/>
-            <w:insideH w:val="none" w:color="auto" w:sz="0" w:space="0"/>
-            <w:insideV w:val="none" w:color="auto" w:sz="0" w:space="0"/>
-          </w:tblBorders>
-          <w:tblCellMar>
-            <w:top w:w="0" w:type="dxa"/>
-            <w:left w:w="108" w:type="dxa"/>
-            <w:bottom w:w="0" w:type="dxa"/>
-            <w:right w:w="108" w:type="dxa"/>
-          </w:tblCellMar>
-        </w:tblPrEx>
-        <w:trPr>
-          <w:trHeight w:val="310" w:hRule="atLeast"/>
-        </w:trPr>
-        <w:tc>
-          <w:tcPr>
-            <w:tcW w:w="667" w:type="pct"/>
-            <w:tcBorders>
-              <w:top w:val="single" w:color="000000" w:sz="4" w:space="0"/>
-              <w:left w:val="single" w:color="000000" w:sz="4" w:space="0"/>
-              <w:bottom w:val="single" w:color="000000" w:sz="4" w:space="0"/>
-              <w:right w:val="single" w:color="000000" w:sz="4" w:space="0"/>
-            </w:tcBorders>
-            <w:shd w:val="clear" w:color="auto" w:fill="auto"/>
-            <w:noWrap/>
-            <w:vAlign w:val="bottom"/>
-          </w:tcPr>
-          <w:p>
-            <w:pPr>
-              <w:keepNext w:val="0"/>
-              <w:keepLines w:val="0"/>
-              <w:widowControl/>
-              <w:suppressLineNumbers w:val="0"/>
-              <w:spacing w:line="240" w:lineRule="auto"/>
-              <w:ind w:left="0" w:leftChars="0" w:right="0" w:rightChars="0" w:firstLine="0" w:firstLineChars="0"/>
-              <w:jc w:val="left"/>
-              <w:textAlignment w:val="bottom"/>
-              <w:rPr>
-                <w:rFonts w:hint="default" w:ascii="Times New Roman" w:hAnsi="Times New Roman" w:eastAsia="宋体" w:cs="Times New Roman"/>
-                <w:i w:val="0"/>
-                <w:iCs w:val="0"/>
-                <w:color w:val="000000"/>
-                <w:sz w:val="24"/>
-                <w:szCs w:val="24"/>
-                <w:u w:val="none"/>
-              </w:rPr>
-            </w:pPr>
-            <w:r>
-              <w:rPr>
-                <w:rFonts w:hint="default" w:ascii="Times New Roman" w:hAnsi="Times New Roman" w:eastAsia="宋体" w:cs="Times New Roman"/>
-                <w:i w:val="0"/>
-                <w:iCs w:val="0"/>
-                <w:color w:val="000000"/>
-                <w:kern w:val="0"/>
-                <w:sz w:val="24"/>
-                <w:szCs w:val="24"/>
-                <w:u w:val="none"/>
-                <w:lang w:val="en-US" w:eastAsia="zh-CN" w:bidi="ar"/>
-              </w:rPr>
-              <w:t>Прерывания</w:t>
-            </w:r>
-          </w:p>
-        </w:tc>
-        <w:tc>
-          <w:tcPr>
-            <w:tcW w:w="1647" w:type="pct"/>
-            <w:tcBorders>
-              <w:top w:val="single" w:color="000000" w:sz="4" w:space="0"/>
-              <w:left w:val="single" w:color="000000" w:sz="4" w:space="0"/>
-              <w:bottom w:val="single" w:color="000000" w:sz="4" w:space="0"/>
-              <w:right w:val="single" w:color="000000" w:sz="4" w:space="0"/>
-            </w:tcBorders>
-            <w:shd w:val="clear" w:color="auto" w:fill="auto"/>
-            <w:noWrap/>
-            <w:vAlign w:val="bottom"/>
-          </w:tcPr>
-          <w:p>
-            <w:pPr>
-              <w:keepNext w:val="0"/>
-              <w:keepLines w:val="0"/>
-              <w:widowControl/>
-              <w:suppressLineNumbers w:val="0"/>
-              <w:spacing w:line="240" w:lineRule="auto"/>
-              <w:ind w:left="0" w:leftChars="0" w:right="0" w:rightChars="0" w:firstLine="0" w:firstLineChars="0"/>
-              <w:jc w:val="left"/>
-              <w:textAlignment w:val="bottom"/>
-              <w:rPr>
-                <w:rFonts w:hint="default" w:ascii="Times New Roman" w:hAnsi="Times New Roman" w:eastAsia="宋体" w:cs="Times New Roman"/>
-                <w:i w:val="0"/>
-                <w:iCs w:val="0"/>
-                <w:color w:val="000000"/>
-                <w:sz w:val="24"/>
-                <w:szCs w:val="24"/>
-                <w:u w:val="none"/>
-              </w:rPr>
-            </w:pPr>
-            <w:r>
-              <w:rPr>
-                <w:rFonts w:hint="default" w:ascii="Times New Roman" w:hAnsi="Times New Roman" w:eastAsia="宋体" w:cs="Times New Roman"/>
-                <w:i w:val="0"/>
-                <w:iCs w:val="0"/>
-                <w:color w:val="000000"/>
-                <w:kern w:val="0"/>
-                <w:sz w:val="24"/>
-                <w:szCs w:val="24"/>
-                <w:u w:val="none"/>
-                <w:lang w:val="en-US" w:eastAsia="zh-CN" w:bidi="ar"/>
-              </w:rPr>
-              <w:t>Перемены, разговоры, шум в столовой</w:t>
-            </w:r>
-          </w:p>
-        </w:tc>
-        <w:tc>
-          <w:tcPr>
-            <w:tcW w:w="2684" w:type="pct"/>
-            <w:tcBorders>
-              <w:top w:val="single" w:color="000000" w:sz="4" w:space="0"/>
-              <w:left w:val="single" w:color="000000" w:sz="4" w:space="0"/>
-              <w:bottom w:val="single" w:color="000000" w:sz="4" w:space="0"/>
-              <w:right w:val="single" w:color="000000" w:sz="4" w:space="0"/>
-            </w:tcBorders>
-            <w:shd w:val="clear" w:color="auto" w:fill="auto"/>
-            <w:noWrap/>
-            <w:vAlign w:val="bottom"/>
-          </w:tcPr>
-          <w:p>
-            <w:pPr>
-              <w:keepNext w:val="0"/>
-              <w:keepLines w:val="0"/>
-              <w:widowControl/>
-              <w:suppressLineNumbers w:val="0"/>
-              <w:spacing w:line="240" w:lineRule="auto"/>
-              <w:ind w:left="0" w:leftChars="0" w:right="0" w:rightChars="0" w:firstLine="0" w:firstLineChars="0"/>
-              <w:jc w:val="left"/>
-              <w:textAlignment w:val="bottom"/>
-              <w:rPr>
-                <w:rFonts w:hint="default" w:ascii="Times New Roman" w:hAnsi="Times New Roman" w:eastAsia="宋体" w:cs="Times New Roman"/>
-                <w:i w:val="0"/>
-                <w:iCs w:val="0"/>
-                <w:color w:val="000000"/>
-                <w:sz w:val="24"/>
-                <w:szCs w:val="24"/>
-                <w:u w:val="none"/>
-              </w:rPr>
-            </w:pPr>
-            <w:r>
-              <w:rPr>
-                <w:rFonts w:hint="default" w:ascii="Times New Roman" w:hAnsi="Times New Roman" w:eastAsia="宋体" w:cs="Times New Roman"/>
-                <w:i w:val="0"/>
-                <w:iCs w:val="0"/>
-                <w:color w:val="000000"/>
-                <w:kern w:val="0"/>
-                <w:sz w:val="24"/>
-                <w:szCs w:val="24"/>
-                <w:u w:val="none"/>
-                <w:lang w:val="en-US" w:eastAsia="zh-CN" w:bidi="ar"/>
-              </w:rPr>
-              <w:t>Критические действия (подтверждение регистрации) требуют явного подтверждения; настраиваемый режим «Не беспокоить»</w:t>
-            </w:r>
-          </w:p>
-        </w:tc>
-      </w:tr>
-      <w:tr>
-        <w:tblPrEx>
-          <w:tblBorders>
-            <w:top w:val="none" w:color="auto" w:sz="0" w:space="0"/>
-            <w:left w:val="none" w:color="auto" w:sz="0" w:space="0"/>
-            <w:bottom w:val="none" w:color="auto" w:sz="0" w:space="0"/>
-            <w:right w:val="none" w:color="auto" w:sz="0" w:space="0"/>
-            <w:insideH w:val="none" w:color="auto" w:sz="0" w:space="0"/>
-            <w:insideV w:val="none" w:color="auto" w:sz="0" w:space="0"/>
-          </w:tblBorders>
+          <w:shd w:val="clear" w:color="auto" w:fill="auto"/>
           <w:tblCellMar>
             <w:top w:w="0" w:type="dxa"/>
             <w:left w:w="108" w:type="dxa"/>
@@ -9614,6 +9618,7 @@
             <w:insideH w:val="none" w:color="auto" w:sz="0" w:space="0"/>
             <w:insideV w:val="none" w:color="auto" w:sz="0" w:space="0"/>
           </w:tblBorders>
+          <w:shd w:val="clear" w:color="auto" w:fill="auto"/>
           <w:tblCellMar>
             <w:top w:w="0" w:type="dxa"/>
             <w:left w:w="108" w:type="dxa"/>
@@ -9817,657 +9822,6 @@
                 <w:lang w:val="en-US" w:eastAsia="zh-CN" w:bidi="ar"/>
               </w:rPr>
               <w:t>+</w:t>
-            </w:r>
-          </w:p>
-        </w:tc>
-      </w:tr>
-      <w:tr>
-        <w:tblPrEx>
-          <w:tblBorders>
-            <w:top w:val="none" w:color="auto" w:sz="0" w:space="0"/>
-            <w:left w:val="none" w:color="auto" w:sz="0" w:space="0"/>
-            <w:bottom w:val="none" w:color="auto" w:sz="0" w:space="0"/>
-            <w:right w:val="none" w:color="auto" w:sz="0" w:space="0"/>
-            <w:insideH w:val="none" w:color="auto" w:sz="0" w:space="0"/>
-            <w:insideV w:val="none" w:color="auto" w:sz="0" w:space="0"/>
-          </w:tblBorders>
-          <w:tblCellMar>
-            <w:top w:w="0" w:type="dxa"/>
-            <w:left w:w="108" w:type="dxa"/>
-            <w:bottom w:w="0" w:type="dxa"/>
-            <w:right w:w="108" w:type="dxa"/>
-          </w:tblCellMar>
-        </w:tblPrEx>
-        <w:trPr>
-          <w:trHeight w:val="1103" w:hRule="atLeast"/>
-        </w:trPr>
-        <w:tc>
-          <w:tcPr>
-            <w:tcW w:w="1361" w:type="pct"/>
-            <w:tcBorders>
-              <w:top w:val="single" w:color="000000" w:sz="4" w:space="0"/>
-              <w:left w:val="single" w:color="000000" w:sz="4" w:space="0"/>
-              <w:bottom w:val="single" w:color="000000" w:sz="4" w:space="0"/>
-              <w:right w:val="single" w:color="000000" w:sz="4" w:space="0"/>
-            </w:tcBorders>
-            <w:shd w:val="clear" w:color="auto" w:fill="auto"/>
-            <w:noWrap/>
-            <w:vAlign w:val="bottom"/>
-          </w:tcPr>
-          <w:p>
-            <w:pPr>
-              <w:keepNext w:val="0"/>
-              <w:keepLines w:val="0"/>
-              <w:widowControl/>
-              <w:suppressLineNumbers w:val="0"/>
-              <w:spacing w:line="240" w:lineRule="auto"/>
-              <w:ind w:left="0" w:leftChars="0" w:right="0" w:rightChars="0" w:firstLine="0" w:firstLineChars="0"/>
-              <w:jc w:val="left"/>
-              <w:textAlignment w:val="bottom"/>
-              <w:rPr>
-                <w:rFonts w:hint="default" w:ascii="Times New Roman" w:hAnsi="Times New Roman" w:eastAsia="宋体" w:cs="Times New Roman"/>
-                <w:i w:val="0"/>
-                <w:iCs w:val="0"/>
-                <w:color w:val="000000"/>
-                <w:sz w:val="24"/>
-                <w:szCs w:val="24"/>
-                <w:u w:val="none"/>
-              </w:rPr>
-            </w:pPr>
-            <w:r>
-              <w:rPr>
-                <w:rFonts w:hint="default" w:ascii="Times New Roman" w:hAnsi="Times New Roman" w:eastAsia="宋体" w:cs="Times New Roman"/>
-                <w:i w:val="0"/>
-                <w:iCs w:val="0"/>
-                <w:color w:val="000000"/>
-                <w:kern w:val="0"/>
-                <w:sz w:val="24"/>
-                <w:szCs w:val="24"/>
-                <w:u w:val="none"/>
-                <w:lang w:val="en-US" w:eastAsia="zh-CN" w:bidi="ar"/>
-              </w:rPr>
-              <w:t>Просмотр деталей мероприятия</w:t>
-            </w:r>
-          </w:p>
-        </w:tc>
-        <w:tc>
-          <w:tcPr>
-            <w:tcW w:w="1361" w:type="pct"/>
-            <w:tcBorders>
-              <w:top w:val="single" w:color="000000" w:sz="4" w:space="0"/>
-              <w:left w:val="single" w:color="000000" w:sz="4" w:space="0"/>
-              <w:bottom w:val="single" w:color="000000" w:sz="4" w:space="0"/>
-              <w:right w:val="single" w:color="000000" w:sz="4" w:space="0"/>
-            </w:tcBorders>
-            <w:shd w:val="clear" w:color="auto" w:fill="auto"/>
-            <w:noWrap/>
-            <w:vAlign w:val="bottom"/>
-          </w:tcPr>
-          <w:p>
-            <w:pPr>
-              <w:keepNext w:val="0"/>
-              <w:keepLines w:val="0"/>
-              <w:widowControl/>
-              <w:suppressLineNumbers w:val="0"/>
-              <w:spacing w:line="240" w:lineRule="auto"/>
-              <w:ind w:left="0" w:leftChars="0" w:right="0" w:rightChars="0" w:firstLine="0" w:firstLineChars="0"/>
-              <w:jc w:val="left"/>
-              <w:textAlignment w:val="bottom"/>
-              <w:rPr>
-                <w:rFonts w:hint="default" w:ascii="Times New Roman" w:hAnsi="Times New Roman" w:eastAsia="宋体" w:cs="Times New Roman"/>
-                <w:i w:val="0"/>
-                <w:iCs w:val="0"/>
-                <w:color w:val="000000"/>
-                <w:sz w:val="24"/>
-                <w:szCs w:val="24"/>
-                <w:u w:val="none"/>
-              </w:rPr>
-            </w:pPr>
-            <w:r>
-              <w:rPr>
-                <w:rFonts w:hint="default" w:ascii="Times New Roman" w:hAnsi="Times New Roman" w:eastAsia="宋体" w:cs="Times New Roman"/>
-                <w:i w:val="0"/>
-                <w:iCs w:val="0"/>
-                <w:color w:val="000000"/>
-                <w:kern w:val="0"/>
-                <w:sz w:val="24"/>
-                <w:szCs w:val="24"/>
-                <w:u w:val="none"/>
-                <w:lang w:val="en-US" w:eastAsia="zh-CN" w:bidi="ar"/>
-              </w:rPr>
-              <w:t>+</w:t>
-            </w:r>
-          </w:p>
-        </w:tc>
-        <w:tc>
-          <w:tcPr>
-            <w:tcW w:w="1162" w:type="pct"/>
-            <w:tcBorders>
-              <w:top w:val="single" w:color="000000" w:sz="4" w:space="0"/>
-              <w:left w:val="single" w:color="000000" w:sz="4" w:space="0"/>
-              <w:bottom w:val="single" w:color="000000" w:sz="4" w:space="0"/>
-              <w:right w:val="single" w:color="000000" w:sz="4" w:space="0"/>
-            </w:tcBorders>
-            <w:shd w:val="clear" w:color="auto" w:fill="auto"/>
-            <w:noWrap/>
-            <w:vAlign w:val="bottom"/>
-          </w:tcPr>
-          <w:p>
-            <w:pPr>
-              <w:keepNext w:val="0"/>
-              <w:keepLines w:val="0"/>
-              <w:widowControl/>
-              <w:suppressLineNumbers w:val="0"/>
-              <w:spacing w:line="240" w:lineRule="auto"/>
-              <w:ind w:left="0" w:leftChars="0" w:right="0" w:rightChars="0" w:firstLine="0" w:firstLineChars="0"/>
-              <w:jc w:val="left"/>
-              <w:textAlignment w:val="bottom"/>
-              <w:rPr>
-                <w:rFonts w:hint="default" w:ascii="Times New Roman" w:hAnsi="Times New Roman" w:eastAsia="宋体" w:cs="Times New Roman"/>
-                <w:i w:val="0"/>
-                <w:iCs w:val="0"/>
-                <w:color w:val="000000"/>
-                <w:sz w:val="24"/>
-                <w:szCs w:val="24"/>
-                <w:u w:val="none"/>
-              </w:rPr>
-            </w:pPr>
-            <w:r>
-              <w:rPr>
-                <w:rFonts w:hint="default" w:ascii="Times New Roman" w:hAnsi="Times New Roman" w:eastAsia="宋体" w:cs="Times New Roman"/>
-                <w:i w:val="0"/>
-                <w:iCs w:val="0"/>
-                <w:color w:val="000000"/>
-                <w:kern w:val="0"/>
-                <w:sz w:val="24"/>
-                <w:szCs w:val="24"/>
-                <w:u w:val="none"/>
-                <w:lang w:val="en-US" w:eastAsia="zh-CN" w:bidi="ar"/>
-              </w:rPr>
-              <w:t>+</w:t>
-            </w:r>
-          </w:p>
-        </w:tc>
-        <w:tc>
-          <w:tcPr>
-            <w:tcW w:w="1114" w:type="pct"/>
-            <w:tcBorders>
-              <w:top w:val="single" w:color="000000" w:sz="4" w:space="0"/>
-              <w:left w:val="single" w:color="000000" w:sz="4" w:space="0"/>
-              <w:bottom w:val="single" w:color="000000" w:sz="4" w:space="0"/>
-              <w:right w:val="single" w:color="000000" w:sz="4" w:space="0"/>
-            </w:tcBorders>
-            <w:shd w:val="clear" w:color="auto" w:fill="auto"/>
-            <w:noWrap/>
-            <w:vAlign w:val="bottom"/>
-          </w:tcPr>
-          <w:p>
-            <w:pPr>
-              <w:keepNext w:val="0"/>
-              <w:keepLines w:val="0"/>
-              <w:widowControl/>
-              <w:suppressLineNumbers w:val="0"/>
-              <w:spacing w:line="240" w:lineRule="auto"/>
-              <w:ind w:left="0" w:leftChars="0" w:right="0" w:rightChars="0" w:firstLine="0" w:firstLineChars="0"/>
-              <w:jc w:val="left"/>
-              <w:textAlignment w:val="bottom"/>
-              <w:rPr>
-                <w:rFonts w:hint="default" w:ascii="Times New Roman" w:hAnsi="Times New Roman" w:eastAsia="宋体" w:cs="Times New Roman"/>
-                <w:i w:val="0"/>
-                <w:iCs w:val="0"/>
-                <w:color w:val="000000"/>
-                <w:sz w:val="24"/>
-                <w:szCs w:val="24"/>
-                <w:u w:val="none"/>
-              </w:rPr>
-            </w:pPr>
-            <w:r>
-              <w:rPr>
-                <w:rFonts w:hint="default" w:ascii="Times New Roman" w:hAnsi="Times New Roman" w:eastAsia="宋体" w:cs="Times New Roman"/>
-                <w:i w:val="0"/>
-                <w:iCs w:val="0"/>
-                <w:color w:val="000000"/>
-                <w:kern w:val="0"/>
-                <w:sz w:val="24"/>
-                <w:szCs w:val="24"/>
-                <w:u w:val="none"/>
-                <w:lang w:val="en-US" w:eastAsia="zh-CN" w:bidi="ar"/>
-              </w:rPr>
-              <w:t>+</w:t>
-            </w:r>
-          </w:p>
-        </w:tc>
-      </w:tr>
-      <w:tr>
-        <w:tblPrEx>
-          <w:tblBorders>
-            <w:top w:val="none" w:color="auto" w:sz="0" w:space="0"/>
-            <w:left w:val="none" w:color="auto" w:sz="0" w:space="0"/>
-            <w:bottom w:val="none" w:color="auto" w:sz="0" w:space="0"/>
-            <w:right w:val="none" w:color="auto" w:sz="0" w:space="0"/>
-            <w:insideH w:val="none" w:color="auto" w:sz="0" w:space="0"/>
-            <w:insideV w:val="none" w:color="auto" w:sz="0" w:space="0"/>
-          </w:tblBorders>
-          <w:tblCellMar>
-            <w:top w:w="0" w:type="dxa"/>
-            <w:left w:w="108" w:type="dxa"/>
-            <w:bottom w:w="0" w:type="dxa"/>
-            <w:right w:w="108" w:type="dxa"/>
-          </w:tblCellMar>
-        </w:tblPrEx>
-        <w:trPr>
-          <w:trHeight w:val="1103" w:hRule="atLeast"/>
-        </w:trPr>
-        <w:tc>
-          <w:tcPr>
-            <w:tcW w:w="1361" w:type="pct"/>
-            <w:tcBorders>
-              <w:top w:val="single" w:color="000000" w:sz="4" w:space="0"/>
-              <w:left w:val="single" w:color="000000" w:sz="4" w:space="0"/>
-              <w:bottom w:val="single" w:color="000000" w:sz="4" w:space="0"/>
-              <w:right w:val="single" w:color="000000" w:sz="4" w:space="0"/>
-            </w:tcBorders>
-            <w:shd w:val="clear" w:color="auto" w:fill="auto"/>
-            <w:noWrap/>
-            <w:vAlign w:val="bottom"/>
-          </w:tcPr>
-          <w:p>
-            <w:pPr>
-              <w:keepNext w:val="0"/>
-              <w:keepLines w:val="0"/>
-              <w:widowControl/>
-              <w:suppressLineNumbers w:val="0"/>
-              <w:spacing w:line="240" w:lineRule="auto"/>
-              <w:ind w:left="0" w:leftChars="0" w:right="0" w:rightChars="0" w:firstLine="0" w:firstLineChars="0"/>
-              <w:jc w:val="left"/>
-              <w:textAlignment w:val="bottom"/>
-              <w:rPr>
-                <w:rFonts w:hint="default" w:ascii="Times New Roman" w:hAnsi="Times New Roman" w:eastAsia="宋体" w:cs="Times New Roman"/>
-                <w:i w:val="0"/>
-                <w:iCs w:val="0"/>
-                <w:color w:val="000000"/>
-                <w:sz w:val="24"/>
-                <w:szCs w:val="24"/>
-                <w:u w:val="none"/>
-              </w:rPr>
-            </w:pPr>
-            <w:r>
-              <w:rPr>
-                <w:rFonts w:hint="default" w:ascii="Times New Roman" w:hAnsi="Times New Roman" w:eastAsia="宋体" w:cs="Times New Roman"/>
-                <w:i w:val="0"/>
-                <w:iCs w:val="0"/>
-                <w:color w:val="000000"/>
-                <w:kern w:val="0"/>
-                <w:sz w:val="24"/>
-                <w:szCs w:val="24"/>
-                <w:u w:val="none"/>
-                <w:lang w:val="en-US" w:eastAsia="zh-CN" w:bidi="ar"/>
-              </w:rPr>
-              <w:t>Регистрация на мероприятие</w:t>
-            </w:r>
-          </w:p>
-        </w:tc>
-        <w:tc>
-          <w:tcPr>
-            <w:tcW w:w="1361" w:type="pct"/>
-            <w:tcBorders>
-              <w:top w:val="single" w:color="000000" w:sz="4" w:space="0"/>
-              <w:left w:val="single" w:color="000000" w:sz="4" w:space="0"/>
-              <w:bottom w:val="single" w:color="000000" w:sz="4" w:space="0"/>
-              <w:right w:val="single" w:color="000000" w:sz="4" w:space="0"/>
-            </w:tcBorders>
-            <w:shd w:val="clear" w:color="auto" w:fill="auto"/>
-            <w:noWrap/>
-            <w:vAlign w:val="bottom"/>
-          </w:tcPr>
-          <w:p>
-            <w:pPr>
-              <w:keepNext w:val="0"/>
-              <w:keepLines w:val="0"/>
-              <w:widowControl/>
-              <w:suppressLineNumbers w:val="0"/>
-              <w:spacing w:line="240" w:lineRule="auto"/>
-              <w:ind w:left="0" w:leftChars="0" w:right="0" w:rightChars="0" w:firstLine="0" w:firstLineChars="0"/>
-              <w:jc w:val="left"/>
-              <w:textAlignment w:val="bottom"/>
-              <w:rPr>
-                <w:rFonts w:hint="default" w:ascii="Times New Roman" w:hAnsi="Times New Roman" w:eastAsia="宋体" w:cs="Times New Roman"/>
-                <w:i w:val="0"/>
-                <w:iCs w:val="0"/>
-                <w:color w:val="000000"/>
-                <w:sz w:val="24"/>
-                <w:szCs w:val="24"/>
-                <w:u w:val="none"/>
-              </w:rPr>
-            </w:pPr>
-            <w:r>
-              <w:rPr>
-                <w:rFonts w:hint="default" w:ascii="Times New Roman" w:hAnsi="Times New Roman" w:eastAsia="宋体" w:cs="Times New Roman"/>
-                <w:i w:val="0"/>
-                <w:iCs w:val="0"/>
-                <w:color w:val="000000"/>
-                <w:kern w:val="0"/>
-                <w:sz w:val="24"/>
-                <w:szCs w:val="24"/>
-                <w:u w:val="none"/>
-                <w:lang w:val="en-US" w:eastAsia="zh-CN" w:bidi="ar"/>
-              </w:rPr>
-              <w:t>+</w:t>
-            </w:r>
-          </w:p>
-        </w:tc>
-        <w:tc>
-          <w:tcPr>
-            <w:tcW w:w="1162" w:type="pct"/>
-            <w:tcBorders>
-              <w:top w:val="single" w:color="000000" w:sz="4" w:space="0"/>
-              <w:left w:val="single" w:color="000000" w:sz="4" w:space="0"/>
-              <w:bottom w:val="single" w:color="000000" w:sz="4" w:space="0"/>
-              <w:right w:val="single" w:color="000000" w:sz="4" w:space="0"/>
-            </w:tcBorders>
-            <w:shd w:val="clear" w:color="auto" w:fill="auto"/>
-            <w:noWrap/>
-            <w:vAlign w:val="bottom"/>
-          </w:tcPr>
-          <w:p>
-            <w:pPr>
-              <w:keepNext w:val="0"/>
-              <w:keepLines w:val="0"/>
-              <w:widowControl/>
-              <w:suppressLineNumbers w:val="0"/>
-              <w:spacing w:line="240" w:lineRule="auto"/>
-              <w:ind w:left="0" w:leftChars="0" w:right="0" w:rightChars="0" w:firstLine="0" w:firstLineChars="0"/>
-              <w:jc w:val="left"/>
-              <w:textAlignment w:val="bottom"/>
-              <w:rPr>
-                <w:rFonts w:hint="default" w:ascii="Times New Roman" w:hAnsi="Times New Roman" w:eastAsia="宋体" w:cs="Times New Roman"/>
-                <w:i w:val="0"/>
-                <w:iCs w:val="0"/>
-                <w:color w:val="000000"/>
-                <w:sz w:val="24"/>
-                <w:szCs w:val="24"/>
-                <w:u w:val="none"/>
-              </w:rPr>
-            </w:pPr>
-            <w:r>
-              <w:rPr>
-                <w:rFonts w:hint="default" w:ascii="Times New Roman" w:hAnsi="Times New Roman" w:eastAsia="宋体" w:cs="Times New Roman"/>
-                <w:i w:val="0"/>
-                <w:iCs w:val="0"/>
-                <w:color w:val="000000"/>
-                <w:kern w:val="0"/>
-                <w:sz w:val="24"/>
-                <w:szCs w:val="24"/>
-                <w:u w:val="none"/>
-                <w:lang w:val="en-US" w:eastAsia="zh-CN" w:bidi="ar"/>
-              </w:rPr>
-              <w:t>-</w:t>
-            </w:r>
-          </w:p>
-        </w:tc>
-        <w:tc>
-          <w:tcPr>
-            <w:tcW w:w="1114" w:type="pct"/>
-            <w:tcBorders>
-              <w:top w:val="single" w:color="000000" w:sz="4" w:space="0"/>
-              <w:left w:val="single" w:color="000000" w:sz="4" w:space="0"/>
-              <w:bottom w:val="single" w:color="000000" w:sz="4" w:space="0"/>
-              <w:right w:val="single" w:color="000000" w:sz="4" w:space="0"/>
-            </w:tcBorders>
-            <w:shd w:val="clear" w:color="auto" w:fill="auto"/>
-            <w:noWrap/>
-            <w:vAlign w:val="bottom"/>
-          </w:tcPr>
-          <w:p>
-            <w:pPr>
-              <w:keepNext w:val="0"/>
-              <w:keepLines w:val="0"/>
-              <w:widowControl/>
-              <w:suppressLineNumbers w:val="0"/>
-              <w:spacing w:line="240" w:lineRule="auto"/>
-              <w:ind w:left="0" w:leftChars="0" w:right="0" w:rightChars="0" w:firstLine="0" w:firstLineChars="0"/>
-              <w:jc w:val="left"/>
-              <w:textAlignment w:val="bottom"/>
-              <w:rPr>
-                <w:rFonts w:hint="default" w:ascii="Times New Roman" w:hAnsi="Times New Roman" w:eastAsia="宋体" w:cs="Times New Roman"/>
-                <w:i w:val="0"/>
-                <w:iCs w:val="0"/>
-                <w:color w:val="000000"/>
-                <w:sz w:val="24"/>
-                <w:szCs w:val="24"/>
-                <w:u w:val="none"/>
-              </w:rPr>
-            </w:pPr>
-            <w:r>
-              <w:rPr>
-                <w:rFonts w:hint="default" w:ascii="Times New Roman" w:hAnsi="Times New Roman" w:eastAsia="宋体" w:cs="Times New Roman"/>
-                <w:i w:val="0"/>
-                <w:iCs w:val="0"/>
-                <w:color w:val="000000"/>
-                <w:kern w:val="0"/>
-                <w:sz w:val="24"/>
-                <w:szCs w:val="24"/>
-                <w:u w:val="none"/>
-                <w:lang w:val="en-US" w:eastAsia="zh-CN" w:bidi="ar"/>
-              </w:rPr>
-              <w:t>-</w:t>
-            </w:r>
-          </w:p>
-        </w:tc>
-      </w:tr>
-      <w:tr>
-        <w:tblPrEx>
-          <w:tblBorders>
-            <w:top w:val="none" w:color="auto" w:sz="0" w:space="0"/>
-            <w:left w:val="none" w:color="auto" w:sz="0" w:space="0"/>
-            <w:bottom w:val="none" w:color="auto" w:sz="0" w:space="0"/>
-            <w:right w:val="none" w:color="auto" w:sz="0" w:space="0"/>
-            <w:insideH w:val="none" w:color="auto" w:sz="0" w:space="0"/>
-            <w:insideV w:val="none" w:color="auto" w:sz="0" w:space="0"/>
-          </w:tblBorders>
-          <w:tblCellMar>
-            <w:top w:w="0" w:type="dxa"/>
-            <w:left w:w="108" w:type="dxa"/>
-            <w:bottom w:w="0" w:type="dxa"/>
-            <w:right w:w="108" w:type="dxa"/>
-          </w:tblCellMar>
-        </w:tblPrEx>
-        <w:trPr>
-          <w:trHeight w:val="1103" w:hRule="atLeast"/>
-        </w:trPr>
-        <w:tc>
-          <w:tcPr>
-            <w:tcW w:w="1361" w:type="pct"/>
-            <w:tcBorders>
-              <w:top w:val="single" w:color="000000" w:sz="4" w:space="0"/>
-              <w:left w:val="single" w:color="000000" w:sz="4" w:space="0"/>
-              <w:bottom w:val="single" w:color="000000" w:sz="4" w:space="0"/>
-              <w:right w:val="single" w:color="000000" w:sz="4" w:space="0"/>
-            </w:tcBorders>
-            <w:shd w:val="clear" w:color="auto" w:fill="auto"/>
-            <w:noWrap/>
-            <w:vAlign w:val="bottom"/>
-          </w:tcPr>
-          <w:p>
-            <w:pPr>
-              <w:keepNext w:val="0"/>
-              <w:keepLines w:val="0"/>
-              <w:widowControl/>
-              <w:suppressLineNumbers w:val="0"/>
-              <w:spacing w:line="240" w:lineRule="auto"/>
-              <w:ind w:left="0" w:leftChars="0" w:right="0" w:rightChars="0" w:firstLine="0" w:firstLineChars="0"/>
-              <w:jc w:val="left"/>
-              <w:textAlignment w:val="bottom"/>
-              <w:rPr>
-                <w:rFonts w:hint="default" w:ascii="Times New Roman" w:hAnsi="Times New Roman" w:eastAsia="宋体" w:cs="Times New Roman"/>
-                <w:i w:val="0"/>
-                <w:iCs w:val="0"/>
-                <w:color w:val="000000"/>
-                <w:sz w:val="24"/>
-                <w:szCs w:val="24"/>
-                <w:u w:val="none"/>
-              </w:rPr>
-            </w:pPr>
-            <w:r>
-              <w:rPr>
-                <w:rFonts w:hint="default" w:ascii="Times New Roman" w:hAnsi="Times New Roman" w:eastAsia="宋体" w:cs="Times New Roman"/>
-                <w:i w:val="0"/>
-                <w:iCs w:val="0"/>
-                <w:color w:val="000000"/>
-                <w:kern w:val="0"/>
-                <w:sz w:val="24"/>
-                <w:szCs w:val="24"/>
-                <w:u w:val="none"/>
-                <w:lang w:val="en-US" w:eastAsia="zh-CN" w:bidi="ar"/>
-              </w:rPr>
-              <w:t>Отмена регистрации</w:t>
-            </w:r>
-          </w:p>
-        </w:tc>
-        <w:tc>
-          <w:tcPr>
-            <w:tcW w:w="1361" w:type="pct"/>
-            <w:tcBorders>
-              <w:top w:val="single" w:color="000000" w:sz="4" w:space="0"/>
-              <w:left w:val="single" w:color="000000" w:sz="4" w:space="0"/>
-              <w:bottom w:val="single" w:color="000000" w:sz="4" w:space="0"/>
-              <w:right w:val="single" w:color="000000" w:sz="4" w:space="0"/>
-            </w:tcBorders>
-            <w:shd w:val="clear" w:color="auto" w:fill="auto"/>
-            <w:noWrap/>
-            <w:vAlign w:val="bottom"/>
-          </w:tcPr>
-          <w:p>
-            <w:pPr>
-              <w:keepNext w:val="0"/>
-              <w:keepLines w:val="0"/>
-              <w:widowControl/>
-              <w:suppressLineNumbers w:val="0"/>
-              <w:spacing w:line="240" w:lineRule="auto"/>
-              <w:ind w:left="0" w:leftChars="0" w:right="0" w:rightChars="0" w:firstLine="0" w:firstLineChars="0"/>
-              <w:jc w:val="left"/>
-              <w:textAlignment w:val="bottom"/>
-              <w:rPr>
-                <w:rFonts w:hint="default" w:ascii="Times New Roman" w:hAnsi="Times New Roman" w:eastAsia="宋体" w:cs="Times New Roman"/>
-                <w:i w:val="0"/>
-                <w:iCs w:val="0"/>
-                <w:color w:val="000000"/>
-                <w:sz w:val="24"/>
-                <w:szCs w:val="24"/>
-                <w:u w:val="none"/>
-              </w:rPr>
-            </w:pPr>
-            <w:r>
-              <w:rPr>
-                <w:rFonts w:hint="default" w:ascii="Times New Roman" w:hAnsi="Times New Roman" w:eastAsia="宋体" w:cs="Times New Roman"/>
-                <w:i w:val="0"/>
-                <w:iCs w:val="0"/>
-                <w:color w:val="000000"/>
-                <w:kern w:val="0"/>
-                <w:sz w:val="24"/>
-                <w:szCs w:val="24"/>
-                <w:u w:val="none"/>
-                <w:lang w:val="en-US" w:eastAsia="zh-CN" w:bidi="ar"/>
-              </w:rPr>
-              <w:t>+</w:t>
-            </w:r>
-          </w:p>
-        </w:tc>
-        <w:tc>
-          <w:tcPr>
-            <w:tcW w:w="1162" w:type="pct"/>
-            <w:tcBorders>
-              <w:top w:val="single" w:color="000000" w:sz="4" w:space="0"/>
-              <w:left w:val="single" w:color="000000" w:sz="4" w:space="0"/>
-              <w:bottom w:val="single" w:color="000000" w:sz="4" w:space="0"/>
-              <w:right w:val="single" w:color="000000" w:sz="4" w:space="0"/>
-            </w:tcBorders>
-            <w:shd w:val="clear" w:color="auto" w:fill="auto"/>
-            <w:noWrap/>
-            <w:vAlign w:val="bottom"/>
-          </w:tcPr>
-          <w:p>
-            <w:pPr>
-              <w:keepNext w:val="0"/>
-              <w:keepLines w:val="0"/>
-              <w:widowControl/>
-              <w:suppressLineNumbers w:val="0"/>
-              <w:spacing w:line="240" w:lineRule="auto"/>
-              <w:ind w:left="0" w:leftChars="0" w:right="0" w:rightChars="0" w:firstLine="0" w:firstLineChars="0"/>
-              <w:jc w:val="left"/>
-              <w:textAlignment w:val="bottom"/>
-              <w:rPr>
-                <w:rFonts w:hint="default" w:ascii="Times New Roman" w:hAnsi="Times New Roman" w:eastAsia="宋体" w:cs="Times New Roman"/>
-                <w:i w:val="0"/>
-                <w:iCs w:val="0"/>
-                <w:color w:val="000000"/>
-                <w:sz w:val="24"/>
-                <w:szCs w:val="24"/>
-                <w:u w:val="none"/>
-              </w:rPr>
-            </w:pPr>
-            <w:r>
-              <w:rPr>
-                <w:rFonts w:hint="default" w:ascii="Times New Roman" w:hAnsi="Times New Roman" w:eastAsia="宋体" w:cs="Times New Roman"/>
-                <w:i w:val="0"/>
-                <w:iCs w:val="0"/>
-                <w:color w:val="000000"/>
-                <w:kern w:val="0"/>
-                <w:sz w:val="24"/>
-                <w:szCs w:val="24"/>
-                <w:u w:val="none"/>
-                <w:lang w:val="en-US" w:eastAsia="zh-CN" w:bidi="ar"/>
-              </w:rPr>
-              <w:t>-</w:t>
-            </w:r>
-          </w:p>
-        </w:tc>
-        <w:tc>
-          <w:tcPr>
-            <w:tcW w:w="1114" w:type="pct"/>
-            <w:tcBorders>
-              <w:top w:val="single" w:color="000000" w:sz="4" w:space="0"/>
-              <w:left w:val="single" w:color="000000" w:sz="4" w:space="0"/>
-              <w:bottom w:val="single" w:color="000000" w:sz="4" w:space="0"/>
-              <w:right w:val="single" w:color="000000" w:sz="4" w:space="0"/>
-            </w:tcBorders>
-            <w:shd w:val="clear" w:color="auto" w:fill="auto"/>
-            <w:noWrap/>
-            <w:vAlign w:val="bottom"/>
-          </w:tcPr>
-          <w:p>
-            <w:pPr>
-              <w:keepNext w:val="0"/>
-              <w:keepLines w:val="0"/>
-              <w:widowControl/>
-              <w:suppressLineNumbers w:val="0"/>
-              <w:spacing w:line="240" w:lineRule="auto"/>
-              <w:ind w:left="0" w:leftChars="0" w:right="0" w:rightChars="0" w:firstLine="0" w:firstLineChars="0"/>
-              <w:jc w:val="left"/>
-              <w:textAlignment w:val="bottom"/>
-              <w:rPr>
-                <w:rFonts w:hint="default" w:ascii="Times New Roman" w:hAnsi="Times New Roman" w:eastAsia="宋体" w:cs="Times New Roman"/>
-                <w:i w:val="0"/>
-                <w:iCs w:val="0"/>
-                <w:color w:val="000000"/>
-                <w:sz w:val="24"/>
-                <w:szCs w:val="24"/>
-                <w:u w:val="none"/>
-              </w:rPr>
-            </w:pPr>
-            <w:r>
-              <w:rPr>
-                <w:rFonts w:hint="default" w:ascii="Times New Roman" w:hAnsi="Times New Roman" w:eastAsia="宋体" w:cs="Times New Roman"/>
-                <w:i w:val="0"/>
-                <w:iCs w:val="0"/>
-                <w:color w:val="000000"/>
-                <w:kern w:val="0"/>
-                <w:sz w:val="24"/>
-                <w:szCs w:val="24"/>
-                <w:u w:val="none"/>
-                <w:lang w:val="en-US" w:eastAsia="zh-CN" w:bidi="ar"/>
-              </w:rPr>
-              <w:t>-</w:t>
             </w:r>
           </w:p>
         </w:tc>
@@ -10538,7 +9892,7 @@
                 <w:u w:val="none"/>
                 <w:lang w:val="en-US" w:eastAsia="zh-CN" w:bidi="ar"/>
               </w:rPr>
-              <w:t>Вступление в лист ожидания</w:t>
+              <w:t>Просмотр деталей мероприятия</w:t>
             </w:r>
           </w:p>
         </w:tc>
@@ -10636,7 +9990,7 @@
                 <w:u w:val="none"/>
                 <w:lang w:val="en-US" w:eastAsia="zh-CN" w:bidi="ar"/>
               </w:rPr>
-              <w:t>-</w:t>
+              <w:t>+</w:t>
             </w:r>
           </w:p>
         </w:tc>
@@ -10685,1309 +10039,7 @@
                 <w:u w:val="none"/>
                 <w:lang w:val="en-US" w:eastAsia="zh-CN" w:bidi="ar"/>
               </w:rPr>
-              <w:t>-</w:t>
-            </w:r>
-          </w:p>
-        </w:tc>
-      </w:tr>
-      <w:tr>
-        <w:tblPrEx>
-          <w:tblBorders>
-            <w:top w:val="none" w:color="auto" w:sz="0" w:space="0"/>
-            <w:left w:val="none" w:color="auto" w:sz="0" w:space="0"/>
-            <w:bottom w:val="none" w:color="auto" w:sz="0" w:space="0"/>
-            <w:right w:val="none" w:color="auto" w:sz="0" w:space="0"/>
-            <w:insideH w:val="none" w:color="auto" w:sz="0" w:space="0"/>
-            <w:insideV w:val="none" w:color="auto" w:sz="0" w:space="0"/>
-          </w:tblBorders>
-          <w:tblCellMar>
-            <w:top w:w="0" w:type="dxa"/>
-            <w:left w:w="108" w:type="dxa"/>
-            <w:bottom w:w="0" w:type="dxa"/>
-            <w:right w:w="108" w:type="dxa"/>
-          </w:tblCellMar>
-        </w:tblPrEx>
-        <w:trPr>
-          <w:trHeight w:val="1103" w:hRule="atLeast"/>
-        </w:trPr>
-        <w:tc>
-          <w:tcPr>
-            <w:tcW w:w="1361" w:type="pct"/>
-            <w:tcBorders>
-              <w:top w:val="single" w:color="000000" w:sz="4" w:space="0"/>
-              <w:left w:val="single" w:color="000000" w:sz="4" w:space="0"/>
-              <w:bottom w:val="single" w:color="000000" w:sz="4" w:space="0"/>
-              <w:right w:val="single" w:color="000000" w:sz="4" w:space="0"/>
-            </w:tcBorders>
-            <w:shd w:val="clear" w:color="auto" w:fill="auto"/>
-            <w:noWrap/>
-            <w:vAlign w:val="bottom"/>
-          </w:tcPr>
-          <w:p>
-            <w:pPr>
-              <w:keepNext w:val="0"/>
-              <w:keepLines w:val="0"/>
-              <w:widowControl/>
-              <w:suppressLineNumbers w:val="0"/>
-              <w:spacing w:line="240" w:lineRule="auto"/>
-              <w:ind w:left="0" w:leftChars="0" w:right="0" w:rightChars="0" w:firstLine="0" w:firstLineChars="0"/>
-              <w:jc w:val="left"/>
-              <w:textAlignment w:val="bottom"/>
-              <w:rPr>
-                <w:rFonts w:hint="default" w:ascii="Times New Roman" w:hAnsi="Times New Roman" w:eastAsia="宋体" w:cs="Times New Roman"/>
-                <w:i w:val="0"/>
-                <w:iCs w:val="0"/>
-                <w:color w:val="000000"/>
-                <w:sz w:val="24"/>
-                <w:szCs w:val="24"/>
-                <w:u w:val="none"/>
-              </w:rPr>
-            </w:pPr>
-            <w:r>
-              <w:rPr>
-                <w:rFonts w:hint="default" w:ascii="Times New Roman" w:hAnsi="Times New Roman" w:eastAsia="宋体" w:cs="Times New Roman"/>
-                <w:i w:val="0"/>
-                <w:iCs w:val="0"/>
-                <w:color w:val="000000"/>
-                <w:kern w:val="0"/>
-                <w:sz w:val="24"/>
-                <w:szCs w:val="24"/>
-                <w:u w:val="none"/>
-                <w:lang w:val="en-US" w:eastAsia="zh-CN" w:bidi="ar"/>
-              </w:rPr>
-              <w:t>Сканирование QR-кода (участник)</w:t>
-            </w:r>
-          </w:p>
-        </w:tc>
-        <w:tc>
-          <w:tcPr>
-            <w:tcW w:w="1361" w:type="pct"/>
-            <w:tcBorders>
-              <w:top w:val="single" w:color="000000" w:sz="4" w:space="0"/>
-              <w:left w:val="single" w:color="000000" w:sz="4" w:space="0"/>
-              <w:bottom w:val="single" w:color="000000" w:sz="4" w:space="0"/>
-              <w:right w:val="single" w:color="000000" w:sz="4" w:space="0"/>
-            </w:tcBorders>
-            <w:shd w:val="clear" w:color="auto" w:fill="auto"/>
-            <w:noWrap/>
-            <w:vAlign w:val="bottom"/>
-          </w:tcPr>
-          <w:p>
-            <w:pPr>
-              <w:keepNext w:val="0"/>
-              <w:keepLines w:val="0"/>
-              <w:widowControl/>
-              <w:suppressLineNumbers w:val="0"/>
-              <w:spacing w:line="240" w:lineRule="auto"/>
-              <w:ind w:left="0" w:leftChars="0" w:right="0" w:rightChars="0" w:firstLine="0" w:firstLineChars="0"/>
-              <w:jc w:val="left"/>
-              <w:textAlignment w:val="bottom"/>
-              <w:rPr>
-                <w:rFonts w:hint="default" w:ascii="Times New Roman" w:hAnsi="Times New Roman" w:eastAsia="宋体" w:cs="Times New Roman"/>
-                <w:i w:val="0"/>
-                <w:iCs w:val="0"/>
-                <w:color w:val="000000"/>
-                <w:sz w:val="24"/>
-                <w:szCs w:val="24"/>
-                <w:u w:val="none"/>
-              </w:rPr>
-            </w:pPr>
-            <w:r>
-              <w:rPr>
-                <w:rFonts w:hint="default" w:ascii="Times New Roman" w:hAnsi="Times New Roman" w:eastAsia="宋体" w:cs="Times New Roman"/>
-                <w:i w:val="0"/>
-                <w:iCs w:val="0"/>
-                <w:color w:val="000000"/>
-                <w:kern w:val="0"/>
-                <w:sz w:val="24"/>
-                <w:szCs w:val="24"/>
-                <w:u w:val="none"/>
-                <w:lang w:val="en-US" w:eastAsia="zh-CN" w:bidi="ar"/>
-              </w:rPr>
               <w:t>+</w:t>
-            </w:r>
-          </w:p>
-        </w:tc>
-        <w:tc>
-          <w:tcPr>
-            <w:tcW w:w="1162" w:type="pct"/>
-            <w:tcBorders>
-              <w:top w:val="single" w:color="000000" w:sz="4" w:space="0"/>
-              <w:left w:val="single" w:color="000000" w:sz="4" w:space="0"/>
-              <w:bottom w:val="single" w:color="000000" w:sz="4" w:space="0"/>
-              <w:right w:val="single" w:color="000000" w:sz="4" w:space="0"/>
-            </w:tcBorders>
-            <w:shd w:val="clear" w:color="auto" w:fill="auto"/>
-            <w:noWrap/>
-            <w:vAlign w:val="bottom"/>
-          </w:tcPr>
-          <w:p>
-            <w:pPr>
-              <w:keepNext w:val="0"/>
-              <w:keepLines w:val="0"/>
-              <w:widowControl/>
-              <w:suppressLineNumbers w:val="0"/>
-              <w:spacing w:line="240" w:lineRule="auto"/>
-              <w:ind w:left="0" w:leftChars="0" w:right="0" w:rightChars="0" w:firstLine="0" w:firstLineChars="0"/>
-              <w:jc w:val="left"/>
-              <w:textAlignment w:val="bottom"/>
-              <w:rPr>
-                <w:rFonts w:hint="default" w:ascii="Times New Roman" w:hAnsi="Times New Roman" w:eastAsia="宋体" w:cs="Times New Roman"/>
-                <w:i w:val="0"/>
-                <w:iCs w:val="0"/>
-                <w:color w:val="000000"/>
-                <w:sz w:val="24"/>
-                <w:szCs w:val="24"/>
-                <w:u w:val="none"/>
-              </w:rPr>
-            </w:pPr>
-            <w:r>
-              <w:rPr>
-                <w:rFonts w:hint="default" w:ascii="Times New Roman" w:hAnsi="Times New Roman" w:eastAsia="宋体" w:cs="Times New Roman"/>
-                <w:i w:val="0"/>
-                <w:iCs w:val="0"/>
-                <w:color w:val="000000"/>
-                <w:kern w:val="0"/>
-                <w:sz w:val="24"/>
-                <w:szCs w:val="24"/>
-                <w:u w:val="none"/>
-                <w:lang w:val="en-US" w:eastAsia="zh-CN" w:bidi="ar"/>
-              </w:rPr>
-              <w:t>-</w:t>
-            </w:r>
-          </w:p>
-        </w:tc>
-        <w:tc>
-          <w:tcPr>
-            <w:tcW w:w="1114" w:type="pct"/>
-            <w:tcBorders>
-              <w:top w:val="single" w:color="000000" w:sz="4" w:space="0"/>
-              <w:left w:val="single" w:color="000000" w:sz="4" w:space="0"/>
-              <w:bottom w:val="single" w:color="000000" w:sz="4" w:space="0"/>
-              <w:right w:val="single" w:color="000000" w:sz="4" w:space="0"/>
-            </w:tcBorders>
-            <w:shd w:val="clear" w:color="auto" w:fill="auto"/>
-            <w:noWrap/>
-            <w:vAlign w:val="bottom"/>
-          </w:tcPr>
-          <w:p>
-            <w:pPr>
-              <w:keepNext w:val="0"/>
-              <w:keepLines w:val="0"/>
-              <w:widowControl/>
-              <w:suppressLineNumbers w:val="0"/>
-              <w:spacing w:line="240" w:lineRule="auto"/>
-              <w:ind w:left="0" w:leftChars="0" w:right="0" w:rightChars="0" w:firstLine="0" w:firstLineChars="0"/>
-              <w:jc w:val="left"/>
-              <w:textAlignment w:val="bottom"/>
-              <w:rPr>
-                <w:rFonts w:hint="default" w:ascii="Times New Roman" w:hAnsi="Times New Roman" w:eastAsia="宋体" w:cs="Times New Roman"/>
-                <w:i w:val="0"/>
-                <w:iCs w:val="0"/>
-                <w:color w:val="000000"/>
-                <w:sz w:val="24"/>
-                <w:szCs w:val="24"/>
-                <w:u w:val="none"/>
-              </w:rPr>
-            </w:pPr>
-            <w:r>
-              <w:rPr>
-                <w:rFonts w:hint="default" w:ascii="Times New Roman" w:hAnsi="Times New Roman" w:eastAsia="宋体" w:cs="Times New Roman"/>
-                <w:i w:val="0"/>
-                <w:iCs w:val="0"/>
-                <w:color w:val="000000"/>
-                <w:kern w:val="0"/>
-                <w:sz w:val="24"/>
-                <w:szCs w:val="24"/>
-                <w:u w:val="none"/>
-                <w:lang w:val="en-US" w:eastAsia="zh-CN" w:bidi="ar"/>
-              </w:rPr>
-              <w:t>-</w:t>
-            </w:r>
-          </w:p>
-        </w:tc>
-      </w:tr>
-      <w:tr>
-        <w:tblPrEx>
-          <w:tblBorders>
-            <w:top w:val="none" w:color="auto" w:sz="0" w:space="0"/>
-            <w:left w:val="none" w:color="auto" w:sz="0" w:space="0"/>
-            <w:bottom w:val="none" w:color="auto" w:sz="0" w:space="0"/>
-            <w:right w:val="none" w:color="auto" w:sz="0" w:space="0"/>
-            <w:insideH w:val="none" w:color="auto" w:sz="0" w:space="0"/>
-            <w:insideV w:val="none" w:color="auto" w:sz="0" w:space="0"/>
-          </w:tblBorders>
-          <w:tblCellMar>
-            <w:top w:w="0" w:type="dxa"/>
-            <w:left w:w="108" w:type="dxa"/>
-            <w:bottom w:w="0" w:type="dxa"/>
-            <w:right w:w="108" w:type="dxa"/>
-          </w:tblCellMar>
-        </w:tblPrEx>
-        <w:trPr>
-          <w:trHeight w:val="1103" w:hRule="atLeast"/>
-        </w:trPr>
-        <w:tc>
-          <w:tcPr>
-            <w:tcW w:w="1361" w:type="pct"/>
-            <w:tcBorders>
-              <w:top w:val="single" w:color="000000" w:sz="4" w:space="0"/>
-              <w:left w:val="single" w:color="000000" w:sz="4" w:space="0"/>
-              <w:bottom w:val="single" w:color="000000" w:sz="4" w:space="0"/>
-              <w:right w:val="single" w:color="000000" w:sz="4" w:space="0"/>
-            </w:tcBorders>
-            <w:shd w:val="clear" w:color="auto" w:fill="auto"/>
-            <w:noWrap/>
-            <w:vAlign w:val="bottom"/>
-          </w:tcPr>
-          <w:p>
-            <w:pPr>
-              <w:keepNext w:val="0"/>
-              <w:keepLines w:val="0"/>
-              <w:widowControl/>
-              <w:suppressLineNumbers w:val="0"/>
-              <w:spacing w:line="240" w:lineRule="auto"/>
-              <w:ind w:left="0" w:leftChars="0" w:right="0" w:rightChars="0" w:firstLine="0" w:firstLineChars="0"/>
-              <w:jc w:val="left"/>
-              <w:textAlignment w:val="bottom"/>
-              <w:rPr>
-                <w:rFonts w:hint="default" w:ascii="Times New Roman" w:hAnsi="Times New Roman" w:eastAsia="宋体" w:cs="Times New Roman"/>
-                <w:i w:val="0"/>
-                <w:iCs w:val="0"/>
-                <w:color w:val="000000"/>
-                <w:sz w:val="24"/>
-                <w:szCs w:val="24"/>
-                <w:u w:val="none"/>
-              </w:rPr>
-            </w:pPr>
-            <w:r>
-              <w:rPr>
-                <w:rFonts w:hint="default" w:ascii="Times New Roman" w:hAnsi="Times New Roman" w:eastAsia="宋体" w:cs="Times New Roman"/>
-                <w:i w:val="0"/>
-                <w:iCs w:val="0"/>
-                <w:color w:val="000000"/>
-                <w:kern w:val="0"/>
-                <w:sz w:val="24"/>
-                <w:szCs w:val="24"/>
-                <w:u w:val="none"/>
-                <w:lang w:val="en-US" w:eastAsia="zh-CN" w:bidi="ar"/>
-              </w:rPr>
-              <w:t>Оценка мероприятия</w:t>
-            </w:r>
-          </w:p>
-        </w:tc>
-        <w:tc>
-          <w:tcPr>
-            <w:tcW w:w="1361" w:type="pct"/>
-            <w:tcBorders>
-              <w:top w:val="single" w:color="000000" w:sz="4" w:space="0"/>
-              <w:left w:val="single" w:color="000000" w:sz="4" w:space="0"/>
-              <w:bottom w:val="single" w:color="000000" w:sz="4" w:space="0"/>
-              <w:right w:val="single" w:color="000000" w:sz="4" w:space="0"/>
-            </w:tcBorders>
-            <w:shd w:val="clear" w:color="auto" w:fill="auto"/>
-            <w:noWrap/>
-            <w:vAlign w:val="bottom"/>
-          </w:tcPr>
-          <w:p>
-            <w:pPr>
-              <w:keepNext w:val="0"/>
-              <w:keepLines w:val="0"/>
-              <w:widowControl/>
-              <w:suppressLineNumbers w:val="0"/>
-              <w:spacing w:line="240" w:lineRule="auto"/>
-              <w:ind w:left="0" w:leftChars="0" w:right="0" w:rightChars="0" w:firstLine="0" w:firstLineChars="0"/>
-              <w:jc w:val="left"/>
-              <w:textAlignment w:val="bottom"/>
-              <w:rPr>
-                <w:rFonts w:hint="default" w:ascii="Times New Roman" w:hAnsi="Times New Roman" w:eastAsia="宋体" w:cs="Times New Roman"/>
-                <w:i w:val="0"/>
-                <w:iCs w:val="0"/>
-                <w:color w:val="000000"/>
-                <w:sz w:val="24"/>
-                <w:szCs w:val="24"/>
-                <w:u w:val="none"/>
-              </w:rPr>
-            </w:pPr>
-            <w:r>
-              <w:rPr>
-                <w:rFonts w:hint="default" w:ascii="Times New Roman" w:hAnsi="Times New Roman" w:eastAsia="宋体" w:cs="Times New Roman"/>
-                <w:i w:val="0"/>
-                <w:iCs w:val="0"/>
-                <w:color w:val="000000"/>
-                <w:kern w:val="0"/>
-                <w:sz w:val="24"/>
-                <w:szCs w:val="24"/>
-                <w:u w:val="none"/>
-                <w:lang w:val="en-US" w:eastAsia="zh-CN" w:bidi="ar"/>
-              </w:rPr>
-              <w:t>+</w:t>
-            </w:r>
-          </w:p>
-        </w:tc>
-        <w:tc>
-          <w:tcPr>
-            <w:tcW w:w="1162" w:type="pct"/>
-            <w:tcBorders>
-              <w:top w:val="single" w:color="000000" w:sz="4" w:space="0"/>
-              <w:left w:val="single" w:color="000000" w:sz="4" w:space="0"/>
-              <w:bottom w:val="single" w:color="000000" w:sz="4" w:space="0"/>
-              <w:right w:val="single" w:color="000000" w:sz="4" w:space="0"/>
-            </w:tcBorders>
-            <w:shd w:val="clear" w:color="auto" w:fill="auto"/>
-            <w:noWrap/>
-            <w:vAlign w:val="bottom"/>
-          </w:tcPr>
-          <w:p>
-            <w:pPr>
-              <w:keepNext w:val="0"/>
-              <w:keepLines w:val="0"/>
-              <w:widowControl/>
-              <w:suppressLineNumbers w:val="0"/>
-              <w:spacing w:line="240" w:lineRule="auto"/>
-              <w:ind w:left="0" w:leftChars="0" w:right="0" w:rightChars="0" w:firstLine="0" w:firstLineChars="0"/>
-              <w:jc w:val="left"/>
-              <w:textAlignment w:val="bottom"/>
-              <w:rPr>
-                <w:rFonts w:hint="default" w:ascii="Times New Roman" w:hAnsi="Times New Roman" w:eastAsia="宋体" w:cs="Times New Roman"/>
-                <w:i w:val="0"/>
-                <w:iCs w:val="0"/>
-                <w:color w:val="000000"/>
-                <w:sz w:val="24"/>
-                <w:szCs w:val="24"/>
-                <w:u w:val="none"/>
-              </w:rPr>
-            </w:pPr>
-            <w:r>
-              <w:rPr>
-                <w:rFonts w:hint="default" w:ascii="Times New Roman" w:hAnsi="Times New Roman" w:eastAsia="宋体" w:cs="Times New Roman"/>
-                <w:i w:val="0"/>
-                <w:iCs w:val="0"/>
-                <w:color w:val="000000"/>
-                <w:kern w:val="0"/>
-                <w:sz w:val="24"/>
-                <w:szCs w:val="24"/>
-                <w:u w:val="none"/>
-                <w:lang w:val="en-US" w:eastAsia="zh-CN" w:bidi="ar"/>
-              </w:rPr>
-              <w:t>-</w:t>
-            </w:r>
-          </w:p>
-        </w:tc>
-        <w:tc>
-          <w:tcPr>
-            <w:tcW w:w="1114" w:type="pct"/>
-            <w:tcBorders>
-              <w:top w:val="single" w:color="000000" w:sz="4" w:space="0"/>
-              <w:left w:val="single" w:color="000000" w:sz="4" w:space="0"/>
-              <w:bottom w:val="single" w:color="000000" w:sz="4" w:space="0"/>
-              <w:right w:val="single" w:color="000000" w:sz="4" w:space="0"/>
-            </w:tcBorders>
-            <w:shd w:val="clear" w:color="auto" w:fill="auto"/>
-            <w:noWrap/>
-            <w:vAlign w:val="bottom"/>
-          </w:tcPr>
-          <w:p>
-            <w:pPr>
-              <w:keepNext w:val="0"/>
-              <w:keepLines w:val="0"/>
-              <w:widowControl/>
-              <w:suppressLineNumbers w:val="0"/>
-              <w:spacing w:line="240" w:lineRule="auto"/>
-              <w:ind w:left="0" w:leftChars="0" w:right="0" w:rightChars="0" w:firstLine="0" w:firstLineChars="0"/>
-              <w:jc w:val="left"/>
-              <w:textAlignment w:val="bottom"/>
-              <w:rPr>
-                <w:rFonts w:hint="default" w:ascii="Times New Roman" w:hAnsi="Times New Roman" w:eastAsia="宋体" w:cs="Times New Roman"/>
-                <w:i w:val="0"/>
-                <w:iCs w:val="0"/>
-                <w:color w:val="000000"/>
-                <w:sz w:val="24"/>
-                <w:szCs w:val="24"/>
-                <w:u w:val="none"/>
-              </w:rPr>
-            </w:pPr>
-            <w:r>
-              <w:rPr>
-                <w:rFonts w:hint="default" w:ascii="Times New Roman" w:hAnsi="Times New Roman" w:eastAsia="宋体" w:cs="Times New Roman"/>
-                <w:i w:val="0"/>
-                <w:iCs w:val="0"/>
-                <w:color w:val="000000"/>
-                <w:kern w:val="0"/>
-                <w:sz w:val="24"/>
-                <w:szCs w:val="24"/>
-                <w:u w:val="none"/>
-                <w:lang w:val="en-US" w:eastAsia="zh-CN" w:bidi="ar"/>
-              </w:rPr>
-              <w:t>-</w:t>
-            </w:r>
-          </w:p>
-        </w:tc>
-      </w:tr>
-      <w:tr>
-        <w:tblPrEx>
-          <w:tblBorders>
-            <w:top w:val="none" w:color="auto" w:sz="0" w:space="0"/>
-            <w:left w:val="none" w:color="auto" w:sz="0" w:space="0"/>
-            <w:bottom w:val="none" w:color="auto" w:sz="0" w:space="0"/>
-            <w:right w:val="none" w:color="auto" w:sz="0" w:space="0"/>
-            <w:insideH w:val="none" w:color="auto" w:sz="0" w:space="0"/>
-            <w:insideV w:val="none" w:color="auto" w:sz="0" w:space="0"/>
-          </w:tblBorders>
-          <w:tblCellMar>
-            <w:top w:w="0" w:type="dxa"/>
-            <w:left w:w="108" w:type="dxa"/>
-            <w:bottom w:w="0" w:type="dxa"/>
-            <w:right w:w="108" w:type="dxa"/>
-          </w:tblCellMar>
-        </w:tblPrEx>
-        <w:trPr>
-          <w:trHeight w:val="1103" w:hRule="atLeast"/>
-        </w:trPr>
-        <w:tc>
-          <w:tcPr>
-            <w:tcW w:w="1361" w:type="pct"/>
-            <w:tcBorders>
-              <w:top w:val="single" w:color="000000" w:sz="4" w:space="0"/>
-              <w:left w:val="single" w:color="000000" w:sz="4" w:space="0"/>
-              <w:bottom w:val="single" w:color="000000" w:sz="4" w:space="0"/>
-              <w:right w:val="single" w:color="000000" w:sz="4" w:space="0"/>
-            </w:tcBorders>
-            <w:shd w:val="clear" w:color="auto" w:fill="auto"/>
-            <w:noWrap/>
-            <w:vAlign w:val="bottom"/>
-          </w:tcPr>
-          <w:p>
-            <w:pPr>
-              <w:keepNext w:val="0"/>
-              <w:keepLines w:val="0"/>
-              <w:widowControl/>
-              <w:suppressLineNumbers w:val="0"/>
-              <w:spacing w:line="240" w:lineRule="auto"/>
-              <w:ind w:left="0" w:leftChars="0" w:right="0" w:rightChars="0" w:firstLine="0" w:firstLineChars="0"/>
-              <w:jc w:val="left"/>
-              <w:textAlignment w:val="bottom"/>
-              <w:rPr>
-                <w:rFonts w:hint="default" w:ascii="Times New Roman" w:hAnsi="Times New Roman" w:eastAsia="宋体" w:cs="Times New Roman"/>
-                <w:i w:val="0"/>
-                <w:iCs w:val="0"/>
-                <w:color w:val="000000"/>
-                <w:sz w:val="24"/>
-                <w:szCs w:val="24"/>
-                <w:u w:val="none"/>
-              </w:rPr>
-            </w:pPr>
-            <w:r>
-              <w:rPr>
-                <w:rFonts w:hint="default" w:ascii="Times New Roman" w:hAnsi="Times New Roman" w:eastAsia="宋体" w:cs="Times New Roman"/>
-                <w:i w:val="0"/>
-                <w:iCs w:val="0"/>
-                <w:color w:val="000000"/>
-                <w:kern w:val="0"/>
-                <w:sz w:val="24"/>
-                <w:szCs w:val="24"/>
-                <w:u w:val="none"/>
-                <w:lang w:val="en-US" w:eastAsia="zh-CN" w:bidi="ar"/>
-              </w:rPr>
-              <w:t>Создание мероприятия</w:t>
-            </w:r>
-          </w:p>
-        </w:tc>
-        <w:tc>
-          <w:tcPr>
-            <w:tcW w:w="1361" w:type="pct"/>
-            <w:tcBorders>
-              <w:top w:val="single" w:color="000000" w:sz="4" w:space="0"/>
-              <w:left w:val="single" w:color="000000" w:sz="4" w:space="0"/>
-              <w:bottom w:val="single" w:color="000000" w:sz="4" w:space="0"/>
-              <w:right w:val="single" w:color="000000" w:sz="4" w:space="0"/>
-            </w:tcBorders>
-            <w:shd w:val="clear" w:color="auto" w:fill="auto"/>
-            <w:noWrap/>
-            <w:vAlign w:val="bottom"/>
-          </w:tcPr>
-          <w:p>
-            <w:pPr>
-              <w:keepNext w:val="0"/>
-              <w:keepLines w:val="0"/>
-              <w:widowControl/>
-              <w:suppressLineNumbers w:val="0"/>
-              <w:spacing w:line="240" w:lineRule="auto"/>
-              <w:ind w:left="0" w:leftChars="0" w:right="0" w:rightChars="0" w:firstLine="0" w:firstLineChars="0"/>
-              <w:jc w:val="left"/>
-              <w:textAlignment w:val="bottom"/>
-              <w:rPr>
-                <w:rFonts w:hint="default" w:ascii="Times New Roman" w:hAnsi="Times New Roman" w:eastAsia="宋体" w:cs="Times New Roman"/>
-                <w:i w:val="0"/>
-                <w:iCs w:val="0"/>
-                <w:color w:val="000000"/>
-                <w:sz w:val="24"/>
-                <w:szCs w:val="24"/>
-                <w:u w:val="none"/>
-              </w:rPr>
-            </w:pPr>
-            <w:r>
-              <w:rPr>
-                <w:rFonts w:hint="default" w:ascii="Times New Roman" w:hAnsi="Times New Roman" w:eastAsia="宋体" w:cs="Times New Roman"/>
-                <w:i w:val="0"/>
-                <w:iCs w:val="0"/>
-                <w:color w:val="000000"/>
-                <w:kern w:val="0"/>
-                <w:sz w:val="24"/>
-                <w:szCs w:val="24"/>
-                <w:u w:val="none"/>
-                <w:lang w:val="en-US" w:eastAsia="zh-CN" w:bidi="ar"/>
-              </w:rPr>
-              <w:t>-</w:t>
-            </w:r>
-          </w:p>
-        </w:tc>
-        <w:tc>
-          <w:tcPr>
-            <w:tcW w:w="1162" w:type="pct"/>
-            <w:tcBorders>
-              <w:top w:val="single" w:color="000000" w:sz="4" w:space="0"/>
-              <w:left w:val="single" w:color="000000" w:sz="4" w:space="0"/>
-              <w:bottom w:val="single" w:color="000000" w:sz="4" w:space="0"/>
-              <w:right w:val="single" w:color="000000" w:sz="4" w:space="0"/>
-            </w:tcBorders>
-            <w:shd w:val="clear" w:color="auto" w:fill="auto"/>
-            <w:noWrap/>
-            <w:vAlign w:val="bottom"/>
-          </w:tcPr>
-          <w:p>
-            <w:pPr>
-              <w:keepNext w:val="0"/>
-              <w:keepLines w:val="0"/>
-              <w:widowControl/>
-              <w:suppressLineNumbers w:val="0"/>
-              <w:spacing w:line="240" w:lineRule="auto"/>
-              <w:ind w:left="0" w:leftChars="0" w:right="0" w:rightChars="0" w:firstLine="0" w:firstLineChars="0"/>
-              <w:jc w:val="left"/>
-              <w:textAlignment w:val="bottom"/>
-              <w:rPr>
-                <w:rFonts w:hint="default" w:ascii="Times New Roman" w:hAnsi="Times New Roman" w:eastAsia="宋体" w:cs="Times New Roman"/>
-                <w:i w:val="0"/>
-                <w:iCs w:val="0"/>
-                <w:color w:val="000000"/>
-                <w:sz w:val="24"/>
-                <w:szCs w:val="24"/>
-                <w:u w:val="none"/>
-              </w:rPr>
-            </w:pPr>
-            <w:r>
-              <w:rPr>
-                <w:rFonts w:hint="default" w:ascii="Times New Roman" w:hAnsi="Times New Roman" w:eastAsia="宋体" w:cs="Times New Roman"/>
-                <w:i w:val="0"/>
-                <w:iCs w:val="0"/>
-                <w:color w:val="000000"/>
-                <w:kern w:val="0"/>
-                <w:sz w:val="24"/>
-                <w:szCs w:val="24"/>
-                <w:u w:val="none"/>
-                <w:lang w:val="en-US" w:eastAsia="zh-CN" w:bidi="ar"/>
-              </w:rPr>
-              <w:t>+</w:t>
-            </w:r>
-          </w:p>
-        </w:tc>
-        <w:tc>
-          <w:tcPr>
-            <w:tcW w:w="1114" w:type="pct"/>
-            <w:tcBorders>
-              <w:top w:val="single" w:color="000000" w:sz="4" w:space="0"/>
-              <w:left w:val="single" w:color="000000" w:sz="4" w:space="0"/>
-              <w:bottom w:val="single" w:color="000000" w:sz="4" w:space="0"/>
-              <w:right w:val="single" w:color="000000" w:sz="4" w:space="0"/>
-            </w:tcBorders>
-            <w:shd w:val="clear" w:color="auto" w:fill="auto"/>
-            <w:noWrap/>
-            <w:vAlign w:val="bottom"/>
-          </w:tcPr>
-          <w:p>
-            <w:pPr>
-              <w:keepNext w:val="0"/>
-              <w:keepLines w:val="0"/>
-              <w:widowControl/>
-              <w:suppressLineNumbers w:val="0"/>
-              <w:spacing w:line="240" w:lineRule="auto"/>
-              <w:ind w:left="0" w:leftChars="0" w:right="0" w:rightChars="0" w:firstLine="0" w:firstLineChars="0"/>
-              <w:jc w:val="left"/>
-              <w:textAlignment w:val="bottom"/>
-              <w:rPr>
-                <w:rFonts w:hint="default" w:ascii="Times New Roman" w:hAnsi="Times New Roman" w:eastAsia="宋体" w:cs="Times New Roman"/>
-                <w:i w:val="0"/>
-                <w:iCs w:val="0"/>
-                <w:color w:val="000000"/>
-                <w:sz w:val="24"/>
-                <w:szCs w:val="24"/>
-                <w:u w:val="none"/>
-              </w:rPr>
-            </w:pPr>
-            <w:r>
-              <w:rPr>
-                <w:rFonts w:hint="default" w:ascii="Times New Roman" w:hAnsi="Times New Roman" w:eastAsia="宋体" w:cs="Times New Roman"/>
-                <w:i w:val="0"/>
-                <w:iCs w:val="0"/>
-                <w:color w:val="000000"/>
-                <w:kern w:val="0"/>
-                <w:sz w:val="24"/>
-                <w:szCs w:val="24"/>
-                <w:u w:val="none"/>
-                <w:lang w:val="en-US" w:eastAsia="zh-CN" w:bidi="ar"/>
-              </w:rPr>
-              <w:t>-</w:t>
-            </w:r>
-          </w:p>
-        </w:tc>
-      </w:tr>
-      <w:tr>
-        <w:tblPrEx>
-          <w:tblBorders>
-            <w:top w:val="none" w:color="auto" w:sz="0" w:space="0"/>
-            <w:left w:val="none" w:color="auto" w:sz="0" w:space="0"/>
-            <w:bottom w:val="none" w:color="auto" w:sz="0" w:space="0"/>
-            <w:right w:val="none" w:color="auto" w:sz="0" w:space="0"/>
-            <w:insideH w:val="none" w:color="auto" w:sz="0" w:space="0"/>
-            <w:insideV w:val="none" w:color="auto" w:sz="0" w:space="0"/>
-          </w:tblBorders>
-          <w:tblCellMar>
-            <w:top w:w="0" w:type="dxa"/>
-            <w:left w:w="108" w:type="dxa"/>
-            <w:bottom w:w="0" w:type="dxa"/>
-            <w:right w:w="108" w:type="dxa"/>
-          </w:tblCellMar>
-        </w:tblPrEx>
-        <w:trPr>
-          <w:trHeight w:val="1103" w:hRule="atLeast"/>
-        </w:trPr>
-        <w:tc>
-          <w:tcPr>
-            <w:tcW w:w="1361" w:type="pct"/>
-            <w:tcBorders>
-              <w:top w:val="single" w:color="000000" w:sz="4" w:space="0"/>
-              <w:left w:val="single" w:color="000000" w:sz="4" w:space="0"/>
-              <w:bottom w:val="single" w:color="000000" w:sz="4" w:space="0"/>
-              <w:right w:val="single" w:color="000000" w:sz="4" w:space="0"/>
-            </w:tcBorders>
-            <w:shd w:val="clear" w:color="auto" w:fill="auto"/>
-            <w:noWrap/>
-            <w:vAlign w:val="bottom"/>
-          </w:tcPr>
-          <w:p>
-            <w:pPr>
-              <w:keepNext w:val="0"/>
-              <w:keepLines w:val="0"/>
-              <w:widowControl/>
-              <w:suppressLineNumbers w:val="0"/>
-              <w:spacing w:line="240" w:lineRule="auto"/>
-              <w:ind w:left="0" w:leftChars="0" w:right="0" w:rightChars="0" w:firstLine="0" w:firstLineChars="0"/>
-              <w:jc w:val="left"/>
-              <w:textAlignment w:val="bottom"/>
-              <w:rPr>
-                <w:rFonts w:hint="default" w:ascii="Times New Roman" w:hAnsi="Times New Roman" w:eastAsia="宋体" w:cs="Times New Roman"/>
-                <w:i w:val="0"/>
-                <w:iCs w:val="0"/>
-                <w:color w:val="000000"/>
-                <w:sz w:val="24"/>
-                <w:szCs w:val="24"/>
-                <w:u w:val="none"/>
-              </w:rPr>
-            </w:pPr>
-            <w:r>
-              <w:rPr>
-                <w:rFonts w:hint="default" w:ascii="Times New Roman" w:hAnsi="Times New Roman" w:eastAsia="宋体" w:cs="Times New Roman"/>
-                <w:i w:val="0"/>
-                <w:iCs w:val="0"/>
-                <w:color w:val="000000"/>
-                <w:kern w:val="0"/>
-                <w:sz w:val="24"/>
-                <w:szCs w:val="24"/>
-                <w:u w:val="none"/>
-                <w:lang w:val="en-US" w:eastAsia="zh-CN" w:bidi="ar"/>
-              </w:rPr>
-              <w:t>Редактирование / отмена мероприятия</w:t>
-            </w:r>
-          </w:p>
-        </w:tc>
-        <w:tc>
-          <w:tcPr>
-            <w:tcW w:w="1361" w:type="pct"/>
-            <w:tcBorders>
-              <w:top w:val="single" w:color="000000" w:sz="4" w:space="0"/>
-              <w:left w:val="single" w:color="000000" w:sz="4" w:space="0"/>
-              <w:bottom w:val="single" w:color="000000" w:sz="4" w:space="0"/>
-              <w:right w:val="single" w:color="000000" w:sz="4" w:space="0"/>
-            </w:tcBorders>
-            <w:shd w:val="clear" w:color="auto" w:fill="auto"/>
-            <w:noWrap/>
-            <w:vAlign w:val="bottom"/>
-          </w:tcPr>
-          <w:p>
-            <w:pPr>
-              <w:keepNext w:val="0"/>
-              <w:keepLines w:val="0"/>
-              <w:widowControl/>
-              <w:suppressLineNumbers w:val="0"/>
-              <w:spacing w:line="240" w:lineRule="auto"/>
-              <w:ind w:left="0" w:leftChars="0" w:right="0" w:rightChars="0" w:firstLine="0" w:firstLineChars="0"/>
-              <w:jc w:val="left"/>
-              <w:textAlignment w:val="bottom"/>
-              <w:rPr>
-                <w:rFonts w:hint="default" w:ascii="Times New Roman" w:hAnsi="Times New Roman" w:eastAsia="宋体" w:cs="Times New Roman"/>
-                <w:i w:val="0"/>
-                <w:iCs w:val="0"/>
-                <w:color w:val="000000"/>
-                <w:sz w:val="24"/>
-                <w:szCs w:val="24"/>
-                <w:u w:val="none"/>
-              </w:rPr>
-            </w:pPr>
-            <w:r>
-              <w:rPr>
-                <w:rFonts w:hint="default" w:ascii="Times New Roman" w:hAnsi="Times New Roman" w:eastAsia="宋体" w:cs="Times New Roman"/>
-                <w:i w:val="0"/>
-                <w:iCs w:val="0"/>
-                <w:color w:val="000000"/>
-                <w:kern w:val="0"/>
-                <w:sz w:val="24"/>
-                <w:szCs w:val="24"/>
-                <w:u w:val="none"/>
-                <w:lang w:val="en-US" w:eastAsia="zh-CN" w:bidi="ar"/>
-              </w:rPr>
-              <w:t>-</w:t>
-            </w:r>
-          </w:p>
-        </w:tc>
-        <w:tc>
-          <w:tcPr>
-            <w:tcW w:w="1162" w:type="pct"/>
-            <w:tcBorders>
-              <w:top w:val="single" w:color="000000" w:sz="4" w:space="0"/>
-              <w:left w:val="single" w:color="000000" w:sz="4" w:space="0"/>
-              <w:bottom w:val="single" w:color="000000" w:sz="4" w:space="0"/>
-              <w:right w:val="single" w:color="000000" w:sz="4" w:space="0"/>
-            </w:tcBorders>
-            <w:shd w:val="clear" w:color="auto" w:fill="auto"/>
-            <w:noWrap/>
-            <w:vAlign w:val="bottom"/>
-          </w:tcPr>
-          <w:p>
-            <w:pPr>
-              <w:keepNext w:val="0"/>
-              <w:keepLines w:val="0"/>
-              <w:widowControl/>
-              <w:suppressLineNumbers w:val="0"/>
-              <w:spacing w:line="240" w:lineRule="auto"/>
-              <w:ind w:left="0" w:leftChars="0" w:right="0" w:rightChars="0" w:firstLine="0" w:firstLineChars="0"/>
-              <w:jc w:val="left"/>
-              <w:textAlignment w:val="bottom"/>
-              <w:rPr>
-                <w:rFonts w:hint="default" w:ascii="Times New Roman" w:hAnsi="Times New Roman" w:eastAsia="宋体" w:cs="Times New Roman"/>
-                <w:i w:val="0"/>
-                <w:iCs w:val="0"/>
-                <w:color w:val="000000"/>
-                <w:sz w:val="24"/>
-                <w:szCs w:val="24"/>
-                <w:u w:val="none"/>
-              </w:rPr>
-            </w:pPr>
-            <w:r>
-              <w:rPr>
-                <w:rFonts w:hint="default" w:ascii="Times New Roman" w:hAnsi="Times New Roman" w:eastAsia="宋体" w:cs="Times New Roman"/>
-                <w:i w:val="0"/>
-                <w:iCs w:val="0"/>
-                <w:color w:val="000000"/>
-                <w:kern w:val="0"/>
-                <w:sz w:val="24"/>
-                <w:szCs w:val="24"/>
-                <w:u w:val="none"/>
-                <w:lang w:val="en-US" w:eastAsia="zh-CN" w:bidi="ar"/>
-              </w:rPr>
-              <w:t>+</w:t>
-            </w:r>
-          </w:p>
-        </w:tc>
-        <w:tc>
-          <w:tcPr>
-            <w:tcW w:w="1114" w:type="pct"/>
-            <w:tcBorders>
-              <w:top w:val="single" w:color="000000" w:sz="4" w:space="0"/>
-              <w:left w:val="single" w:color="000000" w:sz="4" w:space="0"/>
-              <w:bottom w:val="single" w:color="000000" w:sz="4" w:space="0"/>
-              <w:right w:val="single" w:color="000000" w:sz="4" w:space="0"/>
-            </w:tcBorders>
-            <w:shd w:val="clear" w:color="auto" w:fill="auto"/>
-            <w:noWrap/>
-            <w:vAlign w:val="bottom"/>
-          </w:tcPr>
-          <w:p>
-            <w:pPr>
-              <w:keepNext w:val="0"/>
-              <w:keepLines w:val="0"/>
-              <w:widowControl/>
-              <w:suppressLineNumbers w:val="0"/>
-              <w:spacing w:line="240" w:lineRule="auto"/>
-              <w:ind w:left="0" w:leftChars="0" w:right="0" w:rightChars="0" w:firstLine="0" w:firstLineChars="0"/>
-              <w:jc w:val="left"/>
-              <w:textAlignment w:val="bottom"/>
-              <w:rPr>
-                <w:rFonts w:hint="default" w:ascii="Times New Roman" w:hAnsi="Times New Roman" w:eastAsia="宋体" w:cs="Times New Roman"/>
-                <w:i w:val="0"/>
-                <w:iCs w:val="0"/>
-                <w:color w:val="000000"/>
-                <w:sz w:val="24"/>
-                <w:szCs w:val="24"/>
-                <w:u w:val="none"/>
-              </w:rPr>
-            </w:pPr>
-            <w:r>
-              <w:rPr>
-                <w:rFonts w:hint="default" w:ascii="Times New Roman" w:hAnsi="Times New Roman" w:eastAsia="宋体" w:cs="Times New Roman"/>
-                <w:i w:val="0"/>
-                <w:iCs w:val="0"/>
-                <w:color w:val="000000"/>
-                <w:kern w:val="0"/>
-                <w:sz w:val="24"/>
-                <w:szCs w:val="24"/>
-                <w:u w:val="none"/>
-                <w:lang w:val="en-US" w:eastAsia="zh-CN" w:bidi="ar"/>
-              </w:rPr>
-              <w:t>+</w:t>
-            </w:r>
-          </w:p>
-        </w:tc>
-      </w:tr>
-      <w:tr>
-        <w:tblPrEx>
-          <w:tblBorders>
-            <w:top w:val="none" w:color="auto" w:sz="0" w:space="0"/>
-            <w:left w:val="none" w:color="auto" w:sz="0" w:space="0"/>
-            <w:bottom w:val="none" w:color="auto" w:sz="0" w:space="0"/>
-            <w:right w:val="none" w:color="auto" w:sz="0" w:space="0"/>
-            <w:insideH w:val="none" w:color="auto" w:sz="0" w:space="0"/>
-            <w:insideV w:val="none" w:color="auto" w:sz="0" w:space="0"/>
-          </w:tblBorders>
-          <w:tblCellMar>
-            <w:top w:w="0" w:type="dxa"/>
-            <w:left w:w="108" w:type="dxa"/>
-            <w:bottom w:w="0" w:type="dxa"/>
-            <w:right w:w="108" w:type="dxa"/>
-          </w:tblCellMar>
-        </w:tblPrEx>
-        <w:trPr>
-          <w:trHeight w:val="1103" w:hRule="atLeast"/>
-        </w:trPr>
-        <w:tc>
-          <w:tcPr>
-            <w:tcW w:w="1361" w:type="pct"/>
-            <w:tcBorders>
-              <w:top w:val="single" w:color="000000" w:sz="4" w:space="0"/>
-              <w:left w:val="single" w:color="000000" w:sz="4" w:space="0"/>
-              <w:bottom w:val="single" w:color="000000" w:sz="4" w:space="0"/>
-              <w:right w:val="single" w:color="000000" w:sz="4" w:space="0"/>
-            </w:tcBorders>
-            <w:shd w:val="clear" w:color="auto" w:fill="auto"/>
-            <w:noWrap/>
-            <w:vAlign w:val="bottom"/>
-          </w:tcPr>
-          <w:p>
-            <w:pPr>
-              <w:keepNext w:val="0"/>
-              <w:keepLines w:val="0"/>
-              <w:widowControl/>
-              <w:suppressLineNumbers w:val="0"/>
-              <w:spacing w:line="240" w:lineRule="auto"/>
-              <w:ind w:left="0" w:leftChars="0" w:right="0" w:rightChars="0" w:firstLine="0" w:firstLineChars="0"/>
-              <w:jc w:val="left"/>
-              <w:textAlignment w:val="bottom"/>
-              <w:rPr>
-                <w:rFonts w:hint="default" w:ascii="Times New Roman" w:hAnsi="Times New Roman" w:eastAsia="宋体" w:cs="Times New Roman"/>
-                <w:i w:val="0"/>
-                <w:iCs w:val="0"/>
-                <w:color w:val="000000"/>
-                <w:sz w:val="24"/>
-                <w:szCs w:val="24"/>
-                <w:u w:val="none"/>
-              </w:rPr>
-            </w:pPr>
-            <w:r>
-              <w:rPr>
-                <w:rFonts w:hint="default" w:ascii="Times New Roman" w:hAnsi="Times New Roman" w:eastAsia="宋体" w:cs="Times New Roman"/>
-                <w:i w:val="0"/>
-                <w:iCs w:val="0"/>
-                <w:color w:val="000000"/>
-                <w:kern w:val="0"/>
-                <w:sz w:val="24"/>
-                <w:szCs w:val="24"/>
-                <w:u w:val="none"/>
-                <w:lang w:val="en-US" w:eastAsia="zh-CN" w:bidi="ar"/>
-              </w:rPr>
-              <w:t>Утверждение заявок</w:t>
-            </w:r>
-          </w:p>
-        </w:tc>
-        <w:tc>
-          <w:tcPr>
-            <w:tcW w:w="1361" w:type="pct"/>
-            <w:tcBorders>
-              <w:top w:val="single" w:color="000000" w:sz="4" w:space="0"/>
-              <w:left w:val="single" w:color="000000" w:sz="4" w:space="0"/>
-              <w:bottom w:val="single" w:color="000000" w:sz="4" w:space="0"/>
-              <w:right w:val="single" w:color="000000" w:sz="4" w:space="0"/>
-            </w:tcBorders>
-            <w:shd w:val="clear" w:color="auto" w:fill="auto"/>
-            <w:noWrap/>
-            <w:vAlign w:val="bottom"/>
-          </w:tcPr>
-          <w:p>
-            <w:pPr>
-              <w:keepNext w:val="0"/>
-              <w:keepLines w:val="0"/>
-              <w:widowControl/>
-              <w:suppressLineNumbers w:val="0"/>
-              <w:spacing w:line="240" w:lineRule="auto"/>
-              <w:ind w:left="0" w:leftChars="0" w:right="0" w:rightChars="0" w:firstLine="0" w:firstLineChars="0"/>
-              <w:jc w:val="left"/>
-              <w:textAlignment w:val="bottom"/>
-              <w:rPr>
-                <w:rFonts w:hint="default" w:ascii="Times New Roman" w:hAnsi="Times New Roman" w:eastAsia="宋体" w:cs="Times New Roman"/>
-                <w:i w:val="0"/>
-                <w:iCs w:val="0"/>
-                <w:color w:val="000000"/>
-                <w:sz w:val="24"/>
-                <w:szCs w:val="24"/>
-                <w:u w:val="none"/>
-              </w:rPr>
-            </w:pPr>
-            <w:r>
-              <w:rPr>
-                <w:rFonts w:hint="default" w:ascii="Times New Roman" w:hAnsi="Times New Roman" w:eastAsia="宋体" w:cs="Times New Roman"/>
-                <w:i w:val="0"/>
-                <w:iCs w:val="0"/>
-                <w:color w:val="000000"/>
-                <w:kern w:val="0"/>
-                <w:sz w:val="24"/>
-                <w:szCs w:val="24"/>
-                <w:u w:val="none"/>
-                <w:lang w:val="en-US" w:eastAsia="zh-CN" w:bidi="ar"/>
-              </w:rPr>
-              <w:t>-</w:t>
-            </w:r>
-          </w:p>
-        </w:tc>
-        <w:tc>
-          <w:tcPr>
-            <w:tcW w:w="1162" w:type="pct"/>
-            <w:tcBorders>
-              <w:top w:val="single" w:color="000000" w:sz="4" w:space="0"/>
-              <w:left w:val="single" w:color="000000" w:sz="4" w:space="0"/>
-              <w:bottom w:val="single" w:color="000000" w:sz="4" w:space="0"/>
-              <w:right w:val="single" w:color="000000" w:sz="4" w:space="0"/>
-            </w:tcBorders>
-            <w:shd w:val="clear" w:color="auto" w:fill="auto"/>
-            <w:noWrap/>
-            <w:vAlign w:val="bottom"/>
-          </w:tcPr>
-          <w:p>
-            <w:pPr>
-              <w:keepNext w:val="0"/>
-              <w:keepLines w:val="0"/>
-              <w:widowControl/>
-              <w:suppressLineNumbers w:val="0"/>
-              <w:spacing w:line="240" w:lineRule="auto"/>
-              <w:ind w:left="0" w:leftChars="0" w:right="0" w:rightChars="0" w:firstLine="0" w:firstLineChars="0"/>
-              <w:jc w:val="left"/>
-              <w:textAlignment w:val="bottom"/>
-              <w:rPr>
-                <w:rFonts w:hint="default" w:ascii="Times New Roman" w:hAnsi="Times New Roman" w:eastAsia="宋体" w:cs="Times New Roman"/>
-                <w:i w:val="0"/>
-                <w:iCs w:val="0"/>
-                <w:color w:val="000000"/>
-                <w:sz w:val="24"/>
-                <w:szCs w:val="24"/>
-                <w:u w:val="none"/>
-              </w:rPr>
-            </w:pPr>
-            <w:r>
-              <w:rPr>
-                <w:rFonts w:hint="default" w:ascii="Times New Roman" w:hAnsi="Times New Roman" w:eastAsia="宋体" w:cs="Times New Roman"/>
-                <w:i w:val="0"/>
-                <w:iCs w:val="0"/>
-                <w:color w:val="000000"/>
-                <w:kern w:val="0"/>
-                <w:sz w:val="24"/>
-                <w:szCs w:val="24"/>
-                <w:u w:val="none"/>
-                <w:lang w:val="en-US" w:eastAsia="zh-CN" w:bidi="ar"/>
-              </w:rPr>
-              <w:t>+</w:t>
-            </w:r>
-          </w:p>
-        </w:tc>
-        <w:tc>
-          <w:tcPr>
-            <w:tcW w:w="1114" w:type="pct"/>
-            <w:tcBorders>
-              <w:top w:val="single" w:color="000000" w:sz="4" w:space="0"/>
-              <w:left w:val="single" w:color="000000" w:sz="4" w:space="0"/>
-              <w:bottom w:val="single" w:color="000000" w:sz="4" w:space="0"/>
-              <w:right w:val="single" w:color="000000" w:sz="4" w:space="0"/>
-            </w:tcBorders>
-            <w:shd w:val="clear" w:color="auto" w:fill="auto"/>
-            <w:noWrap/>
-            <w:vAlign w:val="bottom"/>
-          </w:tcPr>
-          <w:p>
-            <w:pPr>
-              <w:keepNext w:val="0"/>
-              <w:keepLines w:val="0"/>
-              <w:widowControl/>
-              <w:suppressLineNumbers w:val="0"/>
-              <w:spacing w:line="240" w:lineRule="auto"/>
-              <w:ind w:left="0" w:leftChars="0" w:right="0" w:rightChars="0" w:firstLine="0" w:firstLineChars="0"/>
-              <w:jc w:val="left"/>
-              <w:textAlignment w:val="bottom"/>
-              <w:rPr>
-                <w:rFonts w:hint="default" w:ascii="Times New Roman" w:hAnsi="Times New Roman" w:eastAsia="宋体" w:cs="Times New Roman"/>
-                <w:i w:val="0"/>
-                <w:iCs w:val="0"/>
-                <w:color w:val="000000"/>
-                <w:sz w:val="24"/>
-                <w:szCs w:val="24"/>
-                <w:u w:val="none"/>
-              </w:rPr>
-            </w:pPr>
-            <w:r>
-              <w:rPr>
-                <w:rFonts w:hint="default" w:ascii="Times New Roman" w:hAnsi="Times New Roman" w:eastAsia="宋体" w:cs="Times New Roman"/>
-                <w:i w:val="0"/>
-                <w:iCs w:val="0"/>
-                <w:color w:val="000000"/>
-                <w:kern w:val="0"/>
-                <w:sz w:val="24"/>
-                <w:szCs w:val="24"/>
-                <w:u w:val="none"/>
-                <w:lang w:val="en-US" w:eastAsia="zh-CN" w:bidi="ar"/>
-              </w:rPr>
-              <w:t>-</w:t>
-            </w:r>
-          </w:p>
-        </w:tc>
-      </w:tr>
-      <w:tr>
-        <w:tblPrEx>
-          <w:tblBorders>
-            <w:top w:val="none" w:color="auto" w:sz="0" w:space="0"/>
-            <w:left w:val="none" w:color="auto" w:sz="0" w:space="0"/>
-            <w:bottom w:val="none" w:color="auto" w:sz="0" w:space="0"/>
-            <w:right w:val="none" w:color="auto" w:sz="0" w:space="0"/>
-            <w:insideH w:val="none" w:color="auto" w:sz="0" w:space="0"/>
-            <w:insideV w:val="none" w:color="auto" w:sz="0" w:space="0"/>
-          </w:tblBorders>
-          <w:tblCellMar>
-            <w:top w:w="0" w:type="dxa"/>
-            <w:left w:w="108" w:type="dxa"/>
-            <w:bottom w:w="0" w:type="dxa"/>
-            <w:right w:w="108" w:type="dxa"/>
-          </w:tblCellMar>
-        </w:tblPrEx>
-        <w:trPr>
-          <w:trHeight w:val="1103" w:hRule="atLeast"/>
-        </w:trPr>
-        <w:tc>
-          <w:tcPr>
-            <w:tcW w:w="1361" w:type="pct"/>
-            <w:tcBorders>
-              <w:top w:val="single" w:color="000000" w:sz="4" w:space="0"/>
-              <w:left w:val="single" w:color="000000" w:sz="4" w:space="0"/>
-              <w:bottom w:val="single" w:color="000000" w:sz="4" w:space="0"/>
-              <w:right w:val="single" w:color="000000" w:sz="4" w:space="0"/>
-            </w:tcBorders>
-            <w:shd w:val="clear" w:color="auto" w:fill="auto"/>
-            <w:noWrap/>
-            <w:vAlign w:val="bottom"/>
-          </w:tcPr>
-          <w:p>
-            <w:pPr>
-              <w:keepNext w:val="0"/>
-              <w:keepLines w:val="0"/>
-              <w:widowControl/>
-              <w:suppressLineNumbers w:val="0"/>
-              <w:spacing w:line="240" w:lineRule="auto"/>
-              <w:ind w:left="0" w:leftChars="0" w:right="0" w:rightChars="0" w:firstLine="0" w:firstLineChars="0"/>
-              <w:jc w:val="left"/>
-              <w:textAlignment w:val="bottom"/>
-              <w:rPr>
-                <w:rFonts w:hint="default" w:ascii="Times New Roman" w:hAnsi="Times New Roman" w:eastAsia="宋体" w:cs="Times New Roman"/>
-                <w:i w:val="0"/>
-                <w:iCs w:val="0"/>
-                <w:color w:val="000000"/>
-                <w:sz w:val="24"/>
-                <w:szCs w:val="24"/>
-                <w:u w:val="none"/>
-              </w:rPr>
-            </w:pPr>
-            <w:r>
-              <w:rPr>
-                <w:rFonts w:hint="default" w:ascii="Times New Roman" w:hAnsi="Times New Roman" w:eastAsia="宋体" w:cs="Times New Roman"/>
-                <w:i w:val="0"/>
-                <w:iCs w:val="0"/>
-                <w:color w:val="000000"/>
-                <w:kern w:val="0"/>
-                <w:sz w:val="24"/>
-                <w:szCs w:val="24"/>
-                <w:u w:val="none"/>
-                <w:lang w:val="en-US" w:eastAsia="zh-CN" w:bidi="ar"/>
-              </w:rPr>
-              <w:t>Генерация QR-кодов для регистрации</w:t>
-            </w:r>
-          </w:p>
-        </w:tc>
-        <w:tc>
-          <w:tcPr>
-            <w:tcW w:w="1361" w:type="pct"/>
-            <w:tcBorders>
-              <w:top w:val="single" w:color="000000" w:sz="4" w:space="0"/>
-              <w:left w:val="single" w:color="000000" w:sz="4" w:space="0"/>
-              <w:bottom w:val="single" w:color="000000" w:sz="4" w:space="0"/>
-              <w:right w:val="single" w:color="000000" w:sz="4" w:space="0"/>
-            </w:tcBorders>
-            <w:shd w:val="clear" w:color="auto" w:fill="auto"/>
-            <w:noWrap/>
-            <w:vAlign w:val="bottom"/>
-          </w:tcPr>
-          <w:p>
-            <w:pPr>
-              <w:keepNext w:val="0"/>
-              <w:keepLines w:val="0"/>
-              <w:widowControl/>
-              <w:suppressLineNumbers w:val="0"/>
-              <w:spacing w:line="240" w:lineRule="auto"/>
-              <w:ind w:left="0" w:leftChars="0" w:right="0" w:rightChars="0" w:firstLine="0" w:firstLineChars="0"/>
-              <w:jc w:val="left"/>
-              <w:textAlignment w:val="bottom"/>
-              <w:rPr>
-                <w:rFonts w:hint="default" w:ascii="Times New Roman" w:hAnsi="Times New Roman" w:eastAsia="宋体" w:cs="Times New Roman"/>
-                <w:i w:val="0"/>
-                <w:iCs w:val="0"/>
-                <w:color w:val="000000"/>
-                <w:sz w:val="24"/>
-                <w:szCs w:val="24"/>
-                <w:u w:val="none"/>
-              </w:rPr>
-            </w:pPr>
-            <w:r>
-              <w:rPr>
-                <w:rFonts w:hint="default" w:ascii="Times New Roman" w:hAnsi="Times New Roman" w:eastAsia="宋体" w:cs="Times New Roman"/>
-                <w:i w:val="0"/>
-                <w:iCs w:val="0"/>
-                <w:color w:val="000000"/>
-                <w:kern w:val="0"/>
-                <w:sz w:val="24"/>
-                <w:szCs w:val="24"/>
-                <w:u w:val="none"/>
-                <w:lang w:val="en-US" w:eastAsia="zh-CN" w:bidi="ar"/>
-              </w:rPr>
-              <w:t>-</w:t>
-            </w:r>
-          </w:p>
-        </w:tc>
-        <w:tc>
-          <w:tcPr>
-            <w:tcW w:w="1162" w:type="pct"/>
-            <w:tcBorders>
-              <w:top w:val="single" w:color="000000" w:sz="4" w:space="0"/>
-              <w:left w:val="single" w:color="000000" w:sz="4" w:space="0"/>
-              <w:bottom w:val="single" w:color="000000" w:sz="4" w:space="0"/>
-              <w:right w:val="single" w:color="000000" w:sz="4" w:space="0"/>
-            </w:tcBorders>
-            <w:shd w:val="clear" w:color="auto" w:fill="auto"/>
-            <w:noWrap/>
-            <w:vAlign w:val="bottom"/>
-          </w:tcPr>
-          <w:p>
-            <w:pPr>
-              <w:keepNext w:val="0"/>
-              <w:keepLines w:val="0"/>
-              <w:widowControl/>
-              <w:suppressLineNumbers w:val="0"/>
-              <w:spacing w:line="240" w:lineRule="auto"/>
-              <w:ind w:left="0" w:leftChars="0" w:right="0" w:rightChars="0" w:firstLine="0" w:firstLineChars="0"/>
-              <w:jc w:val="left"/>
-              <w:textAlignment w:val="bottom"/>
-              <w:rPr>
-                <w:rFonts w:hint="default" w:ascii="Times New Roman" w:hAnsi="Times New Roman" w:eastAsia="宋体" w:cs="Times New Roman"/>
-                <w:i w:val="0"/>
-                <w:iCs w:val="0"/>
-                <w:color w:val="000000"/>
-                <w:sz w:val="24"/>
-                <w:szCs w:val="24"/>
-                <w:u w:val="none"/>
-              </w:rPr>
-            </w:pPr>
-            <w:r>
-              <w:rPr>
-                <w:rFonts w:hint="default" w:ascii="Times New Roman" w:hAnsi="Times New Roman" w:eastAsia="宋体" w:cs="Times New Roman"/>
-                <w:i w:val="0"/>
-                <w:iCs w:val="0"/>
-                <w:color w:val="000000"/>
-                <w:kern w:val="0"/>
-                <w:sz w:val="24"/>
-                <w:szCs w:val="24"/>
-                <w:u w:val="none"/>
-                <w:lang w:val="en-US" w:eastAsia="zh-CN" w:bidi="ar"/>
-              </w:rPr>
-              <w:t>+</w:t>
-            </w:r>
-          </w:p>
-        </w:tc>
-        <w:tc>
-          <w:tcPr>
-            <w:tcW w:w="1114" w:type="pct"/>
-            <w:tcBorders>
-              <w:top w:val="single" w:color="000000" w:sz="4" w:space="0"/>
-              <w:left w:val="single" w:color="000000" w:sz="4" w:space="0"/>
-              <w:bottom w:val="single" w:color="000000" w:sz="4" w:space="0"/>
-              <w:right w:val="single" w:color="000000" w:sz="4" w:space="0"/>
-            </w:tcBorders>
-            <w:shd w:val="clear" w:color="auto" w:fill="auto"/>
-            <w:noWrap/>
-            <w:vAlign w:val="bottom"/>
-          </w:tcPr>
-          <w:p>
-            <w:pPr>
-              <w:keepNext w:val="0"/>
-              <w:keepLines w:val="0"/>
-              <w:widowControl/>
-              <w:suppressLineNumbers w:val="0"/>
-              <w:spacing w:line="240" w:lineRule="auto"/>
-              <w:ind w:left="0" w:leftChars="0" w:right="0" w:rightChars="0" w:firstLine="0" w:firstLineChars="0"/>
-              <w:jc w:val="left"/>
-              <w:textAlignment w:val="bottom"/>
-              <w:rPr>
-                <w:rFonts w:hint="default" w:ascii="Times New Roman" w:hAnsi="Times New Roman" w:eastAsia="宋体" w:cs="Times New Roman"/>
-                <w:i w:val="0"/>
-                <w:iCs w:val="0"/>
-                <w:color w:val="000000"/>
-                <w:sz w:val="24"/>
-                <w:szCs w:val="24"/>
-                <w:u w:val="none"/>
-              </w:rPr>
-            </w:pPr>
-            <w:r>
-              <w:rPr>
-                <w:rFonts w:hint="default" w:ascii="Times New Roman" w:hAnsi="Times New Roman" w:eastAsia="宋体" w:cs="Times New Roman"/>
-                <w:i w:val="0"/>
-                <w:iCs w:val="0"/>
-                <w:color w:val="000000"/>
-                <w:kern w:val="0"/>
-                <w:sz w:val="24"/>
-                <w:szCs w:val="24"/>
-                <w:u w:val="none"/>
-                <w:lang w:val="en-US" w:eastAsia="zh-CN" w:bidi="ar"/>
-              </w:rPr>
-              <w:t>-</w:t>
             </w:r>
           </w:p>
         </w:tc>
@@ -12058,7 +10110,7 @@
                 <w:u w:val="none"/>
                 <w:lang w:val="en-US" w:eastAsia="zh-CN" w:bidi="ar"/>
               </w:rPr>
-              <w:t>Сканирование QR-кодов на месте</w:t>
+              <w:t>Регистрация на мероприятие</w:t>
             </w:r>
           </w:p>
         </w:tc>
@@ -12107,7 +10159,7 @@
                 <w:u w:val="none"/>
                 <w:lang w:val="en-US" w:eastAsia="zh-CN" w:bidi="ar"/>
               </w:rPr>
-              <w:t>-</w:t>
+              <w:t>+</w:t>
             </w:r>
           </w:p>
         </w:tc>
@@ -12156,7 +10208,7 @@
                 <w:u w:val="none"/>
                 <w:lang w:val="en-US" w:eastAsia="zh-CN" w:bidi="ar"/>
               </w:rPr>
-              <w:t>+</w:t>
+              <w:t>-</w:t>
             </w:r>
           </w:p>
         </w:tc>
@@ -12276,7 +10328,7 @@
                 <w:u w:val="none"/>
                 <w:lang w:val="en-US" w:eastAsia="zh-CN" w:bidi="ar"/>
               </w:rPr>
-              <w:t>Экспорт списка участников</w:t>
+              <w:t>Отмена регистрации</w:t>
             </w:r>
           </w:p>
         </w:tc>
@@ -12325,7 +10377,7 @@
                 <w:u w:val="none"/>
                 <w:lang w:val="en-US" w:eastAsia="zh-CN" w:bidi="ar"/>
               </w:rPr>
-              <w:t>-</w:t>
+              <w:t>+</w:t>
             </w:r>
           </w:p>
         </w:tc>
@@ -12374,7 +10426,7 @@
                 <w:u w:val="none"/>
                 <w:lang w:val="en-US" w:eastAsia="zh-CN" w:bidi="ar"/>
               </w:rPr>
-              <w:t>+</w:t>
+              <w:t>-</w:t>
             </w:r>
           </w:p>
         </w:tc>
@@ -12423,441 +10475,7 @@
                 <w:u w:val="none"/>
                 <w:lang w:val="en-US" w:eastAsia="zh-CN" w:bidi="ar"/>
               </w:rPr>
-              <w:t>+</w:t>
-            </w:r>
-          </w:p>
-        </w:tc>
-      </w:tr>
-      <w:tr>
-        <w:tblPrEx>
-          <w:tblBorders>
-            <w:top w:val="none" w:color="auto" w:sz="0" w:space="0"/>
-            <w:left w:val="none" w:color="auto" w:sz="0" w:space="0"/>
-            <w:bottom w:val="none" w:color="auto" w:sz="0" w:space="0"/>
-            <w:right w:val="none" w:color="auto" w:sz="0" w:space="0"/>
-            <w:insideH w:val="none" w:color="auto" w:sz="0" w:space="0"/>
-            <w:insideV w:val="none" w:color="auto" w:sz="0" w:space="0"/>
-          </w:tblBorders>
-          <w:tblCellMar>
-            <w:top w:w="0" w:type="dxa"/>
-            <w:left w:w="108" w:type="dxa"/>
-            <w:bottom w:w="0" w:type="dxa"/>
-            <w:right w:w="108" w:type="dxa"/>
-          </w:tblCellMar>
-        </w:tblPrEx>
-        <w:trPr>
-          <w:trHeight w:val="1103" w:hRule="atLeast"/>
-        </w:trPr>
-        <w:tc>
-          <w:tcPr>
-            <w:tcW w:w="1361" w:type="pct"/>
-            <w:tcBorders>
-              <w:top w:val="single" w:color="000000" w:sz="4" w:space="0"/>
-              <w:left w:val="single" w:color="000000" w:sz="4" w:space="0"/>
-              <w:bottom w:val="single" w:color="000000" w:sz="4" w:space="0"/>
-              <w:right w:val="single" w:color="000000" w:sz="4" w:space="0"/>
-            </w:tcBorders>
-            <w:shd w:val="clear" w:color="auto" w:fill="auto"/>
-            <w:noWrap/>
-            <w:vAlign w:val="bottom"/>
-          </w:tcPr>
-          <w:p>
-            <w:pPr>
-              <w:keepNext w:val="0"/>
-              <w:keepLines w:val="0"/>
-              <w:widowControl/>
-              <w:suppressLineNumbers w:val="0"/>
-              <w:spacing w:line="240" w:lineRule="auto"/>
-              <w:ind w:left="0" w:leftChars="0" w:right="0" w:rightChars="0" w:firstLine="0" w:firstLineChars="0"/>
-              <w:jc w:val="left"/>
-              <w:textAlignment w:val="bottom"/>
-              <w:rPr>
-                <w:rFonts w:hint="default" w:ascii="Times New Roman" w:hAnsi="Times New Roman" w:eastAsia="宋体" w:cs="Times New Roman"/>
-                <w:i w:val="0"/>
-                <w:iCs w:val="0"/>
-                <w:color w:val="000000"/>
-                <w:sz w:val="24"/>
-                <w:szCs w:val="24"/>
-                <w:u w:val="none"/>
-              </w:rPr>
-            </w:pPr>
-            <w:r>
-              <w:rPr>
-                <w:rFonts w:hint="default" w:ascii="Times New Roman" w:hAnsi="Times New Roman" w:eastAsia="宋体" w:cs="Times New Roman"/>
-                <w:i w:val="0"/>
-                <w:iCs w:val="0"/>
-                <w:color w:val="000000"/>
-                <w:kern w:val="0"/>
-                <w:sz w:val="24"/>
-                <w:szCs w:val="24"/>
-                <w:u w:val="none"/>
-                <w:lang w:val="en-US" w:eastAsia="zh-CN" w:bidi="ar"/>
-              </w:rPr>
-              <w:t>Утверждение мероприятия (соответствие правилам)</w:t>
-            </w:r>
-          </w:p>
-        </w:tc>
-        <w:tc>
-          <w:tcPr>
-            <w:tcW w:w="1361" w:type="pct"/>
-            <w:tcBorders>
-              <w:top w:val="single" w:color="000000" w:sz="4" w:space="0"/>
-              <w:left w:val="single" w:color="000000" w:sz="4" w:space="0"/>
-              <w:bottom w:val="single" w:color="000000" w:sz="4" w:space="0"/>
-              <w:right w:val="single" w:color="000000" w:sz="4" w:space="0"/>
-            </w:tcBorders>
-            <w:shd w:val="clear" w:color="auto" w:fill="auto"/>
-            <w:noWrap/>
-            <w:vAlign w:val="bottom"/>
-          </w:tcPr>
-          <w:p>
-            <w:pPr>
-              <w:keepNext w:val="0"/>
-              <w:keepLines w:val="0"/>
-              <w:widowControl/>
-              <w:suppressLineNumbers w:val="0"/>
-              <w:spacing w:line="240" w:lineRule="auto"/>
-              <w:ind w:left="0" w:leftChars="0" w:right="0" w:rightChars="0" w:firstLine="0" w:firstLineChars="0"/>
-              <w:jc w:val="left"/>
-              <w:textAlignment w:val="bottom"/>
-              <w:rPr>
-                <w:rFonts w:hint="default" w:ascii="Times New Roman" w:hAnsi="Times New Roman" w:eastAsia="宋体" w:cs="Times New Roman"/>
-                <w:i w:val="0"/>
-                <w:iCs w:val="0"/>
-                <w:color w:val="000000"/>
-                <w:sz w:val="24"/>
-                <w:szCs w:val="24"/>
-                <w:u w:val="none"/>
-              </w:rPr>
-            </w:pPr>
-            <w:r>
-              <w:rPr>
-                <w:rFonts w:hint="default" w:ascii="Times New Roman" w:hAnsi="Times New Roman" w:eastAsia="宋体" w:cs="Times New Roman"/>
-                <w:i w:val="0"/>
-                <w:iCs w:val="0"/>
-                <w:color w:val="000000"/>
-                <w:kern w:val="0"/>
-                <w:sz w:val="24"/>
-                <w:szCs w:val="24"/>
-                <w:u w:val="none"/>
-                <w:lang w:val="en-US" w:eastAsia="zh-CN" w:bidi="ar"/>
-              </w:rPr>
               <w:t>-</w:t>
-            </w:r>
-          </w:p>
-        </w:tc>
-        <w:tc>
-          <w:tcPr>
-            <w:tcW w:w="1162" w:type="pct"/>
-            <w:tcBorders>
-              <w:top w:val="single" w:color="000000" w:sz="4" w:space="0"/>
-              <w:left w:val="single" w:color="000000" w:sz="4" w:space="0"/>
-              <w:bottom w:val="single" w:color="000000" w:sz="4" w:space="0"/>
-              <w:right w:val="single" w:color="000000" w:sz="4" w:space="0"/>
-            </w:tcBorders>
-            <w:shd w:val="clear" w:color="auto" w:fill="auto"/>
-            <w:noWrap/>
-            <w:vAlign w:val="bottom"/>
-          </w:tcPr>
-          <w:p>
-            <w:pPr>
-              <w:keepNext w:val="0"/>
-              <w:keepLines w:val="0"/>
-              <w:widowControl/>
-              <w:suppressLineNumbers w:val="0"/>
-              <w:spacing w:line="240" w:lineRule="auto"/>
-              <w:ind w:left="0" w:leftChars="0" w:right="0" w:rightChars="0" w:firstLine="0" w:firstLineChars="0"/>
-              <w:jc w:val="left"/>
-              <w:textAlignment w:val="bottom"/>
-              <w:rPr>
-                <w:rFonts w:hint="default" w:ascii="Times New Roman" w:hAnsi="Times New Roman" w:eastAsia="宋体" w:cs="Times New Roman"/>
-                <w:i w:val="0"/>
-                <w:iCs w:val="0"/>
-                <w:color w:val="000000"/>
-                <w:sz w:val="24"/>
-                <w:szCs w:val="24"/>
-                <w:u w:val="none"/>
-              </w:rPr>
-            </w:pPr>
-            <w:r>
-              <w:rPr>
-                <w:rFonts w:hint="default" w:ascii="Times New Roman" w:hAnsi="Times New Roman" w:eastAsia="宋体" w:cs="Times New Roman"/>
-                <w:i w:val="0"/>
-                <w:iCs w:val="0"/>
-                <w:color w:val="000000"/>
-                <w:kern w:val="0"/>
-                <w:sz w:val="24"/>
-                <w:szCs w:val="24"/>
-                <w:u w:val="none"/>
-                <w:lang w:val="en-US" w:eastAsia="zh-CN" w:bidi="ar"/>
-              </w:rPr>
-              <w:t>-</w:t>
-            </w:r>
-          </w:p>
-        </w:tc>
-        <w:tc>
-          <w:tcPr>
-            <w:tcW w:w="1114" w:type="pct"/>
-            <w:tcBorders>
-              <w:top w:val="single" w:color="000000" w:sz="4" w:space="0"/>
-              <w:left w:val="single" w:color="000000" w:sz="4" w:space="0"/>
-              <w:bottom w:val="single" w:color="000000" w:sz="4" w:space="0"/>
-              <w:right w:val="single" w:color="000000" w:sz="4" w:space="0"/>
-            </w:tcBorders>
-            <w:shd w:val="clear" w:color="auto" w:fill="auto"/>
-            <w:noWrap/>
-            <w:vAlign w:val="bottom"/>
-          </w:tcPr>
-          <w:p>
-            <w:pPr>
-              <w:keepNext w:val="0"/>
-              <w:keepLines w:val="0"/>
-              <w:widowControl/>
-              <w:suppressLineNumbers w:val="0"/>
-              <w:spacing w:line="240" w:lineRule="auto"/>
-              <w:ind w:left="0" w:leftChars="0" w:right="0" w:rightChars="0" w:firstLine="0" w:firstLineChars="0"/>
-              <w:jc w:val="left"/>
-              <w:textAlignment w:val="bottom"/>
-              <w:rPr>
-                <w:rFonts w:hint="default" w:ascii="Times New Roman" w:hAnsi="Times New Roman" w:eastAsia="宋体" w:cs="Times New Roman"/>
-                <w:i w:val="0"/>
-                <w:iCs w:val="0"/>
-                <w:color w:val="000000"/>
-                <w:sz w:val="24"/>
-                <w:szCs w:val="24"/>
-                <w:u w:val="none"/>
-              </w:rPr>
-            </w:pPr>
-            <w:r>
-              <w:rPr>
-                <w:rFonts w:hint="default" w:ascii="Times New Roman" w:hAnsi="Times New Roman" w:eastAsia="宋体" w:cs="Times New Roman"/>
-                <w:i w:val="0"/>
-                <w:iCs w:val="0"/>
-                <w:color w:val="000000"/>
-                <w:kern w:val="0"/>
-                <w:sz w:val="24"/>
-                <w:szCs w:val="24"/>
-                <w:u w:val="none"/>
-                <w:lang w:val="en-US" w:eastAsia="zh-CN" w:bidi="ar"/>
-              </w:rPr>
-              <w:t>+</w:t>
-            </w:r>
-          </w:p>
-        </w:tc>
-      </w:tr>
-      <w:tr>
-        <w:tblPrEx>
-          <w:tblBorders>
-            <w:top w:val="none" w:color="auto" w:sz="0" w:space="0"/>
-            <w:left w:val="none" w:color="auto" w:sz="0" w:space="0"/>
-            <w:bottom w:val="none" w:color="auto" w:sz="0" w:space="0"/>
-            <w:right w:val="none" w:color="auto" w:sz="0" w:space="0"/>
-            <w:insideH w:val="none" w:color="auto" w:sz="0" w:space="0"/>
-            <w:insideV w:val="none" w:color="auto" w:sz="0" w:space="0"/>
-          </w:tblBorders>
-          <w:tblCellMar>
-            <w:top w:w="0" w:type="dxa"/>
-            <w:left w:w="108" w:type="dxa"/>
-            <w:bottom w:w="0" w:type="dxa"/>
-            <w:right w:w="108" w:type="dxa"/>
-          </w:tblCellMar>
-        </w:tblPrEx>
-        <w:trPr>
-          <w:trHeight w:val="1103" w:hRule="atLeast"/>
-        </w:trPr>
-        <w:tc>
-          <w:tcPr>
-            <w:tcW w:w="1361" w:type="pct"/>
-            <w:tcBorders>
-              <w:top w:val="single" w:color="000000" w:sz="4" w:space="0"/>
-              <w:left w:val="single" w:color="000000" w:sz="4" w:space="0"/>
-              <w:bottom w:val="single" w:color="000000" w:sz="4" w:space="0"/>
-              <w:right w:val="single" w:color="000000" w:sz="4" w:space="0"/>
-            </w:tcBorders>
-            <w:shd w:val="clear" w:color="auto" w:fill="auto"/>
-            <w:noWrap/>
-            <w:vAlign w:val="bottom"/>
-          </w:tcPr>
-          <w:p>
-            <w:pPr>
-              <w:keepNext w:val="0"/>
-              <w:keepLines w:val="0"/>
-              <w:widowControl/>
-              <w:suppressLineNumbers w:val="0"/>
-              <w:spacing w:line="240" w:lineRule="auto"/>
-              <w:ind w:left="0" w:leftChars="0" w:right="0" w:rightChars="0" w:firstLine="0" w:firstLineChars="0"/>
-              <w:jc w:val="left"/>
-              <w:textAlignment w:val="bottom"/>
-              <w:rPr>
-                <w:rFonts w:hint="default" w:ascii="Times New Roman" w:hAnsi="Times New Roman" w:eastAsia="宋体" w:cs="Times New Roman"/>
-                <w:i w:val="0"/>
-                <w:iCs w:val="0"/>
-                <w:color w:val="000000"/>
-                <w:sz w:val="24"/>
-                <w:szCs w:val="24"/>
-                <w:u w:val="none"/>
-              </w:rPr>
-            </w:pPr>
-            <w:r>
-              <w:rPr>
-                <w:rFonts w:hint="default" w:ascii="Times New Roman" w:hAnsi="Times New Roman" w:eastAsia="宋体" w:cs="Times New Roman"/>
-                <w:i w:val="0"/>
-                <w:iCs w:val="0"/>
-                <w:color w:val="000000"/>
-                <w:kern w:val="0"/>
-                <w:sz w:val="24"/>
-                <w:szCs w:val="24"/>
-                <w:u w:val="none"/>
-                <w:lang w:val="en-US" w:eastAsia="zh-CN" w:bidi="ar"/>
-              </w:rPr>
-              <w:t>Управление клубами и участниками</w:t>
-            </w:r>
-          </w:p>
-        </w:tc>
-        <w:tc>
-          <w:tcPr>
-            <w:tcW w:w="1361" w:type="pct"/>
-            <w:tcBorders>
-              <w:top w:val="single" w:color="000000" w:sz="4" w:space="0"/>
-              <w:left w:val="single" w:color="000000" w:sz="4" w:space="0"/>
-              <w:bottom w:val="single" w:color="000000" w:sz="4" w:space="0"/>
-              <w:right w:val="single" w:color="000000" w:sz="4" w:space="0"/>
-            </w:tcBorders>
-            <w:shd w:val="clear" w:color="auto" w:fill="auto"/>
-            <w:noWrap/>
-            <w:vAlign w:val="bottom"/>
-          </w:tcPr>
-          <w:p>
-            <w:pPr>
-              <w:keepNext w:val="0"/>
-              <w:keepLines w:val="0"/>
-              <w:widowControl/>
-              <w:suppressLineNumbers w:val="0"/>
-              <w:spacing w:line="240" w:lineRule="auto"/>
-              <w:ind w:left="0" w:leftChars="0" w:right="0" w:rightChars="0" w:firstLine="0" w:firstLineChars="0"/>
-              <w:jc w:val="left"/>
-              <w:textAlignment w:val="bottom"/>
-              <w:rPr>
-                <w:rFonts w:hint="default" w:ascii="Times New Roman" w:hAnsi="Times New Roman" w:eastAsia="宋体" w:cs="Times New Roman"/>
-                <w:i w:val="0"/>
-                <w:iCs w:val="0"/>
-                <w:color w:val="000000"/>
-                <w:sz w:val="24"/>
-                <w:szCs w:val="24"/>
-                <w:u w:val="none"/>
-              </w:rPr>
-            </w:pPr>
-            <w:r>
-              <w:rPr>
-                <w:rFonts w:hint="default" w:ascii="Times New Roman" w:hAnsi="Times New Roman" w:eastAsia="宋体" w:cs="Times New Roman"/>
-                <w:i w:val="0"/>
-                <w:iCs w:val="0"/>
-                <w:color w:val="000000"/>
-                <w:kern w:val="0"/>
-                <w:sz w:val="24"/>
-                <w:szCs w:val="24"/>
-                <w:u w:val="none"/>
-                <w:lang w:val="en-US" w:eastAsia="zh-CN" w:bidi="ar"/>
-              </w:rPr>
-              <w:t>-</w:t>
-            </w:r>
-          </w:p>
-        </w:tc>
-        <w:tc>
-          <w:tcPr>
-            <w:tcW w:w="1162" w:type="pct"/>
-            <w:tcBorders>
-              <w:top w:val="single" w:color="000000" w:sz="4" w:space="0"/>
-              <w:left w:val="single" w:color="000000" w:sz="4" w:space="0"/>
-              <w:bottom w:val="single" w:color="000000" w:sz="4" w:space="0"/>
-              <w:right w:val="single" w:color="000000" w:sz="4" w:space="0"/>
-            </w:tcBorders>
-            <w:shd w:val="clear" w:color="auto" w:fill="auto"/>
-            <w:noWrap/>
-            <w:vAlign w:val="bottom"/>
-          </w:tcPr>
-          <w:p>
-            <w:pPr>
-              <w:keepNext w:val="0"/>
-              <w:keepLines w:val="0"/>
-              <w:widowControl/>
-              <w:suppressLineNumbers w:val="0"/>
-              <w:spacing w:line="240" w:lineRule="auto"/>
-              <w:ind w:left="0" w:leftChars="0" w:right="0" w:rightChars="0" w:firstLine="0" w:firstLineChars="0"/>
-              <w:jc w:val="left"/>
-              <w:textAlignment w:val="bottom"/>
-              <w:rPr>
-                <w:rFonts w:hint="default" w:ascii="Times New Roman" w:hAnsi="Times New Roman" w:eastAsia="宋体" w:cs="Times New Roman"/>
-                <w:i w:val="0"/>
-                <w:iCs w:val="0"/>
-                <w:color w:val="000000"/>
-                <w:sz w:val="24"/>
-                <w:szCs w:val="24"/>
-                <w:u w:val="none"/>
-              </w:rPr>
-            </w:pPr>
-            <w:r>
-              <w:rPr>
-                <w:rFonts w:hint="default" w:ascii="Times New Roman" w:hAnsi="Times New Roman" w:eastAsia="宋体" w:cs="Times New Roman"/>
-                <w:i w:val="0"/>
-                <w:iCs w:val="0"/>
-                <w:color w:val="000000"/>
-                <w:kern w:val="0"/>
-                <w:sz w:val="24"/>
-                <w:szCs w:val="24"/>
-                <w:u w:val="none"/>
-                <w:lang w:val="en-US" w:eastAsia="zh-CN" w:bidi="ar"/>
-              </w:rPr>
-              <w:t>+</w:t>
-            </w:r>
-          </w:p>
-        </w:tc>
-        <w:tc>
-          <w:tcPr>
-            <w:tcW w:w="1114" w:type="pct"/>
-            <w:tcBorders>
-              <w:top w:val="single" w:color="000000" w:sz="4" w:space="0"/>
-              <w:left w:val="single" w:color="000000" w:sz="4" w:space="0"/>
-              <w:bottom w:val="single" w:color="000000" w:sz="4" w:space="0"/>
-              <w:right w:val="single" w:color="000000" w:sz="4" w:space="0"/>
-            </w:tcBorders>
-            <w:shd w:val="clear" w:color="auto" w:fill="auto"/>
-            <w:noWrap/>
-            <w:vAlign w:val="bottom"/>
-          </w:tcPr>
-          <w:p>
-            <w:pPr>
-              <w:keepNext w:val="0"/>
-              <w:keepLines w:val="0"/>
-              <w:widowControl/>
-              <w:suppressLineNumbers w:val="0"/>
-              <w:spacing w:line="240" w:lineRule="auto"/>
-              <w:ind w:left="0" w:leftChars="0" w:right="0" w:rightChars="0" w:firstLine="0" w:firstLineChars="0"/>
-              <w:jc w:val="left"/>
-              <w:textAlignment w:val="bottom"/>
-              <w:rPr>
-                <w:rFonts w:hint="default" w:ascii="Times New Roman" w:hAnsi="Times New Roman" w:eastAsia="宋体" w:cs="Times New Roman"/>
-                <w:i w:val="0"/>
-                <w:iCs w:val="0"/>
-                <w:color w:val="000000"/>
-                <w:sz w:val="24"/>
-                <w:szCs w:val="24"/>
-                <w:u w:val="none"/>
-              </w:rPr>
-            </w:pPr>
-            <w:r>
-              <w:rPr>
-                <w:rFonts w:hint="default" w:ascii="Times New Roman" w:hAnsi="Times New Roman" w:eastAsia="宋体" w:cs="Times New Roman"/>
-                <w:i w:val="0"/>
-                <w:iCs w:val="0"/>
-                <w:color w:val="000000"/>
-                <w:kern w:val="0"/>
-                <w:sz w:val="24"/>
-                <w:szCs w:val="24"/>
-                <w:u w:val="none"/>
-                <w:lang w:val="en-US" w:eastAsia="zh-CN" w:bidi="ar"/>
-              </w:rPr>
-              <w:t>+</w:t>
             </w:r>
           </w:p>
         </w:tc>
@@ -12928,7 +10546,7 @@
                 <w:u w:val="none"/>
                 <w:lang w:val="en-US" w:eastAsia="zh-CN" w:bidi="ar"/>
               </w:rPr>
-              <w:t>Просмотр статистики</w:t>
+              <w:t>Вступление в лист ожидания</w:t>
             </w:r>
           </w:p>
         </w:tc>
@@ -12977,7 +10595,7 @@
                 <w:u w:val="none"/>
                 <w:lang w:val="en-US" w:eastAsia="zh-CN" w:bidi="ar"/>
               </w:rPr>
-              <w:t>-</w:t>
+              <w:t>+</w:t>
             </w:r>
           </w:p>
         </w:tc>
@@ -13026,7 +10644,7 @@
                 <w:u w:val="none"/>
                 <w:lang w:val="en-US" w:eastAsia="zh-CN" w:bidi="ar"/>
               </w:rPr>
-              <w:t>+</w:t>
+              <w:t>-</w:t>
             </w:r>
           </w:p>
         </w:tc>
@@ -13075,7 +10693,7 @@
                 <w:u w:val="none"/>
                 <w:lang w:val="en-US" w:eastAsia="zh-CN" w:bidi="ar"/>
               </w:rPr>
-              <w:t>+</w:t>
+              <w:t>-</w:t>
             </w:r>
           </w:p>
         </w:tc>
@@ -13090,6 +10708,2405 @@
             <w:insideH w:val="none" w:color="auto" w:sz="0" w:space="0"/>
             <w:insideV w:val="none" w:color="auto" w:sz="0" w:space="0"/>
           </w:tblBorders>
+          <w:shd w:val="clear" w:color="auto" w:fill="auto"/>
+          <w:tblCellMar>
+            <w:top w:w="0" w:type="dxa"/>
+            <w:left w:w="108" w:type="dxa"/>
+            <w:bottom w:w="0" w:type="dxa"/>
+            <w:right w:w="108" w:type="dxa"/>
+          </w:tblCellMar>
+        </w:tblPrEx>
+        <w:trPr>
+          <w:trHeight w:val="1103" w:hRule="atLeast"/>
+        </w:trPr>
+        <w:tc>
+          <w:tcPr>
+            <w:tcW w:w="1361" w:type="pct"/>
+            <w:tcBorders>
+              <w:top w:val="single" w:color="000000" w:sz="4" w:space="0"/>
+              <w:left w:val="single" w:color="000000" w:sz="4" w:space="0"/>
+              <w:bottom w:val="single" w:color="000000" w:sz="4" w:space="0"/>
+              <w:right w:val="single" w:color="000000" w:sz="4" w:space="0"/>
+            </w:tcBorders>
+            <w:shd w:val="clear" w:color="auto" w:fill="auto"/>
+            <w:noWrap/>
+            <w:vAlign w:val="bottom"/>
+          </w:tcPr>
+          <w:p>
+            <w:pPr>
+              <w:keepNext w:val="0"/>
+              <w:keepLines w:val="0"/>
+              <w:widowControl/>
+              <w:suppressLineNumbers w:val="0"/>
+              <w:spacing w:line="240" w:lineRule="auto"/>
+              <w:ind w:left="0" w:leftChars="0" w:right="0" w:rightChars="0" w:firstLine="0" w:firstLineChars="0"/>
+              <w:jc w:val="left"/>
+              <w:textAlignment w:val="bottom"/>
+              <w:rPr>
+                <w:rFonts w:hint="default" w:ascii="Times New Roman" w:hAnsi="Times New Roman" w:eastAsia="宋体" w:cs="Times New Roman"/>
+                <w:i w:val="0"/>
+                <w:iCs w:val="0"/>
+                <w:color w:val="000000"/>
+                <w:sz w:val="24"/>
+                <w:szCs w:val="24"/>
+                <w:u w:val="none"/>
+              </w:rPr>
+            </w:pPr>
+            <w:r>
+              <w:rPr>
+                <w:rFonts w:hint="default" w:ascii="Times New Roman" w:hAnsi="Times New Roman" w:eastAsia="宋体" w:cs="Times New Roman"/>
+                <w:i w:val="0"/>
+                <w:iCs w:val="0"/>
+                <w:color w:val="000000"/>
+                <w:kern w:val="0"/>
+                <w:sz w:val="24"/>
+                <w:szCs w:val="24"/>
+                <w:u w:val="none"/>
+                <w:lang w:val="en-US" w:eastAsia="zh-CN" w:bidi="ar"/>
+              </w:rPr>
+              <w:t>Сканирование QR-кода (участник)</w:t>
+            </w:r>
+          </w:p>
+        </w:tc>
+        <w:tc>
+          <w:tcPr>
+            <w:tcW w:w="1361" w:type="pct"/>
+            <w:tcBorders>
+              <w:top w:val="single" w:color="000000" w:sz="4" w:space="0"/>
+              <w:left w:val="single" w:color="000000" w:sz="4" w:space="0"/>
+              <w:bottom w:val="single" w:color="000000" w:sz="4" w:space="0"/>
+              <w:right w:val="single" w:color="000000" w:sz="4" w:space="0"/>
+            </w:tcBorders>
+            <w:shd w:val="clear" w:color="auto" w:fill="auto"/>
+            <w:noWrap/>
+            <w:vAlign w:val="bottom"/>
+          </w:tcPr>
+          <w:p>
+            <w:pPr>
+              <w:keepNext w:val="0"/>
+              <w:keepLines w:val="0"/>
+              <w:widowControl/>
+              <w:suppressLineNumbers w:val="0"/>
+              <w:spacing w:line="240" w:lineRule="auto"/>
+              <w:ind w:left="0" w:leftChars="0" w:right="0" w:rightChars="0" w:firstLine="0" w:firstLineChars="0"/>
+              <w:jc w:val="left"/>
+              <w:textAlignment w:val="bottom"/>
+              <w:rPr>
+                <w:rFonts w:hint="default" w:ascii="Times New Roman" w:hAnsi="Times New Roman" w:eastAsia="宋体" w:cs="Times New Roman"/>
+                <w:i w:val="0"/>
+                <w:iCs w:val="0"/>
+                <w:color w:val="000000"/>
+                <w:sz w:val="24"/>
+                <w:szCs w:val="24"/>
+                <w:u w:val="none"/>
+              </w:rPr>
+            </w:pPr>
+            <w:r>
+              <w:rPr>
+                <w:rFonts w:hint="default" w:ascii="Times New Roman" w:hAnsi="Times New Roman" w:eastAsia="宋体" w:cs="Times New Roman"/>
+                <w:i w:val="0"/>
+                <w:iCs w:val="0"/>
+                <w:color w:val="000000"/>
+                <w:kern w:val="0"/>
+                <w:sz w:val="24"/>
+                <w:szCs w:val="24"/>
+                <w:u w:val="none"/>
+                <w:lang w:val="en-US" w:eastAsia="zh-CN" w:bidi="ar"/>
+              </w:rPr>
+              <w:t>+</w:t>
+            </w:r>
+          </w:p>
+        </w:tc>
+        <w:tc>
+          <w:tcPr>
+            <w:tcW w:w="1162" w:type="pct"/>
+            <w:tcBorders>
+              <w:top w:val="single" w:color="000000" w:sz="4" w:space="0"/>
+              <w:left w:val="single" w:color="000000" w:sz="4" w:space="0"/>
+              <w:bottom w:val="single" w:color="000000" w:sz="4" w:space="0"/>
+              <w:right w:val="single" w:color="000000" w:sz="4" w:space="0"/>
+            </w:tcBorders>
+            <w:shd w:val="clear" w:color="auto" w:fill="auto"/>
+            <w:noWrap/>
+            <w:vAlign w:val="bottom"/>
+          </w:tcPr>
+          <w:p>
+            <w:pPr>
+              <w:keepNext w:val="0"/>
+              <w:keepLines w:val="0"/>
+              <w:widowControl/>
+              <w:suppressLineNumbers w:val="0"/>
+              <w:spacing w:line="240" w:lineRule="auto"/>
+              <w:ind w:left="0" w:leftChars="0" w:right="0" w:rightChars="0" w:firstLine="0" w:firstLineChars="0"/>
+              <w:jc w:val="left"/>
+              <w:textAlignment w:val="bottom"/>
+              <w:rPr>
+                <w:rFonts w:hint="default" w:ascii="Times New Roman" w:hAnsi="Times New Roman" w:eastAsia="宋体" w:cs="Times New Roman"/>
+                <w:i w:val="0"/>
+                <w:iCs w:val="0"/>
+                <w:color w:val="000000"/>
+                <w:sz w:val="24"/>
+                <w:szCs w:val="24"/>
+                <w:u w:val="none"/>
+              </w:rPr>
+            </w:pPr>
+            <w:r>
+              <w:rPr>
+                <w:rFonts w:hint="default" w:ascii="Times New Roman" w:hAnsi="Times New Roman" w:eastAsia="宋体" w:cs="Times New Roman"/>
+                <w:i w:val="0"/>
+                <w:iCs w:val="0"/>
+                <w:color w:val="000000"/>
+                <w:kern w:val="0"/>
+                <w:sz w:val="24"/>
+                <w:szCs w:val="24"/>
+                <w:u w:val="none"/>
+                <w:lang w:val="en-US" w:eastAsia="zh-CN" w:bidi="ar"/>
+              </w:rPr>
+              <w:t>-</w:t>
+            </w:r>
+          </w:p>
+        </w:tc>
+        <w:tc>
+          <w:tcPr>
+            <w:tcW w:w="1114" w:type="pct"/>
+            <w:tcBorders>
+              <w:top w:val="single" w:color="000000" w:sz="4" w:space="0"/>
+              <w:left w:val="single" w:color="000000" w:sz="4" w:space="0"/>
+              <w:bottom w:val="single" w:color="000000" w:sz="4" w:space="0"/>
+              <w:right w:val="single" w:color="000000" w:sz="4" w:space="0"/>
+            </w:tcBorders>
+            <w:shd w:val="clear" w:color="auto" w:fill="auto"/>
+            <w:noWrap/>
+            <w:vAlign w:val="bottom"/>
+          </w:tcPr>
+          <w:p>
+            <w:pPr>
+              <w:keepNext w:val="0"/>
+              <w:keepLines w:val="0"/>
+              <w:widowControl/>
+              <w:suppressLineNumbers w:val="0"/>
+              <w:spacing w:line="240" w:lineRule="auto"/>
+              <w:ind w:left="0" w:leftChars="0" w:right="0" w:rightChars="0" w:firstLine="0" w:firstLineChars="0"/>
+              <w:jc w:val="left"/>
+              <w:textAlignment w:val="bottom"/>
+              <w:rPr>
+                <w:rFonts w:hint="default" w:ascii="Times New Roman" w:hAnsi="Times New Roman" w:eastAsia="宋体" w:cs="Times New Roman"/>
+                <w:i w:val="0"/>
+                <w:iCs w:val="0"/>
+                <w:color w:val="000000"/>
+                <w:sz w:val="24"/>
+                <w:szCs w:val="24"/>
+                <w:u w:val="none"/>
+              </w:rPr>
+            </w:pPr>
+            <w:r>
+              <w:rPr>
+                <w:rFonts w:hint="default" w:ascii="Times New Roman" w:hAnsi="Times New Roman" w:eastAsia="宋体" w:cs="Times New Roman"/>
+                <w:i w:val="0"/>
+                <w:iCs w:val="0"/>
+                <w:color w:val="000000"/>
+                <w:kern w:val="0"/>
+                <w:sz w:val="24"/>
+                <w:szCs w:val="24"/>
+                <w:u w:val="none"/>
+                <w:lang w:val="en-US" w:eastAsia="zh-CN" w:bidi="ar"/>
+              </w:rPr>
+              <w:t>-</w:t>
+            </w:r>
+          </w:p>
+        </w:tc>
+      </w:tr>
+      <w:tr>
+        <w:tblPrEx>
+          <w:tblBorders>
+            <w:top w:val="none" w:color="auto" w:sz="0" w:space="0"/>
+            <w:left w:val="none" w:color="auto" w:sz="0" w:space="0"/>
+            <w:bottom w:val="none" w:color="auto" w:sz="0" w:space="0"/>
+            <w:right w:val="none" w:color="auto" w:sz="0" w:space="0"/>
+            <w:insideH w:val="none" w:color="auto" w:sz="0" w:space="0"/>
+            <w:insideV w:val="none" w:color="auto" w:sz="0" w:space="0"/>
+          </w:tblBorders>
+          <w:shd w:val="clear" w:color="auto" w:fill="auto"/>
+          <w:tblCellMar>
+            <w:top w:w="0" w:type="dxa"/>
+            <w:left w:w="108" w:type="dxa"/>
+            <w:bottom w:w="0" w:type="dxa"/>
+            <w:right w:w="108" w:type="dxa"/>
+          </w:tblCellMar>
+        </w:tblPrEx>
+        <w:trPr>
+          <w:trHeight w:val="1103" w:hRule="atLeast"/>
+        </w:trPr>
+        <w:tc>
+          <w:tcPr>
+            <w:tcW w:w="1361" w:type="pct"/>
+            <w:tcBorders>
+              <w:top w:val="single" w:color="000000" w:sz="4" w:space="0"/>
+              <w:left w:val="single" w:color="000000" w:sz="4" w:space="0"/>
+              <w:bottom w:val="single" w:color="000000" w:sz="4" w:space="0"/>
+              <w:right w:val="single" w:color="000000" w:sz="4" w:space="0"/>
+            </w:tcBorders>
+            <w:shd w:val="clear" w:color="auto" w:fill="auto"/>
+            <w:noWrap/>
+            <w:vAlign w:val="bottom"/>
+          </w:tcPr>
+          <w:p>
+            <w:pPr>
+              <w:keepNext w:val="0"/>
+              <w:keepLines w:val="0"/>
+              <w:widowControl/>
+              <w:suppressLineNumbers w:val="0"/>
+              <w:spacing w:line="240" w:lineRule="auto"/>
+              <w:ind w:left="0" w:leftChars="0" w:right="0" w:rightChars="0" w:firstLine="0" w:firstLineChars="0"/>
+              <w:jc w:val="left"/>
+              <w:textAlignment w:val="bottom"/>
+              <w:rPr>
+                <w:rFonts w:hint="default" w:ascii="Times New Roman" w:hAnsi="Times New Roman" w:eastAsia="宋体" w:cs="Times New Roman"/>
+                <w:i w:val="0"/>
+                <w:iCs w:val="0"/>
+                <w:color w:val="000000"/>
+                <w:sz w:val="24"/>
+                <w:szCs w:val="24"/>
+                <w:u w:val="none"/>
+              </w:rPr>
+            </w:pPr>
+            <w:r>
+              <w:rPr>
+                <w:rFonts w:hint="default" w:ascii="Times New Roman" w:hAnsi="Times New Roman" w:eastAsia="宋体" w:cs="Times New Roman"/>
+                <w:i w:val="0"/>
+                <w:iCs w:val="0"/>
+                <w:color w:val="000000"/>
+                <w:kern w:val="0"/>
+                <w:sz w:val="24"/>
+                <w:szCs w:val="24"/>
+                <w:u w:val="none"/>
+                <w:lang w:val="en-US" w:eastAsia="zh-CN" w:bidi="ar"/>
+              </w:rPr>
+              <w:t>Оценка мероприятия</w:t>
+            </w:r>
+          </w:p>
+        </w:tc>
+        <w:tc>
+          <w:tcPr>
+            <w:tcW w:w="1361" w:type="pct"/>
+            <w:tcBorders>
+              <w:top w:val="single" w:color="000000" w:sz="4" w:space="0"/>
+              <w:left w:val="single" w:color="000000" w:sz="4" w:space="0"/>
+              <w:bottom w:val="single" w:color="000000" w:sz="4" w:space="0"/>
+              <w:right w:val="single" w:color="000000" w:sz="4" w:space="0"/>
+            </w:tcBorders>
+            <w:shd w:val="clear" w:color="auto" w:fill="auto"/>
+            <w:noWrap/>
+            <w:vAlign w:val="bottom"/>
+          </w:tcPr>
+          <w:p>
+            <w:pPr>
+              <w:keepNext w:val="0"/>
+              <w:keepLines w:val="0"/>
+              <w:widowControl/>
+              <w:suppressLineNumbers w:val="0"/>
+              <w:spacing w:line="240" w:lineRule="auto"/>
+              <w:ind w:left="0" w:leftChars="0" w:right="0" w:rightChars="0" w:firstLine="0" w:firstLineChars="0"/>
+              <w:jc w:val="left"/>
+              <w:textAlignment w:val="bottom"/>
+              <w:rPr>
+                <w:rFonts w:hint="default" w:ascii="Times New Roman" w:hAnsi="Times New Roman" w:eastAsia="宋体" w:cs="Times New Roman"/>
+                <w:i w:val="0"/>
+                <w:iCs w:val="0"/>
+                <w:color w:val="000000"/>
+                <w:sz w:val="24"/>
+                <w:szCs w:val="24"/>
+                <w:u w:val="none"/>
+              </w:rPr>
+            </w:pPr>
+            <w:r>
+              <w:rPr>
+                <w:rFonts w:hint="default" w:ascii="Times New Roman" w:hAnsi="Times New Roman" w:eastAsia="宋体" w:cs="Times New Roman"/>
+                <w:i w:val="0"/>
+                <w:iCs w:val="0"/>
+                <w:color w:val="000000"/>
+                <w:kern w:val="0"/>
+                <w:sz w:val="24"/>
+                <w:szCs w:val="24"/>
+                <w:u w:val="none"/>
+                <w:lang w:val="en-US" w:eastAsia="zh-CN" w:bidi="ar"/>
+              </w:rPr>
+              <w:t>+</w:t>
+            </w:r>
+          </w:p>
+        </w:tc>
+        <w:tc>
+          <w:tcPr>
+            <w:tcW w:w="1162" w:type="pct"/>
+            <w:tcBorders>
+              <w:top w:val="single" w:color="000000" w:sz="4" w:space="0"/>
+              <w:left w:val="single" w:color="000000" w:sz="4" w:space="0"/>
+              <w:bottom w:val="single" w:color="000000" w:sz="4" w:space="0"/>
+              <w:right w:val="single" w:color="000000" w:sz="4" w:space="0"/>
+            </w:tcBorders>
+            <w:shd w:val="clear" w:color="auto" w:fill="auto"/>
+            <w:noWrap/>
+            <w:vAlign w:val="bottom"/>
+          </w:tcPr>
+          <w:p>
+            <w:pPr>
+              <w:keepNext w:val="0"/>
+              <w:keepLines w:val="0"/>
+              <w:widowControl/>
+              <w:suppressLineNumbers w:val="0"/>
+              <w:spacing w:line="240" w:lineRule="auto"/>
+              <w:ind w:left="0" w:leftChars="0" w:right="0" w:rightChars="0" w:firstLine="0" w:firstLineChars="0"/>
+              <w:jc w:val="left"/>
+              <w:textAlignment w:val="bottom"/>
+              <w:rPr>
+                <w:rFonts w:hint="default" w:ascii="Times New Roman" w:hAnsi="Times New Roman" w:eastAsia="宋体" w:cs="Times New Roman"/>
+                <w:i w:val="0"/>
+                <w:iCs w:val="0"/>
+                <w:color w:val="000000"/>
+                <w:sz w:val="24"/>
+                <w:szCs w:val="24"/>
+                <w:u w:val="none"/>
+              </w:rPr>
+            </w:pPr>
+            <w:r>
+              <w:rPr>
+                <w:rFonts w:hint="default" w:ascii="Times New Roman" w:hAnsi="Times New Roman" w:eastAsia="宋体" w:cs="Times New Roman"/>
+                <w:i w:val="0"/>
+                <w:iCs w:val="0"/>
+                <w:color w:val="000000"/>
+                <w:kern w:val="0"/>
+                <w:sz w:val="24"/>
+                <w:szCs w:val="24"/>
+                <w:u w:val="none"/>
+                <w:lang w:val="en-US" w:eastAsia="zh-CN" w:bidi="ar"/>
+              </w:rPr>
+              <w:t>-</w:t>
+            </w:r>
+          </w:p>
+        </w:tc>
+        <w:tc>
+          <w:tcPr>
+            <w:tcW w:w="1114" w:type="pct"/>
+            <w:tcBorders>
+              <w:top w:val="single" w:color="000000" w:sz="4" w:space="0"/>
+              <w:left w:val="single" w:color="000000" w:sz="4" w:space="0"/>
+              <w:bottom w:val="single" w:color="000000" w:sz="4" w:space="0"/>
+              <w:right w:val="single" w:color="000000" w:sz="4" w:space="0"/>
+            </w:tcBorders>
+            <w:shd w:val="clear" w:color="auto" w:fill="auto"/>
+            <w:noWrap/>
+            <w:vAlign w:val="bottom"/>
+          </w:tcPr>
+          <w:p>
+            <w:pPr>
+              <w:keepNext w:val="0"/>
+              <w:keepLines w:val="0"/>
+              <w:widowControl/>
+              <w:suppressLineNumbers w:val="0"/>
+              <w:spacing w:line="240" w:lineRule="auto"/>
+              <w:ind w:left="0" w:leftChars="0" w:right="0" w:rightChars="0" w:firstLine="0" w:firstLineChars="0"/>
+              <w:jc w:val="left"/>
+              <w:textAlignment w:val="bottom"/>
+              <w:rPr>
+                <w:rFonts w:hint="default" w:ascii="Times New Roman" w:hAnsi="Times New Roman" w:eastAsia="宋体" w:cs="Times New Roman"/>
+                <w:i w:val="0"/>
+                <w:iCs w:val="0"/>
+                <w:color w:val="000000"/>
+                <w:sz w:val="24"/>
+                <w:szCs w:val="24"/>
+                <w:u w:val="none"/>
+              </w:rPr>
+            </w:pPr>
+            <w:r>
+              <w:rPr>
+                <w:rFonts w:hint="default" w:ascii="Times New Roman" w:hAnsi="Times New Roman" w:eastAsia="宋体" w:cs="Times New Roman"/>
+                <w:i w:val="0"/>
+                <w:iCs w:val="0"/>
+                <w:color w:val="000000"/>
+                <w:kern w:val="0"/>
+                <w:sz w:val="24"/>
+                <w:szCs w:val="24"/>
+                <w:u w:val="none"/>
+                <w:lang w:val="en-US" w:eastAsia="zh-CN" w:bidi="ar"/>
+              </w:rPr>
+              <w:t>-</w:t>
+            </w:r>
+          </w:p>
+        </w:tc>
+      </w:tr>
+      <w:tr>
+        <w:tblPrEx>
+          <w:tblBorders>
+            <w:top w:val="none" w:color="auto" w:sz="0" w:space="0"/>
+            <w:left w:val="none" w:color="auto" w:sz="0" w:space="0"/>
+            <w:bottom w:val="none" w:color="auto" w:sz="0" w:space="0"/>
+            <w:right w:val="none" w:color="auto" w:sz="0" w:space="0"/>
+            <w:insideH w:val="none" w:color="auto" w:sz="0" w:space="0"/>
+            <w:insideV w:val="none" w:color="auto" w:sz="0" w:space="0"/>
+          </w:tblBorders>
+          <w:shd w:val="clear" w:color="auto" w:fill="auto"/>
+          <w:tblCellMar>
+            <w:top w:w="0" w:type="dxa"/>
+            <w:left w:w="108" w:type="dxa"/>
+            <w:bottom w:w="0" w:type="dxa"/>
+            <w:right w:w="108" w:type="dxa"/>
+          </w:tblCellMar>
+        </w:tblPrEx>
+        <w:trPr>
+          <w:trHeight w:val="1103" w:hRule="atLeast"/>
+        </w:trPr>
+        <w:tc>
+          <w:tcPr>
+            <w:tcW w:w="1361" w:type="pct"/>
+            <w:tcBorders>
+              <w:top w:val="single" w:color="000000" w:sz="4" w:space="0"/>
+              <w:left w:val="single" w:color="000000" w:sz="4" w:space="0"/>
+              <w:bottom w:val="single" w:color="000000" w:sz="4" w:space="0"/>
+              <w:right w:val="single" w:color="000000" w:sz="4" w:space="0"/>
+            </w:tcBorders>
+            <w:shd w:val="clear" w:color="auto" w:fill="auto"/>
+            <w:noWrap/>
+            <w:vAlign w:val="bottom"/>
+          </w:tcPr>
+          <w:p>
+            <w:pPr>
+              <w:keepNext w:val="0"/>
+              <w:keepLines w:val="0"/>
+              <w:widowControl/>
+              <w:suppressLineNumbers w:val="0"/>
+              <w:spacing w:line="240" w:lineRule="auto"/>
+              <w:ind w:left="0" w:leftChars="0" w:right="0" w:rightChars="0" w:firstLine="0" w:firstLineChars="0"/>
+              <w:jc w:val="left"/>
+              <w:textAlignment w:val="bottom"/>
+              <w:rPr>
+                <w:rFonts w:hint="default" w:ascii="Times New Roman" w:hAnsi="Times New Roman" w:eastAsia="宋体" w:cs="Times New Roman"/>
+                <w:i w:val="0"/>
+                <w:iCs w:val="0"/>
+                <w:color w:val="000000"/>
+                <w:sz w:val="24"/>
+                <w:szCs w:val="24"/>
+                <w:u w:val="none"/>
+              </w:rPr>
+            </w:pPr>
+            <w:r>
+              <w:rPr>
+                <w:rFonts w:hint="default" w:ascii="Times New Roman" w:hAnsi="Times New Roman" w:eastAsia="宋体" w:cs="Times New Roman"/>
+                <w:i w:val="0"/>
+                <w:iCs w:val="0"/>
+                <w:color w:val="000000"/>
+                <w:kern w:val="0"/>
+                <w:sz w:val="24"/>
+                <w:szCs w:val="24"/>
+                <w:u w:val="none"/>
+                <w:lang w:val="en-US" w:eastAsia="zh-CN" w:bidi="ar"/>
+              </w:rPr>
+              <w:t>Создание мероприятия</w:t>
+            </w:r>
+          </w:p>
+        </w:tc>
+        <w:tc>
+          <w:tcPr>
+            <w:tcW w:w="1361" w:type="pct"/>
+            <w:tcBorders>
+              <w:top w:val="single" w:color="000000" w:sz="4" w:space="0"/>
+              <w:left w:val="single" w:color="000000" w:sz="4" w:space="0"/>
+              <w:bottom w:val="single" w:color="000000" w:sz="4" w:space="0"/>
+              <w:right w:val="single" w:color="000000" w:sz="4" w:space="0"/>
+            </w:tcBorders>
+            <w:shd w:val="clear" w:color="auto" w:fill="auto"/>
+            <w:noWrap/>
+            <w:vAlign w:val="bottom"/>
+          </w:tcPr>
+          <w:p>
+            <w:pPr>
+              <w:keepNext w:val="0"/>
+              <w:keepLines w:val="0"/>
+              <w:widowControl/>
+              <w:suppressLineNumbers w:val="0"/>
+              <w:spacing w:line="240" w:lineRule="auto"/>
+              <w:ind w:left="0" w:leftChars="0" w:right="0" w:rightChars="0" w:firstLine="0" w:firstLineChars="0"/>
+              <w:jc w:val="left"/>
+              <w:textAlignment w:val="bottom"/>
+              <w:rPr>
+                <w:rFonts w:hint="default" w:ascii="Times New Roman" w:hAnsi="Times New Roman" w:eastAsia="宋体" w:cs="Times New Roman"/>
+                <w:i w:val="0"/>
+                <w:iCs w:val="0"/>
+                <w:color w:val="000000"/>
+                <w:sz w:val="24"/>
+                <w:szCs w:val="24"/>
+                <w:u w:val="none"/>
+              </w:rPr>
+            </w:pPr>
+            <w:r>
+              <w:rPr>
+                <w:rFonts w:hint="default" w:ascii="Times New Roman" w:hAnsi="Times New Roman" w:eastAsia="宋体" w:cs="Times New Roman"/>
+                <w:i w:val="0"/>
+                <w:iCs w:val="0"/>
+                <w:color w:val="000000"/>
+                <w:kern w:val="0"/>
+                <w:sz w:val="24"/>
+                <w:szCs w:val="24"/>
+                <w:u w:val="none"/>
+                <w:lang w:val="en-US" w:eastAsia="zh-CN" w:bidi="ar"/>
+              </w:rPr>
+              <w:t>-</w:t>
+            </w:r>
+          </w:p>
+        </w:tc>
+        <w:tc>
+          <w:tcPr>
+            <w:tcW w:w="1162" w:type="pct"/>
+            <w:tcBorders>
+              <w:top w:val="single" w:color="000000" w:sz="4" w:space="0"/>
+              <w:left w:val="single" w:color="000000" w:sz="4" w:space="0"/>
+              <w:bottom w:val="single" w:color="000000" w:sz="4" w:space="0"/>
+              <w:right w:val="single" w:color="000000" w:sz="4" w:space="0"/>
+            </w:tcBorders>
+            <w:shd w:val="clear" w:color="auto" w:fill="auto"/>
+            <w:noWrap/>
+            <w:vAlign w:val="bottom"/>
+          </w:tcPr>
+          <w:p>
+            <w:pPr>
+              <w:keepNext w:val="0"/>
+              <w:keepLines w:val="0"/>
+              <w:widowControl/>
+              <w:suppressLineNumbers w:val="0"/>
+              <w:spacing w:line="240" w:lineRule="auto"/>
+              <w:ind w:left="0" w:leftChars="0" w:right="0" w:rightChars="0" w:firstLine="0" w:firstLineChars="0"/>
+              <w:jc w:val="left"/>
+              <w:textAlignment w:val="bottom"/>
+              <w:rPr>
+                <w:rFonts w:hint="default" w:ascii="Times New Roman" w:hAnsi="Times New Roman" w:eastAsia="宋体" w:cs="Times New Roman"/>
+                <w:i w:val="0"/>
+                <w:iCs w:val="0"/>
+                <w:color w:val="000000"/>
+                <w:sz w:val="24"/>
+                <w:szCs w:val="24"/>
+                <w:u w:val="none"/>
+              </w:rPr>
+            </w:pPr>
+            <w:r>
+              <w:rPr>
+                <w:rFonts w:hint="default" w:ascii="Times New Roman" w:hAnsi="Times New Roman" w:eastAsia="宋体" w:cs="Times New Roman"/>
+                <w:i w:val="0"/>
+                <w:iCs w:val="0"/>
+                <w:color w:val="000000"/>
+                <w:kern w:val="0"/>
+                <w:sz w:val="24"/>
+                <w:szCs w:val="24"/>
+                <w:u w:val="none"/>
+                <w:lang w:val="en-US" w:eastAsia="zh-CN" w:bidi="ar"/>
+              </w:rPr>
+              <w:t>+</w:t>
+            </w:r>
+          </w:p>
+        </w:tc>
+        <w:tc>
+          <w:tcPr>
+            <w:tcW w:w="1114" w:type="pct"/>
+            <w:tcBorders>
+              <w:top w:val="single" w:color="000000" w:sz="4" w:space="0"/>
+              <w:left w:val="single" w:color="000000" w:sz="4" w:space="0"/>
+              <w:bottom w:val="single" w:color="000000" w:sz="4" w:space="0"/>
+              <w:right w:val="single" w:color="000000" w:sz="4" w:space="0"/>
+            </w:tcBorders>
+            <w:shd w:val="clear" w:color="auto" w:fill="auto"/>
+            <w:noWrap/>
+            <w:vAlign w:val="bottom"/>
+          </w:tcPr>
+          <w:p>
+            <w:pPr>
+              <w:keepNext w:val="0"/>
+              <w:keepLines w:val="0"/>
+              <w:widowControl/>
+              <w:suppressLineNumbers w:val="0"/>
+              <w:spacing w:line="240" w:lineRule="auto"/>
+              <w:ind w:left="0" w:leftChars="0" w:right="0" w:rightChars="0" w:firstLine="0" w:firstLineChars="0"/>
+              <w:jc w:val="left"/>
+              <w:textAlignment w:val="bottom"/>
+              <w:rPr>
+                <w:rFonts w:hint="default" w:ascii="Times New Roman" w:hAnsi="Times New Roman" w:eastAsia="宋体" w:cs="Times New Roman"/>
+                <w:i w:val="0"/>
+                <w:iCs w:val="0"/>
+                <w:color w:val="000000"/>
+                <w:sz w:val="24"/>
+                <w:szCs w:val="24"/>
+                <w:u w:val="none"/>
+              </w:rPr>
+            </w:pPr>
+            <w:r>
+              <w:rPr>
+                <w:rFonts w:hint="default" w:ascii="Times New Roman" w:hAnsi="Times New Roman" w:eastAsia="宋体" w:cs="Times New Roman"/>
+                <w:i w:val="0"/>
+                <w:iCs w:val="0"/>
+                <w:color w:val="000000"/>
+                <w:kern w:val="0"/>
+                <w:sz w:val="24"/>
+                <w:szCs w:val="24"/>
+                <w:u w:val="none"/>
+                <w:lang w:val="en-US" w:eastAsia="zh-CN" w:bidi="ar"/>
+              </w:rPr>
+              <w:t>-</w:t>
+            </w:r>
+          </w:p>
+        </w:tc>
+      </w:tr>
+      <w:tr>
+        <w:tblPrEx>
+          <w:tblBorders>
+            <w:top w:val="none" w:color="auto" w:sz="0" w:space="0"/>
+            <w:left w:val="none" w:color="auto" w:sz="0" w:space="0"/>
+            <w:bottom w:val="none" w:color="auto" w:sz="0" w:space="0"/>
+            <w:right w:val="none" w:color="auto" w:sz="0" w:space="0"/>
+            <w:insideH w:val="none" w:color="auto" w:sz="0" w:space="0"/>
+            <w:insideV w:val="none" w:color="auto" w:sz="0" w:space="0"/>
+          </w:tblBorders>
+          <w:shd w:val="clear" w:color="auto" w:fill="auto"/>
+          <w:tblCellMar>
+            <w:top w:w="0" w:type="dxa"/>
+            <w:left w:w="108" w:type="dxa"/>
+            <w:bottom w:w="0" w:type="dxa"/>
+            <w:right w:w="108" w:type="dxa"/>
+          </w:tblCellMar>
+        </w:tblPrEx>
+        <w:trPr>
+          <w:trHeight w:val="1103" w:hRule="atLeast"/>
+        </w:trPr>
+        <w:tc>
+          <w:tcPr>
+            <w:tcW w:w="1361" w:type="pct"/>
+            <w:tcBorders>
+              <w:top w:val="single" w:color="000000" w:sz="4" w:space="0"/>
+              <w:left w:val="single" w:color="000000" w:sz="4" w:space="0"/>
+              <w:bottom w:val="single" w:color="000000" w:sz="4" w:space="0"/>
+              <w:right w:val="single" w:color="000000" w:sz="4" w:space="0"/>
+            </w:tcBorders>
+            <w:shd w:val="clear" w:color="auto" w:fill="auto"/>
+            <w:noWrap/>
+            <w:vAlign w:val="bottom"/>
+          </w:tcPr>
+          <w:p>
+            <w:pPr>
+              <w:keepNext w:val="0"/>
+              <w:keepLines w:val="0"/>
+              <w:widowControl/>
+              <w:suppressLineNumbers w:val="0"/>
+              <w:spacing w:line="240" w:lineRule="auto"/>
+              <w:ind w:left="0" w:leftChars="0" w:right="0" w:rightChars="0" w:firstLine="0" w:firstLineChars="0"/>
+              <w:jc w:val="left"/>
+              <w:textAlignment w:val="bottom"/>
+              <w:rPr>
+                <w:rFonts w:hint="default" w:ascii="Times New Roman" w:hAnsi="Times New Roman" w:eastAsia="宋体" w:cs="Times New Roman"/>
+                <w:i w:val="0"/>
+                <w:iCs w:val="0"/>
+                <w:color w:val="000000"/>
+                <w:sz w:val="24"/>
+                <w:szCs w:val="24"/>
+                <w:u w:val="none"/>
+              </w:rPr>
+            </w:pPr>
+            <w:r>
+              <w:rPr>
+                <w:rFonts w:hint="default" w:ascii="Times New Roman" w:hAnsi="Times New Roman" w:eastAsia="宋体" w:cs="Times New Roman"/>
+                <w:i w:val="0"/>
+                <w:iCs w:val="0"/>
+                <w:color w:val="000000"/>
+                <w:kern w:val="0"/>
+                <w:sz w:val="24"/>
+                <w:szCs w:val="24"/>
+                <w:u w:val="none"/>
+                <w:lang w:val="en-US" w:eastAsia="zh-CN" w:bidi="ar"/>
+              </w:rPr>
+              <w:t>Редактирование / отмена мероприятия</w:t>
+            </w:r>
+          </w:p>
+        </w:tc>
+        <w:tc>
+          <w:tcPr>
+            <w:tcW w:w="1361" w:type="pct"/>
+            <w:tcBorders>
+              <w:top w:val="single" w:color="000000" w:sz="4" w:space="0"/>
+              <w:left w:val="single" w:color="000000" w:sz="4" w:space="0"/>
+              <w:bottom w:val="single" w:color="000000" w:sz="4" w:space="0"/>
+              <w:right w:val="single" w:color="000000" w:sz="4" w:space="0"/>
+            </w:tcBorders>
+            <w:shd w:val="clear" w:color="auto" w:fill="auto"/>
+            <w:noWrap/>
+            <w:vAlign w:val="bottom"/>
+          </w:tcPr>
+          <w:p>
+            <w:pPr>
+              <w:keepNext w:val="0"/>
+              <w:keepLines w:val="0"/>
+              <w:widowControl/>
+              <w:suppressLineNumbers w:val="0"/>
+              <w:spacing w:line="240" w:lineRule="auto"/>
+              <w:ind w:left="0" w:leftChars="0" w:right="0" w:rightChars="0" w:firstLine="0" w:firstLineChars="0"/>
+              <w:jc w:val="left"/>
+              <w:textAlignment w:val="bottom"/>
+              <w:rPr>
+                <w:rFonts w:hint="default" w:ascii="Times New Roman" w:hAnsi="Times New Roman" w:eastAsia="宋体" w:cs="Times New Roman"/>
+                <w:i w:val="0"/>
+                <w:iCs w:val="0"/>
+                <w:color w:val="000000"/>
+                <w:sz w:val="24"/>
+                <w:szCs w:val="24"/>
+                <w:u w:val="none"/>
+              </w:rPr>
+            </w:pPr>
+            <w:r>
+              <w:rPr>
+                <w:rFonts w:hint="default" w:ascii="Times New Roman" w:hAnsi="Times New Roman" w:eastAsia="宋体" w:cs="Times New Roman"/>
+                <w:i w:val="0"/>
+                <w:iCs w:val="0"/>
+                <w:color w:val="000000"/>
+                <w:kern w:val="0"/>
+                <w:sz w:val="24"/>
+                <w:szCs w:val="24"/>
+                <w:u w:val="none"/>
+                <w:lang w:val="en-US" w:eastAsia="zh-CN" w:bidi="ar"/>
+              </w:rPr>
+              <w:t>-</w:t>
+            </w:r>
+          </w:p>
+        </w:tc>
+        <w:tc>
+          <w:tcPr>
+            <w:tcW w:w="1162" w:type="pct"/>
+            <w:tcBorders>
+              <w:top w:val="single" w:color="000000" w:sz="4" w:space="0"/>
+              <w:left w:val="single" w:color="000000" w:sz="4" w:space="0"/>
+              <w:bottom w:val="single" w:color="000000" w:sz="4" w:space="0"/>
+              <w:right w:val="single" w:color="000000" w:sz="4" w:space="0"/>
+            </w:tcBorders>
+            <w:shd w:val="clear" w:color="auto" w:fill="auto"/>
+            <w:noWrap/>
+            <w:vAlign w:val="bottom"/>
+          </w:tcPr>
+          <w:p>
+            <w:pPr>
+              <w:keepNext w:val="0"/>
+              <w:keepLines w:val="0"/>
+              <w:widowControl/>
+              <w:suppressLineNumbers w:val="0"/>
+              <w:spacing w:line="240" w:lineRule="auto"/>
+              <w:ind w:left="0" w:leftChars="0" w:right="0" w:rightChars="0" w:firstLine="0" w:firstLineChars="0"/>
+              <w:jc w:val="left"/>
+              <w:textAlignment w:val="bottom"/>
+              <w:rPr>
+                <w:rFonts w:hint="default" w:ascii="Times New Roman" w:hAnsi="Times New Roman" w:eastAsia="宋体" w:cs="Times New Roman"/>
+                <w:i w:val="0"/>
+                <w:iCs w:val="0"/>
+                <w:color w:val="000000"/>
+                <w:sz w:val="24"/>
+                <w:szCs w:val="24"/>
+                <w:u w:val="none"/>
+              </w:rPr>
+            </w:pPr>
+            <w:r>
+              <w:rPr>
+                <w:rFonts w:hint="default" w:ascii="Times New Roman" w:hAnsi="Times New Roman" w:eastAsia="宋体" w:cs="Times New Roman"/>
+                <w:i w:val="0"/>
+                <w:iCs w:val="0"/>
+                <w:color w:val="000000"/>
+                <w:kern w:val="0"/>
+                <w:sz w:val="24"/>
+                <w:szCs w:val="24"/>
+                <w:u w:val="none"/>
+                <w:lang w:val="en-US" w:eastAsia="zh-CN" w:bidi="ar"/>
+              </w:rPr>
+              <w:t>+</w:t>
+            </w:r>
+          </w:p>
+        </w:tc>
+        <w:tc>
+          <w:tcPr>
+            <w:tcW w:w="1114" w:type="pct"/>
+            <w:tcBorders>
+              <w:top w:val="single" w:color="000000" w:sz="4" w:space="0"/>
+              <w:left w:val="single" w:color="000000" w:sz="4" w:space="0"/>
+              <w:bottom w:val="single" w:color="000000" w:sz="4" w:space="0"/>
+              <w:right w:val="single" w:color="000000" w:sz="4" w:space="0"/>
+            </w:tcBorders>
+            <w:shd w:val="clear" w:color="auto" w:fill="auto"/>
+            <w:noWrap/>
+            <w:vAlign w:val="bottom"/>
+          </w:tcPr>
+          <w:p>
+            <w:pPr>
+              <w:keepNext w:val="0"/>
+              <w:keepLines w:val="0"/>
+              <w:widowControl/>
+              <w:suppressLineNumbers w:val="0"/>
+              <w:spacing w:line="240" w:lineRule="auto"/>
+              <w:ind w:left="0" w:leftChars="0" w:right="0" w:rightChars="0" w:firstLine="0" w:firstLineChars="0"/>
+              <w:jc w:val="left"/>
+              <w:textAlignment w:val="bottom"/>
+              <w:rPr>
+                <w:rFonts w:hint="default" w:ascii="Times New Roman" w:hAnsi="Times New Roman" w:eastAsia="宋体" w:cs="Times New Roman"/>
+                <w:i w:val="0"/>
+                <w:iCs w:val="0"/>
+                <w:color w:val="000000"/>
+                <w:sz w:val="24"/>
+                <w:szCs w:val="24"/>
+                <w:u w:val="none"/>
+              </w:rPr>
+            </w:pPr>
+            <w:r>
+              <w:rPr>
+                <w:rFonts w:hint="default" w:ascii="Times New Roman" w:hAnsi="Times New Roman" w:eastAsia="宋体" w:cs="Times New Roman"/>
+                <w:i w:val="0"/>
+                <w:iCs w:val="0"/>
+                <w:color w:val="000000"/>
+                <w:kern w:val="0"/>
+                <w:sz w:val="24"/>
+                <w:szCs w:val="24"/>
+                <w:u w:val="none"/>
+                <w:lang w:val="en-US" w:eastAsia="zh-CN" w:bidi="ar"/>
+              </w:rPr>
+              <w:t>+</w:t>
+            </w:r>
+          </w:p>
+        </w:tc>
+      </w:tr>
+      <w:tr>
+        <w:tblPrEx>
+          <w:tblBorders>
+            <w:top w:val="none" w:color="auto" w:sz="0" w:space="0"/>
+            <w:left w:val="none" w:color="auto" w:sz="0" w:space="0"/>
+            <w:bottom w:val="none" w:color="auto" w:sz="0" w:space="0"/>
+            <w:right w:val="none" w:color="auto" w:sz="0" w:space="0"/>
+            <w:insideH w:val="none" w:color="auto" w:sz="0" w:space="0"/>
+            <w:insideV w:val="none" w:color="auto" w:sz="0" w:space="0"/>
+          </w:tblBorders>
+          <w:shd w:val="clear" w:color="auto" w:fill="auto"/>
+          <w:tblCellMar>
+            <w:top w:w="0" w:type="dxa"/>
+            <w:left w:w="108" w:type="dxa"/>
+            <w:bottom w:w="0" w:type="dxa"/>
+            <w:right w:w="108" w:type="dxa"/>
+          </w:tblCellMar>
+        </w:tblPrEx>
+        <w:trPr>
+          <w:trHeight w:val="1103" w:hRule="atLeast"/>
+        </w:trPr>
+        <w:tc>
+          <w:tcPr>
+            <w:tcW w:w="1361" w:type="pct"/>
+            <w:tcBorders>
+              <w:top w:val="single" w:color="000000" w:sz="4" w:space="0"/>
+              <w:left w:val="single" w:color="000000" w:sz="4" w:space="0"/>
+              <w:bottom w:val="single" w:color="000000" w:sz="4" w:space="0"/>
+              <w:right w:val="single" w:color="000000" w:sz="4" w:space="0"/>
+            </w:tcBorders>
+            <w:shd w:val="clear" w:color="auto" w:fill="auto"/>
+            <w:noWrap/>
+            <w:vAlign w:val="bottom"/>
+          </w:tcPr>
+          <w:p>
+            <w:pPr>
+              <w:keepNext w:val="0"/>
+              <w:keepLines w:val="0"/>
+              <w:widowControl/>
+              <w:suppressLineNumbers w:val="0"/>
+              <w:spacing w:line="240" w:lineRule="auto"/>
+              <w:ind w:left="0" w:leftChars="0" w:right="0" w:rightChars="0" w:firstLine="0" w:firstLineChars="0"/>
+              <w:jc w:val="left"/>
+              <w:textAlignment w:val="bottom"/>
+              <w:rPr>
+                <w:rFonts w:hint="default" w:ascii="Times New Roman" w:hAnsi="Times New Roman" w:eastAsia="宋体" w:cs="Times New Roman"/>
+                <w:i w:val="0"/>
+                <w:iCs w:val="0"/>
+                <w:color w:val="000000"/>
+                <w:sz w:val="24"/>
+                <w:szCs w:val="24"/>
+                <w:u w:val="none"/>
+              </w:rPr>
+            </w:pPr>
+            <w:r>
+              <w:rPr>
+                <w:rFonts w:hint="default" w:ascii="Times New Roman" w:hAnsi="Times New Roman" w:eastAsia="宋体" w:cs="Times New Roman"/>
+                <w:i w:val="0"/>
+                <w:iCs w:val="0"/>
+                <w:color w:val="000000"/>
+                <w:kern w:val="0"/>
+                <w:sz w:val="24"/>
+                <w:szCs w:val="24"/>
+                <w:u w:val="none"/>
+                <w:lang w:val="en-US" w:eastAsia="zh-CN" w:bidi="ar"/>
+              </w:rPr>
+              <w:t>Утверждение заявок</w:t>
+            </w:r>
+          </w:p>
+        </w:tc>
+        <w:tc>
+          <w:tcPr>
+            <w:tcW w:w="1361" w:type="pct"/>
+            <w:tcBorders>
+              <w:top w:val="single" w:color="000000" w:sz="4" w:space="0"/>
+              <w:left w:val="single" w:color="000000" w:sz="4" w:space="0"/>
+              <w:bottom w:val="single" w:color="000000" w:sz="4" w:space="0"/>
+              <w:right w:val="single" w:color="000000" w:sz="4" w:space="0"/>
+            </w:tcBorders>
+            <w:shd w:val="clear" w:color="auto" w:fill="auto"/>
+            <w:noWrap/>
+            <w:vAlign w:val="bottom"/>
+          </w:tcPr>
+          <w:p>
+            <w:pPr>
+              <w:keepNext w:val="0"/>
+              <w:keepLines w:val="0"/>
+              <w:widowControl/>
+              <w:suppressLineNumbers w:val="0"/>
+              <w:spacing w:line="240" w:lineRule="auto"/>
+              <w:ind w:left="0" w:leftChars="0" w:right="0" w:rightChars="0" w:firstLine="0" w:firstLineChars="0"/>
+              <w:jc w:val="left"/>
+              <w:textAlignment w:val="bottom"/>
+              <w:rPr>
+                <w:rFonts w:hint="default" w:ascii="Times New Roman" w:hAnsi="Times New Roman" w:eastAsia="宋体" w:cs="Times New Roman"/>
+                <w:i w:val="0"/>
+                <w:iCs w:val="0"/>
+                <w:color w:val="000000"/>
+                <w:sz w:val="24"/>
+                <w:szCs w:val="24"/>
+                <w:u w:val="none"/>
+              </w:rPr>
+            </w:pPr>
+            <w:r>
+              <w:rPr>
+                <w:rFonts w:hint="default" w:ascii="Times New Roman" w:hAnsi="Times New Roman" w:eastAsia="宋体" w:cs="Times New Roman"/>
+                <w:i w:val="0"/>
+                <w:iCs w:val="0"/>
+                <w:color w:val="000000"/>
+                <w:kern w:val="0"/>
+                <w:sz w:val="24"/>
+                <w:szCs w:val="24"/>
+                <w:u w:val="none"/>
+                <w:lang w:val="en-US" w:eastAsia="zh-CN" w:bidi="ar"/>
+              </w:rPr>
+              <w:t>-</w:t>
+            </w:r>
+          </w:p>
+        </w:tc>
+        <w:tc>
+          <w:tcPr>
+            <w:tcW w:w="1162" w:type="pct"/>
+            <w:tcBorders>
+              <w:top w:val="single" w:color="000000" w:sz="4" w:space="0"/>
+              <w:left w:val="single" w:color="000000" w:sz="4" w:space="0"/>
+              <w:bottom w:val="single" w:color="000000" w:sz="4" w:space="0"/>
+              <w:right w:val="single" w:color="000000" w:sz="4" w:space="0"/>
+            </w:tcBorders>
+            <w:shd w:val="clear" w:color="auto" w:fill="auto"/>
+            <w:noWrap/>
+            <w:vAlign w:val="bottom"/>
+          </w:tcPr>
+          <w:p>
+            <w:pPr>
+              <w:keepNext w:val="0"/>
+              <w:keepLines w:val="0"/>
+              <w:widowControl/>
+              <w:suppressLineNumbers w:val="0"/>
+              <w:spacing w:line="240" w:lineRule="auto"/>
+              <w:ind w:left="0" w:leftChars="0" w:right="0" w:rightChars="0" w:firstLine="0" w:firstLineChars="0"/>
+              <w:jc w:val="left"/>
+              <w:textAlignment w:val="bottom"/>
+              <w:rPr>
+                <w:rFonts w:hint="default" w:ascii="Times New Roman" w:hAnsi="Times New Roman" w:eastAsia="宋体" w:cs="Times New Roman"/>
+                <w:i w:val="0"/>
+                <w:iCs w:val="0"/>
+                <w:color w:val="000000"/>
+                <w:sz w:val="24"/>
+                <w:szCs w:val="24"/>
+                <w:u w:val="none"/>
+              </w:rPr>
+            </w:pPr>
+            <w:r>
+              <w:rPr>
+                <w:rFonts w:hint="default" w:ascii="Times New Roman" w:hAnsi="Times New Roman" w:eastAsia="宋体" w:cs="Times New Roman"/>
+                <w:i w:val="0"/>
+                <w:iCs w:val="0"/>
+                <w:color w:val="000000"/>
+                <w:kern w:val="0"/>
+                <w:sz w:val="24"/>
+                <w:szCs w:val="24"/>
+                <w:u w:val="none"/>
+                <w:lang w:val="en-US" w:eastAsia="zh-CN" w:bidi="ar"/>
+              </w:rPr>
+              <w:t>+</w:t>
+            </w:r>
+          </w:p>
+        </w:tc>
+        <w:tc>
+          <w:tcPr>
+            <w:tcW w:w="1114" w:type="pct"/>
+            <w:tcBorders>
+              <w:top w:val="single" w:color="000000" w:sz="4" w:space="0"/>
+              <w:left w:val="single" w:color="000000" w:sz="4" w:space="0"/>
+              <w:bottom w:val="single" w:color="000000" w:sz="4" w:space="0"/>
+              <w:right w:val="single" w:color="000000" w:sz="4" w:space="0"/>
+            </w:tcBorders>
+            <w:shd w:val="clear" w:color="auto" w:fill="auto"/>
+            <w:noWrap/>
+            <w:vAlign w:val="bottom"/>
+          </w:tcPr>
+          <w:p>
+            <w:pPr>
+              <w:keepNext w:val="0"/>
+              <w:keepLines w:val="0"/>
+              <w:widowControl/>
+              <w:suppressLineNumbers w:val="0"/>
+              <w:spacing w:line="240" w:lineRule="auto"/>
+              <w:ind w:left="0" w:leftChars="0" w:right="0" w:rightChars="0" w:firstLine="0" w:firstLineChars="0"/>
+              <w:jc w:val="left"/>
+              <w:textAlignment w:val="bottom"/>
+              <w:rPr>
+                <w:rFonts w:hint="default" w:ascii="Times New Roman" w:hAnsi="Times New Roman" w:eastAsia="宋体" w:cs="Times New Roman"/>
+                <w:i w:val="0"/>
+                <w:iCs w:val="0"/>
+                <w:color w:val="000000"/>
+                <w:sz w:val="24"/>
+                <w:szCs w:val="24"/>
+                <w:u w:val="none"/>
+              </w:rPr>
+            </w:pPr>
+            <w:r>
+              <w:rPr>
+                <w:rFonts w:hint="default" w:ascii="Times New Roman" w:hAnsi="Times New Roman" w:eastAsia="宋体" w:cs="Times New Roman"/>
+                <w:i w:val="0"/>
+                <w:iCs w:val="0"/>
+                <w:color w:val="000000"/>
+                <w:kern w:val="0"/>
+                <w:sz w:val="24"/>
+                <w:szCs w:val="24"/>
+                <w:u w:val="none"/>
+                <w:lang w:val="en-US" w:eastAsia="zh-CN" w:bidi="ar"/>
+              </w:rPr>
+              <w:t>-</w:t>
+            </w:r>
+          </w:p>
+        </w:tc>
+      </w:tr>
+      <w:tr>
+        <w:tblPrEx>
+          <w:tblBorders>
+            <w:top w:val="none" w:color="auto" w:sz="0" w:space="0"/>
+            <w:left w:val="none" w:color="auto" w:sz="0" w:space="0"/>
+            <w:bottom w:val="none" w:color="auto" w:sz="0" w:space="0"/>
+            <w:right w:val="none" w:color="auto" w:sz="0" w:space="0"/>
+            <w:insideH w:val="none" w:color="auto" w:sz="0" w:space="0"/>
+            <w:insideV w:val="none" w:color="auto" w:sz="0" w:space="0"/>
+          </w:tblBorders>
+          <w:shd w:val="clear" w:color="auto" w:fill="auto"/>
+          <w:tblCellMar>
+            <w:top w:w="0" w:type="dxa"/>
+            <w:left w:w="108" w:type="dxa"/>
+            <w:bottom w:w="0" w:type="dxa"/>
+            <w:right w:w="108" w:type="dxa"/>
+          </w:tblCellMar>
+        </w:tblPrEx>
+        <w:trPr>
+          <w:trHeight w:val="1103" w:hRule="atLeast"/>
+        </w:trPr>
+        <w:tc>
+          <w:tcPr>
+            <w:tcW w:w="1361" w:type="pct"/>
+            <w:tcBorders>
+              <w:top w:val="single" w:color="000000" w:sz="4" w:space="0"/>
+              <w:left w:val="single" w:color="000000" w:sz="4" w:space="0"/>
+              <w:bottom w:val="single" w:color="000000" w:sz="4" w:space="0"/>
+              <w:right w:val="single" w:color="000000" w:sz="4" w:space="0"/>
+            </w:tcBorders>
+            <w:shd w:val="clear" w:color="auto" w:fill="auto"/>
+            <w:noWrap/>
+            <w:vAlign w:val="bottom"/>
+          </w:tcPr>
+          <w:p>
+            <w:pPr>
+              <w:keepNext w:val="0"/>
+              <w:keepLines w:val="0"/>
+              <w:widowControl/>
+              <w:suppressLineNumbers w:val="0"/>
+              <w:spacing w:line="240" w:lineRule="auto"/>
+              <w:ind w:left="0" w:leftChars="0" w:right="0" w:rightChars="0" w:firstLine="0" w:firstLineChars="0"/>
+              <w:jc w:val="left"/>
+              <w:textAlignment w:val="bottom"/>
+              <w:rPr>
+                <w:rFonts w:hint="default" w:ascii="Times New Roman" w:hAnsi="Times New Roman" w:eastAsia="宋体" w:cs="Times New Roman"/>
+                <w:i w:val="0"/>
+                <w:iCs w:val="0"/>
+                <w:color w:val="000000"/>
+                <w:sz w:val="24"/>
+                <w:szCs w:val="24"/>
+                <w:u w:val="none"/>
+              </w:rPr>
+            </w:pPr>
+            <w:r>
+              <w:rPr>
+                <w:rFonts w:hint="default" w:ascii="Times New Roman" w:hAnsi="Times New Roman" w:eastAsia="宋体" w:cs="Times New Roman"/>
+                <w:i w:val="0"/>
+                <w:iCs w:val="0"/>
+                <w:color w:val="000000"/>
+                <w:kern w:val="0"/>
+                <w:sz w:val="24"/>
+                <w:szCs w:val="24"/>
+                <w:u w:val="none"/>
+                <w:lang w:val="en-US" w:eastAsia="zh-CN" w:bidi="ar"/>
+              </w:rPr>
+              <w:t>Генерация QR-кодов для регистрации</w:t>
+            </w:r>
+          </w:p>
+        </w:tc>
+        <w:tc>
+          <w:tcPr>
+            <w:tcW w:w="1361" w:type="pct"/>
+            <w:tcBorders>
+              <w:top w:val="single" w:color="000000" w:sz="4" w:space="0"/>
+              <w:left w:val="single" w:color="000000" w:sz="4" w:space="0"/>
+              <w:bottom w:val="single" w:color="000000" w:sz="4" w:space="0"/>
+              <w:right w:val="single" w:color="000000" w:sz="4" w:space="0"/>
+            </w:tcBorders>
+            <w:shd w:val="clear" w:color="auto" w:fill="auto"/>
+            <w:noWrap/>
+            <w:vAlign w:val="bottom"/>
+          </w:tcPr>
+          <w:p>
+            <w:pPr>
+              <w:keepNext w:val="0"/>
+              <w:keepLines w:val="0"/>
+              <w:widowControl/>
+              <w:suppressLineNumbers w:val="0"/>
+              <w:spacing w:line="240" w:lineRule="auto"/>
+              <w:ind w:left="0" w:leftChars="0" w:right="0" w:rightChars="0" w:firstLine="0" w:firstLineChars="0"/>
+              <w:jc w:val="left"/>
+              <w:textAlignment w:val="bottom"/>
+              <w:rPr>
+                <w:rFonts w:hint="default" w:ascii="Times New Roman" w:hAnsi="Times New Roman" w:eastAsia="宋体" w:cs="Times New Roman"/>
+                <w:i w:val="0"/>
+                <w:iCs w:val="0"/>
+                <w:color w:val="000000"/>
+                <w:sz w:val="24"/>
+                <w:szCs w:val="24"/>
+                <w:u w:val="none"/>
+              </w:rPr>
+            </w:pPr>
+            <w:r>
+              <w:rPr>
+                <w:rFonts w:hint="default" w:ascii="Times New Roman" w:hAnsi="Times New Roman" w:eastAsia="宋体" w:cs="Times New Roman"/>
+                <w:i w:val="0"/>
+                <w:iCs w:val="0"/>
+                <w:color w:val="000000"/>
+                <w:kern w:val="0"/>
+                <w:sz w:val="24"/>
+                <w:szCs w:val="24"/>
+                <w:u w:val="none"/>
+                <w:lang w:val="en-US" w:eastAsia="zh-CN" w:bidi="ar"/>
+              </w:rPr>
+              <w:t>-</w:t>
+            </w:r>
+          </w:p>
+        </w:tc>
+        <w:tc>
+          <w:tcPr>
+            <w:tcW w:w="1162" w:type="pct"/>
+            <w:tcBorders>
+              <w:top w:val="single" w:color="000000" w:sz="4" w:space="0"/>
+              <w:left w:val="single" w:color="000000" w:sz="4" w:space="0"/>
+              <w:bottom w:val="single" w:color="000000" w:sz="4" w:space="0"/>
+              <w:right w:val="single" w:color="000000" w:sz="4" w:space="0"/>
+            </w:tcBorders>
+            <w:shd w:val="clear" w:color="auto" w:fill="auto"/>
+            <w:noWrap/>
+            <w:vAlign w:val="bottom"/>
+          </w:tcPr>
+          <w:p>
+            <w:pPr>
+              <w:keepNext w:val="0"/>
+              <w:keepLines w:val="0"/>
+              <w:widowControl/>
+              <w:suppressLineNumbers w:val="0"/>
+              <w:spacing w:line="240" w:lineRule="auto"/>
+              <w:ind w:left="0" w:leftChars="0" w:right="0" w:rightChars="0" w:firstLine="0" w:firstLineChars="0"/>
+              <w:jc w:val="left"/>
+              <w:textAlignment w:val="bottom"/>
+              <w:rPr>
+                <w:rFonts w:hint="default" w:ascii="Times New Roman" w:hAnsi="Times New Roman" w:eastAsia="宋体" w:cs="Times New Roman"/>
+                <w:i w:val="0"/>
+                <w:iCs w:val="0"/>
+                <w:color w:val="000000"/>
+                <w:sz w:val="24"/>
+                <w:szCs w:val="24"/>
+                <w:u w:val="none"/>
+              </w:rPr>
+            </w:pPr>
+            <w:r>
+              <w:rPr>
+                <w:rFonts w:hint="default" w:ascii="Times New Roman" w:hAnsi="Times New Roman" w:eastAsia="宋体" w:cs="Times New Roman"/>
+                <w:i w:val="0"/>
+                <w:iCs w:val="0"/>
+                <w:color w:val="000000"/>
+                <w:kern w:val="0"/>
+                <w:sz w:val="24"/>
+                <w:szCs w:val="24"/>
+                <w:u w:val="none"/>
+                <w:lang w:val="en-US" w:eastAsia="zh-CN" w:bidi="ar"/>
+              </w:rPr>
+              <w:t>+</w:t>
+            </w:r>
+          </w:p>
+        </w:tc>
+        <w:tc>
+          <w:tcPr>
+            <w:tcW w:w="1114" w:type="pct"/>
+            <w:tcBorders>
+              <w:top w:val="single" w:color="000000" w:sz="4" w:space="0"/>
+              <w:left w:val="single" w:color="000000" w:sz="4" w:space="0"/>
+              <w:bottom w:val="single" w:color="000000" w:sz="4" w:space="0"/>
+              <w:right w:val="single" w:color="000000" w:sz="4" w:space="0"/>
+            </w:tcBorders>
+            <w:shd w:val="clear" w:color="auto" w:fill="auto"/>
+            <w:noWrap/>
+            <w:vAlign w:val="bottom"/>
+          </w:tcPr>
+          <w:p>
+            <w:pPr>
+              <w:keepNext w:val="0"/>
+              <w:keepLines w:val="0"/>
+              <w:widowControl/>
+              <w:suppressLineNumbers w:val="0"/>
+              <w:spacing w:line="240" w:lineRule="auto"/>
+              <w:ind w:left="0" w:leftChars="0" w:right="0" w:rightChars="0" w:firstLine="0" w:firstLineChars="0"/>
+              <w:jc w:val="left"/>
+              <w:textAlignment w:val="bottom"/>
+              <w:rPr>
+                <w:rFonts w:hint="default" w:ascii="Times New Roman" w:hAnsi="Times New Roman" w:eastAsia="宋体" w:cs="Times New Roman"/>
+                <w:i w:val="0"/>
+                <w:iCs w:val="0"/>
+                <w:color w:val="000000"/>
+                <w:sz w:val="24"/>
+                <w:szCs w:val="24"/>
+                <w:u w:val="none"/>
+              </w:rPr>
+            </w:pPr>
+            <w:r>
+              <w:rPr>
+                <w:rFonts w:hint="default" w:ascii="Times New Roman" w:hAnsi="Times New Roman" w:eastAsia="宋体" w:cs="Times New Roman"/>
+                <w:i w:val="0"/>
+                <w:iCs w:val="0"/>
+                <w:color w:val="000000"/>
+                <w:kern w:val="0"/>
+                <w:sz w:val="24"/>
+                <w:szCs w:val="24"/>
+                <w:u w:val="none"/>
+                <w:lang w:val="en-US" w:eastAsia="zh-CN" w:bidi="ar"/>
+              </w:rPr>
+              <w:t>-</w:t>
+            </w:r>
+          </w:p>
+        </w:tc>
+      </w:tr>
+      <w:tr>
+        <w:tblPrEx>
+          <w:tblBorders>
+            <w:top w:val="none" w:color="auto" w:sz="0" w:space="0"/>
+            <w:left w:val="none" w:color="auto" w:sz="0" w:space="0"/>
+            <w:bottom w:val="none" w:color="auto" w:sz="0" w:space="0"/>
+            <w:right w:val="none" w:color="auto" w:sz="0" w:space="0"/>
+            <w:insideH w:val="none" w:color="auto" w:sz="0" w:space="0"/>
+            <w:insideV w:val="none" w:color="auto" w:sz="0" w:space="0"/>
+          </w:tblBorders>
+          <w:shd w:val="clear" w:color="auto" w:fill="auto"/>
+          <w:tblCellMar>
+            <w:top w:w="0" w:type="dxa"/>
+            <w:left w:w="108" w:type="dxa"/>
+            <w:bottom w:w="0" w:type="dxa"/>
+            <w:right w:w="108" w:type="dxa"/>
+          </w:tblCellMar>
+        </w:tblPrEx>
+        <w:trPr>
+          <w:trHeight w:val="1103" w:hRule="atLeast"/>
+        </w:trPr>
+        <w:tc>
+          <w:tcPr>
+            <w:tcW w:w="1361" w:type="pct"/>
+            <w:tcBorders>
+              <w:top w:val="single" w:color="000000" w:sz="4" w:space="0"/>
+              <w:left w:val="single" w:color="000000" w:sz="4" w:space="0"/>
+              <w:bottom w:val="single" w:color="000000" w:sz="4" w:space="0"/>
+              <w:right w:val="single" w:color="000000" w:sz="4" w:space="0"/>
+            </w:tcBorders>
+            <w:shd w:val="clear" w:color="auto" w:fill="auto"/>
+            <w:noWrap/>
+            <w:vAlign w:val="bottom"/>
+          </w:tcPr>
+          <w:p>
+            <w:pPr>
+              <w:keepNext w:val="0"/>
+              <w:keepLines w:val="0"/>
+              <w:widowControl/>
+              <w:suppressLineNumbers w:val="0"/>
+              <w:spacing w:line="240" w:lineRule="auto"/>
+              <w:ind w:left="0" w:leftChars="0" w:right="0" w:rightChars="0" w:firstLine="0" w:firstLineChars="0"/>
+              <w:jc w:val="left"/>
+              <w:textAlignment w:val="bottom"/>
+              <w:rPr>
+                <w:rFonts w:hint="default" w:ascii="Times New Roman" w:hAnsi="Times New Roman" w:eastAsia="宋体" w:cs="Times New Roman"/>
+                <w:i w:val="0"/>
+                <w:iCs w:val="0"/>
+                <w:color w:val="000000"/>
+                <w:sz w:val="24"/>
+                <w:szCs w:val="24"/>
+                <w:u w:val="none"/>
+              </w:rPr>
+            </w:pPr>
+            <w:r>
+              <w:rPr>
+                <w:rFonts w:hint="default" w:ascii="Times New Roman" w:hAnsi="Times New Roman" w:eastAsia="宋体" w:cs="Times New Roman"/>
+                <w:i w:val="0"/>
+                <w:iCs w:val="0"/>
+                <w:color w:val="000000"/>
+                <w:kern w:val="0"/>
+                <w:sz w:val="24"/>
+                <w:szCs w:val="24"/>
+                <w:u w:val="none"/>
+                <w:lang w:val="en-US" w:eastAsia="zh-CN" w:bidi="ar"/>
+              </w:rPr>
+              <w:t>Сканирование QR-кодов на месте</w:t>
+            </w:r>
+          </w:p>
+        </w:tc>
+        <w:tc>
+          <w:tcPr>
+            <w:tcW w:w="1361" w:type="pct"/>
+            <w:tcBorders>
+              <w:top w:val="single" w:color="000000" w:sz="4" w:space="0"/>
+              <w:left w:val="single" w:color="000000" w:sz="4" w:space="0"/>
+              <w:bottom w:val="single" w:color="000000" w:sz="4" w:space="0"/>
+              <w:right w:val="single" w:color="000000" w:sz="4" w:space="0"/>
+            </w:tcBorders>
+            <w:shd w:val="clear" w:color="auto" w:fill="auto"/>
+            <w:noWrap/>
+            <w:vAlign w:val="bottom"/>
+          </w:tcPr>
+          <w:p>
+            <w:pPr>
+              <w:keepNext w:val="0"/>
+              <w:keepLines w:val="0"/>
+              <w:widowControl/>
+              <w:suppressLineNumbers w:val="0"/>
+              <w:spacing w:line="240" w:lineRule="auto"/>
+              <w:ind w:left="0" w:leftChars="0" w:right="0" w:rightChars="0" w:firstLine="0" w:firstLineChars="0"/>
+              <w:jc w:val="left"/>
+              <w:textAlignment w:val="bottom"/>
+              <w:rPr>
+                <w:rFonts w:hint="default" w:ascii="Times New Roman" w:hAnsi="Times New Roman" w:eastAsia="宋体" w:cs="Times New Roman"/>
+                <w:i w:val="0"/>
+                <w:iCs w:val="0"/>
+                <w:color w:val="000000"/>
+                <w:sz w:val="24"/>
+                <w:szCs w:val="24"/>
+                <w:u w:val="none"/>
+              </w:rPr>
+            </w:pPr>
+            <w:r>
+              <w:rPr>
+                <w:rFonts w:hint="default" w:ascii="Times New Roman" w:hAnsi="Times New Roman" w:eastAsia="宋体" w:cs="Times New Roman"/>
+                <w:i w:val="0"/>
+                <w:iCs w:val="0"/>
+                <w:color w:val="000000"/>
+                <w:kern w:val="0"/>
+                <w:sz w:val="24"/>
+                <w:szCs w:val="24"/>
+                <w:u w:val="none"/>
+                <w:lang w:val="en-US" w:eastAsia="zh-CN" w:bidi="ar"/>
+              </w:rPr>
+              <w:t>-</w:t>
+            </w:r>
+          </w:p>
+        </w:tc>
+        <w:tc>
+          <w:tcPr>
+            <w:tcW w:w="1162" w:type="pct"/>
+            <w:tcBorders>
+              <w:top w:val="single" w:color="000000" w:sz="4" w:space="0"/>
+              <w:left w:val="single" w:color="000000" w:sz="4" w:space="0"/>
+              <w:bottom w:val="single" w:color="000000" w:sz="4" w:space="0"/>
+              <w:right w:val="single" w:color="000000" w:sz="4" w:space="0"/>
+            </w:tcBorders>
+            <w:shd w:val="clear" w:color="auto" w:fill="auto"/>
+            <w:noWrap/>
+            <w:vAlign w:val="bottom"/>
+          </w:tcPr>
+          <w:p>
+            <w:pPr>
+              <w:keepNext w:val="0"/>
+              <w:keepLines w:val="0"/>
+              <w:widowControl/>
+              <w:suppressLineNumbers w:val="0"/>
+              <w:spacing w:line="240" w:lineRule="auto"/>
+              <w:ind w:left="0" w:leftChars="0" w:right="0" w:rightChars="0" w:firstLine="0" w:firstLineChars="0"/>
+              <w:jc w:val="left"/>
+              <w:textAlignment w:val="bottom"/>
+              <w:rPr>
+                <w:rFonts w:hint="default" w:ascii="Times New Roman" w:hAnsi="Times New Roman" w:eastAsia="宋体" w:cs="Times New Roman"/>
+                <w:i w:val="0"/>
+                <w:iCs w:val="0"/>
+                <w:color w:val="000000"/>
+                <w:sz w:val="24"/>
+                <w:szCs w:val="24"/>
+                <w:u w:val="none"/>
+              </w:rPr>
+            </w:pPr>
+            <w:r>
+              <w:rPr>
+                <w:rFonts w:hint="default" w:ascii="Times New Roman" w:hAnsi="Times New Roman" w:eastAsia="宋体" w:cs="Times New Roman"/>
+                <w:i w:val="0"/>
+                <w:iCs w:val="0"/>
+                <w:color w:val="000000"/>
+                <w:kern w:val="0"/>
+                <w:sz w:val="24"/>
+                <w:szCs w:val="24"/>
+                <w:u w:val="none"/>
+                <w:lang w:val="en-US" w:eastAsia="zh-CN" w:bidi="ar"/>
+              </w:rPr>
+              <w:t>+</w:t>
+            </w:r>
+          </w:p>
+        </w:tc>
+        <w:tc>
+          <w:tcPr>
+            <w:tcW w:w="1114" w:type="pct"/>
+            <w:tcBorders>
+              <w:top w:val="single" w:color="000000" w:sz="4" w:space="0"/>
+              <w:left w:val="single" w:color="000000" w:sz="4" w:space="0"/>
+              <w:bottom w:val="single" w:color="000000" w:sz="4" w:space="0"/>
+              <w:right w:val="single" w:color="000000" w:sz="4" w:space="0"/>
+            </w:tcBorders>
+            <w:shd w:val="clear" w:color="auto" w:fill="auto"/>
+            <w:noWrap/>
+            <w:vAlign w:val="bottom"/>
+          </w:tcPr>
+          <w:p>
+            <w:pPr>
+              <w:keepNext w:val="0"/>
+              <w:keepLines w:val="0"/>
+              <w:widowControl/>
+              <w:suppressLineNumbers w:val="0"/>
+              <w:spacing w:line="240" w:lineRule="auto"/>
+              <w:ind w:left="0" w:leftChars="0" w:right="0" w:rightChars="0" w:firstLine="0" w:firstLineChars="0"/>
+              <w:jc w:val="left"/>
+              <w:textAlignment w:val="bottom"/>
+              <w:rPr>
+                <w:rFonts w:hint="default" w:ascii="Times New Roman" w:hAnsi="Times New Roman" w:eastAsia="宋体" w:cs="Times New Roman"/>
+                <w:i w:val="0"/>
+                <w:iCs w:val="0"/>
+                <w:color w:val="000000"/>
+                <w:sz w:val="24"/>
+                <w:szCs w:val="24"/>
+                <w:u w:val="none"/>
+              </w:rPr>
+            </w:pPr>
+            <w:r>
+              <w:rPr>
+                <w:rFonts w:hint="default" w:ascii="Times New Roman" w:hAnsi="Times New Roman" w:eastAsia="宋体" w:cs="Times New Roman"/>
+                <w:i w:val="0"/>
+                <w:iCs w:val="0"/>
+                <w:color w:val="000000"/>
+                <w:kern w:val="0"/>
+                <w:sz w:val="24"/>
+                <w:szCs w:val="24"/>
+                <w:u w:val="none"/>
+                <w:lang w:val="en-US" w:eastAsia="zh-CN" w:bidi="ar"/>
+              </w:rPr>
+              <w:t>-</w:t>
+            </w:r>
+          </w:p>
+        </w:tc>
+      </w:tr>
+      <w:tr>
+        <w:tblPrEx>
+          <w:tblBorders>
+            <w:top w:val="none" w:color="auto" w:sz="0" w:space="0"/>
+            <w:left w:val="none" w:color="auto" w:sz="0" w:space="0"/>
+            <w:bottom w:val="none" w:color="auto" w:sz="0" w:space="0"/>
+            <w:right w:val="none" w:color="auto" w:sz="0" w:space="0"/>
+            <w:insideH w:val="none" w:color="auto" w:sz="0" w:space="0"/>
+            <w:insideV w:val="none" w:color="auto" w:sz="0" w:space="0"/>
+          </w:tblBorders>
+          <w:shd w:val="clear" w:color="auto" w:fill="auto"/>
+          <w:tblCellMar>
+            <w:top w:w="0" w:type="dxa"/>
+            <w:left w:w="108" w:type="dxa"/>
+            <w:bottom w:w="0" w:type="dxa"/>
+            <w:right w:w="108" w:type="dxa"/>
+          </w:tblCellMar>
+        </w:tblPrEx>
+        <w:trPr>
+          <w:trHeight w:val="1103" w:hRule="atLeast"/>
+        </w:trPr>
+        <w:tc>
+          <w:tcPr>
+            <w:tcW w:w="1361" w:type="pct"/>
+            <w:tcBorders>
+              <w:top w:val="single" w:color="000000" w:sz="4" w:space="0"/>
+              <w:left w:val="single" w:color="000000" w:sz="4" w:space="0"/>
+              <w:bottom w:val="single" w:color="000000" w:sz="4" w:space="0"/>
+              <w:right w:val="single" w:color="000000" w:sz="4" w:space="0"/>
+            </w:tcBorders>
+            <w:shd w:val="clear" w:color="auto" w:fill="auto"/>
+            <w:noWrap/>
+            <w:vAlign w:val="bottom"/>
+          </w:tcPr>
+          <w:p>
+            <w:pPr>
+              <w:keepNext w:val="0"/>
+              <w:keepLines w:val="0"/>
+              <w:widowControl/>
+              <w:suppressLineNumbers w:val="0"/>
+              <w:spacing w:line="240" w:lineRule="auto"/>
+              <w:ind w:left="0" w:leftChars="0" w:right="0" w:rightChars="0" w:firstLine="0" w:firstLineChars="0"/>
+              <w:jc w:val="left"/>
+              <w:textAlignment w:val="bottom"/>
+              <w:rPr>
+                <w:rFonts w:hint="default" w:ascii="Times New Roman" w:hAnsi="Times New Roman" w:eastAsia="宋体" w:cs="Times New Roman"/>
+                <w:i w:val="0"/>
+                <w:iCs w:val="0"/>
+                <w:color w:val="000000"/>
+                <w:sz w:val="24"/>
+                <w:szCs w:val="24"/>
+                <w:u w:val="none"/>
+              </w:rPr>
+            </w:pPr>
+            <w:r>
+              <w:rPr>
+                <w:rFonts w:hint="default" w:ascii="Times New Roman" w:hAnsi="Times New Roman" w:eastAsia="宋体" w:cs="Times New Roman"/>
+                <w:i w:val="0"/>
+                <w:iCs w:val="0"/>
+                <w:color w:val="000000"/>
+                <w:kern w:val="0"/>
+                <w:sz w:val="24"/>
+                <w:szCs w:val="24"/>
+                <w:u w:val="none"/>
+                <w:lang w:val="en-US" w:eastAsia="zh-CN" w:bidi="ar"/>
+              </w:rPr>
+              <w:t>Экспорт списка участников</w:t>
+            </w:r>
+          </w:p>
+        </w:tc>
+        <w:tc>
+          <w:tcPr>
+            <w:tcW w:w="1361" w:type="pct"/>
+            <w:tcBorders>
+              <w:top w:val="single" w:color="000000" w:sz="4" w:space="0"/>
+              <w:left w:val="single" w:color="000000" w:sz="4" w:space="0"/>
+              <w:bottom w:val="single" w:color="000000" w:sz="4" w:space="0"/>
+              <w:right w:val="single" w:color="000000" w:sz="4" w:space="0"/>
+            </w:tcBorders>
+            <w:shd w:val="clear" w:color="auto" w:fill="auto"/>
+            <w:noWrap/>
+            <w:vAlign w:val="bottom"/>
+          </w:tcPr>
+          <w:p>
+            <w:pPr>
+              <w:keepNext w:val="0"/>
+              <w:keepLines w:val="0"/>
+              <w:widowControl/>
+              <w:suppressLineNumbers w:val="0"/>
+              <w:spacing w:line="240" w:lineRule="auto"/>
+              <w:ind w:left="0" w:leftChars="0" w:right="0" w:rightChars="0" w:firstLine="0" w:firstLineChars="0"/>
+              <w:jc w:val="left"/>
+              <w:textAlignment w:val="bottom"/>
+              <w:rPr>
+                <w:rFonts w:hint="default" w:ascii="Times New Roman" w:hAnsi="Times New Roman" w:eastAsia="宋体" w:cs="Times New Roman"/>
+                <w:i w:val="0"/>
+                <w:iCs w:val="0"/>
+                <w:color w:val="000000"/>
+                <w:sz w:val="24"/>
+                <w:szCs w:val="24"/>
+                <w:u w:val="none"/>
+              </w:rPr>
+            </w:pPr>
+            <w:r>
+              <w:rPr>
+                <w:rFonts w:hint="default" w:ascii="Times New Roman" w:hAnsi="Times New Roman" w:eastAsia="宋体" w:cs="Times New Roman"/>
+                <w:i w:val="0"/>
+                <w:iCs w:val="0"/>
+                <w:color w:val="000000"/>
+                <w:kern w:val="0"/>
+                <w:sz w:val="24"/>
+                <w:szCs w:val="24"/>
+                <w:u w:val="none"/>
+                <w:lang w:val="en-US" w:eastAsia="zh-CN" w:bidi="ar"/>
+              </w:rPr>
+              <w:t>-</w:t>
+            </w:r>
+          </w:p>
+        </w:tc>
+        <w:tc>
+          <w:tcPr>
+            <w:tcW w:w="1162" w:type="pct"/>
+            <w:tcBorders>
+              <w:top w:val="single" w:color="000000" w:sz="4" w:space="0"/>
+              <w:left w:val="single" w:color="000000" w:sz="4" w:space="0"/>
+              <w:bottom w:val="single" w:color="000000" w:sz="4" w:space="0"/>
+              <w:right w:val="single" w:color="000000" w:sz="4" w:space="0"/>
+            </w:tcBorders>
+            <w:shd w:val="clear" w:color="auto" w:fill="auto"/>
+            <w:noWrap/>
+            <w:vAlign w:val="bottom"/>
+          </w:tcPr>
+          <w:p>
+            <w:pPr>
+              <w:keepNext w:val="0"/>
+              <w:keepLines w:val="0"/>
+              <w:widowControl/>
+              <w:suppressLineNumbers w:val="0"/>
+              <w:spacing w:line="240" w:lineRule="auto"/>
+              <w:ind w:left="0" w:leftChars="0" w:right="0" w:rightChars="0" w:firstLine="0" w:firstLineChars="0"/>
+              <w:jc w:val="left"/>
+              <w:textAlignment w:val="bottom"/>
+              <w:rPr>
+                <w:rFonts w:hint="default" w:ascii="Times New Roman" w:hAnsi="Times New Roman" w:eastAsia="宋体" w:cs="Times New Roman"/>
+                <w:i w:val="0"/>
+                <w:iCs w:val="0"/>
+                <w:color w:val="000000"/>
+                <w:sz w:val="24"/>
+                <w:szCs w:val="24"/>
+                <w:u w:val="none"/>
+              </w:rPr>
+            </w:pPr>
+            <w:r>
+              <w:rPr>
+                <w:rFonts w:hint="default" w:ascii="Times New Roman" w:hAnsi="Times New Roman" w:eastAsia="宋体" w:cs="Times New Roman"/>
+                <w:i w:val="0"/>
+                <w:iCs w:val="0"/>
+                <w:color w:val="000000"/>
+                <w:kern w:val="0"/>
+                <w:sz w:val="24"/>
+                <w:szCs w:val="24"/>
+                <w:u w:val="none"/>
+                <w:lang w:val="en-US" w:eastAsia="zh-CN" w:bidi="ar"/>
+              </w:rPr>
+              <w:t>+</w:t>
+            </w:r>
+          </w:p>
+        </w:tc>
+        <w:tc>
+          <w:tcPr>
+            <w:tcW w:w="1114" w:type="pct"/>
+            <w:tcBorders>
+              <w:top w:val="single" w:color="000000" w:sz="4" w:space="0"/>
+              <w:left w:val="single" w:color="000000" w:sz="4" w:space="0"/>
+              <w:bottom w:val="single" w:color="000000" w:sz="4" w:space="0"/>
+              <w:right w:val="single" w:color="000000" w:sz="4" w:space="0"/>
+            </w:tcBorders>
+            <w:shd w:val="clear" w:color="auto" w:fill="auto"/>
+            <w:noWrap/>
+            <w:vAlign w:val="bottom"/>
+          </w:tcPr>
+          <w:p>
+            <w:pPr>
+              <w:keepNext w:val="0"/>
+              <w:keepLines w:val="0"/>
+              <w:widowControl/>
+              <w:suppressLineNumbers w:val="0"/>
+              <w:spacing w:line="240" w:lineRule="auto"/>
+              <w:ind w:left="0" w:leftChars="0" w:right="0" w:rightChars="0" w:firstLine="0" w:firstLineChars="0"/>
+              <w:jc w:val="left"/>
+              <w:textAlignment w:val="bottom"/>
+              <w:rPr>
+                <w:rFonts w:hint="default" w:ascii="Times New Roman" w:hAnsi="Times New Roman" w:eastAsia="宋体" w:cs="Times New Roman"/>
+                <w:i w:val="0"/>
+                <w:iCs w:val="0"/>
+                <w:color w:val="000000"/>
+                <w:sz w:val="24"/>
+                <w:szCs w:val="24"/>
+                <w:u w:val="none"/>
+              </w:rPr>
+            </w:pPr>
+            <w:r>
+              <w:rPr>
+                <w:rFonts w:hint="default" w:ascii="Times New Roman" w:hAnsi="Times New Roman" w:eastAsia="宋体" w:cs="Times New Roman"/>
+                <w:i w:val="0"/>
+                <w:iCs w:val="0"/>
+                <w:color w:val="000000"/>
+                <w:kern w:val="0"/>
+                <w:sz w:val="24"/>
+                <w:szCs w:val="24"/>
+                <w:u w:val="none"/>
+                <w:lang w:val="en-US" w:eastAsia="zh-CN" w:bidi="ar"/>
+              </w:rPr>
+              <w:t>+</w:t>
+            </w:r>
+          </w:p>
+        </w:tc>
+      </w:tr>
+      <w:tr>
+        <w:tblPrEx>
+          <w:tblBorders>
+            <w:top w:val="none" w:color="auto" w:sz="0" w:space="0"/>
+            <w:left w:val="none" w:color="auto" w:sz="0" w:space="0"/>
+            <w:bottom w:val="none" w:color="auto" w:sz="0" w:space="0"/>
+            <w:right w:val="none" w:color="auto" w:sz="0" w:space="0"/>
+            <w:insideH w:val="none" w:color="auto" w:sz="0" w:space="0"/>
+            <w:insideV w:val="none" w:color="auto" w:sz="0" w:space="0"/>
+          </w:tblBorders>
+          <w:shd w:val="clear" w:color="auto" w:fill="auto"/>
+          <w:tblCellMar>
+            <w:top w:w="0" w:type="dxa"/>
+            <w:left w:w="108" w:type="dxa"/>
+            <w:bottom w:w="0" w:type="dxa"/>
+            <w:right w:w="108" w:type="dxa"/>
+          </w:tblCellMar>
+        </w:tblPrEx>
+        <w:trPr>
+          <w:trHeight w:val="1103" w:hRule="atLeast"/>
+        </w:trPr>
+        <w:tc>
+          <w:tcPr>
+            <w:tcW w:w="1361" w:type="pct"/>
+            <w:tcBorders>
+              <w:top w:val="single" w:color="000000" w:sz="4" w:space="0"/>
+              <w:left w:val="single" w:color="000000" w:sz="4" w:space="0"/>
+              <w:bottom w:val="single" w:color="000000" w:sz="4" w:space="0"/>
+              <w:right w:val="single" w:color="000000" w:sz="4" w:space="0"/>
+            </w:tcBorders>
+            <w:shd w:val="clear" w:color="auto" w:fill="auto"/>
+            <w:noWrap/>
+            <w:vAlign w:val="bottom"/>
+          </w:tcPr>
+          <w:p>
+            <w:pPr>
+              <w:keepNext w:val="0"/>
+              <w:keepLines w:val="0"/>
+              <w:widowControl/>
+              <w:suppressLineNumbers w:val="0"/>
+              <w:spacing w:line="240" w:lineRule="auto"/>
+              <w:ind w:left="0" w:leftChars="0" w:right="0" w:rightChars="0" w:firstLine="0" w:firstLineChars="0"/>
+              <w:jc w:val="left"/>
+              <w:textAlignment w:val="bottom"/>
+              <w:rPr>
+                <w:rFonts w:hint="default" w:ascii="Times New Roman" w:hAnsi="Times New Roman" w:eastAsia="宋体" w:cs="Times New Roman"/>
+                <w:i w:val="0"/>
+                <w:iCs w:val="0"/>
+                <w:color w:val="000000"/>
+                <w:sz w:val="24"/>
+                <w:szCs w:val="24"/>
+                <w:u w:val="none"/>
+              </w:rPr>
+            </w:pPr>
+            <w:r>
+              <w:rPr>
+                <w:rFonts w:hint="default" w:ascii="Times New Roman" w:hAnsi="Times New Roman" w:eastAsia="宋体" w:cs="Times New Roman"/>
+                <w:i w:val="0"/>
+                <w:iCs w:val="0"/>
+                <w:color w:val="000000"/>
+                <w:kern w:val="0"/>
+                <w:sz w:val="24"/>
+                <w:szCs w:val="24"/>
+                <w:u w:val="none"/>
+                <w:lang w:val="en-US" w:eastAsia="zh-CN" w:bidi="ar"/>
+              </w:rPr>
+              <w:t>Утверждение мероприятия (соответствие правилам)</w:t>
+            </w:r>
+          </w:p>
+        </w:tc>
+        <w:tc>
+          <w:tcPr>
+            <w:tcW w:w="1361" w:type="pct"/>
+            <w:tcBorders>
+              <w:top w:val="single" w:color="000000" w:sz="4" w:space="0"/>
+              <w:left w:val="single" w:color="000000" w:sz="4" w:space="0"/>
+              <w:bottom w:val="single" w:color="000000" w:sz="4" w:space="0"/>
+              <w:right w:val="single" w:color="000000" w:sz="4" w:space="0"/>
+            </w:tcBorders>
+            <w:shd w:val="clear" w:color="auto" w:fill="auto"/>
+            <w:noWrap/>
+            <w:vAlign w:val="bottom"/>
+          </w:tcPr>
+          <w:p>
+            <w:pPr>
+              <w:keepNext w:val="0"/>
+              <w:keepLines w:val="0"/>
+              <w:widowControl/>
+              <w:suppressLineNumbers w:val="0"/>
+              <w:spacing w:line="240" w:lineRule="auto"/>
+              <w:ind w:left="0" w:leftChars="0" w:right="0" w:rightChars="0" w:firstLine="0" w:firstLineChars="0"/>
+              <w:jc w:val="left"/>
+              <w:textAlignment w:val="bottom"/>
+              <w:rPr>
+                <w:rFonts w:hint="default" w:ascii="Times New Roman" w:hAnsi="Times New Roman" w:eastAsia="宋体" w:cs="Times New Roman"/>
+                <w:i w:val="0"/>
+                <w:iCs w:val="0"/>
+                <w:color w:val="000000"/>
+                <w:sz w:val="24"/>
+                <w:szCs w:val="24"/>
+                <w:u w:val="none"/>
+              </w:rPr>
+            </w:pPr>
+            <w:r>
+              <w:rPr>
+                <w:rFonts w:hint="default" w:ascii="Times New Roman" w:hAnsi="Times New Roman" w:eastAsia="宋体" w:cs="Times New Roman"/>
+                <w:i w:val="0"/>
+                <w:iCs w:val="0"/>
+                <w:color w:val="000000"/>
+                <w:kern w:val="0"/>
+                <w:sz w:val="24"/>
+                <w:szCs w:val="24"/>
+                <w:u w:val="none"/>
+                <w:lang w:val="en-US" w:eastAsia="zh-CN" w:bidi="ar"/>
+              </w:rPr>
+              <w:t>-</w:t>
+            </w:r>
+          </w:p>
+        </w:tc>
+        <w:tc>
+          <w:tcPr>
+            <w:tcW w:w="1162" w:type="pct"/>
+            <w:tcBorders>
+              <w:top w:val="single" w:color="000000" w:sz="4" w:space="0"/>
+              <w:left w:val="single" w:color="000000" w:sz="4" w:space="0"/>
+              <w:bottom w:val="single" w:color="000000" w:sz="4" w:space="0"/>
+              <w:right w:val="single" w:color="000000" w:sz="4" w:space="0"/>
+            </w:tcBorders>
+            <w:shd w:val="clear" w:color="auto" w:fill="auto"/>
+            <w:noWrap/>
+            <w:vAlign w:val="bottom"/>
+          </w:tcPr>
+          <w:p>
+            <w:pPr>
+              <w:keepNext w:val="0"/>
+              <w:keepLines w:val="0"/>
+              <w:widowControl/>
+              <w:suppressLineNumbers w:val="0"/>
+              <w:spacing w:line="240" w:lineRule="auto"/>
+              <w:ind w:left="0" w:leftChars="0" w:right="0" w:rightChars="0" w:firstLine="0" w:firstLineChars="0"/>
+              <w:jc w:val="left"/>
+              <w:textAlignment w:val="bottom"/>
+              <w:rPr>
+                <w:rFonts w:hint="default" w:ascii="Times New Roman" w:hAnsi="Times New Roman" w:eastAsia="宋体" w:cs="Times New Roman"/>
+                <w:i w:val="0"/>
+                <w:iCs w:val="0"/>
+                <w:color w:val="000000"/>
+                <w:sz w:val="24"/>
+                <w:szCs w:val="24"/>
+                <w:u w:val="none"/>
+              </w:rPr>
+            </w:pPr>
+            <w:r>
+              <w:rPr>
+                <w:rFonts w:hint="default" w:ascii="Times New Roman" w:hAnsi="Times New Roman" w:eastAsia="宋体" w:cs="Times New Roman"/>
+                <w:i w:val="0"/>
+                <w:iCs w:val="0"/>
+                <w:color w:val="000000"/>
+                <w:kern w:val="0"/>
+                <w:sz w:val="24"/>
+                <w:szCs w:val="24"/>
+                <w:u w:val="none"/>
+                <w:lang w:val="en-US" w:eastAsia="zh-CN" w:bidi="ar"/>
+              </w:rPr>
+              <w:t>-</w:t>
+            </w:r>
+          </w:p>
+        </w:tc>
+        <w:tc>
+          <w:tcPr>
+            <w:tcW w:w="1114" w:type="pct"/>
+            <w:tcBorders>
+              <w:top w:val="single" w:color="000000" w:sz="4" w:space="0"/>
+              <w:left w:val="single" w:color="000000" w:sz="4" w:space="0"/>
+              <w:bottom w:val="single" w:color="000000" w:sz="4" w:space="0"/>
+              <w:right w:val="single" w:color="000000" w:sz="4" w:space="0"/>
+            </w:tcBorders>
+            <w:shd w:val="clear" w:color="auto" w:fill="auto"/>
+            <w:noWrap/>
+            <w:vAlign w:val="bottom"/>
+          </w:tcPr>
+          <w:p>
+            <w:pPr>
+              <w:keepNext w:val="0"/>
+              <w:keepLines w:val="0"/>
+              <w:widowControl/>
+              <w:suppressLineNumbers w:val="0"/>
+              <w:spacing w:line="240" w:lineRule="auto"/>
+              <w:ind w:left="0" w:leftChars="0" w:right="0" w:rightChars="0" w:firstLine="0" w:firstLineChars="0"/>
+              <w:jc w:val="left"/>
+              <w:textAlignment w:val="bottom"/>
+              <w:rPr>
+                <w:rFonts w:hint="default" w:ascii="Times New Roman" w:hAnsi="Times New Roman" w:eastAsia="宋体" w:cs="Times New Roman"/>
+                <w:i w:val="0"/>
+                <w:iCs w:val="0"/>
+                <w:color w:val="000000"/>
+                <w:sz w:val="24"/>
+                <w:szCs w:val="24"/>
+                <w:u w:val="none"/>
+              </w:rPr>
+            </w:pPr>
+            <w:r>
+              <w:rPr>
+                <w:rFonts w:hint="default" w:ascii="Times New Roman" w:hAnsi="Times New Roman" w:eastAsia="宋体" w:cs="Times New Roman"/>
+                <w:i w:val="0"/>
+                <w:iCs w:val="0"/>
+                <w:color w:val="000000"/>
+                <w:kern w:val="0"/>
+                <w:sz w:val="24"/>
+                <w:szCs w:val="24"/>
+                <w:u w:val="none"/>
+                <w:lang w:val="en-US" w:eastAsia="zh-CN" w:bidi="ar"/>
+              </w:rPr>
+              <w:t>+</w:t>
+            </w:r>
+          </w:p>
+        </w:tc>
+      </w:tr>
+      <w:tr>
+        <w:tblPrEx>
+          <w:tblBorders>
+            <w:top w:val="none" w:color="auto" w:sz="0" w:space="0"/>
+            <w:left w:val="none" w:color="auto" w:sz="0" w:space="0"/>
+            <w:bottom w:val="none" w:color="auto" w:sz="0" w:space="0"/>
+            <w:right w:val="none" w:color="auto" w:sz="0" w:space="0"/>
+            <w:insideH w:val="none" w:color="auto" w:sz="0" w:space="0"/>
+            <w:insideV w:val="none" w:color="auto" w:sz="0" w:space="0"/>
+          </w:tblBorders>
+          <w:shd w:val="clear" w:color="auto" w:fill="auto"/>
+          <w:tblCellMar>
+            <w:top w:w="0" w:type="dxa"/>
+            <w:left w:w="108" w:type="dxa"/>
+            <w:bottom w:w="0" w:type="dxa"/>
+            <w:right w:w="108" w:type="dxa"/>
+          </w:tblCellMar>
+        </w:tblPrEx>
+        <w:trPr>
+          <w:trHeight w:val="1103" w:hRule="atLeast"/>
+        </w:trPr>
+        <w:tc>
+          <w:tcPr>
+            <w:tcW w:w="1361" w:type="pct"/>
+            <w:tcBorders>
+              <w:top w:val="single" w:color="000000" w:sz="4" w:space="0"/>
+              <w:left w:val="single" w:color="000000" w:sz="4" w:space="0"/>
+              <w:bottom w:val="single" w:color="000000" w:sz="4" w:space="0"/>
+              <w:right w:val="single" w:color="000000" w:sz="4" w:space="0"/>
+            </w:tcBorders>
+            <w:shd w:val="clear" w:color="auto" w:fill="auto"/>
+            <w:noWrap/>
+            <w:vAlign w:val="bottom"/>
+          </w:tcPr>
+          <w:p>
+            <w:pPr>
+              <w:keepNext w:val="0"/>
+              <w:keepLines w:val="0"/>
+              <w:widowControl/>
+              <w:suppressLineNumbers w:val="0"/>
+              <w:spacing w:line="240" w:lineRule="auto"/>
+              <w:ind w:left="0" w:leftChars="0" w:right="0" w:rightChars="0" w:firstLine="0" w:firstLineChars="0"/>
+              <w:jc w:val="left"/>
+              <w:textAlignment w:val="bottom"/>
+              <w:rPr>
+                <w:rFonts w:hint="default" w:ascii="Times New Roman" w:hAnsi="Times New Roman" w:eastAsia="宋体" w:cs="Times New Roman"/>
+                <w:i w:val="0"/>
+                <w:iCs w:val="0"/>
+                <w:color w:val="000000"/>
+                <w:sz w:val="24"/>
+                <w:szCs w:val="24"/>
+                <w:u w:val="none"/>
+              </w:rPr>
+            </w:pPr>
+            <w:r>
+              <w:rPr>
+                <w:rFonts w:hint="default" w:ascii="Times New Roman" w:hAnsi="Times New Roman" w:eastAsia="宋体" w:cs="Times New Roman"/>
+                <w:i w:val="0"/>
+                <w:iCs w:val="0"/>
+                <w:color w:val="000000"/>
+                <w:kern w:val="0"/>
+                <w:sz w:val="24"/>
+                <w:szCs w:val="24"/>
+                <w:u w:val="none"/>
+                <w:lang w:val="en-US" w:eastAsia="zh-CN" w:bidi="ar"/>
+              </w:rPr>
+              <w:t>Управление клубами и участниками</w:t>
+            </w:r>
+          </w:p>
+        </w:tc>
+        <w:tc>
+          <w:tcPr>
+            <w:tcW w:w="1361" w:type="pct"/>
+            <w:tcBorders>
+              <w:top w:val="single" w:color="000000" w:sz="4" w:space="0"/>
+              <w:left w:val="single" w:color="000000" w:sz="4" w:space="0"/>
+              <w:bottom w:val="single" w:color="000000" w:sz="4" w:space="0"/>
+              <w:right w:val="single" w:color="000000" w:sz="4" w:space="0"/>
+            </w:tcBorders>
+            <w:shd w:val="clear" w:color="auto" w:fill="auto"/>
+            <w:noWrap/>
+            <w:vAlign w:val="bottom"/>
+          </w:tcPr>
+          <w:p>
+            <w:pPr>
+              <w:keepNext w:val="0"/>
+              <w:keepLines w:val="0"/>
+              <w:widowControl/>
+              <w:suppressLineNumbers w:val="0"/>
+              <w:spacing w:line="240" w:lineRule="auto"/>
+              <w:ind w:left="0" w:leftChars="0" w:right="0" w:rightChars="0" w:firstLine="0" w:firstLineChars="0"/>
+              <w:jc w:val="left"/>
+              <w:textAlignment w:val="bottom"/>
+              <w:rPr>
+                <w:rFonts w:hint="default" w:ascii="Times New Roman" w:hAnsi="Times New Roman" w:eastAsia="宋体" w:cs="Times New Roman"/>
+                <w:i w:val="0"/>
+                <w:iCs w:val="0"/>
+                <w:color w:val="000000"/>
+                <w:sz w:val="24"/>
+                <w:szCs w:val="24"/>
+                <w:u w:val="none"/>
+              </w:rPr>
+            </w:pPr>
+            <w:r>
+              <w:rPr>
+                <w:rFonts w:hint="default" w:ascii="Times New Roman" w:hAnsi="Times New Roman" w:eastAsia="宋体" w:cs="Times New Roman"/>
+                <w:i w:val="0"/>
+                <w:iCs w:val="0"/>
+                <w:color w:val="000000"/>
+                <w:kern w:val="0"/>
+                <w:sz w:val="24"/>
+                <w:szCs w:val="24"/>
+                <w:u w:val="none"/>
+                <w:lang w:val="en-US" w:eastAsia="zh-CN" w:bidi="ar"/>
+              </w:rPr>
+              <w:t>-</w:t>
+            </w:r>
+          </w:p>
+        </w:tc>
+        <w:tc>
+          <w:tcPr>
+            <w:tcW w:w="1162" w:type="pct"/>
+            <w:tcBorders>
+              <w:top w:val="single" w:color="000000" w:sz="4" w:space="0"/>
+              <w:left w:val="single" w:color="000000" w:sz="4" w:space="0"/>
+              <w:bottom w:val="single" w:color="000000" w:sz="4" w:space="0"/>
+              <w:right w:val="single" w:color="000000" w:sz="4" w:space="0"/>
+            </w:tcBorders>
+            <w:shd w:val="clear" w:color="auto" w:fill="auto"/>
+            <w:noWrap/>
+            <w:vAlign w:val="bottom"/>
+          </w:tcPr>
+          <w:p>
+            <w:pPr>
+              <w:keepNext w:val="0"/>
+              <w:keepLines w:val="0"/>
+              <w:widowControl/>
+              <w:suppressLineNumbers w:val="0"/>
+              <w:spacing w:line="240" w:lineRule="auto"/>
+              <w:ind w:left="0" w:leftChars="0" w:right="0" w:rightChars="0" w:firstLine="0" w:firstLineChars="0"/>
+              <w:jc w:val="left"/>
+              <w:textAlignment w:val="bottom"/>
+              <w:rPr>
+                <w:rFonts w:hint="default" w:ascii="Times New Roman" w:hAnsi="Times New Roman" w:eastAsia="宋体" w:cs="Times New Roman"/>
+                <w:i w:val="0"/>
+                <w:iCs w:val="0"/>
+                <w:color w:val="000000"/>
+                <w:sz w:val="24"/>
+                <w:szCs w:val="24"/>
+                <w:u w:val="none"/>
+              </w:rPr>
+            </w:pPr>
+            <w:r>
+              <w:rPr>
+                <w:rFonts w:hint="default" w:ascii="Times New Roman" w:hAnsi="Times New Roman" w:eastAsia="宋体" w:cs="Times New Roman"/>
+                <w:i w:val="0"/>
+                <w:iCs w:val="0"/>
+                <w:color w:val="000000"/>
+                <w:kern w:val="0"/>
+                <w:sz w:val="24"/>
+                <w:szCs w:val="24"/>
+                <w:u w:val="none"/>
+                <w:lang w:val="en-US" w:eastAsia="zh-CN" w:bidi="ar"/>
+              </w:rPr>
+              <w:t>+</w:t>
+            </w:r>
+          </w:p>
+        </w:tc>
+        <w:tc>
+          <w:tcPr>
+            <w:tcW w:w="1114" w:type="pct"/>
+            <w:tcBorders>
+              <w:top w:val="single" w:color="000000" w:sz="4" w:space="0"/>
+              <w:left w:val="single" w:color="000000" w:sz="4" w:space="0"/>
+              <w:bottom w:val="single" w:color="000000" w:sz="4" w:space="0"/>
+              <w:right w:val="single" w:color="000000" w:sz="4" w:space="0"/>
+            </w:tcBorders>
+            <w:shd w:val="clear" w:color="auto" w:fill="auto"/>
+            <w:noWrap/>
+            <w:vAlign w:val="bottom"/>
+          </w:tcPr>
+          <w:p>
+            <w:pPr>
+              <w:keepNext w:val="0"/>
+              <w:keepLines w:val="0"/>
+              <w:widowControl/>
+              <w:suppressLineNumbers w:val="0"/>
+              <w:spacing w:line="240" w:lineRule="auto"/>
+              <w:ind w:left="0" w:leftChars="0" w:right="0" w:rightChars="0" w:firstLine="0" w:firstLineChars="0"/>
+              <w:jc w:val="left"/>
+              <w:textAlignment w:val="bottom"/>
+              <w:rPr>
+                <w:rFonts w:hint="default" w:ascii="Times New Roman" w:hAnsi="Times New Roman" w:eastAsia="宋体" w:cs="Times New Roman"/>
+                <w:i w:val="0"/>
+                <w:iCs w:val="0"/>
+                <w:color w:val="000000"/>
+                <w:sz w:val="24"/>
+                <w:szCs w:val="24"/>
+                <w:u w:val="none"/>
+              </w:rPr>
+            </w:pPr>
+            <w:r>
+              <w:rPr>
+                <w:rFonts w:hint="default" w:ascii="Times New Roman" w:hAnsi="Times New Roman" w:eastAsia="宋体" w:cs="Times New Roman"/>
+                <w:i w:val="0"/>
+                <w:iCs w:val="0"/>
+                <w:color w:val="000000"/>
+                <w:kern w:val="0"/>
+                <w:sz w:val="24"/>
+                <w:szCs w:val="24"/>
+                <w:u w:val="none"/>
+                <w:lang w:val="en-US" w:eastAsia="zh-CN" w:bidi="ar"/>
+              </w:rPr>
+              <w:t>+</w:t>
+            </w:r>
+          </w:p>
+        </w:tc>
+      </w:tr>
+      <w:tr>
+        <w:tblPrEx>
+          <w:tblBorders>
+            <w:top w:val="none" w:color="auto" w:sz="0" w:space="0"/>
+            <w:left w:val="none" w:color="auto" w:sz="0" w:space="0"/>
+            <w:bottom w:val="none" w:color="auto" w:sz="0" w:space="0"/>
+            <w:right w:val="none" w:color="auto" w:sz="0" w:space="0"/>
+            <w:insideH w:val="none" w:color="auto" w:sz="0" w:space="0"/>
+            <w:insideV w:val="none" w:color="auto" w:sz="0" w:space="0"/>
+          </w:tblBorders>
+          <w:shd w:val="clear" w:color="auto" w:fill="auto"/>
+          <w:tblCellMar>
+            <w:top w:w="0" w:type="dxa"/>
+            <w:left w:w="108" w:type="dxa"/>
+            <w:bottom w:w="0" w:type="dxa"/>
+            <w:right w:w="108" w:type="dxa"/>
+          </w:tblCellMar>
+        </w:tblPrEx>
+        <w:trPr>
+          <w:trHeight w:val="1103" w:hRule="atLeast"/>
+        </w:trPr>
+        <w:tc>
+          <w:tcPr>
+            <w:tcW w:w="1361" w:type="pct"/>
+            <w:tcBorders>
+              <w:top w:val="single" w:color="000000" w:sz="4" w:space="0"/>
+              <w:left w:val="single" w:color="000000" w:sz="4" w:space="0"/>
+              <w:bottom w:val="single" w:color="000000" w:sz="4" w:space="0"/>
+              <w:right w:val="single" w:color="000000" w:sz="4" w:space="0"/>
+            </w:tcBorders>
+            <w:shd w:val="clear" w:color="auto" w:fill="auto"/>
+            <w:noWrap/>
+            <w:vAlign w:val="bottom"/>
+          </w:tcPr>
+          <w:p>
+            <w:pPr>
+              <w:keepNext w:val="0"/>
+              <w:keepLines w:val="0"/>
+              <w:widowControl/>
+              <w:suppressLineNumbers w:val="0"/>
+              <w:spacing w:line="240" w:lineRule="auto"/>
+              <w:ind w:left="0" w:leftChars="0" w:right="0" w:rightChars="0" w:firstLine="0" w:firstLineChars="0"/>
+              <w:jc w:val="left"/>
+              <w:textAlignment w:val="bottom"/>
+              <w:rPr>
+                <w:rFonts w:hint="default" w:ascii="Times New Roman" w:hAnsi="Times New Roman" w:eastAsia="宋体" w:cs="Times New Roman"/>
+                <w:i w:val="0"/>
+                <w:iCs w:val="0"/>
+                <w:color w:val="000000"/>
+                <w:sz w:val="24"/>
+                <w:szCs w:val="24"/>
+                <w:u w:val="none"/>
+              </w:rPr>
+            </w:pPr>
+            <w:r>
+              <w:rPr>
+                <w:rFonts w:hint="default" w:ascii="Times New Roman" w:hAnsi="Times New Roman" w:eastAsia="宋体" w:cs="Times New Roman"/>
+                <w:i w:val="0"/>
+                <w:iCs w:val="0"/>
+                <w:color w:val="000000"/>
+                <w:kern w:val="0"/>
+                <w:sz w:val="24"/>
+                <w:szCs w:val="24"/>
+                <w:u w:val="none"/>
+                <w:lang w:val="en-US" w:eastAsia="zh-CN" w:bidi="ar"/>
+              </w:rPr>
+              <w:t>Просмотр статистики</w:t>
+            </w:r>
+          </w:p>
+        </w:tc>
+        <w:tc>
+          <w:tcPr>
+            <w:tcW w:w="1361" w:type="pct"/>
+            <w:tcBorders>
+              <w:top w:val="single" w:color="000000" w:sz="4" w:space="0"/>
+              <w:left w:val="single" w:color="000000" w:sz="4" w:space="0"/>
+              <w:bottom w:val="single" w:color="000000" w:sz="4" w:space="0"/>
+              <w:right w:val="single" w:color="000000" w:sz="4" w:space="0"/>
+            </w:tcBorders>
+            <w:shd w:val="clear" w:color="auto" w:fill="auto"/>
+            <w:noWrap/>
+            <w:vAlign w:val="bottom"/>
+          </w:tcPr>
+          <w:p>
+            <w:pPr>
+              <w:keepNext w:val="0"/>
+              <w:keepLines w:val="0"/>
+              <w:widowControl/>
+              <w:suppressLineNumbers w:val="0"/>
+              <w:spacing w:line="240" w:lineRule="auto"/>
+              <w:ind w:left="0" w:leftChars="0" w:right="0" w:rightChars="0" w:firstLine="0" w:firstLineChars="0"/>
+              <w:jc w:val="left"/>
+              <w:textAlignment w:val="bottom"/>
+              <w:rPr>
+                <w:rFonts w:hint="default" w:ascii="Times New Roman" w:hAnsi="Times New Roman" w:eastAsia="宋体" w:cs="Times New Roman"/>
+                <w:i w:val="0"/>
+                <w:iCs w:val="0"/>
+                <w:color w:val="000000"/>
+                <w:sz w:val="24"/>
+                <w:szCs w:val="24"/>
+                <w:u w:val="none"/>
+              </w:rPr>
+            </w:pPr>
+            <w:r>
+              <w:rPr>
+                <w:rFonts w:hint="default" w:ascii="Times New Roman" w:hAnsi="Times New Roman" w:eastAsia="宋体" w:cs="Times New Roman"/>
+                <w:i w:val="0"/>
+                <w:iCs w:val="0"/>
+                <w:color w:val="000000"/>
+                <w:kern w:val="0"/>
+                <w:sz w:val="24"/>
+                <w:szCs w:val="24"/>
+                <w:u w:val="none"/>
+                <w:lang w:val="en-US" w:eastAsia="zh-CN" w:bidi="ar"/>
+              </w:rPr>
+              <w:t>-</w:t>
+            </w:r>
+          </w:p>
+        </w:tc>
+        <w:tc>
+          <w:tcPr>
+            <w:tcW w:w="1162" w:type="pct"/>
+            <w:tcBorders>
+              <w:top w:val="single" w:color="000000" w:sz="4" w:space="0"/>
+              <w:left w:val="single" w:color="000000" w:sz="4" w:space="0"/>
+              <w:bottom w:val="single" w:color="000000" w:sz="4" w:space="0"/>
+              <w:right w:val="single" w:color="000000" w:sz="4" w:space="0"/>
+            </w:tcBorders>
+            <w:shd w:val="clear" w:color="auto" w:fill="auto"/>
+            <w:noWrap/>
+            <w:vAlign w:val="bottom"/>
+          </w:tcPr>
+          <w:p>
+            <w:pPr>
+              <w:keepNext w:val="0"/>
+              <w:keepLines w:val="0"/>
+              <w:widowControl/>
+              <w:suppressLineNumbers w:val="0"/>
+              <w:spacing w:line="240" w:lineRule="auto"/>
+              <w:ind w:left="0" w:leftChars="0" w:right="0" w:rightChars="0" w:firstLine="0" w:firstLineChars="0"/>
+              <w:jc w:val="left"/>
+              <w:textAlignment w:val="bottom"/>
+              <w:rPr>
+                <w:rFonts w:hint="default" w:ascii="Times New Roman" w:hAnsi="Times New Roman" w:eastAsia="宋体" w:cs="Times New Roman"/>
+                <w:i w:val="0"/>
+                <w:iCs w:val="0"/>
+                <w:color w:val="000000"/>
+                <w:sz w:val="24"/>
+                <w:szCs w:val="24"/>
+                <w:u w:val="none"/>
+              </w:rPr>
+            </w:pPr>
+            <w:r>
+              <w:rPr>
+                <w:rFonts w:hint="default" w:ascii="Times New Roman" w:hAnsi="Times New Roman" w:eastAsia="宋体" w:cs="Times New Roman"/>
+                <w:i w:val="0"/>
+                <w:iCs w:val="0"/>
+                <w:color w:val="000000"/>
+                <w:kern w:val="0"/>
+                <w:sz w:val="24"/>
+                <w:szCs w:val="24"/>
+                <w:u w:val="none"/>
+                <w:lang w:val="en-US" w:eastAsia="zh-CN" w:bidi="ar"/>
+              </w:rPr>
+              <w:t>+</w:t>
+            </w:r>
+          </w:p>
+        </w:tc>
+        <w:tc>
+          <w:tcPr>
+            <w:tcW w:w="1114" w:type="pct"/>
+            <w:tcBorders>
+              <w:top w:val="single" w:color="000000" w:sz="4" w:space="0"/>
+              <w:left w:val="single" w:color="000000" w:sz="4" w:space="0"/>
+              <w:bottom w:val="single" w:color="000000" w:sz="4" w:space="0"/>
+              <w:right w:val="single" w:color="000000" w:sz="4" w:space="0"/>
+            </w:tcBorders>
+            <w:shd w:val="clear" w:color="auto" w:fill="auto"/>
+            <w:noWrap/>
+            <w:vAlign w:val="bottom"/>
+          </w:tcPr>
+          <w:p>
+            <w:pPr>
+              <w:keepNext w:val="0"/>
+              <w:keepLines w:val="0"/>
+              <w:widowControl/>
+              <w:suppressLineNumbers w:val="0"/>
+              <w:spacing w:line="240" w:lineRule="auto"/>
+              <w:ind w:left="0" w:leftChars="0" w:right="0" w:rightChars="0" w:firstLine="0" w:firstLineChars="0"/>
+              <w:jc w:val="left"/>
+              <w:textAlignment w:val="bottom"/>
+              <w:rPr>
+                <w:rFonts w:hint="default" w:ascii="Times New Roman" w:hAnsi="Times New Roman" w:eastAsia="宋体" w:cs="Times New Roman"/>
+                <w:i w:val="0"/>
+                <w:iCs w:val="0"/>
+                <w:color w:val="000000"/>
+                <w:sz w:val="24"/>
+                <w:szCs w:val="24"/>
+                <w:u w:val="none"/>
+              </w:rPr>
+            </w:pPr>
+            <w:r>
+              <w:rPr>
+                <w:rFonts w:hint="default" w:ascii="Times New Roman" w:hAnsi="Times New Roman" w:eastAsia="宋体" w:cs="Times New Roman"/>
+                <w:i w:val="0"/>
+                <w:iCs w:val="0"/>
+                <w:color w:val="000000"/>
+                <w:kern w:val="0"/>
+                <w:sz w:val="24"/>
+                <w:szCs w:val="24"/>
+                <w:u w:val="none"/>
+                <w:lang w:val="en-US" w:eastAsia="zh-CN" w:bidi="ar"/>
+              </w:rPr>
+              <w:t>+</w:t>
+            </w:r>
+          </w:p>
+        </w:tc>
+      </w:tr>
+      <w:tr>
+        <w:tblPrEx>
+          <w:tblBorders>
+            <w:top w:val="none" w:color="auto" w:sz="0" w:space="0"/>
+            <w:left w:val="none" w:color="auto" w:sz="0" w:space="0"/>
+            <w:bottom w:val="none" w:color="auto" w:sz="0" w:space="0"/>
+            <w:right w:val="none" w:color="auto" w:sz="0" w:space="0"/>
+            <w:insideH w:val="none" w:color="auto" w:sz="0" w:space="0"/>
+            <w:insideV w:val="none" w:color="auto" w:sz="0" w:space="0"/>
+          </w:tblBorders>
+          <w:shd w:val="clear" w:color="auto" w:fill="auto"/>
           <w:tblCellMar>
             <w:top w:w="0" w:type="dxa"/>
             <w:left w:w="108" w:type="dxa"/>
@@ -14487,7 +14504,6 @@
             <w:insideH w:val="none" w:color="auto" w:sz="0" w:space="0"/>
             <w:insideV w:val="none" w:color="auto" w:sz="0" w:space="0"/>
           </w:tblBorders>
-          <w:shd w:val="clear" w:color="auto" w:fill="auto"/>
           <w:tblCellMar>
             <w:top w:w="0" w:type="dxa"/>
             <w:left w:w="108" w:type="dxa"/>
@@ -15359,6 +15375,7 @@
             <w:insideH w:val="none" w:color="auto" w:sz="0" w:space="0"/>
             <w:insideV w:val="none" w:color="auto" w:sz="0" w:space="0"/>
           </w:tblBorders>
+          <w:shd w:val="clear" w:color="auto" w:fill="auto"/>
           <w:tblCellMar>
             <w:top w:w="0" w:type="dxa"/>
             <w:left w:w="108" w:type="dxa"/>
@@ -16534,7 +16551,6 @@
             <w:insideH w:val="none" w:color="auto" w:sz="0" w:space="0"/>
             <w:insideV w:val="none" w:color="auto" w:sz="0" w:space="0"/>
           </w:tblBorders>
-          <w:shd w:val="clear" w:color="auto" w:fill="auto"/>
           <w:tblCellMar>
             <w:top w:w="0" w:type="dxa"/>
             <w:left w:w="108" w:type="dxa"/>
@@ -16591,6 +16607,223 @@
                 <w:lang w:val="en-US" w:eastAsia="zh-CN" w:bidi="ar"/>
               </w:rPr>
               <w:t>Клуб</w:t>
+            </w:r>
+          </w:p>
+        </w:tc>
+        <w:tc>
+          <w:tcPr>
+            <w:tcW w:w="776" w:type="pct"/>
+            <w:tcBorders>
+              <w:top w:val="single" w:color="000000" w:sz="4" w:space="0"/>
+              <w:left w:val="single" w:color="000000" w:sz="4" w:space="0"/>
+              <w:bottom w:val="single" w:color="000000" w:sz="4" w:space="0"/>
+              <w:right w:val="single" w:color="000000" w:sz="4" w:space="0"/>
+            </w:tcBorders>
+            <w:shd w:val="clear" w:color="auto" w:fill="auto"/>
+            <w:noWrap/>
+            <w:vAlign w:val="bottom"/>
+          </w:tcPr>
+          <w:p>
+            <w:pPr>
+              <w:keepNext w:val="0"/>
+              <w:keepLines w:val="0"/>
+              <w:widowControl/>
+              <w:suppressLineNumbers w:val="0"/>
+              <w:spacing w:line="240" w:lineRule="auto"/>
+              <w:ind w:left="0" w:leftChars="0" w:right="0" w:rightChars="0" w:firstLine="0" w:firstLineChars="0"/>
+              <w:jc w:val="left"/>
+              <w:textAlignment w:val="bottom"/>
+              <w:rPr>
+                <w:rFonts w:hint="default" w:ascii="Times New Roman" w:hAnsi="Times New Roman" w:eastAsia="宋体" w:cs="Times New Roman"/>
+                <w:i w:val="0"/>
+                <w:iCs w:val="0"/>
+                <w:color w:val="000000"/>
+                <w:sz w:val="24"/>
+                <w:szCs w:val="24"/>
+                <w:u w:val="none"/>
+              </w:rPr>
+            </w:pPr>
+            <w:r>
+              <w:rPr>
+                <w:rFonts w:hint="default" w:ascii="Times New Roman" w:hAnsi="Times New Roman" w:eastAsia="宋体" w:cs="Times New Roman"/>
+                <w:i w:val="0"/>
+                <w:iCs w:val="0"/>
+                <w:color w:val="000000"/>
+                <w:kern w:val="0"/>
+                <w:sz w:val="24"/>
+                <w:szCs w:val="24"/>
+                <w:u w:val="none"/>
+                <w:lang w:val="en-US" w:eastAsia="zh-CN" w:bidi="ar"/>
+              </w:rPr>
+              <w:t>+</w:t>
+            </w:r>
+          </w:p>
+        </w:tc>
+        <w:tc>
+          <w:tcPr>
+            <w:tcW w:w="1108" w:type="pct"/>
+            <w:tcBorders>
+              <w:top w:val="single" w:color="000000" w:sz="4" w:space="0"/>
+              <w:left w:val="single" w:color="000000" w:sz="4" w:space="0"/>
+              <w:bottom w:val="single" w:color="000000" w:sz="4" w:space="0"/>
+              <w:right w:val="single" w:color="000000" w:sz="4" w:space="0"/>
+            </w:tcBorders>
+            <w:shd w:val="clear" w:color="auto" w:fill="auto"/>
+            <w:noWrap/>
+            <w:vAlign w:val="bottom"/>
+          </w:tcPr>
+          <w:p>
+            <w:pPr>
+              <w:keepNext w:val="0"/>
+              <w:keepLines w:val="0"/>
+              <w:widowControl/>
+              <w:suppressLineNumbers w:val="0"/>
+              <w:spacing w:line="240" w:lineRule="auto"/>
+              <w:ind w:left="0" w:leftChars="0" w:right="0" w:rightChars="0" w:firstLine="0" w:firstLineChars="0"/>
+              <w:jc w:val="left"/>
+              <w:textAlignment w:val="bottom"/>
+              <w:rPr>
+                <w:rFonts w:hint="default" w:ascii="Times New Roman" w:hAnsi="Times New Roman" w:eastAsia="宋体" w:cs="Times New Roman"/>
+                <w:i w:val="0"/>
+                <w:iCs w:val="0"/>
+                <w:color w:val="000000"/>
+                <w:sz w:val="24"/>
+                <w:szCs w:val="24"/>
+                <w:u w:val="none"/>
+              </w:rPr>
+            </w:pPr>
+            <w:r>
+              <w:rPr>
+                <w:rFonts w:hint="default" w:ascii="Times New Roman" w:hAnsi="Times New Roman" w:eastAsia="宋体" w:cs="Times New Roman"/>
+                <w:i w:val="0"/>
+                <w:iCs w:val="0"/>
+                <w:color w:val="000000"/>
+                <w:kern w:val="0"/>
+                <w:sz w:val="24"/>
+                <w:szCs w:val="24"/>
+                <w:u w:val="none"/>
+                <w:lang w:val="en-US" w:eastAsia="zh-CN" w:bidi="ar"/>
+              </w:rPr>
+              <w:t>+</w:t>
+            </w:r>
+          </w:p>
+        </w:tc>
+        <w:tc>
+          <w:tcPr>
+            <w:tcW w:w="1338" w:type="pct"/>
+            <w:tcBorders>
+              <w:top w:val="single" w:color="000000" w:sz="4" w:space="0"/>
+              <w:left w:val="single" w:color="000000" w:sz="4" w:space="0"/>
+              <w:bottom w:val="single" w:color="000000" w:sz="4" w:space="0"/>
+              <w:right w:val="single" w:color="000000" w:sz="4" w:space="0"/>
+            </w:tcBorders>
+            <w:shd w:val="clear" w:color="auto" w:fill="auto"/>
+            <w:noWrap/>
+            <w:vAlign w:val="bottom"/>
+          </w:tcPr>
+          <w:p>
+            <w:pPr>
+              <w:keepNext w:val="0"/>
+              <w:keepLines w:val="0"/>
+              <w:widowControl/>
+              <w:suppressLineNumbers w:val="0"/>
+              <w:spacing w:line="240" w:lineRule="auto"/>
+              <w:ind w:left="0" w:leftChars="0" w:right="0" w:rightChars="0" w:firstLine="0" w:firstLineChars="0"/>
+              <w:jc w:val="left"/>
+              <w:textAlignment w:val="bottom"/>
+              <w:rPr>
+                <w:rFonts w:hint="default" w:ascii="Times New Roman" w:hAnsi="Times New Roman" w:eastAsia="宋体" w:cs="Times New Roman"/>
+                <w:i w:val="0"/>
+                <w:iCs w:val="0"/>
+                <w:color w:val="000000"/>
+                <w:sz w:val="24"/>
+                <w:szCs w:val="24"/>
+                <w:u w:val="none"/>
+              </w:rPr>
+            </w:pPr>
+            <w:r>
+              <w:rPr>
+                <w:rFonts w:hint="default" w:ascii="Times New Roman" w:hAnsi="Times New Roman" w:eastAsia="宋体" w:cs="Times New Roman"/>
+                <w:i w:val="0"/>
+                <w:iCs w:val="0"/>
+                <w:color w:val="000000"/>
+                <w:kern w:val="0"/>
+                <w:sz w:val="24"/>
+                <w:szCs w:val="24"/>
+                <w:u w:val="none"/>
+                <w:lang w:val="en-US" w:eastAsia="zh-CN" w:bidi="ar"/>
+              </w:rPr>
+              <w:t>+</w:t>
+            </w:r>
+          </w:p>
+        </w:tc>
+      </w:tr>
+      <w:tr>
+        <w:tblPrEx>
+          <w:tblBorders>
+            <w:top w:val="none" w:color="auto" w:sz="0" w:space="0"/>
+            <w:left w:val="none" w:color="auto" w:sz="0" w:space="0"/>
+            <w:bottom w:val="none" w:color="auto" w:sz="0" w:space="0"/>
+            <w:right w:val="none" w:color="auto" w:sz="0" w:space="0"/>
+            <w:insideH w:val="none" w:color="auto" w:sz="0" w:space="0"/>
+            <w:insideV w:val="none" w:color="auto" w:sz="0" w:space="0"/>
+          </w:tblBorders>
+          <w:tblCellMar>
+            <w:top w:w="0" w:type="dxa"/>
+            <w:left w:w="108" w:type="dxa"/>
+            <w:bottom w:w="0" w:type="dxa"/>
+            <w:right w:w="108" w:type="dxa"/>
+          </w:tblCellMar>
+        </w:tblPrEx>
+        <w:trPr>
+          <w:trHeight w:val="310" w:hRule="atLeast"/>
+        </w:trPr>
+        <w:tc>
+          <w:tcPr>
+            <w:tcW w:w="1776" w:type="pct"/>
+            <w:tcBorders>
+              <w:top w:val="single" w:color="000000" w:sz="4" w:space="0"/>
+              <w:left w:val="single" w:color="000000" w:sz="4" w:space="0"/>
+              <w:bottom w:val="single" w:color="000000" w:sz="4" w:space="0"/>
+              <w:right w:val="single" w:color="000000" w:sz="4" w:space="0"/>
+            </w:tcBorders>
+            <w:shd w:val="clear" w:color="auto" w:fill="auto"/>
+            <w:noWrap/>
+            <w:vAlign w:val="bottom"/>
+          </w:tcPr>
+          <w:p>
+            <w:pPr>
+              <w:keepNext w:val="0"/>
+              <w:keepLines w:val="0"/>
+              <w:widowControl/>
+              <w:suppressLineNumbers w:val="0"/>
+              <w:spacing w:line="240" w:lineRule="auto"/>
+              <w:ind w:left="0" w:leftChars="0" w:right="0" w:rightChars="0" w:firstLine="0" w:firstLineChars="0"/>
+              <w:jc w:val="left"/>
+              <w:textAlignment w:val="bottom"/>
+              <w:rPr>
+                <w:rFonts w:hint="default" w:ascii="Times New Roman" w:hAnsi="Times New Roman" w:eastAsia="宋体" w:cs="Times New Roman"/>
+                <w:i w:val="0"/>
+                <w:iCs w:val="0"/>
+                <w:color w:val="000000"/>
+                <w:sz w:val="24"/>
+                <w:szCs w:val="24"/>
+                <w:u w:val="none"/>
+              </w:rPr>
+            </w:pPr>
+            <w:r>
+              <w:rPr>
+                <w:rFonts w:hint="default" w:ascii="Times New Roman" w:hAnsi="Times New Roman" w:eastAsia="宋体" w:cs="Times New Roman"/>
+                <w:i w:val="0"/>
+                <w:iCs w:val="0"/>
+                <w:color w:val="000000"/>
+                <w:kern w:val="0"/>
+                <w:sz w:val="24"/>
+                <w:szCs w:val="24"/>
+                <w:u w:val="none"/>
+                <w:lang w:val="en-US" w:eastAsia="zh-CN" w:bidi="ar"/>
+              </w:rPr>
+              <w:t>Пользователь</w:t>
             </w:r>
           </w:p>
         </w:tc>
@@ -16808,7 +17041,7 @@
                 <w:u w:val="none"/>
                 <w:lang w:val="en-US" w:eastAsia="zh-CN" w:bidi="ar"/>
               </w:rPr>
-              <w:t>Пользователь</w:t>
+              <w:t>Запись о регистрации</w:t>
             </w:r>
           </w:p>
         </w:tc>
@@ -16970,225 +17203,6 @@
             <w:insideH w:val="none" w:color="auto" w:sz="0" w:space="0"/>
             <w:insideV w:val="none" w:color="auto" w:sz="0" w:space="0"/>
           </w:tblBorders>
-          <w:shd w:val="clear" w:color="auto" w:fill="auto"/>
-          <w:tblCellMar>
-            <w:top w:w="0" w:type="dxa"/>
-            <w:left w:w="108" w:type="dxa"/>
-            <w:bottom w:w="0" w:type="dxa"/>
-            <w:right w:w="108" w:type="dxa"/>
-          </w:tblCellMar>
-        </w:tblPrEx>
-        <w:trPr>
-          <w:trHeight w:val="310" w:hRule="atLeast"/>
-        </w:trPr>
-        <w:tc>
-          <w:tcPr>
-            <w:tcW w:w="1776" w:type="pct"/>
-            <w:tcBorders>
-              <w:top w:val="single" w:color="000000" w:sz="4" w:space="0"/>
-              <w:left w:val="single" w:color="000000" w:sz="4" w:space="0"/>
-              <w:bottom w:val="single" w:color="000000" w:sz="4" w:space="0"/>
-              <w:right w:val="single" w:color="000000" w:sz="4" w:space="0"/>
-            </w:tcBorders>
-            <w:shd w:val="clear" w:color="auto" w:fill="auto"/>
-            <w:noWrap/>
-            <w:vAlign w:val="bottom"/>
-          </w:tcPr>
-          <w:p>
-            <w:pPr>
-              <w:keepNext w:val="0"/>
-              <w:keepLines w:val="0"/>
-              <w:widowControl/>
-              <w:suppressLineNumbers w:val="0"/>
-              <w:spacing w:line="240" w:lineRule="auto"/>
-              <w:ind w:left="0" w:leftChars="0" w:right="0" w:rightChars="0" w:firstLine="0" w:firstLineChars="0"/>
-              <w:jc w:val="left"/>
-              <w:textAlignment w:val="bottom"/>
-              <w:rPr>
-                <w:rFonts w:hint="default" w:ascii="Times New Roman" w:hAnsi="Times New Roman" w:eastAsia="宋体" w:cs="Times New Roman"/>
-                <w:i w:val="0"/>
-                <w:iCs w:val="0"/>
-                <w:color w:val="000000"/>
-                <w:sz w:val="24"/>
-                <w:szCs w:val="24"/>
-                <w:u w:val="none"/>
-              </w:rPr>
-            </w:pPr>
-            <w:r>
-              <w:rPr>
-                <w:rFonts w:hint="default" w:ascii="Times New Roman" w:hAnsi="Times New Roman" w:eastAsia="宋体" w:cs="Times New Roman"/>
-                <w:i w:val="0"/>
-                <w:iCs w:val="0"/>
-                <w:color w:val="000000"/>
-                <w:kern w:val="0"/>
-                <w:sz w:val="24"/>
-                <w:szCs w:val="24"/>
-                <w:u w:val="none"/>
-                <w:lang w:val="en-US" w:eastAsia="zh-CN" w:bidi="ar"/>
-              </w:rPr>
-              <w:t>Запись о регистрации</w:t>
-            </w:r>
-          </w:p>
-        </w:tc>
-        <w:tc>
-          <w:tcPr>
-            <w:tcW w:w="776" w:type="pct"/>
-            <w:tcBorders>
-              <w:top w:val="single" w:color="000000" w:sz="4" w:space="0"/>
-              <w:left w:val="single" w:color="000000" w:sz="4" w:space="0"/>
-              <w:bottom w:val="single" w:color="000000" w:sz="4" w:space="0"/>
-              <w:right w:val="single" w:color="000000" w:sz="4" w:space="0"/>
-            </w:tcBorders>
-            <w:shd w:val="clear" w:color="auto" w:fill="auto"/>
-            <w:noWrap/>
-            <w:vAlign w:val="bottom"/>
-          </w:tcPr>
-          <w:p>
-            <w:pPr>
-              <w:keepNext w:val="0"/>
-              <w:keepLines w:val="0"/>
-              <w:widowControl/>
-              <w:suppressLineNumbers w:val="0"/>
-              <w:spacing w:line="240" w:lineRule="auto"/>
-              <w:ind w:left="0" w:leftChars="0" w:right="0" w:rightChars="0" w:firstLine="0" w:firstLineChars="0"/>
-              <w:jc w:val="left"/>
-              <w:textAlignment w:val="bottom"/>
-              <w:rPr>
-                <w:rFonts w:hint="default" w:ascii="Times New Roman" w:hAnsi="Times New Roman" w:eastAsia="宋体" w:cs="Times New Roman"/>
-                <w:i w:val="0"/>
-                <w:iCs w:val="0"/>
-                <w:color w:val="000000"/>
-                <w:sz w:val="24"/>
-                <w:szCs w:val="24"/>
-                <w:u w:val="none"/>
-              </w:rPr>
-            </w:pPr>
-            <w:r>
-              <w:rPr>
-                <w:rFonts w:hint="default" w:ascii="Times New Roman" w:hAnsi="Times New Roman" w:eastAsia="宋体" w:cs="Times New Roman"/>
-                <w:i w:val="0"/>
-                <w:iCs w:val="0"/>
-                <w:color w:val="000000"/>
-                <w:kern w:val="0"/>
-                <w:sz w:val="24"/>
-                <w:szCs w:val="24"/>
-                <w:u w:val="none"/>
-                <w:lang w:val="en-US" w:eastAsia="zh-CN" w:bidi="ar"/>
-              </w:rPr>
-              <w:t>+</w:t>
-            </w:r>
-          </w:p>
-        </w:tc>
-        <w:tc>
-          <w:tcPr>
-            <w:tcW w:w="1108" w:type="pct"/>
-            <w:tcBorders>
-              <w:top w:val="single" w:color="000000" w:sz="4" w:space="0"/>
-              <w:left w:val="single" w:color="000000" w:sz="4" w:space="0"/>
-              <w:bottom w:val="single" w:color="000000" w:sz="4" w:space="0"/>
-              <w:right w:val="single" w:color="000000" w:sz="4" w:space="0"/>
-            </w:tcBorders>
-            <w:shd w:val="clear" w:color="auto" w:fill="auto"/>
-            <w:noWrap/>
-            <w:vAlign w:val="bottom"/>
-          </w:tcPr>
-          <w:p>
-            <w:pPr>
-              <w:keepNext w:val="0"/>
-              <w:keepLines w:val="0"/>
-              <w:widowControl/>
-              <w:suppressLineNumbers w:val="0"/>
-              <w:spacing w:line="240" w:lineRule="auto"/>
-              <w:ind w:left="0" w:leftChars="0" w:right="0" w:rightChars="0" w:firstLine="0" w:firstLineChars="0"/>
-              <w:jc w:val="left"/>
-              <w:textAlignment w:val="bottom"/>
-              <w:rPr>
-                <w:rFonts w:hint="default" w:ascii="Times New Roman" w:hAnsi="Times New Roman" w:eastAsia="宋体" w:cs="Times New Roman"/>
-                <w:i w:val="0"/>
-                <w:iCs w:val="0"/>
-                <w:color w:val="000000"/>
-                <w:sz w:val="24"/>
-                <w:szCs w:val="24"/>
-                <w:u w:val="none"/>
-              </w:rPr>
-            </w:pPr>
-            <w:r>
-              <w:rPr>
-                <w:rFonts w:hint="default" w:ascii="Times New Roman" w:hAnsi="Times New Roman" w:eastAsia="宋体" w:cs="Times New Roman"/>
-                <w:i w:val="0"/>
-                <w:iCs w:val="0"/>
-                <w:color w:val="000000"/>
-                <w:kern w:val="0"/>
-                <w:sz w:val="24"/>
-                <w:szCs w:val="24"/>
-                <w:u w:val="none"/>
-                <w:lang w:val="en-US" w:eastAsia="zh-CN" w:bidi="ar"/>
-              </w:rPr>
-              <w:t>+</w:t>
-            </w:r>
-          </w:p>
-        </w:tc>
-        <w:tc>
-          <w:tcPr>
-            <w:tcW w:w="1338" w:type="pct"/>
-            <w:tcBorders>
-              <w:top w:val="single" w:color="000000" w:sz="4" w:space="0"/>
-              <w:left w:val="single" w:color="000000" w:sz="4" w:space="0"/>
-              <w:bottom w:val="single" w:color="000000" w:sz="4" w:space="0"/>
-              <w:right w:val="single" w:color="000000" w:sz="4" w:space="0"/>
-            </w:tcBorders>
-            <w:shd w:val="clear" w:color="auto" w:fill="auto"/>
-            <w:noWrap/>
-            <w:vAlign w:val="bottom"/>
-          </w:tcPr>
-          <w:p>
-            <w:pPr>
-              <w:keepNext w:val="0"/>
-              <w:keepLines w:val="0"/>
-              <w:widowControl/>
-              <w:suppressLineNumbers w:val="0"/>
-              <w:spacing w:line="240" w:lineRule="auto"/>
-              <w:ind w:left="0" w:leftChars="0" w:right="0" w:rightChars="0" w:firstLine="0" w:firstLineChars="0"/>
-              <w:jc w:val="left"/>
-              <w:textAlignment w:val="bottom"/>
-              <w:rPr>
-                <w:rFonts w:hint="default" w:ascii="Times New Roman" w:hAnsi="Times New Roman" w:eastAsia="宋体" w:cs="Times New Roman"/>
-                <w:i w:val="0"/>
-                <w:iCs w:val="0"/>
-                <w:color w:val="000000"/>
-                <w:sz w:val="24"/>
-                <w:szCs w:val="24"/>
-                <w:u w:val="none"/>
-              </w:rPr>
-            </w:pPr>
-            <w:r>
-              <w:rPr>
-                <w:rFonts w:hint="default" w:ascii="Times New Roman" w:hAnsi="Times New Roman" w:eastAsia="宋体" w:cs="Times New Roman"/>
-                <w:i w:val="0"/>
-                <w:iCs w:val="0"/>
-                <w:color w:val="000000"/>
-                <w:kern w:val="0"/>
-                <w:sz w:val="24"/>
-                <w:szCs w:val="24"/>
-                <w:u w:val="none"/>
-                <w:lang w:val="en-US" w:eastAsia="zh-CN" w:bidi="ar"/>
-              </w:rPr>
-              <w:t>+</w:t>
-            </w:r>
-          </w:p>
-        </w:tc>
-      </w:tr>
-      <w:tr>
-        <w:tblPrEx>
-          <w:tblBorders>
-            <w:top w:val="none" w:color="auto" w:sz="0" w:space="0"/>
-            <w:left w:val="none" w:color="auto" w:sz="0" w:space="0"/>
-            <w:bottom w:val="none" w:color="auto" w:sz="0" w:space="0"/>
-            <w:right w:val="none" w:color="auto" w:sz="0" w:space="0"/>
-            <w:insideH w:val="none" w:color="auto" w:sz="0" w:space="0"/>
-            <w:insideV w:val="none" w:color="auto" w:sz="0" w:space="0"/>
-          </w:tblBorders>
-          <w:shd w:val="clear" w:color="auto" w:fill="auto"/>
           <w:tblCellMar>
             <w:top w:w="0" w:type="dxa"/>
             <w:left w:w="108" w:type="dxa"/>
@@ -19535,7 +19549,61 @@
           <w:bCs w:val="0"/>
           <w:rtl w:val="0"/>
         </w:rPr>
-        <w:t>Ссылка: https://github.com/1997yyyy/Human-Machine-Interface-Design-LAB1</w:t>
+        <w:t xml:space="preserve">Ссылка: </w:t>
+      </w:r>
+      <w:r>
+        <w:rPr>
+          <w:rFonts w:hint="default" w:ascii="Times New Roman" w:hAnsi="Times New Roman" w:cs="Times New Roman"/>
+          <w:b w:val="0"/>
+          <w:bCs w:val="0"/>
+        </w:rPr>
+        <w:fldChar w:fldCharType="begin"/>
+      </w:r>
+      <w:r>
+        <w:rPr>
+          <w:rFonts w:hint="default" w:ascii="Times New Roman" w:hAnsi="Times New Roman" w:cs="Times New Roman"/>
+          <w:b w:val="0"/>
+          <w:bCs w:val="0"/>
+        </w:rPr>
+        <w:instrText xml:space="preserve"> HYPERLINK "https://github.com/1997yyyy/Human-Machine-Interface-Design-LAB1" </w:instrText>
+      </w:r>
+      <w:r>
+        <w:rPr>
+          <w:rFonts w:hint="default" w:ascii="Times New Roman" w:hAnsi="Times New Roman" w:cs="Times New Roman"/>
+          <w:b w:val="0"/>
+          <w:bCs w:val="0"/>
+        </w:rPr>
+        <w:fldChar w:fldCharType="separate"/>
+      </w:r>
+      <w:r>
+        <w:rPr>
+          <w:rStyle w:val="4"/>
+          <w:rFonts w:hint="default" w:ascii="Times New Roman" w:hAnsi="Times New Roman" w:cs="Times New Roman"/>
+          <w:b w:val="0"/>
+          <w:bCs w:val="0"/>
+          <w:rtl w:val="0"/>
+        </w:rPr>
+        <w:t>https:</w:t>
+      </w:r>
+      <w:bookmarkStart w:id="0" w:name="_GoBack"/>
+      <w:bookmarkEnd w:id="0"/>
+      <w:r>
+        <w:rPr>
+          <w:rStyle w:val="4"/>
+          <w:rFonts w:hint="default" w:ascii="Times New Roman" w:hAnsi="Times New Roman" w:cs="Times New Roman"/>
+          <w:b w:val="0"/>
+          <w:bCs w:val="0"/>
+          <w:rtl w:val="0"/>
+        </w:rPr>
+        <w:t>//github.com/1997yyyy/Human-Machine-Interface-Design-LAB1</w:t>
+      </w:r>
+      <w:r>
+        <w:rPr>
+          <w:rFonts w:hint="default" w:ascii="Times New Roman" w:hAnsi="Times New Roman" w:cs="Times New Roman"/>
+          <w:b w:val="0"/>
+          <w:bCs w:val="0"/>
+        </w:rPr>
+        <w:fldChar w:fldCharType="end"/>
       </w:r>
     </w:p>
     <w:p>
@@ -19752,8 +19820,6 @@
           <w:rtl w:val="0"/>
         </w:rPr>
       </w:pPr>
-      <w:bookmarkStart w:id="0" w:name="_GoBack"/>
-      <w:bookmarkEnd w:id="0"/>
     </w:p>
     <w:p>
       <w:pPr>

--- a/Zeng Yaoxin.docx
+++ b/Zeng Yaoxin.docx
@@ -1184,6 +1184,7 @@
             <w:insideH w:val="none" w:color="auto" w:sz="0" w:space="0"/>
             <w:insideV w:val="none" w:color="auto" w:sz="0" w:space="0"/>
           </w:tblBorders>
+          <w:shd w:val="clear" w:color="auto" w:fill="auto"/>
           <w:tblCellMar>
             <w:top w:w="0" w:type="dxa"/>
             <w:left w:w="108" w:type="dxa"/>
@@ -1331,6 +1332,168 @@
                 <w:lang w:val="en-US" w:eastAsia="zh-CN" w:bidi="ar"/>
               </w:rPr>
               <w:t>Описание</w:t>
+            </w:r>
+          </w:p>
+        </w:tc>
+      </w:tr>
+      <w:tr>
+        <w:tblPrEx>
+          <w:tblBorders>
+            <w:top w:val="none" w:color="auto" w:sz="0" w:space="0"/>
+            <w:left w:val="none" w:color="auto" w:sz="0" w:space="0"/>
+            <w:bottom w:val="none" w:color="auto" w:sz="0" w:space="0"/>
+            <w:right w:val="none" w:color="auto" w:sz="0" w:space="0"/>
+            <w:insideH w:val="none" w:color="auto" w:sz="0" w:space="0"/>
+            <w:insideV w:val="none" w:color="auto" w:sz="0" w:space="0"/>
+          </w:tblBorders>
+          <w:tblCellMar>
+            <w:top w:w="0" w:type="dxa"/>
+            <w:left w:w="108" w:type="dxa"/>
+            <w:bottom w:w="0" w:type="dxa"/>
+            <w:right w:w="108" w:type="dxa"/>
+          </w:tblCellMar>
+        </w:tblPrEx>
+        <w:trPr>
+          <w:trHeight w:val="310" w:hRule="atLeast"/>
+        </w:trPr>
+        <w:tc>
+          <w:tcPr>
+            <w:tcW w:w="1666" w:type="pct"/>
+            <w:tcBorders>
+              <w:top w:val="single" w:color="000000" w:sz="4" w:space="0"/>
+              <w:left w:val="single" w:color="000000" w:sz="4" w:space="0"/>
+              <w:bottom w:val="single" w:color="000000" w:sz="4" w:space="0"/>
+              <w:right w:val="single" w:color="000000" w:sz="4" w:space="0"/>
+            </w:tcBorders>
+            <w:shd w:val="clear" w:color="auto" w:fill="auto"/>
+            <w:noWrap/>
+            <w:vAlign w:val="center"/>
+          </w:tcPr>
+          <w:p>
+            <w:pPr>
+              <w:keepNext w:val="0"/>
+              <w:keepLines w:val="0"/>
+              <w:widowControl/>
+              <w:suppressLineNumbers w:val="0"/>
+              <w:jc w:val="left"/>
+              <w:textAlignment w:val="center"/>
+              <w:rPr>
+                <w:rFonts w:hint="default" w:ascii="Times New Roman" w:hAnsi="Times New Roman" w:eastAsia="宋体" w:cs="Times New Roman"/>
+                <w:i w:val="0"/>
+                <w:iCs w:val="0"/>
+                <w:color w:val="000000"/>
+                <w:sz w:val="24"/>
+                <w:szCs w:val="24"/>
+                <w:u w:val="none"/>
+              </w:rPr>
+            </w:pPr>
+            <w:r>
+              <w:rPr>
+                <w:rFonts w:hint="default" w:ascii="Times New Roman" w:hAnsi="Times New Roman" w:eastAsia="宋体" w:cs="Times New Roman"/>
+                <w:i w:val="0"/>
+                <w:iCs w:val="0"/>
+                <w:color w:val="000000"/>
+                <w:kern w:val="0"/>
+                <w:sz w:val="24"/>
+                <w:szCs w:val="24"/>
+                <w:u w:val="none"/>
+                <w:lang w:val="en-US" w:eastAsia="zh-CN" w:bidi="ar"/>
+              </w:rPr>
+              <w:t>Ключевой прямой</w:t>
+            </w:r>
+          </w:p>
+        </w:tc>
+        <w:tc>
+          <w:tcPr>
+            <w:tcW w:w="1666" w:type="pct"/>
+            <w:tcBorders>
+              <w:top w:val="single" w:color="000000" w:sz="4" w:space="0"/>
+              <w:left w:val="single" w:color="000000" w:sz="4" w:space="0"/>
+              <w:bottom w:val="single" w:color="000000" w:sz="4" w:space="0"/>
+              <w:right w:val="single" w:color="000000" w:sz="4" w:space="0"/>
+            </w:tcBorders>
+            <w:shd w:val="clear" w:color="auto" w:fill="auto"/>
+            <w:noWrap/>
+            <w:vAlign w:val="center"/>
+          </w:tcPr>
+          <w:p>
+            <w:pPr>
+              <w:keepNext w:val="0"/>
+              <w:keepLines w:val="0"/>
+              <w:widowControl/>
+              <w:suppressLineNumbers w:val="0"/>
+              <w:jc w:val="left"/>
+              <w:textAlignment w:val="center"/>
+              <w:rPr>
+                <w:rFonts w:hint="default" w:ascii="Times New Roman" w:hAnsi="Times New Roman" w:eastAsia="宋体" w:cs="Times New Roman"/>
+                <w:i w:val="0"/>
+                <w:iCs w:val="0"/>
+                <w:color w:val="000000"/>
+                <w:sz w:val="24"/>
+                <w:szCs w:val="24"/>
+                <w:u w:val="none"/>
+              </w:rPr>
+            </w:pPr>
+            <w:r>
+              <w:rPr>
+                <w:rFonts w:hint="default" w:ascii="Times New Roman" w:hAnsi="Times New Roman" w:eastAsia="宋体" w:cs="Times New Roman"/>
+                <w:i w:val="0"/>
+                <w:iCs w:val="0"/>
+                <w:color w:val="000000"/>
+                <w:kern w:val="0"/>
+                <w:sz w:val="24"/>
+                <w:szCs w:val="24"/>
+                <w:u w:val="none"/>
+                <w:lang w:val="en-US" w:eastAsia="zh-CN" w:bidi="ar"/>
+              </w:rPr>
+              <w:t>Активности (huodongxing.com)</w:t>
+            </w:r>
+          </w:p>
+        </w:tc>
+        <w:tc>
+          <w:tcPr>
+            <w:tcW w:w="1667" w:type="pct"/>
+            <w:tcBorders>
+              <w:top w:val="single" w:color="000000" w:sz="4" w:space="0"/>
+              <w:left w:val="single" w:color="000000" w:sz="4" w:space="0"/>
+              <w:bottom w:val="single" w:color="000000" w:sz="4" w:space="0"/>
+              <w:right w:val="single" w:color="000000" w:sz="4" w:space="0"/>
+            </w:tcBorders>
+            <w:shd w:val="clear" w:color="auto" w:fill="auto"/>
+            <w:noWrap/>
+            <w:vAlign w:val="center"/>
+          </w:tcPr>
+          <w:p>
+            <w:pPr>
+              <w:keepNext w:val="0"/>
+              <w:keepLines w:val="0"/>
+              <w:widowControl/>
+              <w:suppressLineNumbers w:val="0"/>
+              <w:jc w:val="left"/>
+              <w:textAlignment w:val="center"/>
+              <w:rPr>
+                <w:rFonts w:hint="default" w:ascii="Times New Roman" w:hAnsi="Times New Roman" w:eastAsia="宋体" w:cs="Times New Roman"/>
+                <w:i w:val="0"/>
+                <w:iCs w:val="0"/>
+                <w:color w:val="000000"/>
+                <w:sz w:val="24"/>
+                <w:szCs w:val="24"/>
+                <w:u w:val="none"/>
+              </w:rPr>
+            </w:pPr>
+            <w:r>
+              <w:rPr>
+                <w:rFonts w:hint="default" w:ascii="Times New Roman" w:hAnsi="Times New Roman" w:eastAsia="宋体" w:cs="Times New Roman"/>
+                <w:i w:val="0"/>
+                <w:iCs w:val="0"/>
+                <w:color w:val="000000"/>
+                <w:kern w:val="0"/>
+                <w:sz w:val="24"/>
+                <w:szCs w:val="24"/>
+                <w:u w:val="none"/>
+                <w:lang w:val="en-US" w:eastAsia="zh-CN" w:bidi="ar"/>
+              </w:rPr>
+              <w:t>Крупнейшая в Китае платформа для регистрации на мероприятия</w:t>
             </w:r>
           </w:p>
         </w:tc>
@@ -1399,7 +1562,7 @@
                 <w:u w:val="none"/>
                 <w:lang w:val="en-US" w:eastAsia="zh-CN" w:bidi="ar"/>
               </w:rPr>
-              <w:t>Ключевой прямой</w:t>
+              <w:t>Прямой</w:t>
             </w:r>
           </w:p>
         </w:tc>
@@ -1446,7 +1609,22 @@
                 <w:u w:val="none"/>
                 <w:lang w:val="en-US" w:eastAsia="zh-CN" w:bidi="ar"/>
               </w:rPr>
-              <w:t>Активности (huodongxing.com)</w:t>
+              <w:t>Hdb.com (</w:t>
+            </w:r>
+            <w:r>
+              <w:rPr>
+                <w:rStyle w:val="6"/>
+                <w:lang w:val="en-US" w:eastAsia="zh-CN" w:bidi="ar"/>
+              </w:rPr>
+              <w:t>互动吧</w:t>
+            </w:r>
+            <w:r>
+              <w:rPr>
+                <w:rStyle w:val="7"/>
+                <w:rFonts w:eastAsia="宋体"/>
+                <w:lang w:val="en-US" w:eastAsia="zh-CN" w:bidi="ar"/>
+              </w:rPr>
+              <w:t>)</w:t>
             </w:r>
           </w:p>
         </w:tc>
@@ -1493,7 +1671,169 @@
                 <w:u w:val="none"/>
                 <w:lang w:val="en-US" w:eastAsia="zh-CN" w:bidi="ar"/>
               </w:rPr>
-              <w:t>Крупнейшая в Китае платформа для регистрации на мероприятия</w:t>
+              <w:t>Лёгкий инструмент публикации и регистрации</w:t>
+            </w:r>
+          </w:p>
+        </w:tc>
+      </w:tr>
+      <w:tr>
+        <w:tblPrEx>
+          <w:tblBorders>
+            <w:top w:val="none" w:color="auto" w:sz="0" w:space="0"/>
+            <w:left w:val="none" w:color="auto" w:sz="0" w:space="0"/>
+            <w:bottom w:val="none" w:color="auto" w:sz="0" w:space="0"/>
+            <w:right w:val="none" w:color="auto" w:sz="0" w:space="0"/>
+            <w:insideH w:val="none" w:color="auto" w:sz="0" w:space="0"/>
+            <w:insideV w:val="none" w:color="auto" w:sz="0" w:space="0"/>
+          </w:tblBorders>
+          <w:tblCellMar>
+            <w:top w:w="0" w:type="dxa"/>
+            <w:left w:w="108" w:type="dxa"/>
+            <w:bottom w:w="0" w:type="dxa"/>
+            <w:right w:w="108" w:type="dxa"/>
+          </w:tblCellMar>
+        </w:tblPrEx>
+        <w:trPr>
+          <w:trHeight w:val="310" w:hRule="atLeast"/>
+        </w:trPr>
+        <w:tc>
+          <w:tcPr>
+            <w:tcW w:w="1666" w:type="pct"/>
+            <w:tcBorders>
+              <w:top w:val="single" w:color="000000" w:sz="4" w:space="0"/>
+              <w:left w:val="single" w:color="000000" w:sz="4" w:space="0"/>
+              <w:bottom w:val="single" w:color="000000" w:sz="4" w:space="0"/>
+              <w:right w:val="single" w:color="000000" w:sz="4" w:space="0"/>
+            </w:tcBorders>
+            <w:shd w:val="clear" w:color="auto" w:fill="auto"/>
+            <w:noWrap/>
+            <w:vAlign w:val="center"/>
+          </w:tcPr>
+          <w:p>
+            <w:pPr>
+              <w:keepNext w:val="0"/>
+              <w:keepLines w:val="0"/>
+              <w:widowControl/>
+              <w:suppressLineNumbers w:val="0"/>
+              <w:jc w:val="left"/>
+              <w:textAlignment w:val="center"/>
+              <w:rPr>
+                <w:rFonts w:hint="default" w:ascii="Times New Roman" w:hAnsi="Times New Roman" w:eastAsia="宋体" w:cs="Times New Roman"/>
+                <w:i w:val="0"/>
+                <w:iCs w:val="0"/>
+                <w:color w:val="000000"/>
+                <w:sz w:val="24"/>
+                <w:szCs w:val="24"/>
+                <w:u w:val="none"/>
+              </w:rPr>
+            </w:pPr>
+            <w:r>
+              <w:rPr>
+                <w:rFonts w:hint="default" w:ascii="Times New Roman" w:hAnsi="Times New Roman" w:eastAsia="宋体" w:cs="Times New Roman"/>
+                <w:i w:val="0"/>
+                <w:iCs w:val="0"/>
+                <w:color w:val="000000"/>
+                <w:kern w:val="0"/>
+                <w:sz w:val="24"/>
+                <w:szCs w:val="24"/>
+                <w:u w:val="none"/>
+                <w:lang w:val="en-US" w:eastAsia="zh-CN" w:bidi="ar"/>
+              </w:rPr>
+              <w:t>Глобальный</w:t>
+            </w:r>
+          </w:p>
+        </w:tc>
+        <w:tc>
+          <w:tcPr>
+            <w:tcW w:w="1666" w:type="pct"/>
+            <w:tcBorders>
+              <w:top w:val="single" w:color="000000" w:sz="4" w:space="0"/>
+              <w:left w:val="single" w:color="000000" w:sz="4" w:space="0"/>
+              <w:bottom w:val="single" w:color="000000" w:sz="4" w:space="0"/>
+              <w:right w:val="single" w:color="000000" w:sz="4" w:space="0"/>
+            </w:tcBorders>
+            <w:shd w:val="clear" w:color="auto" w:fill="auto"/>
+            <w:noWrap/>
+            <w:vAlign w:val="center"/>
+          </w:tcPr>
+          <w:p>
+            <w:pPr>
+              <w:keepNext w:val="0"/>
+              <w:keepLines w:val="0"/>
+              <w:widowControl/>
+              <w:suppressLineNumbers w:val="0"/>
+              <w:jc w:val="left"/>
+              <w:textAlignment w:val="center"/>
+              <w:rPr>
+                <w:rFonts w:hint="default" w:ascii="Times New Roman" w:hAnsi="Times New Roman" w:eastAsia="宋体" w:cs="Times New Roman"/>
+                <w:i w:val="0"/>
+                <w:iCs w:val="0"/>
+                <w:color w:val="000000"/>
+                <w:sz w:val="24"/>
+                <w:szCs w:val="24"/>
+                <w:u w:val="none"/>
+              </w:rPr>
+            </w:pPr>
+            <w:r>
+              <w:rPr>
+                <w:rFonts w:hint="default" w:ascii="Times New Roman" w:hAnsi="Times New Roman" w:eastAsia="宋体" w:cs="Times New Roman"/>
+                <w:i w:val="0"/>
+                <w:iCs w:val="0"/>
+                <w:color w:val="000000"/>
+                <w:kern w:val="0"/>
+                <w:sz w:val="24"/>
+                <w:szCs w:val="24"/>
+                <w:u w:val="none"/>
+                <w:lang w:val="en-US" w:eastAsia="zh-CN" w:bidi="ar"/>
+              </w:rPr>
+              <w:t>Eventbrite</w:t>
+            </w:r>
+          </w:p>
+        </w:tc>
+        <w:tc>
+          <w:tcPr>
+            <w:tcW w:w="1667" w:type="pct"/>
+            <w:tcBorders>
+              <w:top w:val="single" w:color="000000" w:sz="4" w:space="0"/>
+              <w:left w:val="single" w:color="000000" w:sz="4" w:space="0"/>
+              <w:bottom w:val="single" w:color="000000" w:sz="4" w:space="0"/>
+              <w:right w:val="single" w:color="000000" w:sz="4" w:space="0"/>
+            </w:tcBorders>
+            <w:shd w:val="clear" w:color="auto" w:fill="auto"/>
+            <w:noWrap/>
+            <w:vAlign w:val="center"/>
+          </w:tcPr>
+          <w:p>
+            <w:pPr>
+              <w:keepNext w:val="0"/>
+              <w:keepLines w:val="0"/>
+              <w:widowControl/>
+              <w:suppressLineNumbers w:val="0"/>
+              <w:jc w:val="left"/>
+              <w:textAlignment w:val="center"/>
+              <w:rPr>
+                <w:rFonts w:hint="default" w:ascii="Times New Roman" w:hAnsi="Times New Roman" w:eastAsia="宋体" w:cs="Times New Roman"/>
+                <w:i w:val="0"/>
+                <w:iCs w:val="0"/>
+                <w:color w:val="000000"/>
+                <w:sz w:val="24"/>
+                <w:szCs w:val="24"/>
+                <w:u w:val="none"/>
+              </w:rPr>
+            </w:pPr>
+            <w:r>
+              <w:rPr>
+                <w:rFonts w:hint="default" w:ascii="Times New Roman" w:hAnsi="Times New Roman" w:eastAsia="宋体" w:cs="Times New Roman"/>
+                <w:i w:val="0"/>
+                <w:iCs w:val="0"/>
+                <w:color w:val="000000"/>
+                <w:kern w:val="0"/>
+                <w:sz w:val="24"/>
+                <w:szCs w:val="24"/>
+                <w:u w:val="none"/>
+                <w:lang w:val="en-US" w:eastAsia="zh-CN" w:bidi="ar"/>
+              </w:rPr>
+              <w:t>Мировой лидер в сфере управления мероприятиями</w:t>
             </w:r>
           </w:p>
         </w:tc>
@@ -1562,7 +1902,7 @@
                 <w:u w:val="none"/>
                 <w:lang w:val="en-US" w:eastAsia="zh-CN" w:bidi="ar"/>
               </w:rPr>
-              <w:t>Прямой</w:t>
+              <w:t>Косвенный</w:t>
             </w:r>
           </w:p>
         </w:tc>
@@ -1609,22 +1949,7 @@
                 <w:u w:val="none"/>
                 <w:lang w:val="en-US" w:eastAsia="zh-CN" w:bidi="ar"/>
               </w:rPr>
-              <w:t>Hdb.com (</w:t>
-            </w:r>
-            <w:r>
-              <w:rPr>
-                <w:rStyle w:val="6"/>
-                <w:lang w:val="en-US" w:eastAsia="zh-CN" w:bidi="ar"/>
-              </w:rPr>
-              <w:t>互动吧</w:t>
-            </w:r>
-            <w:r>
-              <w:rPr>
-                <w:rStyle w:val="7"/>
-                <w:rFonts w:eastAsia="宋体"/>
-                <w:lang w:val="en-US" w:eastAsia="zh-CN" w:bidi="ar"/>
-              </w:rPr>
-              <w:t>)</w:t>
+              <w:t>Групповой чат WeChat + «список в столбик»</w:t>
             </w:r>
           </w:p>
         </w:tc>
@@ -1671,7 +1996,7 @@
                 <w:u w:val="none"/>
                 <w:lang w:val="en-US" w:eastAsia="zh-CN" w:bidi="ar"/>
               </w:rPr>
-              <w:t>Лёгкий инструмент публикации и регистрации</w:t>
+              <w:t>«Кустарный» способ, используемый большинством студенческих клубов</w:t>
             </w:r>
           </w:p>
         </w:tc>
@@ -1686,332 +2011,6 @@
             <w:insideH w:val="none" w:color="auto" w:sz="0" w:space="0"/>
             <w:insideV w:val="none" w:color="auto" w:sz="0" w:space="0"/>
           </w:tblBorders>
-          <w:tblCellMar>
-            <w:top w:w="0" w:type="dxa"/>
-            <w:left w:w="108" w:type="dxa"/>
-            <w:bottom w:w="0" w:type="dxa"/>
-            <w:right w:w="108" w:type="dxa"/>
-          </w:tblCellMar>
-        </w:tblPrEx>
-        <w:trPr>
-          <w:trHeight w:val="310" w:hRule="atLeast"/>
-        </w:trPr>
-        <w:tc>
-          <w:tcPr>
-            <w:tcW w:w="1666" w:type="pct"/>
-            <w:tcBorders>
-              <w:top w:val="single" w:color="000000" w:sz="4" w:space="0"/>
-              <w:left w:val="single" w:color="000000" w:sz="4" w:space="0"/>
-              <w:bottom w:val="single" w:color="000000" w:sz="4" w:space="0"/>
-              <w:right w:val="single" w:color="000000" w:sz="4" w:space="0"/>
-            </w:tcBorders>
-            <w:shd w:val="clear" w:color="auto" w:fill="auto"/>
-            <w:noWrap/>
-            <w:vAlign w:val="center"/>
-          </w:tcPr>
-          <w:p>
-            <w:pPr>
-              <w:keepNext w:val="0"/>
-              <w:keepLines w:val="0"/>
-              <w:widowControl/>
-              <w:suppressLineNumbers w:val="0"/>
-              <w:jc w:val="left"/>
-              <w:textAlignment w:val="center"/>
-              <w:rPr>
-                <w:rFonts w:hint="default" w:ascii="Times New Roman" w:hAnsi="Times New Roman" w:eastAsia="宋体" w:cs="Times New Roman"/>
-                <w:i w:val="0"/>
-                <w:iCs w:val="0"/>
-                <w:color w:val="000000"/>
-                <w:sz w:val="24"/>
-                <w:szCs w:val="24"/>
-                <w:u w:val="none"/>
-              </w:rPr>
-            </w:pPr>
-            <w:r>
-              <w:rPr>
-                <w:rFonts w:hint="default" w:ascii="Times New Roman" w:hAnsi="Times New Roman" w:eastAsia="宋体" w:cs="Times New Roman"/>
-                <w:i w:val="0"/>
-                <w:iCs w:val="0"/>
-                <w:color w:val="000000"/>
-                <w:kern w:val="0"/>
-                <w:sz w:val="24"/>
-                <w:szCs w:val="24"/>
-                <w:u w:val="none"/>
-                <w:lang w:val="en-US" w:eastAsia="zh-CN" w:bidi="ar"/>
-              </w:rPr>
-              <w:t>Глобальный</w:t>
-            </w:r>
-          </w:p>
-        </w:tc>
-        <w:tc>
-          <w:tcPr>
-            <w:tcW w:w="1666" w:type="pct"/>
-            <w:tcBorders>
-              <w:top w:val="single" w:color="000000" w:sz="4" w:space="0"/>
-              <w:left w:val="single" w:color="000000" w:sz="4" w:space="0"/>
-              <w:bottom w:val="single" w:color="000000" w:sz="4" w:space="0"/>
-              <w:right w:val="single" w:color="000000" w:sz="4" w:space="0"/>
-            </w:tcBorders>
-            <w:shd w:val="clear" w:color="auto" w:fill="auto"/>
-            <w:noWrap/>
-            <w:vAlign w:val="center"/>
-          </w:tcPr>
-          <w:p>
-            <w:pPr>
-              <w:keepNext w:val="0"/>
-              <w:keepLines w:val="0"/>
-              <w:widowControl/>
-              <w:suppressLineNumbers w:val="0"/>
-              <w:jc w:val="left"/>
-              <w:textAlignment w:val="center"/>
-              <w:rPr>
-                <w:rFonts w:hint="default" w:ascii="Times New Roman" w:hAnsi="Times New Roman" w:eastAsia="宋体" w:cs="Times New Roman"/>
-                <w:i w:val="0"/>
-                <w:iCs w:val="0"/>
-                <w:color w:val="000000"/>
-                <w:sz w:val="24"/>
-                <w:szCs w:val="24"/>
-                <w:u w:val="none"/>
-              </w:rPr>
-            </w:pPr>
-            <w:r>
-              <w:rPr>
-                <w:rFonts w:hint="default" w:ascii="Times New Roman" w:hAnsi="Times New Roman" w:eastAsia="宋体" w:cs="Times New Roman"/>
-                <w:i w:val="0"/>
-                <w:iCs w:val="0"/>
-                <w:color w:val="000000"/>
-                <w:kern w:val="0"/>
-                <w:sz w:val="24"/>
-                <w:szCs w:val="24"/>
-                <w:u w:val="none"/>
-                <w:lang w:val="en-US" w:eastAsia="zh-CN" w:bidi="ar"/>
-              </w:rPr>
-              <w:t>Eventbrite</w:t>
-            </w:r>
-          </w:p>
-        </w:tc>
-        <w:tc>
-          <w:tcPr>
-            <w:tcW w:w="1667" w:type="pct"/>
-            <w:tcBorders>
-              <w:top w:val="single" w:color="000000" w:sz="4" w:space="0"/>
-              <w:left w:val="single" w:color="000000" w:sz="4" w:space="0"/>
-              <w:bottom w:val="single" w:color="000000" w:sz="4" w:space="0"/>
-              <w:right w:val="single" w:color="000000" w:sz="4" w:space="0"/>
-            </w:tcBorders>
-            <w:shd w:val="clear" w:color="auto" w:fill="auto"/>
-            <w:noWrap/>
-            <w:vAlign w:val="center"/>
-          </w:tcPr>
-          <w:p>
-            <w:pPr>
-              <w:keepNext w:val="0"/>
-              <w:keepLines w:val="0"/>
-              <w:widowControl/>
-              <w:suppressLineNumbers w:val="0"/>
-              <w:jc w:val="left"/>
-              <w:textAlignment w:val="center"/>
-              <w:rPr>
-                <w:rFonts w:hint="default" w:ascii="Times New Roman" w:hAnsi="Times New Roman" w:eastAsia="宋体" w:cs="Times New Roman"/>
-                <w:i w:val="0"/>
-                <w:iCs w:val="0"/>
-                <w:color w:val="000000"/>
-                <w:sz w:val="24"/>
-                <w:szCs w:val="24"/>
-                <w:u w:val="none"/>
-              </w:rPr>
-            </w:pPr>
-            <w:r>
-              <w:rPr>
-                <w:rFonts w:hint="default" w:ascii="Times New Roman" w:hAnsi="Times New Roman" w:eastAsia="宋体" w:cs="Times New Roman"/>
-                <w:i w:val="0"/>
-                <w:iCs w:val="0"/>
-                <w:color w:val="000000"/>
-                <w:kern w:val="0"/>
-                <w:sz w:val="24"/>
-                <w:szCs w:val="24"/>
-                <w:u w:val="none"/>
-                <w:lang w:val="en-US" w:eastAsia="zh-CN" w:bidi="ar"/>
-              </w:rPr>
-              <w:t>Мировой лидер в сфере управления мероприятиями</w:t>
-            </w:r>
-          </w:p>
-        </w:tc>
-      </w:tr>
-      <w:tr>
-        <w:tblPrEx>
-          <w:tblBorders>
-            <w:top w:val="none" w:color="auto" w:sz="0" w:space="0"/>
-            <w:left w:val="none" w:color="auto" w:sz="0" w:space="0"/>
-            <w:bottom w:val="none" w:color="auto" w:sz="0" w:space="0"/>
-            <w:right w:val="none" w:color="auto" w:sz="0" w:space="0"/>
-            <w:insideH w:val="none" w:color="auto" w:sz="0" w:space="0"/>
-            <w:insideV w:val="none" w:color="auto" w:sz="0" w:space="0"/>
-          </w:tblBorders>
-          <w:shd w:val="clear" w:color="auto" w:fill="auto"/>
-          <w:tblCellMar>
-            <w:top w:w="0" w:type="dxa"/>
-            <w:left w:w="108" w:type="dxa"/>
-            <w:bottom w:w="0" w:type="dxa"/>
-            <w:right w:w="108" w:type="dxa"/>
-          </w:tblCellMar>
-        </w:tblPrEx>
-        <w:trPr>
-          <w:trHeight w:val="310" w:hRule="atLeast"/>
-        </w:trPr>
-        <w:tc>
-          <w:tcPr>
-            <w:tcW w:w="1666" w:type="pct"/>
-            <w:tcBorders>
-              <w:top w:val="single" w:color="000000" w:sz="4" w:space="0"/>
-              <w:left w:val="single" w:color="000000" w:sz="4" w:space="0"/>
-              <w:bottom w:val="single" w:color="000000" w:sz="4" w:space="0"/>
-              <w:right w:val="single" w:color="000000" w:sz="4" w:space="0"/>
-            </w:tcBorders>
-            <w:shd w:val="clear" w:color="auto" w:fill="auto"/>
-            <w:noWrap/>
-            <w:vAlign w:val="center"/>
-          </w:tcPr>
-          <w:p>
-            <w:pPr>
-              <w:keepNext w:val="0"/>
-              <w:keepLines w:val="0"/>
-              <w:widowControl/>
-              <w:suppressLineNumbers w:val="0"/>
-              <w:jc w:val="left"/>
-              <w:textAlignment w:val="center"/>
-              <w:rPr>
-                <w:rFonts w:hint="default" w:ascii="Times New Roman" w:hAnsi="Times New Roman" w:eastAsia="宋体" w:cs="Times New Roman"/>
-                <w:i w:val="0"/>
-                <w:iCs w:val="0"/>
-                <w:color w:val="000000"/>
-                <w:sz w:val="24"/>
-                <w:szCs w:val="24"/>
-                <w:u w:val="none"/>
-              </w:rPr>
-            </w:pPr>
-            <w:r>
-              <w:rPr>
-                <w:rFonts w:hint="default" w:ascii="Times New Roman" w:hAnsi="Times New Roman" w:eastAsia="宋体" w:cs="Times New Roman"/>
-                <w:i w:val="0"/>
-                <w:iCs w:val="0"/>
-                <w:color w:val="000000"/>
-                <w:kern w:val="0"/>
-                <w:sz w:val="24"/>
-                <w:szCs w:val="24"/>
-                <w:u w:val="none"/>
-                <w:lang w:val="en-US" w:eastAsia="zh-CN" w:bidi="ar"/>
-              </w:rPr>
-              <w:t>Косвенный</w:t>
-            </w:r>
-          </w:p>
-        </w:tc>
-        <w:tc>
-          <w:tcPr>
-            <w:tcW w:w="1666" w:type="pct"/>
-            <w:tcBorders>
-              <w:top w:val="single" w:color="000000" w:sz="4" w:space="0"/>
-              <w:left w:val="single" w:color="000000" w:sz="4" w:space="0"/>
-              <w:bottom w:val="single" w:color="000000" w:sz="4" w:space="0"/>
-              <w:right w:val="single" w:color="000000" w:sz="4" w:space="0"/>
-            </w:tcBorders>
-            <w:shd w:val="clear" w:color="auto" w:fill="auto"/>
-            <w:noWrap/>
-            <w:vAlign w:val="center"/>
-          </w:tcPr>
-          <w:p>
-            <w:pPr>
-              <w:keepNext w:val="0"/>
-              <w:keepLines w:val="0"/>
-              <w:widowControl/>
-              <w:suppressLineNumbers w:val="0"/>
-              <w:jc w:val="left"/>
-              <w:textAlignment w:val="center"/>
-              <w:rPr>
-                <w:rFonts w:hint="default" w:ascii="Times New Roman" w:hAnsi="Times New Roman" w:eastAsia="宋体" w:cs="Times New Roman"/>
-                <w:i w:val="0"/>
-                <w:iCs w:val="0"/>
-                <w:color w:val="000000"/>
-                <w:sz w:val="24"/>
-                <w:szCs w:val="24"/>
-                <w:u w:val="none"/>
-              </w:rPr>
-            </w:pPr>
-            <w:r>
-              <w:rPr>
-                <w:rFonts w:hint="default" w:ascii="Times New Roman" w:hAnsi="Times New Roman" w:eastAsia="宋体" w:cs="Times New Roman"/>
-                <w:i w:val="0"/>
-                <w:iCs w:val="0"/>
-                <w:color w:val="000000"/>
-                <w:kern w:val="0"/>
-                <w:sz w:val="24"/>
-                <w:szCs w:val="24"/>
-                <w:u w:val="none"/>
-                <w:lang w:val="en-US" w:eastAsia="zh-CN" w:bidi="ar"/>
-              </w:rPr>
-              <w:t>Групповой чат WeChat + «список в столбик»</w:t>
-            </w:r>
-          </w:p>
-        </w:tc>
-        <w:tc>
-          <w:tcPr>
-            <w:tcW w:w="1667" w:type="pct"/>
-            <w:tcBorders>
-              <w:top w:val="single" w:color="000000" w:sz="4" w:space="0"/>
-              <w:left w:val="single" w:color="000000" w:sz="4" w:space="0"/>
-              <w:bottom w:val="single" w:color="000000" w:sz="4" w:space="0"/>
-              <w:right w:val="single" w:color="000000" w:sz="4" w:space="0"/>
-            </w:tcBorders>
-            <w:shd w:val="clear" w:color="auto" w:fill="auto"/>
-            <w:noWrap/>
-            <w:vAlign w:val="center"/>
-          </w:tcPr>
-          <w:p>
-            <w:pPr>
-              <w:keepNext w:val="0"/>
-              <w:keepLines w:val="0"/>
-              <w:widowControl/>
-              <w:suppressLineNumbers w:val="0"/>
-              <w:jc w:val="left"/>
-              <w:textAlignment w:val="center"/>
-              <w:rPr>
-                <w:rFonts w:hint="default" w:ascii="Times New Roman" w:hAnsi="Times New Roman" w:eastAsia="宋体" w:cs="Times New Roman"/>
-                <w:i w:val="0"/>
-                <w:iCs w:val="0"/>
-                <w:color w:val="000000"/>
-                <w:sz w:val="24"/>
-                <w:szCs w:val="24"/>
-                <w:u w:val="none"/>
-              </w:rPr>
-            </w:pPr>
-            <w:r>
-              <w:rPr>
-                <w:rFonts w:hint="default" w:ascii="Times New Roman" w:hAnsi="Times New Roman" w:eastAsia="宋体" w:cs="Times New Roman"/>
-                <w:i w:val="0"/>
-                <w:iCs w:val="0"/>
-                <w:color w:val="000000"/>
-                <w:kern w:val="0"/>
-                <w:sz w:val="24"/>
-                <w:szCs w:val="24"/>
-                <w:u w:val="none"/>
-                <w:lang w:val="en-US" w:eastAsia="zh-CN" w:bidi="ar"/>
-              </w:rPr>
-              <w:t>«Кустарный» способ, используемый большинством студенческих клубов</w:t>
-            </w:r>
-          </w:p>
-        </w:tc>
-      </w:tr>
-      <w:tr>
-        <w:tblPrEx>
-          <w:tblBorders>
-            <w:top w:val="none" w:color="auto" w:sz="0" w:space="0"/>
-            <w:left w:val="none" w:color="auto" w:sz="0" w:space="0"/>
-            <w:bottom w:val="none" w:color="auto" w:sz="0" w:space="0"/>
-            <w:right w:val="none" w:color="auto" w:sz="0" w:space="0"/>
-            <w:insideH w:val="none" w:color="auto" w:sz="0" w:space="0"/>
-            <w:insideV w:val="none" w:color="auto" w:sz="0" w:space="0"/>
-          </w:tblBorders>
-          <w:shd w:val="clear" w:color="auto" w:fill="auto"/>
           <w:tblCellMar>
             <w:top w:w="0" w:type="dxa"/>
             <w:left w:w="108" w:type="dxa"/>
@@ -4064,7 +4063,6 @@
             <w:insideH w:val="none" w:color="auto" w:sz="0" w:space="0"/>
             <w:insideV w:val="none" w:color="auto" w:sz="0" w:space="0"/>
           </w:tblBorders>
-          <w:shd w:val="clear" w:color="auto" w:fill="auto"/>
           <w:tblCellMar>
             <w:top w:w="0" w:type="dxa"/>
             <w:left w:w="108" w:type="dxa"/>
@@ -4268,440 +4266,6 @@
                 <w:lang w:val="en-US" w:eastAsia="zh-CN" w:bidi="ar"/>
               </w:rPr>
               <w:t>Мужчины и женщины, 30–50 лет, сотрудники вуза, русскоязычные, средний уровень владения компьютером</w:t>
-            </w:r>
-          </w:p>
-        </w:tc>
-      </w:tr>
-      <w:tr>
-        <w:tblPrEx>
-          <w:tblBorders>
-            <w:top w:val="none" w:color="auto" w:sz="0" w:space="0"/>
-            <w:left w:val="none" w:color="auto" w:sz="0" w:space="0"/>
-            <w:bottom w:val="none" w:color="auto" w:sz="0" w:space="0"/>
-            <w:right w:val="none" w:color="auto" w:sz="0" w:space="0"/>
-            <w:insideH w:val="none" w:color="auto" w:sz="0" w:space="0"/>
-            <w:insideV w:val="none" w:color="auto" w:sz="0" w:space="0"/>
-          </w:tblBorders>
-          <w:tblCellMar>
-            <w:top w:w="0" w:type="dxa"/>
-            <w:left w:w="108" w:type="dxa"/>
-            <w:bottom w:w="0" w:type="dxa"/>
-            <w:right w:w="108" w:type="dxa"/>
-          </w:tblCellMar>
-        </w:tblPrEx>
-        <w:trPr>
-          <w:trHeight w:val="310" w:hRule="atLeast"/>
-        </w:trPr>
-        <w:tc>
-          <w:tcPr>
-            <w:tcW w:w="708" w:type="pct"/>
-            <w:tcBorders>
-              <w:top w:val="single" w:color="000000" w:sz="4" w:space="0"/>
-              <w:left w:val="single" w:color="000000" w:sz="4" w:space="0"/>
-              <w:bottom w:val="single" w:color="000000" w:sz="4" w:space="0"/>
-              <w:right w:val="single" w:color="000000" w:sz="4" w:space="0"/>
-            </w:tcBorders>
-            <w:shd w:val="clear" w:color="auto" w:fill="auto"/>
-            <w:noWrap/>
-            <w:vAlign w:val="bottom"/>
-          </w:tcPr>
-          <w:p>
-            <w:pPr>
-              <w:keepNext w:val="0"/>
-              <w:keepLines w:val="0"/>
-              <w:widowControl/>
-              <w:suppressLineNumbers w:val="0"/>
-              <w:spacing w:line="240" w:lineRule="auto"/>
-              <w:ind w:left="0" w:leftChars="0" w:right="0" w:rightChars="0" w:firstLine="0" w:firstLineChars="0"/>
-              <w:jc w:val="left"/>
-              <w:textAlignment w:val="bottom"/>
-              <w:rPr>
-                <w:rFonts w:hint="default" w:ascii="Times New Roman" w:hAnsi="Times New Roman" w:eastAsia="宋体" w:cs="Times New Roman"/>
-                <w:i w:val="0"/>
-                <w:iCs w:val="0"/>
-                <w:color w:val="000000"/>
-                <w:sz w:val="24"/>
-                <w:szCs w:val="24"/>
-                <w:u w:val="none"/>
-              </w:rPr>
-            </w:pPr>
-            <w:r>
-              <w:rPr>
-                <w:rFonts w:hint="default" w:ascii="Times New Roman" w:hAnsi="Times New Roman" w:eastAsia="宋体" w:cs="Times New Roman"/>
-                <w:i w:val="0"/>
-                <w:iCs w:val="0"/>
-                <w:color w:val="000000"/>
-                <w:kern w:val="0"/>
-                <w:sz w:val="24"/>
-                <w:szCs w:val="24"/>
-                <w:u w:val="none"/>
-                <w:lang w:val="en-US" w:eastAsia="zh-CN" w:bidi="ar"/>
-              </w:rPr>
-              <w:t>Мотивационно-целевая среда</w:t>
-            </w:r>
-          </w:p>
-        </w:tc>
-        <w:tc>
-          <w:tcPr>
-            <w:tcW w:w="1446" w:type="pct"/>
-            <w:tcBorders>
-              <w:top w:val="single" w:color="000000" w:sz="4" w:space="0"/>
-              <w:left w:val="single" w:color="000000" w:sz="4" w:space="0"/>
-              <w:bottom w:val="single" w:color="000000" w:sz="4" w:space="0"/>
-              <w:right w:val="single" w:color="000000" w:sz="4" w:space="0"/>
-            </w:tcBorders>
-            <w:shd w:val="clear" w:color="auto" w:fill="auto"/>
-            <w:noWrap/>
-            <w:vAlign w:val="bottom"/>
-          </w:tcPr>
-          <w:p>
-            <w:pPr>
-              <w:keepNext w:val="0"/>
-              <w:keepLines w:val="0"/>
-              <w:widowControl/>
-              <w:suppressLineNumbers w:val="0"/>
-              <w:spacing w:line="240" w:lineRule="auto"/>
-              <w:ind w:left="0" w:leftChars="0" w:right="0" w:rightChars="0" w:firstLine="0" w:firstLineChars="0"/>
-              <w:jc w:val="left"/>
-              <w:textAlignment w:val="bottom"/>
-              <w:rPr>
-                <w:rFonts w:hint="default" w:ascii="Times New Roman" w:hAnsi="Times New Roman" w:eastAsia="宋体" w:cs="Times New Roman"/>
-                <w:i w:val="0"/>
-                <w:iCs w:val="0"/>
-                <w:color w:val="000000"/>
-                <w:sz w:val="24"/>
-                <w:szCs w:val="24"/>
-                <w:u w:val="none"/>
-              </w:rPr>
-            </w:pPr>
-            <w:r>
-              <w:rPr>
-                <w:rFonts w:hint="default" w:ascii="Times New Roman" w:hAnsi="Times New Roman" w:eastAsia="宋体" w:cs="Times New Roman"/>
-                <w:i w:val="0"/>
-                <w:iCs w:val="0"/>
-                <w:color w:val="000000"/>
-                <w:kern w:val="0"/>
-                <w:sz w:val="24"/>
-                <w:szCs w:val="24"/>
-                <w:u w:val="none"/>
-                <w:lang w:val="en-US" w:eastAsia="zh-CN" w:bidi="ar"/>
-              </w:rPr>
-              <w:t>Личный интерес, социализация, развитие. Мотивация к обучению низкая (хотят минимальных усилий)</w:t>
-            </w:r>
-          </w:p>
-        </w:tc>
-        <w:tc>
-          <w:tcPr>
-            <w:tcW w:w="1479" w:type="pct"/>
-            <w:tcBorders>
-              <w:top w:val="single" w:color="000000" w:sz="4" w:space="0"/>
-              <w:left w:val="single" w:color="000000" w:sz="4" w:space="0"/>
-              <w:bottom w:val="single" w:color="000000" w:sz="4" w:space="0"/>
-              <w:right w:val="single" w:color="000000" w:sz="4" w:space="0"/>
-            </w:tcBorders>
-            <w:shd w:val="clear" w:color="auto" w:fill="auto"/>
-            <w:noWrap/>
-            <w:vAlign w:val="bottom"/>
-          </w:tcPr>
-          <w:p>
-            <w:pPr>
-              <w:keepNext w:val="0"/>
-              <w:keepLines w:val="0"/>
-              <w:widowControl/>
-              <w:suppressLineNumbers w:val="0"/>
-              <w:spacing w:line="240" w:lineRule="auto"/>
-              <w:ind w:left="0" w:leftChars="0" w:right="0" w:rightChars="0" w:firstLine="0" w:firstLineChars="0"/>
-              <w:jc w:val="left"/>
-              <w:textAlignment w:val="bottom"/>
-              <w:rPr>
-                <w:rFonts w:hint="default" w:ascii="Times New Roman" w:hAnsi="Times New Roman" w:eastAsia="宋体" w:cs="Times New Roman"/>
-                <w:i w:val="0"/>
-                <w:iCs w:val="0"/>
-                <w:color w:val="000000"/>
-                <w:sz w:val="24"/>
-                <w:szCs w:val="24"/>
-                <w:u w:val="none"/>
-              </w:rPr>
-            </w:pPr>
-            <w:r>
-              <w:rPr>
-                <w:rFonts w:hint="default" w:ascii="Times New Roman" w:hAnsi="Times New Roman" w:eastAsia="宋体" w:cs="Times New Roman"/>
-                <w:i w:val="0"/>
-                <w:iCs w:val="0"/>
-                <w:color w:val="000000"/>
-                <w:kern w:val="0"/>
-                <w:sz w:val="24"/>
-                <w:szCs w:val="24"/>
-                <w:u w:val="none"/>
-                <w:lang w:val="en-US" w:eastAsia="zh-CN" w:bidi="ar"/>
-              </w:rPr>
-              <w:t>Организационная ответственность, влияние клуба, развитие лидерских качеств. Мотивация к обучению средняя</w:t>
-            </w:r>
-          </w:p>
-        </w:tc>
-        <w:tc>
-          <w:tcPr>
-            <w:tcW w:w="1366" w:type="pct"/>
-            <w:tcBorders>
-              <w:top w:val="single" w:color="000000" w:sz="4" w:space="0"/>
-              <w:left w:val="single" w:color="000000" w:sz="4" w:space="0"/>
-              <w:bottom w:val="single" w:color="000000" w:sz="4" w:space="0"/>
-              <w:right w:val="single" w:color="000000" w:sz="4" w:space="0"/>
-            </w:tcBorders>
-            <w:shd w:val="clear" w:color="auto" w:fill="auto"/>
-            <w:noWrap/>
-            <w:vAlign w:val="bottom"/>
-          </w:tcPr>
-          <w:p>
-            <w:pPr>
-              <w:keepNext w:val="0"/>
-              <w:keepLines w:val="0"/>
-              <w:widowControl/>
-              <w:suppressLineNumbers w:val="0"/>
-              <w:spacing w:line="240" w:lineRule="auto"/>
-              <w:ind w:left="0" w:leftChars="0" w:right="0" w:rightChars="0" w:firstLine="0" w:firstLineChars="0"/>
-              <w:jc w:val="left"/>
-              <w:textAlignment w:val="bottom"/>
-              <w:rPr>
-                <w:rFonts w:hint="default" w:ascii="Times New Roman" w:hAnsi="Times New Roman" w:eastAsia="宋体" w:cs="Times New Roman"/>
-                <w:i w:val="0"/>
-                <w:iCs w:val="0"/>
-                <w:color w:val="000000"/>
-                <w:sz w:val="24"/>
-                <w:szCs w:val="24"/>
-                <w:u w:val="none"/>
-              </w:rPr>
-            </w:pPr>
-            <w:r>
-              <w:rPr>
-                <w:rFonts w:hint="default" w:ascii="Times New Roman" w:hAnsi="Times New Roman" w:eastAsia="宋体" w:cs="Times New Roman"/>
-                <w:i w:val="0"/>
-                <w:iCs w:val="0"/>
-                <w:color w:val="000000"/>
-                <w:kern w:val="0"/>
-                <w:sz w:val="24"/>
-                <w:szCs w:val="24"/>
-                <w:u w:val="none"/>
-                <w:lang w:val="en-US" w:eastAsia="zh-CN" w:bidi="ar"/>
-              </w:rPr>
-              <w:t>Административные задачи, контроль безопасности мероприятий. Мотивация к обучению низкая</w:t>
-            </w:r>
-          </w:p>
-        </w:tc>
-      </w:tr>
-      <w:tr>
-        <w:tblPrEx>
-          <w:tblBorders>
-            <w:top w:val="none" w:color="auto" w:sz="0" w:space="0"/>
-            <w:left w:val="none" w:color="auto" w:sz="0" w:space="0"/>
-            <w:bottom w:val="none" w:color="auto" w:sz="0" w:space="0"/>
-            <w:right w:val="none" w:color="auto" w:sz="0" w:space="0"/>
-            <w:insideH w:val="none" w:color="auto" w:sz="0" w:space="0"/>
-            <w:insideV w:val="none" w:color="auto" w:sz="0" w:space="0"/>
-          </w:tblBorders>
-          <w:tblCellMar>
-            <w:top w:w="0" w:type="dxa"/>
-            <w:left w:w="108" w:type="dxa"/>
-            <w:bottom w:w="0" w:type="dxa"/>
-            <w:right w:w="108" w:type="dxa"/>
-          </w:tblCellMar>
-        </w:tblPrEx>
-        <w:trPr>
-          <w:trHeight w:val="310" w:hRule="atLeast"/>
-        </w:trPr>
-        <w:tc>
-          <w:tcPr>
-            <w:tcW w:w="708" w:type="pct"/>
-            <w:tcBorders>
-              <w:top w:val="single" w:color="000000" w:sz="4" w:space="0"/>
-              <w:left w:val="single" w:color="000000" w:sz="4" w:space="0"/>
-              <w:bottom w:val="single" w:color="000000" w:sz="4" w:space="0"/>
-              <w:right w:val="single" w:color="000000" w:sz="4" w:space="0"/>
-            </w:tcBorders>
-            <w:shd w:val="clear" w:color="auto" w:fill="auto"/>
-            <w:noWrap/>
-            <w:vAlign w:val="bottom"/>
-          </w:tcPr>
-          <w:p>
-            <w:pPr>
-              <w:keepNext w:val="0"/>
-              <w:keepLines w:val="0"/>
-              <w:widowControl/>
-              <w:suppressLineNumbers w:val="0"/>
-              <w:spacing w:line="240" w:lineRule="auto"/>
-              <w:ind w:left="0" w:leftChars="0" w:right="0" w:rightChars="0" w:firstLine="0" w:firstLineChars="0"/>
-              <w:jc w:val="left"/>
-              <w:textAlignment w:val="bottom"/>
-              <w:rPr>
-                <w:rFonts w:hint="default" w:ascii="Times New Roman" w:hAnsi="Times New Roman" w:eastAsia="宋体" w:cs="Times New Roman"/>
-                <w:i w:val="0"/>
-                <w:iCs w:val="0"/>
-                <w:color w:val="000000"/>
-                <w:sz w:val="24"/>
-                <w:szCs w:val="24"/>
-                <w:u w:val="none"/>
-              </w:rPr>
-            </w:pPr>
-            <w:r>
-              <w:rPr>
-                <w:rFonts w:hint="default" w:ascii="Times New Roman" w:hAnsi="Times New Roman" w:eastAsia="宋体" w:cs="Times New Roman"/>
-                <w:i w:val="0"/>
-                <w:iCs w:val="0"/>
-                <w:color w:val="000000"/>
-                <w:kern w:val="0"/>
-                <w:sz w:val="24"/>
-                <w:szCs w:val="24"/>
-                <w:u w:val="none"/>
-                <w:lang w:val="en-US" w:eastAsia="zh-CN" w:bidi="ar"/>
-              </w:rPr>
-              <w:t>Навыки и умения</w:t>
-            </w:r>
-          </w:p>
-        </w:tc>
-        <w:tc>
-          <w:tcPr>
-            <w:tcW w:w="1446" w:type="pct"/>
-            <w:tcBorders>
-              <w:top w:val="single" w:color="000000" w:sz="4" w:space="0"/>
-              <w:left w:val="single" w:color="000000" w:sz="4" w:space="0"/>
-              <w:bottom w:val="single" w:color="000000" w:sz="4" w:space="0"/>
-              <w:right w:val="single" w:color="000000" w:sz="4" w:space="0"/>
-            </w:tcBorders>
-            <w:shd w:val="clear" w:color="auto" w:fill="auto"/>
-            <w:noWrap/>
-            <w:vAlign w:val="bottom"/>
-          </w:tcPr>
-          <w:p>
-            <w:pPr>
-              <w:keepNext w:val="0"/>
-              <w:keepLines w:val="0"/>
-              <w:widowControl/>
-              <w:suppressLineNumbers w:val="0"/>
-              <w:spacing w:line="240" w:lineRule="auto"/>
-              <w:ind w:left="0" w:leftChars="0" w:right="0" w:rightChars="0" w:firstLine="0" w:firstLineChars="0"/>
-              <w:jc w:val="left"/>
-              <w:textAlignment w:val="bottom"/>
-              <w:rPr>
-                <w:rFonts w:hint="default" w:ascii="Times New Roman" w:hAnsi="Times New Roman" w:eastAsia="宋体" w:cs="Times New Roman"/>
-                <w:i w:val="0"/>
-                <w:iCs w:val="0"/>
-                <w:color w:val="000000"/>
-                <w:sz w:val="24"/>
-                <w:szCs w:val="24"/>
-                <w:u w:val="none"/>
-              </w:rPr>
-            </w:pPr>
-            <w:r>
-              <w:rPr>
-                <w:rFonts w:hint="default" w:ascii="Times New Roman" w:hAnsi="Times New Roman" w:eastAsia="宋体" w:cs="Times New Roman"/>
-                <w:i w:val="0"/>
-                <w:iCs w:val="0"/>
-                <w:color w:val="000000"/>
-                <w:kern w:val="0"/>
-                <w:sz w:val="24"/>
-                <w:szCs w:val="24"/>
-                <w:u w:val="none"/>
-                <w:lang w:val="en-US" w:eastAsia="zh-CN" w:bidi="ar"/>
-              </w:rPr>
-              <w:t>Уверенное использование смартфона, базовые навыки работы с браузером</w:t>
-            </w:r>
-          </w:p>
-        </w:tc>
-        <w:tc>
-          <w:tcPr>
-            <w:tcW w:w="1479" w:type="pct"/>
-            <w:tcBorders>
-              <w:top w:val="single" w:color="000000" w:sz="4" w:space="0"/>
-              <w:left w:val="single" w:color="000000" w:sz="4" w:space="0"/>
-              <w:bottom w:val="single" w:color="000000" w:sz="4" w:space="0"/>
-              <w:right w:val="single" w:color="000000" w:sz="4" w:space="0"/>
-            </w:tcBorders>
-            <w:shd w:val="clear" w:color="auto" w:fill="auto"/>
-            <w:noWrap/>
-            <w:vAlign w:val="bottom"/>
-          </w:tcPr>
-          <w:p>
-            <w:pPr>
-              <w:keepNext w:val="0"/>
-              <w:keepLines w:val="0"/>
-              <w:widowControl/>
-              <w:suppressLineNumbers w:val="0"/>
-              <w:spacing w:line="240" w:lineRule="auto"/>
-              <w:ind w:left="0" w:leftChars="0" w:right="0" w:rightChars="0" w:firstLine="0" w:firstLineChars="0"/>
-              <w:jc w:val="left"/>
-              <w:textAlignment w:val="bottom"/>
-              <w:rPr>
-                <w:rFonts w:hint="default" w:ascii="Times New Roman" w:hAnsi="Times New Roman" w:eastAsia="宋体" w:cs="Times New Roman"/>
-                <w:i w:val="0"/>
-                <w:iCs w:val="0"/>
-                <w:color w:val="000000"/>
-                <w:sz w:val="24"/>
-                <w:szCs w:val="24"/>
-                <w:u w:val="none"/>
-              </w:rPr>
-            </w:pPr>
-            <w:r>
-              <w:rPr>
-                <w:rFonts w:hint="default" w:ascii="Times New Roman" w:hAnsi="Times New Roman" w:eastAsia="宋体" w:cs="Times New Roman"/>
-                <w:i w:val="0"/>
-                <w:iCs w:val="0"/>
-                <w:color w:val="000000"/>
-                <w:kern w:val="0"/>
-                <w:sz w:val="24"/>
-                <w:szCs w:val="24"/>
-                <w:u w:val="none"/>
-                <w:lang w:val="en-US" w:eastAsia="zh-CN" w:bidi="ar"/>
-              </w:rPr>
-              <w:t>Навыки работы с офисными приложениями, базовый опыт администрирования</w:t>
-            </w:r>
-          </w:p>
-        </w:tc>
-        <w:tc>
-          <w:tcPr>
-            <w:tcW w:w="1366" w:type="pct"/>
-            <w:tcBorders>
-              <w:top w:val="single" w:color="000000" w:sz="4" w:space="0"/>
-              <w:left w:val="single" w:color="000000" w:sz="4" w:space="0"/>
-              <w:bottom w:val="single" w:color="000000" w:sz="4" w:space="0"/>
-              <w:right w:val="single" w:color="000000" w:sz="4" w:space="0"/>
-            </w:tcBorders>
-            <w:shd w:val="clear" w:color="auto" w:fill="auto"/>
-            <w:noWrap/>
-            <w:vAlign w:val="bottom"/>
-          </w:tcPr>
-          <w:p>
-            <w:pPr>
-              <w:keepNext w:val="0"/>
-              <w:keepLines w:val="0"/>
-              <w:widowControl/>
-              <w:suppressLineNumbers w:val="0"/>
-              <w:spacing w:line="240" w:lineRule="auto"/>
-              <w:ind w:left="0" w:leftChars="0" w:right="0" w:rightChars="0" w:firstLine="0" w:firstLineChars="0"/>
-              <w:jc w:val="left"/>
-              <w:textAlignment w:val="bottom"/>
-              <w:rPr>
-                <w:rFonts w:hint="default" w:ascii="Times New Roman" w:hAnsi="Times New Roman" w:eastAsia="宋体" w:cs="Times New Roman"/>
-                <w:i w:val="0"/>
-                <w:iCs w:val="0"/>
-                <w:color w:val="000000"/>
-                <w:sz w:val="24"/>
-                <w:szCs w:val="24"/>
-                <w:u w:val="none"/>
-              </w:rPr>
-            </w:pPr>
-            <w:r>
-              <w:rPr>
-                <w:rFonts w:hint="default" w:ascii="Times New Roman" w:hAnsi="Times New Roman" w:eastAsia="宋体" w:cs="Times New Roman"/>
-                <w:i w:val="0"/>
-                <w:iCs w:val="0"/>
-                <w:color w:val="000000"/>
-                <w:kern w:val="0"/>
-                <w:sz w:val="24"/>
-                <w:szCs w:val="24"/>
-                <w:u w:val="none"/>
-                <w:lang w:val="en-US" w:eastAsia="zh-CN" w:bidi="ar"/>
-              </w:rPr>
-              <w:t>Уверенный пользователь Office, опыт работы с учётными системами</w:t>
             </w:r>
           </w:p>
         </w:tc>
@@ -4772,7 +4336,7 @@
                 <w:u w:val="none"/>
                 <w:lang w:val="en-US" w:eastAsia="zh-CN" w:bidi="ar"/>
               </w:rPr>
-              <w:t>Требования к ПО</w:t>
+              <w:t>Мотивационно-целевая среда</w:t>
             </w:r>
           </w:p>
         </w:tc>
@@ -4821,7 +4385,7 @@
                 <w:u w:val="none"/>
                 <w:lang w:val="en-US" w:eastAsia="zh-CN" w:bidi="ar"/>
               </w:rPr>
-              <w:t>Быстрая регистрация, напоминания, простой интерфейс, работа на мобильном</w:t>
+              <w:t>Личный интерес, социализация, развитие. Мотивация к обучению низкая (хотят минимальных усилий)</w:t>
             </w:r>
           </w:p>
         </w:tc>
@@ -4870,7 +4434,7 @@
                 <w:u w:val="none"/>
                 <w:lang w:val="en-US" w:eastAsia="zh-CN" w:bidi="ar"/>
               </w:rPr>
-              <w:t>Удобное создание мероприятий, автоматическая обработка заявок, экспорт списков</w:t>
+              <w:t>Организационная ответственность, влияние клуба, развитие лидерских качеств. Мотивация к обучению средняя</w:t>
             </w:r>
           </w:p>
         </w:tc>
@@ -4919,7 +4483,7 @@
                 <w:u w:val="none"/>
                 <w:lang w:val="en-US" w:eastAsia="zh-CN" w:bidi="ar"/>
               </w:rPr>
-              <w:t>Утверждение мероприятий, общая статистика, контроль безопасности</w:t>
+              <w:t>Административные задачи, контроль безопасности мероприятий. Мотивация к обучению низкая</w:t>
             </w:r>
           </w:p>
         </w:tc>
@@ -4990,7 +4554,7 @@
                 <w:u w:val="none"/>
                 <w:lang w:val="en-US" w:eastAsia="zh-CN" w:bidi="ar"/>
               </w:rPr>
-              <w:t>Задачи пользователя</w:t>
+              <w:t>Навыки и умения</w:t>
             </w:r>
           </w:p>
         </w:tc>
@@ -5039,7 +4603,7 @@
                 <w:u w:val="none"/>
                 <w:lang w:val="en-US" w:eastAsia="zh-CN" w:bidi="ar"/>
               </w:rPr>
-              <w:t>Просмотр мероприятий, регистрация, получение QR-кода, оценка мероприятия</w:t>
+              <w:t>Уверенное использование смартфона, базовые навыки работы с браузером</w:t>
             </w:r>
           </w:p>
         </w:tc>
@@ -5088,7 +4652,7 @@
                 <w:u w:val="none"/>
                 <w:lang w:val="en-US" w:eastAsia="zh-CN" w:bidi="ar"/>
               </w:rPr>
-              <w:t>Создание мероприятия, управление заявками, регистрация на месте, отчётность</w:t>
+              <w:t>Навыки работы с офисными приложениями, базовый опыт администрирования</w:t>
             </w:r>
           </w:p>
         </w:tc>
@@ -5137,7 +4701,7 @@
                 <w:u w:val="none"/>
                 <w:lang w:val="en-US" w:eastAsia="zh-CN" w:bidi="ar"/>
               </w:rPr>
-              <w:t>Утверждение мероприятий, управление клубами, глобальная статистика</w:t>
+              <w:t>Уверенный пользователь Office, опыт работы с учётными системами</w:t>
             </w:r>
           </w:p>
         </w:tc>
@@ -5152,6 +4716,442 @@
             <w:insideH w:val="none" w:color="auto" w:sz="0" w:space="0"/>
             <w:insideV w:val="none" w:color="auto" w:sz="0" w:space="0"/>
           </w:tblBorders>
+          <w:tblCellMar>
+            <w:top w:w="0" w:type="dxa"/>
+            <w:left w:w="108" w:type="dxa"/>
+            <w:bottom w:w="0" w:type="dxa"/>
+            <w:right w:w="108" w:type="dxa"/>
+          </w:tblCellMar>
+        </w:tblPrEx>
+        <w:trPr>
+          <w:trHeight w:val="310" w:hRule="atLeast"/>
+        </w:trPr>
+        <w:tc>
+          <w:tcPr>
+            <w:tcW w:w="708" w:type="pct"/>
+            <w:tcBorders>
+              <w:top w:val="single" w:color="000000" w:sz="4" w:space="0"/>
+              <w:left w:val="single" w:color="000000" w:sz="4" w:space="0"/>
+              <w:bottom w:val="single" w:color="000000" w:sz="4" w:space="0"/>
+              <w:right w:val="single" w:color="000000" w:sz="4" w:space="0"/>
+            </w:tcBorders>
+            <w:shd w:val="clear" w:color="auto" w:fill="auto"/>
+            <w:noWrap/>
+            <w:vAlign w:val="bottom"/>
+          </w:tcPr>
+          <w:p>
+            <w:pPr>
+              <w:keepNext w:val="0"/>
+              <w:keepLines w:val="0"/>
+              <w:widowControl/>
+              <w:suppressLineNumbers w:val="0"/>
+              <w:spacing w:line="240" w:lineRule="auto"/>
+              <w:ind w:left="0" w:leftChars="0" w:right="0" w:rightChars="0" w:firstLine="0" w:firstLineChars="0"/>
+              <w:jc w:val="left"/>
+              <w:textAlignment w:val="bottom"/>
+              <w:rPr>
+                <w:rFonts w:hint="default" w:ascii="Times New Roman" w:hAnsi="Times New Roman" w:eastAsia="宋体" w:cs="Times New Roman"/>
+                <w:i w:val="0"/>
+                <w:iCs w:val="0"/>
+                <w:color w:val="000000"/>
+                <w:sz w:val="24"/>
+                <w:szCs w:val="24"/>
+                <w:u w:val="none"/>
+              </w:rPr>
+            </w:pPr>
+            <w:r>
+              <w:rPr>
+                <w:rFonts w:hint="default" w:ascii="Times New Roman" w:hAnsi="Times New Roman" w:eastAsia="宋体" w:cs="Times New Roman"/>
+                <w:i w:val="0"/>
+                <w:iCs w:val="0"/>
+                <w:color w:val="000000"/>
+                <w:kern w:val="0"/>
+                <w:sz w:val="24"/>
+                <w:szCs w:val="24"/>
+                <w:u w:val="none"/>
+                <w:lang w:val="en-US" w:eastAsia="zh-CN" w:bidi="ar"/>
+              </w:rPr>
+              <w:t>Требования к ПО</w:t>
+            </w:r>
+          </w:p>
+        </w:tc>
+        <w:tc>
+          <w:tcPr>
+            <w:tcW w:w="1446" w:type="pct"/>
+            <w:tcBorders>
+              <w:top w:val="single" w:color="000000" w:sz="4" w:space="0"/>
+              <w:left w:val="single" w:color="000000" w:sz="4" w:space="0"/>
+              <w:bottom w:val="single" w:color="000000" w:sz="4" w:space="0"/>
+              <w:right w:val="single" w:color="000000" w:sz="4" w:space="0"/>
+            </w:tcBorders>
+            <w:shd w:val="clear" w:color="auto" w:fill="auto"/>
+            <w:noWrap/>
+            <w:vAlign w:val="bottom"/>
+          </w:tcPr>
+          <w:p>
+            <w:pPr>
+              <w:keepNext w:val="0"/>
+              <w:keepLines w:val="0"/>
+              <w:widowControl/>
+              <w:suppressLineNumbers w:val="0"/>
+              <w:spacing w:line="240" w:lineRule="auto"/>
+              <w:ind w:left="0" w:leftChars="0" w:right="0" w:rightChars="0" w:firstLine="0" w:firstLineChars="0"/>
+              <w:jc w:val="left"/>
+              <w:textAlignment w:val="bottom"/>
+              <w:rPr>
+                <w:rFonts w:hint="default" w:ascii="Times New Roman" w:hAnsi="Times New Roman" w:eastAsia="宋体" w:cs="Times New Roman"/>
+                <w:i w:val="0"/>
+                <w:iCs w:val="0"/>
+                <w:color w:val="000000"/>
+                <w:sz w:val="24"/>
+                <w:szCs w:val="24"/>
+                <w:u w:val="none"/>
+              </w:rPr>
+            </w:pPr>
+            <w:r>
+              <w:rPr>
+                <w:rFonts w:hint="default" w:ascii="Times New Roman" w:hAnsi="Times New Roman" w:eastAsia="宋体" w:cs="Times New Roman"/>
+                <w:i w:val="0"/>
+                <w:iCs w:val="0"/>
+                <w:color w:val="000000"/>
+                <w:kern w:val="0"/>
+                <w:sz w:val="24"/>
+                <w:szCs w:val="24"/>
+                <w:u w:val="none"/>
+                <w:lang w:val="en-US" w:eastAsia="zh-CN" w:bidi="ar"/>
+              </w:rPr>
+              <w:t>Быстрая регистрация, напоминания, простой интерфейс, работа на мобильном</w:t>
+            </w:r>
+          </w:p>
+        </w:tc>
+        <w:tc>
+          <w:tcPr>
+            <w:tcW w:w="1479" w:type="pct"/>
+            <w:tcBorders>
+              <w:top w:val="single" w:color="000000" w:sz="4" w:space="0"/>
+              <w:left w:val="single" w:color="000000" w:sz="4" w:space="0"/>
+              <w:bottom w:val="single" w:color="000000" w:sz="4" w:space="0"/>
+              <w:right w:val="single" w:color="000000" w:sz="4" w:space="0"/>
+            </w:tcBorders>
+            <w:shd w:val="clear" w:color="auto" w:fill="auto"/>
+            <w:noWrap/>
+            <w:vAlign w:val="bottom"/>
+          </w:tcPr>
+          <w:p>
+            <w:pPr>
+              <w:keepNext w:val="0"/>
+              <w:keepLines w:val="0"/>
+              <w:widowControl/>
+              <w:suppressLineNumbers w:val="0"/>
+              <w:spacing w:line="240" w:lineRule="auto"/>
+              <w:ind w:left="0" w:leftChars="0" w:right="0" w:rightChars="0" w:firstLine="0" w:firstLineChars="0"/>
+              <w:jc w:val="left"/>
+              <w:textAlignment w:val="bottom"/>
+              <w:rPr>
+                <w:rFonts w:hint="default" w:ascii="Times New Roman" w:hAnsi="Times New Roman" w:eastAsia="宋体" w:cs="Times New Roman"/>
+                <w:i w:val="0"/>
+                <w:iCs w:val="0"/>
+                <w:color w:val="000000"/>
+                <w:sz w:val="24"/>
+                <w:szCs w:val="24"/>
+                <w:u w:val="none"/>
+              </w:rPr>
+            </w:pPr>
+            <w:r>
+              <w:rPr>
+                <w:rFonts w:hint="default" w:ascii="Times New Roman" w:hAnsi="Times New Roman" w:eastAsia="宋体" w:cs="Times New Roman"/>
+                <w:i w:val="0"/>
+                <w:iCs w:val="0"/>
+                <w:color w:val="000000"/>
+                <w:kern w:val="0"/>
+                <w:sz w:val="24"/>
+                <w:szCs w:val="24"/>
+                <w:u w:val="none"/>
+                <w:lang w:val="en-US" w:eastAsia="zh-CN" w:bidi="ar"/>
+              </w:rPr>
+              <w:t>Удобное создание мероприятий, автоматическая обработка заявок, экспорт списков</w:t>
+            </w:r>
+          </w:p>
+        </w:tc>
+        <w:tc>
+          <w:tcPr>
+            <w:tcW w:w="1366" w:type="pct"/>
+            <w:tcBorders>
+              <w:top w:val="single" w:color="000000" w:sz="4" w:space="0"/>
+              <w:left w:val="single" w:color="000000" w:sz="4" w:space="0"/>
+              <w:bottom w:val="single" w:color="000000" w:sz="4" w:space="0"/>
+              <w:right w:val="single" w:color="000000" w:sz="4" w:space="0"/>
+            </w:tcBorders>
+            <w:shd w:val="clear" w:color="auto" w:fill="auto"/>
+            <w:noWrap/>
+            <w:vAlign w:val="bottom"/>
+          </w:tcPr>
+          <w:p>
+            <w:pPr>
+              <w:keepNext w:val="0"/>
+              <w:keepLines w:val="0"/>
+              <w:widowControl/>
+              <w:suppressLineNumbers w:val="0"/>
+              <w:spacing w:line="240" w:lineRule="auto"/>
+              <w:ind w:left="0" w:leftChars="0" w:right="0" w:rightChars="0" w:firstLine="0" w:firstLineChars="0"/>
+              <w:jc w:val="left"/>
+              <w:textAlignment w:val="bottom"/>
+              <w:rPr>
+                <w:rFonts w:hint="default" w:ascii="Times New Roman" w:hAnsi="Times New Roman" w:eastAsia="宋体" w:cs="Times New Roman"/>
+                <w:i w:val="0"/>
+                <w:iCs w:val="0"/>
+                <w:color w:val="000000"/>
+                <w:sz w:val="24"/>
+                <w:szCs w:val="24"/>
+                <w:u w:val="none"/>
+              </w:rPr>
+            </w:pPr>
+            <w:r>
+              <w:rPr>
+                <w:rFonts w:hint="default" w:ascii="Times New Roman" w:hAnsi="Times New Roman" w:eastAsia="宋体" w:cs="Times New Roman"/>
+                <w:i w:val="0"/>
+                <w:iCs w:val="0"/>
+                <w:color w:val="000000"/>
+                <w:kern w:val="0"/>
+                <w:sz w:val="24"/>
+                <w:szCs w:val="24"/>
+                <w:u w:val="none"/>
+                <w:lang w:val="en-US" w:eastAsia="zh-CN" w:bidi="ar"/>
+              </w:rPr>
+              <w:t>Утверждение мероприятий, общая статистика, контроль безопасности</w:t>
+            </w:r>
+          </w:p>
+        </w:tc>
+      </w:tr>
+      <w:tr>
+        <w:tblPrEx>
+          <w:tblBorders>
+            <w:top w:val="none" w:color="auto" w:sz="0" w:space="0"/>
+            <w:left w:val="none" w:color="auto" w:sz="0" w:space="0"/>
+            <w:bottom w:val="none" w:color="auto" w:sz="0" w:space="0"/>
+            <w:right w:val="none" w:color="auto" w:sz="0" w:space="0"/>
+            <w:insideH w:val="none" w:color="auto" w:sz="0" w:space="0"/>
+            <w:insideV w:val="none" w:color="auto" w:sz="0" w:space="0"/>
+          </w:tblBorders>
+          <w:shd w:val="clear" w:color="auto" w:fill="auto"/>
+          <w:tblCellMar>
+            <w:top w:w="0" w:type="dxa"/>
+            <w:left w:w="108" w:type="dxa"/>
+            <w:bottom w:w="0" w:type="dxa"/>
+            <w:right w:w="108" w:type="dxa"/>
+          </w:tblCellMar>
+        </w:tblPrEx>
+        <w:trPr>
+          <w:trHeight w:val="310" w:hRule="atLeast"/>
+        </w:trPr>
+        <w:tc>
+          <w:tcPr>
+            <w:tcW w:w="708" w:type="pct"/>
+            <w:tcBorders>
+              <w:top w:val="single" w:color="000000" w:sz="4" w:space="0"/>
+              <w:left w:val="single" w:color="000000" w:sz="4" w:space="0"/>
+              <w:bottom w:val="single" w:color="000000" w:sz="4" w:space="0"/>
+              <w:right w:val="single" w:color="000000" w:sz="4" w:space="0"/>
+            </w:tcBorders>
+            <w:shd w:val="clear" w:color="auto" w:fill="auto"/>
+            <w:noWrap/>
+            <w:vAlign w:val="bottom"/>
+          </w:tcPr>
+          <w:p>
+            <w:pPr>
+              <w:keepNext w:val="0"/>
+              <w:keepLines w:val="0"/>
+              <w:widowControl/>
+              <w:suppressLineNumbers w:val="0"/>
+              <w:spacing w:line="240" w:lineRule="auto"/>
+              <w:ind w:left="0" w:leftChars="0" w:right="0" w:rightChars="0" w:firstLine="0" w:firstLineChars="0"/>
+              <w:jc w:val="left"/>
+              <w:textAlignment w:val="bottom"/>
+              <w:rPr>
+                <w:rFonts w:hint="default" w:ascii="Times New Roman" w:hAnsi="Times New Roman" w:eastAsia="宋体" w:cs="Times New Roman"/>
+                <w:i w:val="0"/>
+                <w:iCs w:val="0"/>
+                <w:color w:val="000000"/>
+                <w:sz w:val="24"/>
+                <w:szCs w:val="24"/>
+                <w:u w:val="none"/>
+              </w:rPr>
+            </w:pPr>
+            <w:r>
+              <w:rPr>
+                <w:rFonts w:hint="default" w:ascii="Times New Roman" w:hAnsi="Times New Roman" w:eastAsia="宋体" w:cs="Times New Roman"/>
+                <w:i w:val="0"/>
+                <w:iCs w:val="0"/>
+                <w:color w:val="000000"/>
+                <w:kern w:val="0"/>
+                <w:sz w:val="24"/>
+                <w:szCs w:val="24"/>
+                <w:u w:val="none"/>
+                <w:lang w:val="en-US" w:eastAsia="zh-CN" w:bidi="ar"/>
+              </w:rPr>
+              <w:t>Задачи пользователя</w:t>
+            </w:r>
+          </w:p>
+        </w:tc>
+        <w:tc>
+          <w:tcPr>
+            <w:tcW w:w="1446" w:type="pct"/>
+            <w:tcBorders>
+              <w:top w:val="single" w:color="000000" w:sz="4" w:space="0"/>
+              <w:left w:val="single" w:color="000000" w:sz="4" w:space="0"/>
+              <w:bottom w:val="single" w:color="000000" w:sz="4" w:space="0"/>
+              <w:right w:val="single" w:color="000000" w:sz="4" w:space="0"/>
+            </w:tcBorders>
+            <w:shd w:val="clear" w:color="auto" w:fill="auto"/>
+            <w:noWrap/>
+            <w:vAlign w:val="bottom"/>
+          </w:tcPr>
+          <w:p>
+            <w:pPr>
+              <w:keepNext w:val="0"/>
+              <w:keepLines w:val="0"/>
+              <w:widowControl/>
+              <w:suppressLineNumbers w:val="0"/>
+              <w:spacing w:line="240" w:lineRule="auto"/>
+              <w:ind w:left="0" w:leftChars="0" w:right="0" w:rightChars="0" w:firstLine="0" w:firstLineChars="0"/>
+              <w:jc w:val="left"/>
+              <w:textAlignment w:val="bottom"/>
+              <w:rPr>
+                <w:rFonts w:hint="default" w:ascii="Times New Roman" w:hAnsi="Times New Roman" w:eastAsia="宋体" w:cs="Times New Roman"/>
+                <w:i w:val="0"/>
+                <w:iCs w:val="0"/>
+                <w:color w:val="000000"/>
+                <w:sz w:val="24"/>
+                <w:szCs w:val="24"/>
+                <w:u w:val="none"/>
+              </w:rPr>
+            </w:pPr>
+            <w:r>
+              <w:rPr>
+                <w:rFonts w:hint="default" w:ascii="Times New Roman" w:hAnsi="Times New Roman" w:eastAsia="宋体" w:cs="Times New Roman"/>
+                <w:i w:val="0"/>
+                <w:iCs w:val="0"/>
+                <w:color w:val="000000"/>
+                <w:kern w:val="0"/>
+                <w:sz w:val="24"/>
+                <w:szCs w:val="24"/>
+                <w:u w:val="none"/>
+                <w:lang w:val="en-US" w:eastAsia="zh-CN" w:bidi="ar"/>
+              </w:rPr>
+              <w:t>Просмотр мероприятий, регистрация, получение QR-кода, оценка мероприятия</w:t>
+            </w:r>
+          </w:p>
+        </w:tc>
+        <w:tc>
+          <w:tcPr>
+            <w:tcW w:w="1479" w:type="pct"/>
+            <w:tcBorders>
+              <w:top w:val="single" w:color="000000" w:sz="4" w:space="0"/>
+              <w:left w:val="single" w:color="000000" w:sz="4" w:space="0"/>
+              <w:bottom w:val="single" w:color="000000" w:sz="4" w:space="0"/>
+              <w:right w:val="single" w:color="000000" w:sz="4" w:space="0"/>
+            </w:tcBorders>
+            <w:shd w:val="clear" w:color="auto" w:fill="auto"/>
+            <w:noWrap/>
+            <w:vAlign w:val="bottom"/>
+          </w:tcPr>
+          <w:p>
+            <w:pPr>
+              <w:keepNext w:val="0"/>
+              <w:keepLines w:val="0"/>
+              <w:widowControl/>
+              <w:suppressLineNumbers w:val="0"/>
+              <w:spacing w:line="240" w:lineRule="auto"/>
+              <w:ind w:left="0" w:leftChars="0" w:right="0" w:rightChars="0" w:firstLine="0" w:firstLineChars="0"/>
+              <w:jc w:val="left"/>
+              <w:textAlignment w:val="bottom"/>
+              <w:rPr>
+                <w:rFonts w:hint="default" w:ascii="Times New Roman" w:hAnsi="Times New Roman" w:eastAsia="宋体" w:cs="Times New Roman"/>
+                <w:i w:val="0"/>
+                <w:iCs w:val="0"/>
+                <w:color w:val="000000"/>
+                <w:sz w:val="24"/>
+                <w:szCs w:val="24"/>
+                <w:u w:val="none"/>
+              </w:rPr>
+            </w:pPr>
+            <w:r>
+              <w:rPr>
+                <w:rFonts w:hint="default" w:ascii="Times New Roman" w:hAnsi="Times New Roman" w:eastAsia="宋体" w:cs="Times New Roman"/>
+                <w:i w:val="0"/>
+                <w:iCs w:val="0"/>
+                <w:color w:val="000000"/>
+                <w:kern w:val="0"/>
+                <w:sz w:val="24"/>
+                <w:szCs w:val="24"/>
+                <w:u w:val="none"/>
+                <w:lang w:val="en-US" w:eastAsia="zh-CN" w:bidi="ar"/>
+              </w:rPr>
+              <w:t>Создание мероприятия, управление заявками, регистрация на месте, отчётность</w:t>
+            </w:r>
+          </w:p>
+        </w:tc>
+        <w:tc>
+          <w:tcPr>
+            <w:tcW w:w="1366" w:type="pct"/>
+            <w:tcBorders>
+              <w:top w:val="single" w:color="000000" w:sz="4" w:space="0"/>
+              <w:left w:val="single" w:color="000000" w:sz="4" w:space="0"/>
+              <w:bottom w:val="single" w:color="000000" w:sz="4" w:space="0"/>
+              <w:right w:val="single" w:color="000000" w:sz="4" w:space="0"/>
+            </w:tcBorders>
+            <w:shd w:val="clear" w:color="auto" w:fill="auto"/>
+            <w:noWrap/>
+            <w:vAlign w:val="bottom"/>
+          </w:tcPr>
+          <w:p>
+            <w:pPr>
+              <w:keepNext w:val="0"/>
+              <w:keepLines w:val="0"/>
+              <w:widowControl/>
+              <w:suppressLineNumbers w:val="0"/>
+              <w:spacing w:line="240" w:lineRule="auto"/>
+              <w:ind w:left="0" w:leftChars="0" w:right="0" w:rightChars="0" w:firstLine="0" w:firstLineChars="0"/>
+              <w:jc w:val="left"/>
+              <w:textAlignment w:val="bottom"/>
+              <w:rPr>
+                <w:rFonts w:hint="default" w:ascii="Times New Roman" w:hAnsi="Times New Roman" w:eastAsia="宋体" w:cs="Times New Roman"/>
+                <w:i w:val="0"/>
+                <w:iCs w:val="0"/>
+                <w:color w:val="000000"/>
+                <w:sz w:val="24"/>
+                <w:szCs w:val="24"/>
+                <w:u w:val="none"/>
+              </w:rPr>
+            </w:pPr>
+            <w:r>
+              <w:rPr>
+                <w:rFonts w:hint="default" w:ascii="Times New Roman" w:hAnsi="Times New Roman" w:eastAsia="宋体" w:cs="Times New Roman"/>
+                <w:i w:val="0"/>
+                <w:iCs w:val="0"/>
+                <w:color w:val="000000"/>
+                <w:kern w:val="0"/>
+                <w:sz w:val="24"/>
+                <w:szCs w:val="24"/>
+                <w:u w:val="none"/>
+                <w:lang w:val="en-US" w:eastAsia="zh-CN" w:bidi="ar"/>
+              </w:rPr>
+              <w:t>Утверждение мероприятий, управление клубами, глобальная статистика</w:t>
+            </w:r>
+          </w:p>
+        </w:tc>
+      </w:tr>
+      <w:tr>
+        <w:tblPrEx>
+          <w:tblBorders>
+            <w:top w:val="none" w:color="auto" w:sz="0" w:space="0"/>
+            <w:left w:val="none" w:color="auto" w:sz="0" w:space="0"/>
+            <w:bottom w:val="none" w:color="auto" w:sz="0" w:space="0"/>
+            <w:right w:val="none" w:color="auto" w:sz="0" w:space="0"/>
+            <w:insideH w:val="none" w:color="auto" w:sz="0" w:space="0"/>
+            <w:insideV w:val="none" w:color="auto" w:sz="0" w:space="0"/>
+          </w:tblBorders>
+          <w:shd w:val="clear" w:color="auto" w:fill="auto"/>
           <w:tblCellMar>
             <w:top w:w="0" w:type="dxa"/>
             <w:left w:w="108" w:type="dxa"/>
@@ -6049,12 +6049,7 @@
             <w:insideH w:val="none" w:color="auto" w:sz="0" w:space="0"/>
             <w:insideV w:val="none" w:color="auto" w:sz="0" w:space="0"/>
           </w:tblBorders>
-          <w:tblCellMar>
-            <w:top w:w="0" w:type="dxa"/>
-            <w:left w:w="108" w:type="dxa"/>
-            <w:bottom w:w="0" w:type="dxa"/>
-            <w:right w:w="108" w:type="dxa"/>
-          </w:tblCellMar>
+          <w:shd w:val="clear" w:color="auto" w:fill="auto"/>
         </w:tblPrEx>
         <w:trPr>
           <w:trHeight w:val="310" w:hRule="atLeast"/>
@@ -6722,7 +6717,6 @@
             <w:insideH w:val="none" w:color="auto" w:sz="0" w:space="0"/>
             <w:insideV w:val="none" w:color="auto" w:sz="0" w:space="0"/>
           </w:tblBorders>
-          <w:shd w:val="clear" w:color="auto" w:fill="auto"/>
           <w:tblCellMar>
             <w:top w:w="0" w:type="dxa"/>
             <w:left w:w="108" w:type="dxa"/>
@@ -7060,6 +7054,7 @@
             <w:insideH w:val="none" w:color="auto" w:sz="0" w:space="0"/>
             <w:insideV w:val="none" w:color="auto" w:sz="0" w:space="0"/>
           </w:tblBorders>
+          <w:shd w:val="clear" w:color="auto" w:fill="auto"/>
           <w:tblCellMar>
             <w:top w:w="0" w:type="dxa"/>
             <w:left w:w="108" w:type="dxa"/>
@@ -7228,7 +7223,6 @@
             <w:insideH w:val="none" w:color="auto" w:sz="0" w:space="0"/>
             <w:insideV w:val="none" w:color="auto" w:sz="0" w:space="0"/>
           </w:tblBorders>
-          <w:shd w:val="clear" w:color="auto" w:fill="auto"/>
           <w:tblCellMar>
             <w:top w:w="0" w:type="dxa"/>
             <w:left w:w="108" w:type="dxa"/>
@@ -8145,38 +8139,6 @@
           <w:bCs/>
           <w:rtl w:val="0"/>
         </w:rPr>
-      </w:pPr>
-    </w:p>
-    <w:p>
-      <w:pPr>
-        <w:numPr>
-          <w:ilvl w:val="0"/>
-          <w:numId w:val="0"/>
-        </w:numPr>
-        <w:spacing w:line="276" w:lineRule="auto"/>
-        <w:jc w:val="both"/>
-        <w:rPr>
-          <w:rFonts w:hint="default" w:ascii="Times New Roman" w:hAnsi="Times New Roman" w:cs="Times New Roman"/>
-          <w:b/>
-          <w:bCs/>
-          <w:rtl w:val="0"/>
-        </w:rPr>
-      </w:pPr>
-    </w:p>
-    <w:p>
-      <w:pPr>
-        <w:numPr>
-          <w:ilvl w:val="0"/>
-          <w:numId w:val="0"/>
-        </w:numPr>
-        <w:spacing w:line="276" w:lineRule="auto"/>
-        <w:jc w:val="both"/>
-        <w:rPr>
-          <w:rFonts w:hint="default" w:ascii="Times New Roman" w:hAnsi="Times New Roman" w:cs="Times New Roman"/>
-          <w:b/>
-          <w:bCs/>
-          <w:rtl w:val="0"/>
-        </w:rPr>
         <w:sectPr>
           <w:pgSz w:w="11906" w:h="16838"/>
           <w:pgMar w:top="1440" w:right="1800" w:bottom="1440" w:left="1800" w:header="720" w:footer="720" w:gutter="0"/>
@@ -8184,6 +8146,8 @@
           <w:docGrid w:linePitch="360" w:charSpace="0"/>
         </w:sectPr>
       </w:pPr>
+      <w:bookmarkStart w:id="0" w:name="_GoBack"/>
+      <w:bookmarkEnd w:id="0"/>
     </w:p>
     <w:p>
       <w:pPr>
@@ -9400,7 +9364,6 @@
             <w:insideH w:val="none" w:color="auto" w:sz="0" w:space="0"/>
             <w:insideV w:val="none" w:color="auto" w:sz="0" w:space="0"/>
           </w:tblBorders>
-          <w:shd w:val="clear" w:color="auto" w:fill="auto"/>
           <w:tblCellMar>
             <w:top w:w="0" w:type="dxa"/>
             <w:left w:w="108" w:type="dxa"/>
@@ -10272,7 +10235,6 @@
             <w:insideH w:val="none" w:color="auto" w:sz="0" w:space="0"/>
             <w:insideV w:val="none" w:color="auto" w:sz="0" w:space="0"/>
           </w:tblBorders>
-          <w:shd w:val="clear" w:color="auto" w:fill="auto"/>
           <w:tblCellMar>
             <w:top w:w="0" w:type="dxa"/>
             <w:left w:w="108" w:type="dxa"/>
@@ -11144,7 +11106,6 @@
             <w:insideH w:val="none" w:color="auto" w:sz="0" w:space="0"/>
             <w:insideV w:val="none" w:color="auto" w:sz="0" w:space="0"/>
           </w:tblBorders>
-          <w:shd w:val="clear" w:color="auto" w:fill="auto"/>
           <w:tblCellMar>
             <w:top w:w="0" w:type="dxa"/>
             <w:left w:w="108" w:type="dxa"/>
@@ -12016,7 +11977,6 @@
             <w:insideH w:val="none" w:color="auto" w:sz="0" w:space="0"/>
             <w:insideV w:val="none" w:color="auto" w:sz="0" w:space="0"/>
           </w:tblBorders>
-          <w:shd w:val="clear" w:color="auto" w:fill="auto"/>
           <w:tblCellMar>
             <w:top w:w="0" w:type="dxa"/>
             <w:left w:w="108" w:type="dxa"/>
@@ -12452,7 +12412,6 @@
             <w:insideH w:val="none" w:color="auto" w:sz="0" w:space="0"/>
             <w:insideV w:val="none" w:color="auto" w:sz="0" w:space="0"/>
           </w:tblBorders>
-          <w:shd w:val="clear" w:color="auto" w:fill="auto"/>
           <w:tblCellMar>
             <w:top w:w="0" w:type="dxa"/>
             <w:left w:w="108" w:type="dxa"/>
@@ -15157,7 +15116,6 @@
             <w:insideH w:val="none" w:color="auto" w:sz="0" w:space="0"/>
             <w:insideV w:val="none" w:color="auto" w:sz="0" w:space="0"/>
           </w:tblBorders>
-          <w:shd w:val="clear" w:color="auto" w:fill="auto"/>
           <w:tblCellMar>
             <w:top w:w="0" w:type="dxa"/>
             <w:left w:w="108" w:type="dxa"/>
@@ -15811,7 +15769,6 @@
             <w:insideH w:val="none" w:color="auto" w:sz="0" w:space="0"/>
             <w:insideV w:val="none" w:color="auto" w:sz="0" w:space="0"/>
           </w:tblBorders>
-          <w:shd w:val="clear" w:color="auto" w:fill="auto"/>
           <w:tblCellMar>
             <w:top w:w="0" w:type="dxa"/>
             <w:left w:w="108" w:type="dxa"/>
@@ -16551,6 +16508,7 @@
             <w:insideH w:val="none" w:color="auto" w:sz="0" w:space="0"/>
             <w:insideV w:val="none" w:color="auto" w:sz="0" w:space="0"/>
           </w:tblBorders>
+          <w:shd w:val="clear" w:color="auto" w:fill="auto"/>
           <w:tblCellMar>
             <w:top w:w="0" w:type="dxa"/>
             <w:left w:w="108" w:type="dxa"/>
@@ -16607,223 +16565,6 @@
                 <w:lang w:val="en-US" w:eastAsia="zh-CN" w:bidi="ar"/>
               </w:rPr>
               <w:t>Клуб</w:t>
-            </w:r>
-          </w:p>
-        </w:tc>
-        <w:tc>
-          <w:tcPr>
-            <w:tcW w:w="776" w:type="pct"/>
-            <w:tcBorders>
-              <w:top w:val="single" w:color="000000" w:sz="4" w:space="0"/>
-              <w:left w:val="single" w:color="000000" w:sz="4" w:space="0"/>
-              <w:bottom w:val="single" w:color="000000" w:sz="4" w:space="0"/>
-              <w:right w:val="single" w:color="000000" w:sz="4" w:space="0"/>
-            </w:tcBorders>
-            <w:shd w:val="clear" w:color="auto" w:fill="auto"/>
-            <w:noWrap/>
-            <w:vAlign w:val="bottom"/>
-          </w:tcPr>
-          <w:p>
-            <w:pPr>
-              <w:keepNext w:val="0"/>
-              <w:keepLines w:val="0"/>
-              <w:widowControl/>
-              <w:suppressLineNumbers w:val="0"/>
-              <w:spacing w:line="240" w:lineRule="auto"/>
-              <w:ind w:left="0" w:leftChars="0" w:right="0" w:rightChars="0" w:firstLine="0" w:firstLineChars="0"/>
-              <w:jc w:val="left"/>
-              <w:textAlignment w:val="bottom"/>
-              <w:rPr>
-                <w:rFonts w:hint="default" w:ascii="Times New Roman" w:hAnsi="Times New Roman" w:eastAsia="宋体" w:cs="Times New Roman"/>
-                <w:i w:val="0"/>
-                <w:iCs w:val="0"/>
-                <w:color w:val="000000"/>
-                <w:sz w:val="24"/>
-                <w:szCs w:val="24"/>
-                <w:u w:val="none"/>
-              </w:rPr>
-            </w:pPr>
-            <w:r>
-              <w:rPr>
-                <w:rFonts w:hint="default" w:ascii="Times New Roman" w:hAnsi="Times New Roman" w:eastAsia="宋体" w:cs="Times New Roman"/>
-                <w:i w:val="0"/>
-                <w:iCs w:val="0"/>
-                <w:color w:val="000000"/>
-                <w:kern w:val="0"/>
-                <w:sz w:val="24"/>
-                <w:szCs w:val="24"/>
-                <w:u w:val="none"/>
-                <w:lang w:val="en-US" w:eastAsia="zh-CN" w:bidi="ar"/>
-              </w:rPr>
-              <w:t>+</w:t>
-            </w:r>
-          </w:p>
-        </w:tc>
-        <w:tc>
-          <w:tcPr>
-            <w:tcW w:w="1108" w:type="pct"/>
-            <w:tcBorders>
-              <w:top w:val="single" w:color="000000" w:sz="4" w:space="0"/>
-              <w:left w:val="single" w:color="000000" w:sz="4" w:space="0"/>
-              <w:bottom w:val="single" w:color="000000" w:sz="4" w:space="0"/>
-              <w:right w:val="single" w:color="000000" w:sz="4" w:space="0"/>
-            </w:tcBorders>
-            <w:shd w:val="clear" w:color="auto" w:fill="auto"/>
-            <w:noWrap/>
-            <w:vAlign w:val="bottom"/>
-          </w:tcPr>
-          <w:p>
-            <w:pPr>
-              <w:keepNext w:val="0"/>
-              <w:keepLines w:val="0"/>
-              <w:widowControl/>
-              <w:suppressLineNumbers w:val="0"/>
-              <w:spacing w:line="240" w:lineRule="auto"/>
-              <w:ind w:left="0" w:leftChars="0" w:right="0" w:rightChars="0" w:firstLine="0" w:firstLineChars="0"/>
-              <w:jc w:val="left"/>
-              <w:textAlignment w:val="bottom"/>
-              <w:rPr>
-                <w:rFonts w:hint="default" w:ascii="Times New Roman" w:hAnsi="Times New Roman" w:eastAsia="宋体" w:cs="Times New Roman"/>
-                <w:i w:val="0"/>
-                <w:iCs w:val="0"/>
-                <w:color w:val="000000"/>
-                <w:sz w:val="24"/>
-                <w:szCs w:val="24"/>
-                <w:u w:val="none"/>
-              </w:rPr>
-            </w:pPr>
-            <w:r>
-              <w:rPr>
-                <w:rFonts w:hint="default" w:ascii="Times New Roman" w:hAnsi="Times New Roman" w:eastAsia="宋体" w:cs="Times New Roman"/>
-                <w:i w:val="0"/>
-                <w:iCs w:val="0"/>
-                <w:color w:val="000000"/>
-                <w:kern w:val="0"/>
-                <w:sz w:val="24"/>
-                <w:szCs w:val="24"/>
-                <w:u w:val="none"/>
-                <w:lang w:val="en-US" w:eastAsia="zh-CN" w:bidi="ar"/>
-              </w:rPr>
-              <w:t>+</w:t>
-            </w:r>
-          </w:p>
-        </w:tc>
-        <w:tc>
-          <w:tcPr>
-            <w:tcW w:w="1338" w:type="pct"/>
-            <w:tcBorders>
-              <w:top w:val="single" w:color="000000" w:sz="4" w:space="0"/>
-              <w:left w:val="single" w:color="000000" w:sz="4" w:space="0"/>
-              <w:bottom w:val="single" w:color="000000" w:sz="4" w:space="0"/>
-              <w:right w:val="single" w:color="000000" w:sz="4" w:space="0"/>
-            </w:tcBorders>
-            <w:shd w:val="clear" w:color="auto" w:fill="auto"/>
-            <w:noWrap/>
-            <w:vAlign w:val="bottom"/>
-          </w:tcPr>
-          <w:p>
-            <w:pPr>
-              <w:keepNext w:val="0"/>
-              <w:keepLines w:val="0"/>
-              <w:widowControl/>
-              <w:suppressLineNumbers w:val="0"/>
-              <w:spacing w:line="240" w:lineRule="auto"/>
-              <w:ind w:left="0" w:leftChars="0" w:right="0" w:rightChars="0" w:firstLine="0" w:firstLineChars="0"/>
-              <w:jc w:val="left"/>
-              <w:textAlignment w:val="bottom"/>
-              <w:rPr>
-                <w:rFonts w:hint="default" w:ascii="Times New Roman" w:hAnsi="Times New Roman" w:eastAsia="宋体" w:cs="Times New Roman"/>
-                <w:i w:val="0"/>
-                <w:iCs w:val="0"/>
-                <w:color w:val="000000"/>
-                <w:sz w:val="24"/>
-                <w:szCs w:val="24"/>
-                <w:u w:val="none"/>
-              </w:rPr>
-            </w:pPr>
-            <w:r>
-              <w:rPr>
-                <w:rFonts w:hint="default" w:ascii="Times New Roman" w:hAnsi="Times New Roman" w:eastAsia="宋体" w:cs="Times New Roman"/>
-                <w:i w:val="0"/>
-                <w:iCs w:val="0"/>
-                <w:color w:val="000000"/>
-                <w:kern w:val="0"/>
-                <w:sz w:val="24"/>
-                <w:szCs w:val="24"/>
-                <w:u w:val="none"/>
-                <w:lang w:val="en-US" w:eastAsia="zh-CN" w:bidi="ar"/>
-              </w:rPr>
-              <w:t>+</w:t>
-            </w:r>
-          </w:p>
-        </w:tc>
-      </w:tr>
-      <w:tr>
-        <w:tblPrEx>
-          <w:tblBorders>
-            <w:top w:val="none" w:color="auto" w:sz="0" w:space="0"/>
-            <w:left w:val="none" w:color="auto" w:sz="0" w:space="0"/>
-            <w:bottom w:val="none" w:color="auto" w:sz="0" w:space="0"/>
-            <w:right w:val="none" w:color="auto" w:sz="0" w:space="0"/>
-            <w:insideH w:val="none" w:color="auto" w:sz="0" w:space="0"/>
-            <w:insideV w:val="none" w:color="auto" w:sz="0" w:space="0"/>
-          </w:tblBorders>
-          <w:tblCellMar>
-            <w:top w:w="0" w:type="dxa"/>
-            <w:left w:w="108" w:type="dxa"/>
-            <w:bottom w:w="0" w:type="dxa"/>
-            <w:right w:w="108" w:type="dxa"/>
-          </w:tblCellMar>
-        </w:tblPrEx>
-        <w:trPr>
-          <w:trHeight w:val="310" w:hRule="atLeast"/>
-        </w:trPr>
-        <w:tc>
-          <w:tcPr>
-            <w:tcW w:w="1776" w:type="pct"/>
-            <w:tcBorders>
-              <w:top w:val="single" w:color="000000" w:sz="4" w:space="0"/>
-              <w:left w:val="single" w:color="000000" w:sz="4" w:space="0"/>
-              <w:bottom w:val="single" w:color="000000" w:sz="4" w:space="0"/>
-              <w:right w:val="single" w:color="000000" w:sz="4" w:space="0"/>
-            </w:tcBorders>
-            <w:shd w:val="clear" w:color="auto" w:fill="auto"/>
-            <w:noWrap/>
-            <w:vAlign w:val="bottom"/>
-          </w:tcPr>
-          <w:p>
-            <w:pPr>
-              <w:keepNext w:val="0"/>
-              <w:keepLines w:val="0"/>
-              <w:widowControl/>
-              <w:suppressLineNumbers w:val="0"/>
-              <w:spacing w:line="240" w:lineRule="auto"/>
-              <w:ind w:left="0" w:leftChars="0" w:right="0" w:rightChars="0" w:firstLine="0" w:firstLineChars="0"/>
-              <w:jc w:val="left"/>
-              <w:textAlignment w:val="bottom"/>
-              <w:rPr>
-                <w:rFonts w:hint="default" w:ascii="Times New Roman" w:hAnsi="Times New Roman" w:eastAsia="宋体" w:cs="Times New Roman"/>
-                <w:i w:val="0"/>
-                <w:iCs w:val="0"/>
-                <w:color w:val="000000"/>
-                <w:sz w:val="24"/>
-                <w:szCs w:val="24"/>
-                <w:u w:val="none"/>
-              </w:rPr>
-            </w:pPr>
-            <w:r>
-              <w:rPr>
-                <w:rFonts w:hint="default" w:ascii="Times New Roman" w:hAnsi="Times New Roman" w:eastAsia="宋体" w:cs="Times New Roman"/>
-                <w:i w:val="0"/>
-                <w:iCs w:val="0"/>
-                <w:color w:val="000000"/>
-                <w:kern w:val="0"/>
-                <w:sz w:val="24"/>
-                <w:szCs w:val="24"/>
-                <w:u w:val="none"/>
-                <w:lang w:val="en-US" w:eastAsia="zh-CN" w:bidi="ar"/>
-              </w:rPr>
-              <w:t>Пользователь</w:t>
             </w:r>
           </w:p>
         </w:tc>
@@ -17041,7 +16782,7 @@
                 <w:u w:val="none"/>
                 <w:lang w:val="en-US" w:eastAsia="zh-CN" w:bidi="ar"/>
               </w:rPr>
-              <w:t>Запись о регистрации</w:t>
+              <w:t>Пользователь</w:t>
             </w:r>
           </w:p>
         </w:tc>
@@ -17203,6 +16944,225 @@
             <w:insideH w:val="none" w:color="auto" w:sz="0" w:space="0"/>
             <w:insideV w:val="none" w:color="auto" w:sz="0" w:space="0"/>
           </w:tblBorders>
+          <w:shd w:val="clear" w:color="auto" w:fill="auto"/>
+          <w:tblCellMar>
+            <w:top w:w="0" w:type="dxa"/>
+            <w:left w:w="108" w:type="dxa"/>
+            <w:bottom w:w="0" w:type="dxa"/>
+            <w:right w:w="108" w:type="dxa"/>
+          </w:tblCellMar>
+        </w:tblPrEx>
+        <w:trPr>
+          <w:trHeight w:val="310" w:hRule="atLeast"/>
+        </w:trPr>
+        <w:tc>
+          <w:tcPr>
+            <w:tcW w:w="1776" w:type="pct"/>
+            <w:tcBorders>
+              <w:top w:val="single" w:color="000000" w:sz="4" w:space="0"/>
+              <w:left w:val="single" w:color="000000" w:sz="4" w:space="0"/>
+              <w:bottom w:val="single" w:color="000000" w:sz="4" w:space="0"/>
+              <w:right w:val="single" w:color="000000" w:sz="4" w:space="0"/>
+            </w:tcBorders>
+            <w:shd w:val="clear" w:color="auto" w:fill="auto"/>
+            <w:noWrap/>
+            <w:vAlign w:val="bottom"/>
+          </w:tcPr>
+          <w:p>
+            <w:pPr>
+              <w:keepNext w:val="0"/>
+              <w:keepLines w:val="0"/>
+              <w:widowControl/>
+              <w:suppressLineNumbers w:val="0"/>
+              <w:spacing w:line="240" w:lineRule="auto"/>
+              <w:ind w:left="0" w:leftChars="0" w:right="0" w:rightChars="0" w:firstLine="0" w:firstLineChars="0"/>
+              <w:jc w:val="left"/>
+              <w:textAlignment w:val="bottom"/>
+              <w:rPr>
+                <w:rFonts w:hint="default" w:ascii="Times New Roman" w:hAnsi="Times New Roman" w:eastAsia="宋体" w:cs="Times New Roman"/>
+                <w:i w:val="0"/>
+                <w:iCs w:val="0"/>
+                <w:color w:val="000000"/>
+                <w:sz w:val="24"/>
+                <w:szCs w:val="24"/>
+                <w:u w:val="none"/>
+              </w:rPr>
+            </w:pPr>
+            <w:r>
+              <w:rPr>
+                <w:rFonts w:hint="default" w:ascii="Times New Roman" w:hAnsi="Times New Roman" w:eastAsia="宋体" w:cs="Times New Roman"/>
+                <w:i w:val="0"/>
+                <w:iCs w:val="0"/>
+                <w:color w:val="000000"/>
+                <w:kern w:val="0"/>
+                <w:sz w:val="24"/>
+                <w:szCs w:val="24"/>
+                <w:u w:val="none"/>
+                <w:lang w:val="en-US" w:eastAsia="zh-CN" w:bidi="ar"/>
+              </w:rPr>
+              <w:t>Запись о регистрации</w:t>
+            </w:r>
+          </w:p>
+        </w:tc>
+        <w:tc>
+          <w:tcPr>
+            <w:tcW w:w="776" w:type="pct"/>
+            <w:tcBorders>
+              <w:top w:val="single" w:color="000000" w:sz="4" w:space="0"/>
+              <w:left w:val="single" w:color="000000" w:sz="4" w:space="0"/>
+              <w:bottom w:val="single" w:color="000000" w:sz="4" w:space="0"/>
+              <w:right w:val="single" w:color="000000" w:sz="4" w:space="0"/>
+            </w:tcBorders>
+            <w:shd w:val="clear" w:color="auto" w:fill="auto"/>
+            <w:noWrap/>
+            <w:vAlign w:val="bottom"/>
+          </w:tcPr>
+          <w:p>
+            <w:pPr>
+              <w:keepNext w:val="0"/>
+              <w:keepLines w:val="0"/>
+              <w:widowControl/>
+              <w:suppressLineNumbers w:val="0"/>
+              <w:spacing w:line="240" w:lineRule="auto"/>
+              <w:ind w:left="0" w:leftChars="0" w:right="0" w:rightChars="0" w:firstLine="0" w:firstLineChars="0"/>
+              <w:jc w:val="left"/>
+              <w:textAlignment w:val="bottom"/>
+              <w:rPr>
+                <w:rFonts w:hint="default" w:ascii="Times New Roman" w:hAnsi="Times New Roman" w:eastAsia="宋体" w:cs="Times New Roman"/>
+                <w:i w:val="0"/>
+                <w:iCs w:val="0"/>
+                <w:color w:val="000000"/>
+                <w:sz w:val="24"/>
+                <w:szCs w:val="24"/>
+                <w:u w:val="none"/>
+              </w:rPr>
+            </w:pPr>
+            <w:r>
+              <w:rPr>
+                <w:rFonts w:hint="default" w:ascii="Times New Roman" w:hAnsi="Times New Roman" w:eastAsia="宋体" w:cs="Times New Roman"/>
+                <w:i w:val="0"/>
+                <w:iCs w:val="0"/>
+                <w:color w:val="000000"/>
+                <w:kern w:val="0"/>
+                <w:sz w:val="24"/>
+                <w:szCs w:val="24"/>
+                <w:u w:val="none"/>
+                <w:lang w:val="en-US" w:eastAsia="zh-CN" w:bidi="ar"/>
+              </w:rPr>
+              <w:t>+</w:t>
+            </w:r>
+          </w:p>
+        </w:tc>
+        <w:tc>
+          <w:tcPr>
+            <w:tcW w:w="1108" w:type="pct"/>
+            <w:tcBorders>
+              <w:top w:val="single" w:color="000000" w:sz="4" w:space="0"/>
+              <w:left w:val="single" w:color="000000" w:sz="4" w:space="0"/>
+              <w:bottom w:val="single" w:color="000000" w:sz="4" w:space="0"/>
+              <w:right w:val="single" w:color="000000" w:sz="4" w:space="0"/>
+            </w:tcBorders>
+            <w:shd w:val="clear" w:color="auto" w:fill="auto"/>
+            <w:noWrap/>
+            <w:vAlign w:val="bottom"/>
+          </w:tcPr>
+          <w:p>
+            <w:pPr>
+              <w:keepNext w:val="0"/>
+              <w:keepLines w:val="0"/>
+              <w:widowControl/>
+              <w:suppressLineNumbers w:val="0"/>
+              <w:spacing w:line="240" w:lineRule="auto"/>
+              <w:ind w:left="0" w:leftChars="0" w:right="0" w:rightChars="0" w:firstLine="0" w:firstLineChars="0"/>
+              <w:jc w:val="left"/>
+              <w:textAlignment w:val="bottom"/>
+              <w:rPr>
+                <w:rFonts w:hint="default" w:ascii="Times New Roman" w:hAnsi="Times New Roman" w:eastAsia="宋体" w:cs="Times New Roman"/>
+                <w:i w:val="0"/>
+                <w:iCs w:val="0"/>
+                <w:color w:val="000000"/>
+                <w:sz w:val="24"/>
+                <w:szCs w:val="24"/>
+                <w:u w:val="none"/>
+              </w:rPr>
+            </w:pPr>
+            <w:r>
+              <w:rPr>
+                <w:rFonts w:hint="default" w:ascii="Times New Roman" w:hAnsi="Times New Roman" w:eastAsia="宋体" w:cs="Times New Roman"/>
+                <w:i w:val="0"/>
+                <w:iCs w:val="0"/>
+                <w:color w:val="000000"/>
+                <w:kern w:val="0"/>
+                <w:sz w:val="24"/>
+                <w:szCs w:val="24"/>
+                <w:u w:val="none"/>
+                <w:lang w:val="en-US" w:eastAsia="zh-CN" w:bidi="ar"/>
+              </w:rPr>
+              <w:t>+</w:t>
+            </w:r>
+          </w:p>
+        </w:tc>
+        <w:tc>
+          <w:tcPr>
+            <w:tcW w:w="1338" w:type="pct"/>
+            <w:tcBorders>
+              <w:top w:val="single" w:color="000000" w:sz="4" w:space="0"/>
+              <w:left w:val="single" w:color="000000" w:sz="4" w:space="0"/>
+              <w:bottom w:val="single" w:color="000000" w:sz="4" w:space="0"/>
+              <w:right w:val="single" w:color="000000" w:sz="4" w:space="0"/>
+            </w:tcBorders>
+            <w:shd w:val="clear" w:color="auto" w:fill="auto"/>
+            <w:noWrap/>
+            <w:vAlign w:val="bottom"/>
+          </w:tcPr>
+          <w:p>
+            <w:pPr>
+              <w:keepNext w:val="0"/>
+              <w:keepLines w:val="0"/>
+              <w:widowControl/>
+              <w:suppressLineNumbers w:val="0"/>
+              <w:spacing w:line="240" w:lineRule="auto"/>
+              <w:ind w:left="0" w:leftChars="0" w:right="0" w:rightChars="0" w:firstLine="0" w:firstLineChars="0"/>
+              <w:jc w:val="left"/>
+              <w:textAlignment w:val="bottom"/>
+              <w:rPr>
+                <w:rFonts w:hint="default" w:ascii="Times New Roman" w:hAnsi="Times New Roman" w:eastAsia="宋体" w:cs="Times New Roman"/>
+                <w:i w:val="0"/>
+                <w:iCs w:val="0"/>
+                <w:color w:val="000000"/>
+                <w:sz w:val="24"/>
+                <w:szCs w:val="24"/>
+                <w:u w:val="none"/>
+              </w:rPr>
+            </w:pPr>
+            <w:r>
+              <w:rPr>
+                <w:rFonts w:hint="default" w:ascii="Times New Roman" w:hAnsi="Times New Roman" w:eastAsia="宋体" w:cs="Times New Roman"/>
+                <w:i w:val="0"/>
+                <w:iCs w:val="0"/>
+                <w:color w:val="000000"/>
+                <w:kern w:val="0"/>
+                <w:sz w:val="24"/>
+                <w:szCs w:val="24"/>
+                <w:u w:val="none"/>
+                <w:lang w:val="en-US" w:eastAsia="zh-CN" w:bidi="ar"/>
+              </w:rPr>
+              <w:t>+</w:t>
+            </w:r>
+          </w:p>
+        </w:tc>
+      </w:tr>
+      <w:tr>
+        <w:tblPrEx>
+          <w:tblBorders>
+            <w:top w:val="none" w:color="auto" w:sz="0" w:space="0"/>
+            <w:left w:val="none" w:color="auto" w:sz="0" w:space="0"/>
+            <w:bottom w:val="none" w:color="auto" w:sz="0" w:space="0"/>
+            <w:right w:val="none" w:color="auto" w:sz="0" w:space="0"/>
+            <w:insideH w:val="none" w:color="auto" w:sz="0" w:space="0"/>
+            <w:insideV w:val="none" w:color="auto" w:sz="0" w:space="0"/>
+          </w:tblBorders>
+          <w:shd w:val="clear" w:color="auto" w:fill="auto"/>
           <w:tblCellMar>
             <w:top w:w="0" w:type="dxa"/>
             <w:left w:w="108" w:type="dxa"/>
@@ -19532,6 +19492,7 @@
     <w:p>
       <w:pPr>
         <w:numPr>
+          <w:ilvl w:val="0"/>
           <w:numId w:val="0"/>
         </w:numPr>
         <w:jc w:val="both"/>
@@ -19583,25 +19544,13 @@
           <w:bCs w:val="0"/>
           <w:rtl w:val="0"/>
         </w:rPr>
-        <w:t>https:</w:t>
-      </w:r>
-      <w:bookmarkStart w:id="0" w:name="_GoBack"/>
-      <w:bookmarkEnd w:id="0"/>
-      <w:r>
-        <w:rPr>
-          <w:rStyle w:val="4"/>
+        <w:t>https://github.com/1997yyyy/Human-Machine-Interface-Design-LAB1</w:t>
+      </w:r>
+      <w:r>
+        <w:rPr>
           <w:rFonts w:hint="default" w:ascii="Times New Roman" w:hAnsi="Times New Roman" w:cs="Times New Roman"/>
           <w:b w:val="0"/>
           <w:bCs w:val="0"/>
-          <w:rtl w:val="0"/>
-        </w:rPr>
-        <w:t>//github.com/1997yyyy/Human-Machine-Interface-Design-LAB1</w:t>
-      </w:r>
-      <w:r>
-        <w:rPr>
-          <w:rFonts w:hint="default" w:ascii="Times New Roman" w:hAnsi="Times New Roman" w:cs="Times New Roman"/>
-          <w:b w:val="0"/>
-          <w:bCs w:val="0"/>
         </w:rPr>
         <w:fldChar w:fldCharType="end"/>
       </w:r>
@@ -19609,6 +19558,7 @@
     <w:p>
       <w:pPr>
         <w:numPr>
+          <w:ilvl w:val="0"/>
           <w:numId w:val="0"/>
         </w:numPr>
         <w:ind w:leftChars="0"/>
